--- a/NLP-HW1/گزارش تمرین اول.docx
+++ b/NLP-HW1/گزارش تمرین اول.docx
@@ -7,7 +7,7 @@
         <w:bidi/>
         <w:jc w:val="center"/>
         <w:rPr>
-          <w:rFonts w:cs="Koodak"/>
+          <w:rFonts w:cs="B Nazanin"/>
           <w:b/>
           <w:bCs/>
           <w:sz w:val="40"/>
@@ -15,29 +15,30 @@
           <w:lang w:val="en-US" w:bidi="fa-IR"/>
         </w:rPr>
       </w:pPr>
-    </w:p>
-    <w:p>
-      <w:pPr>
-        <w:bidi/>
-        <w:jc w:val="center"/>
-        <w:rPr>
-          <w:rFonts w:cs="Koodak"/>
+      <w:r>
+        <w:rPr>
+          <w:rFonts w:cs="B Nazanin" w:hint="cs"/>
           <w:b/>
           <w:bCs/>
           <w:sz w:val="40"/>
           <w:szCs w:val="40"/>
-          <w:lang w:val="en-US" w:bidi="fa-IR"/>
-        </w:rPr>
-      </w:pPr>
+          <w:rtl/>
+          <w:lang w:val="en-US" w:bidi="fa-IR"/>
+        </w:rPr>
+        <w:t>به نام خدا</w:t>
+      </w:r>
     </w:p>
     <w:p>
       <w:pPr>
         <w:bidi/>
         <w:jc w:val="center"/>
-      </w:pPr>
-      <w:r>
-        <w:rPr>
-          <w:rFonts w:cs="Koodak"/>
+        <w:rPr>
+          <w:rFonts w:cs="B Nazanin"/>
+        </w:rPr>
+      </w:pPr>
+      <w:r>
+        <w:rPr>
+          <w:rFonts w:cs="B Nazanin"/>
           <w:b/>
           <w:bCs/>
           <w:noProof/>
@@ -91,7 +92,7 @@
         <w:bidi/>
         <w:jc w:val="center"/>
         <w:rPr>
-          <w:rFonts w:cs="Koodak"/>
+          <w:rFonts w:cs="B Nazanin"/>
           <w:b/>
           <w:bCs/>
           <w:sz w:val="40"/>
@@ -105,17 +106,18 @@
         <w:bidi/>
         <w:jc w:val="center"/>
         <w:rPr>
-          <w:rFonts w:cs="Koodak"/>
+          <w:rFonts w:cs="B Nazanin"/>
           <w:b/>
           <w:bCs/>
           <w:sz w:val="40"/>
           <w:szCs w:val="40"/>
-          <w:lang w:val="en-US" w:bidi="fa-IR"/>
-        </w:rPr>
-      </w:pPr>
-      <w:r>
-        <w:rPr>
-          <w:rFonts w:cs="Koodak"/>
+          <w:rtl/>
+          <w:lang w:val="en-US" w:bidi="fa-IR"/>
+        </w:rPr>
+      </w:pPr>
+      <w:r>
+        <w:rPr>
+          <w:rFonts w:cs="B Nazanin"/>
           <w:b/>
           <w:bCs/>
           <w:sz w:val="40"/>
@@ -131,7 +133,7 @@
         <w:bidi/>
         <w:jc w:val="center"/>
         <w:rPr>
-          <w:rFonts w:cs="Koodak"/>
+          <w:rFonts w:cs="B Nazanin"/>
           <w:b/>
           <w:bCs/>
           <w:sz w:val="40"/>
@@ -141,7 +143,7 @@
       </w:pPr>
       <w:r>
         <w:rPr>
-          <w:rFonts w:cs="Koodak"/>
+          <w:rFonts w:cs="B Nazanin"/>
           <w:b/>
           <w:bCs/>
           <w:sz w:val="40"/>
@@ -157,17 +159,18 @@
         <w:bidi/>
         <w:jc w:val="center"/>
         <w:rPr>
-          <w:rFonts w:cs="Koodak"/>
+          <w:rFonts w:cs="B Nazanin"/>
           <w:b/>
           <w:bCs/>
           <w:sz w:val="40"/>
           <w:szCs w:val="40"/>
-          <w:lang w:val="en-US" w:bidi="fa-IR"/>
-        </w:rPr>
-      </w:pPr>
-      <w:r>
-        <w:rPr>
-          <w:rFonts w:cs="Koodak"/>
+          <w:rtl/>
+          <w:lang w:val="en-US" w:bidi="fa-IR"/>
+        </w:rPr>
+      </w:pPr>
+      <w:r>
+        <w:rPr>
+          <w:rFonts w:cs="B Nazanin"/>
           <w:b/>
           <w:bCs/>
           <w:sz w:val="40"/>
@@ -183,7 +186,7 @@
         <w:bidi/>
         <w:jc w:val="center"/>
         <w:rPr>
-          <w:rFonts w:cs="Koodak"/>
+          <w:rFonts w:cs="B Nazanin"/>
           <w:b/>
           <w:bCs/>
           <w:sz w:val="40"/>
@@ -193,7 +196,7 @@
       </w:pPr>
       <w:r>
         <w:rPr>
-          <w:rFonts w:cs="Koodak"/>
+          <w:rFonts w:cs="B Nazanin"/>
           <w:b/>
           <w:bCs/>
           <w:sz w:val="40"/>
@@ -209,99 +212,114 @@
         <w:bidi/>
         <w:jc w:val="center"/>
         <w:rPr>
-          <w:rFonts w:cs="Koodak"/>
+          <w:rFonts w:cs="B Nazanin"/>
           <w:b/>
           <w:bCs/>
           <w:sz w:val="40"/>
           <w:szCs w:val="40"/>
-          <w:lang w:val="en-US" w:bidi="fa-IR"/>
-        </w:rPr>
-      </w:pPr>
-      <w:r>
-        <w:rPr>
-          <w:rFonts w:cs="Koodak"/>
+          <w:rtl/>
+          <w:lang w:val="en-US" w:bidi="fa-IR"/>
+        </w:rPr>
+      </w:pPr>
+    </w:p>
+    <w:p>
+      <w:pPr>
+        <w:bidi/>
+        <w:jc w:val="center"/>
+        <w:rPr>
+          <w:rFonts w:cs="B Nazanin"/>
           <w:b/>
           <w:bCs/>
           <w:sz w:val="40"/>
           <w:szCs w:val="40"/>
-          <w:rtl/>
-          <w:lang w:val="en-US" w:bidi="fa-IR"/>
-        </w:rPr>
-        <w:t>اعضا گروه:</w:t>
-      </w:r>
-    </w:p>
-    <w:p>
-      <w:pPr>
-        <w:bidi/>
-        <w:jc w:val="center"/>
-        <w:rPr>
-          <w:rFonts w:cs="Koodak"/>
+          <w:lang w:val="en-US" w:bidi="fa-IR"/>
+        </w:rPr>
+      </w:pPr>
+      <w:r>
+        <w:rPr>
+          <w:rFonts w:cs="B Nazanin"/>
           <w:b/>
           <w:bCs/>
           <w:sz w:val="40"/>
           <w:szCs w:val="40"/>
-          <w:lang w:val="en-US" w:bidi="fa-IR"/>
-        </w:rPr>
-      </w:pPr>
-      <w:r>
-        <w:rPr>
-          <w:rFonts w:cs="Koodak"/>
+          <w:rtl/>
+          <w:lang w:val="en-US" w:bidi="fa-IR"/>
+        </w:rPr>
+        <w:t>اعضا گروه:</w:t>
+      </w:r>
+    </w:p>
+    <w:p>
+      <w:pPr>
+        <w:bidi/>
+        <w:jc w:val="center"/>
+        <w:rPr>
+          <w:rFonts w:cs="B Nazanin"/>
           <w:b/>
           <w:bCs/>
           <w:sz w:val="40"/>
           <w:szCs w:val="40"/>
-          <w:rtl/>
-          <w:lang w:val="en-US" w:bidi="fa-IR"/>
-        </w:rPr>
-        <w:t>مریم برزو 403206627</w:t>
-      </w:r>
-    </w:p>
-    <w:p>
-      <w:pPr>
-        <w:bidi/>
-        <w:jc w:val="center"/>
-        <w:rPr>
-          <w:rFonts w:cs="Koodak"/>
+          <w:lang w:val="en-US" w:bidi="fa-IR"/>
+        </w:rPr>
+      </w:pPr>
+      <w:r>
+        <w:rPr>
+          <w:rFonts w:cs="B Nazanin"/>
           <w:b/>
           <w:bCs/>
           <w:sz w:val="40"/>
           <w:szCs w:val="40"/>
-          <w:lang w:val="en-US" w:bidi="fa-IR"/>
-        </w:rPr>
-      </w:pPr>
-      <w:r>
-        <w:rPr>
-          <w:rFonts w:cs="Koodak"/>
+          <w:rtl/>
+          <w:lang w:val="en-US" w:bidi="fa-IR"/>
+        </w:rPr>
+        <w:t>مریم برزو 403206627</w:t>
+      </w:r>
+    </w:p>
+    <w:p>
+      <w:pPr>
+        <w:bidi/>
+        <w:jc w:val="center"/>
+        <w:rPr>
+          <w:rFonts w:cs="B Nazanin"/>
           <w:b/>
           <w:bCs/>
           <w:sz w:val="40"/>
           <w:szCs w:val="40"/>
-          <w:rtl/>
-          <w:lang w:val="en-US" w:bidi="fa-IR"/>
-        </w:rPr>
-        <w:t>یاسمین توکلی 402212452</w:t>
-      </w:r>
-    </w:p>
-    <w:p>
-      <w:pPr>
-        <w:bidi/>
-        <w:jc w:val="center"/>
-        <w:rPr>
-          <w:rFonts w:cs="Koodak"/>
+          <w:lang w:val="en-US" w:bidi="fa-IR"/>
+        </w:rPr>
+      </w:pPr>
+      <w:r>
+        <w:rPr>
+          <w:rFonts w:cs="B Nazanin"/>
           <w:b/>
           <w:bCs/>
           <w:sz w:val="40"/>
           <w:szCs w:val="40"/>
-          <w:lang w:val="en-US" w:bidi="fa-IR"/>
-        </w:rPr>
-      </w:pPr>
-      <w:r>
-        <w:rPr>
-          <w:rFonts w:cs="Koodak"/>
+          <w:rtl/>
+          <w:lang w:val="en-US" w:bidi="fa-IR"/>
+        </w:rPr>
+        <w:t>یاسمین توکلی 402212452</w:t>
+      </w:r>
+    </w:p>
+    <w:p>
+      <w:pPr>
+        <w:bidi/>
+        <w:jc w:val="center"/>
+        <w:rPr>
+          <w:rFonts w:cs="B Nazanin"/>
           <w:b/>
           <w:bCs/>
           <w:sz w:val="40"/>
           <w:szCs w:val="40"/>
+          <w:lang w:val="en-US" w:bidi="fa-IR"/>
+        </w:rPr>
+      </w:pPr>
+      <w:r>
+        <w:rPr>
+          <w:rFonts w:cs="B Nazanin"/>
+          <w:b/>
+          <w:bCs/>
+          <w:sz w:val="40"/>
+          <w:szCs w:val="40"/>
           <w:rtl/>
           <w:lang w:val="en-US" w:bidi="fa-IR"/>
         </w:rPr>
@@ -312,6 +330,7 @@
       <w:pPr>
         <w:bidi/>
         <w:rPr>
+          <w:rFonts w:cs="B Nazanin"/>
           <w:b/>
           <w:bCs/>
           <w:sz w:val="24"/>
@@ -324,6 +343,7 @@
       <w:pPr>
         <w:bidi/>
         <w:rPr>
+          <w:rFonts w:cs="B Nazanin"/>
           <w:b/>
           <w:bCs/>
           <w:sz w:val="24"/>
@@ -340,11 +360,13 @@
           <w:numId w:val="1"/>
         </w:numPr>
         <w:bidi/>
-        <w:jc w:val="both"/>
-      </w:pPr>
-      <w:r>
-        <w:rPr>
-          <w:rFonts w:cs="Koodak"/>
+        <w:rPr>
+          <w:rFonts w:cs="B Nazanin"/>
+        </w:rPr>
+      </w:pPr>
+      <w:r>
+        <w:rPr>
+          <w:rFonts w:cs="B Nazanin"/>
           <w:sz w:val="32"/>
           <w:szCs w:val="32"/>
           <w:rtl/>
@@ -358,11 +380,13 @@
       <w:pPr>
         <w:pStyle w:val="ListParagraph"/>
         <w:bidi/>
-        <w:jc w:val="both"/>
-      </w:pPr>
-      <w:r>
-        <w:rPr>
-          <w:rFonts w:cs="Koodak"/>
+        <w:rPr>
+          <w:rFonts w:cs="B Nazanin"/>
+        </w:rPr>
+      </w:pPr>
+      <w:r>
+        <w:rPr>
+          <w:rFonts w:cs="B Nazanin"/>
           <w:rtl/>
           <w:lang w:val="en-US"/>
         </w:rPr>
@@ -370,7 +394,7 @@
       </w:r>
       <w:r>
         <w:rPr>
-          <w:rFonts w:cs="Koodak"/>
+          <w:rFonts w:cs="B Nazanin"/>
           <w:rtl/>
         </w:rPr>
         <w:t>.</w:t>
@@ -380,11 +404,13 @@
       <w:pPr>
         <w:pStyle w:val="ListParagraph"/>
         <w:bidi/>
-        <w:jc w:val="both"/>
-      </w:pPr>
-      <w:r>
-        <w:rPr>
-          <w:rFonts w:cs="Koodak"/>
+        <w:rPr>
+          <w:rFonts w:cs="B Nazanin"/>
+        </w:rPr>
+      </w:pPr>
+      <w:r>
+        <w:rPr>
+          <w:rFonts w:cs="B Nazanin"/>
           <w:rtl/>
           <w:lang w:val="en-US"/>
         </w:rPr>
@@ -392,7 +418,7 @@
       </w:r>
       <w:r>
         <w:rPr>
-          <w:rFonts w:cs="Koodak"/>
+          <w:rFonts w:cs="B Nazanin"/>
           <w:rtl/>
         </w:rPr>
         <w:t>.</w:t>
@@ -402,11 +428,13 @@
       <w:pPr>
         <w:pStyle w:val="ListParagraph"/>
         <w:bidi/>
-        <w:jc w:val="both"/>
-      </w:pPr>
-      <w:r>
-        <w:rPr>
-          <w:rFonts w:cs="Koodak"/>
+        <w:rPr>
+          <w:rFonts w:cs="B Nazanin"/>
+        </w:rPr>
+      </w:pPr>
+      <w:r>
+        <w:rPr>
+          <w:rFonts w:cs="B Nazanin"/>
           <w:rtl/>
           <w:lang w:val="en-US"/>
         </w:rPr>
@@ -414,27 +442,27 @@
       </w:r>
       <w:r>
         <w:rPr>
-          <w:rFonts w:cs="Koodak"/>
-          <w:rtl/>
-        </w:rPr>
-        <w:t xml:space="preserve"> </w:t>
-      </w:r>
-      <w:r>
-        <w:rPr>
-          <w:rFonts w:cs="Koodak"/>
+          <w:rFonts w:cs="B Nazanin"/>
+          <w:rtl/>
+        </w:rPr>
+        <w:t xml:space="preserve"> </w:t>
+      </w:r>
+      <w:r>
+        <w:rPr>
+          <w:rFonts w:cs="B Nazanin"/>
         </w:rPr>
         <w:t>JSON</w:t>
       </w:r>
       <w:r>
         <w:rPr>
-          <w:rFonts w:cs="Koodak"/>
-          <w:rtl/>
-        </w:rPr>
-        <w:t xml:space="preserve"> </w:t>
-      </w:r>
-      <w:r>
-        <w:rPr>
-          <w:rFonts w:cs="Koodak"/>
+          <w:rFonts w:cs="B Nazanin"/>
+          <w:rtl/>
+        </w:rPr>
+        <w:t xml:space="preserve"> </w:t>
+      </w:r>
+      <w:r>
+        <w:rPr>
+          <w:rFonts w:cs="B Nazanin"/>
           <w:rtl/>
           <w:lang w:val="en-US"/>
         </w:rPr>
@@ -442,7 +470,7 @@
       </w:r>
       <w:r>
         <w:rPr>
-          <w:rFonts w:cs="Koodak"/>
+          <w:rFonts w:cs="B Nazanin"/>
           <w:rtl/>
         </w:rPr>
         <w:t>.</w:t>
@@ -452,9 +480,8 @@
       <w:pPr>
         <w:pStyle w:val="ListParagraph"/>
         <w:bidi/>
-        <w:jc w:val="both"/>
-        <w:rPr>
-          <w:rFonts w:cs="Koodak"/>
+        <w:rPr>
+          <w:rFonts w:cs="B Nazanin"/>
         </w:rPr>
       </w:pPr>
     </w:p>
@@ -466,11 +493,13 @@
           <w:numId w:val="1"/>
         </w:numPr>
         <w:bidi/>
-        <w:jc w:val="both"/>
-      </w:pPr>
-      <w:r>
-        <w:rPr>
-          <w:rFonts w:cs="Koodak"/>
+        <w:rPr>
+          <w:rFonts w:cs="B Nazanin"/>
+        </w:rPr>
+      </w:pPr>
+      <w:r>
+        <w:rPr>
+          <w:rFonts w:cs="B Nazanin"/>
           <w:sz w:val="32"/>
           <w:szCs w:val="32"/>
           <w:rtl/>
@@ -480,7 +509,7 @@
       </w:r>
       <w:r>
         <w:rPr>
-          <w:rFonts w:cs="Koodak"/>
+          <w:rFonts w:cs="B Nazanin"/>
           <w:sz w:val="32"/>
           <w:szCs w:val="32"/>
           <w:rtl/>
@@ -494,18 +523,20 @@
       <w:pPr>
         <w:pStyle w:val="ListParagraph"/>
         <w:bidi/>
-        <w:jc w:val="both"/>
-      </w:pPr>
-      <w:r>
-        <w:rPr>
-          <w:rFonts w:cs="Koodak"/>
+        <w:rPr>
+          <w:rFonts w:cs="B Nazanin"/>
+        </w:rPr>
+      </w:pPr>
+      <w:r>
+        <w:rPr>
+          <w:rFonts w:cs="B Nazanin"/>
           <w:rtl/>
         </w:rPr>
         <w:t xml:space="preserve">برای جمع‌آوری داده‌ها، سه وب‌سایت اصلی </w:t>
       </w:r>
       <w:r>
         <w:rPr>
-          <w:rFonts w:cs="Koodak"/>
+          <w:rFonts w:cs="B Nazanin"/>
           <w:b/>
           <w:bCs/>
           <w:rtl/>
@@ -514,14 +545,14 @@
       </w:r>
       <w:r>
         <w:rPr>
-          <w:rFonts w:cs="Koodak"/>
+          <w:rFonts w:cs="B Nazanin"/>
           <w:rtl/>
         </w:rPr>
         <w:t xml:space="preserve">، </w:t>
       </w:r>
       <w:r>
         <w:rPr>
-          <w:rFonts w:cs="Koodak"/>
+          <w:rFonts w:cs="B Nazanin"/>
           <w:b/>
           <w:bCs/>
           <w:rtl/>
@@ -530,14 +561,14 @@
       </w:r>
       <w:r>
         <w:rPr>
-          <w:rFonts w:cs="Koodak"/>
+          <w:rFonts w:cs="B Nazanin"/>
           <w:rtl/>
         </w:rPr>
         <w:t xml:space="preserve"> و </w:t>
       </w:r>
       <w:r>
         <w:rPr>
-          <w:rFonts w:cs="Koodak"/>
+          <w:rFonts w:cs="B Nazanin"/>
           <w:b/>
           <w:bCs/>
           <w:rtl/>
@@ -546,7 +577,7 @@
       </w:r>
       <w:r>
         <w:rPr>
-          <w:rFonts w:cs="Koodak"/>
+          <w:rFonts w:cs="B Nazanin"/>
           <w:rtl/>
         </w:rPr>
         <w:t xml:space="preserve"> به عنوان منابع انتخاب شدند.</w:t>
@@ -556,18 +587,20 @@
       <w:pPr>
         <w:pStyle w:val="ListParagraph"/>
         <w:bidi/>
-        <w:jc w:val="both"/>
-      </w:pPr>
-      <w:r>
-        <w:rPr>
-          <w:rFonts w:cs="Koodak"/>
+        <w:rPr>
+          <w:rFonts w:cs="B Nazanin"/>
+        </w:rPr>
+      </w:pPr>
+      <w:r>
+        <w:rPr>
+          <w:rFonts w:cs="B Nazanin"/>
           <w:rtl/>
         </w:rPr>
         <w:t xml:space="preserve">به دلیل ساختار متفاوت این سایت‌ها و وجود محتوای بارگذاری‌شونده، از ترکیبی از ابزارهای </w:t>
       </w:r>
       <w:r>
         <w:rPr>
-          <w:rFonts w:cs="Koodak"/>
+          <w:rFonts w:cs="B Nazanin"/>
           <w:b/>
           <w:bCs/>
           <w:lang w:bidi="fa-IR"/>
@@ -576,7 +609,7 @@
       </w:r>
       <w:r>
         <w:rPr>
-          <w:rFonts w:cs="Koodak"/>
+          <w:rFonts w:cs="B Nazanin"/>
           <w:b/>
           <w:bCs/>
           <w:lang w:bidi="fa-IR"/>
@@ -585,25 +618,23 @@
       </w:r>
       <w:r>
         <w:rPr>
-          <w:rFonts w:cs="Koodak"/>
+          <w:rFonts w:cs="B Nazanin"/>
           <w:rtl/>
         </w:rPr>
         <w:t xml:space="preserve"> برای بارگذاری صفحات و </w:t>
       </w:r>
-      <w:proofErr w:type="spellStart"/>
-      <w:r>
-        <w:rPr>
-          <w:rFonts w:cs="Koodak"/>
+      <w:r>
+        <w:rPr>
+          <w:rFonts w:cs="B Nazanin"/>
           <w:b/>
           <w:bCs/>
           <w:lang w:bidi="fa-IR"/>
         </w:rPr>
         <w:t>BeautifulSoup</w:t>
       </w:r>
-      <w:proofErr w:type="spellEnd"/>
-      <w:r>
-        <w:rPr>
-          <w:rFonts w:cs="Koodak"/>
+      <w:r>
+        <w:rPr>
+          <w:rFonts w:cs="B Nazanin"/>
           <w:b/>
           <w:bCs/>
           <w:lang w:bidi="fa-IR"/>
@@ -612,21 +643,21 @@
       </w:r>
       <w:r>
         <w:rPr>
-          <w:rFonts w:cs="Koodak"/>
+          <w:rFonts w:cs="B Nazanin"/>
           <w:rtl/>
         </w:rPr>
         <w:t xml:space="preserve">  برای استخراج اطلاعات از کد </w:t>
       </w:r>
       <w:r>
         <w:rPr>
-          <w:rFonts w:cs="Koodak"/>
+          <w:rFonts w:cs="B Nazanin"/>
           <w:lang w:bidi="fa-IR"/>
         </w:rPr>
         <w:t>HTML</w:t>
       </w:r>
       <w:r>
         <w:rPr>
-          <w:rFonts w:cs="Koodak"/>
+          <w:rFonts w:cs="B Nazanin"/>
           <w:rtl/>
         </w:rPr>
         <w:t xml:space="preserve"> استفاده شد.</w:t>
@@ -636,11 +667,13 @@
       <w:pPr>
         <w:pStyle w:val="ListParagraph"/>
         <w:bidi/>
-        <w:jc w:val="both"/>
-      </w:pPr>
-      <w:r>
-        <w:rPr>
-          <w:rFonts w:cs="Koodak"/>
+        <w:rPr>
+          <w:rFonts w:cs="B Nazanin"/>
+        </w:rPr>
+      </w:pPr>
+      <w:r>
+        <w:rPr>
+          <w:rFonts w:cs="B Nazanin"/>
           <w:rtl/>
         </w:rPr>
         <w:t>اطلاعات استخراج‌شده شامل نام غذا، مواد اولیه همراه با مقدار و واحد اندازه‌گیری، دستور تهیه و محل جغرافیایی هر غذا بود.</w:t>
@@ -650,25 +683,27 @@
       <w:pPr>
         <w:pStyle w:val="ListParagraph"/>
         <w:bidi/>
-        <w:jc w:val="both"/>
-      </w:pPr>
-      <w:r>
-        <w:rPr>
-          <w:rFonts w:cs="Koodak"/>
+        <w:rPr>
+          <w:rFonts w:cs="B Nazanin"/>
+        </w:rPr>
+      </w:pPr>
+      <w:r>
+        <w:rPr>
+          <w:rFonts w:cs="B Nazanin"/>
           <w:rtl/>
         </w:rPr>
         <w:t xml:space="preserve">داده‌های خام پس از استخراج، بر اساس ساختار مشخص شده در تمرین، در قالب </w:t>
       </w:r>
       <w:r>
         <w:rPr>
-          <w:rFonts w:cs="Koodak"/>
+          <w:rFonts w:cs="B Nazanin"/>
           <w:lang w:bidi="fa-IR"/>
         </w:rPr>
         <w:t>JSON</w:t>
       </w:r>
       <w:r>
         <w:rPr>
-          <w:rFonts w:cs="Koodak"/>
+          <w:rFonts w:cs="B Nazanin"/>
           <w:rtl/>
         </w:rPr>
         <w:t xml:space="preserve"> سازماندهی شدند تا برای مراحل بعدی مانند برچسب‌گذاری و تحلیل آماده باشند.</w:t>
@@ -678,9 +713,8 @@
       <w:pPr>
         <w:pStyle w:val="ListParagraph"/>
         <w:bidi/>
-        <w:jc w:val="both"/>
-        <w:rPr>
-          <w:rFonts w:cs="Koodak"/>
+        <w:rPr>
+          <w:rFonts w:cs="B Nazanin"/>
           <w:lang w:bidi="fa-IR"/>
         </w:rPr>
       </w:pPr>
@@ -693,11 +727,13 @@
           <w:numId w:val="1"/>
         </w:numPr>
         <w:bidi/>
-        <w:jc w:val="both"/>
-      </w:pPr>
-      <w:r>
-        <w:rPr>
-          <w:rFonts w:cs="Koodak"/>
+        <w:rPr>
+          <w:rFonts w:cs="B Nazanin"/>
+        </w:rPr>
+      </w:pPr>
+      <w:r>
+        <w:rPr>
+          <w:rFonts w:cs="B Nazanin"/>
           <w:sz w:val="32"/>
           <w:szCs w:val="32"/>
           <w:rtl/>
@@ -707,7 +743,7 @@
       </w:r>
       <w:r>
         <w:rPr>
-          <w:rFonts w:cs="Koodak"/>
+          <w:rFonts w:cs="B Nazanin"/>
           <w:sz w:val="32"/>
           <w:szCs w:val="32"/>
           <w:rtl/>
@@ -721,11 +757,13 @@
       <w:pPr>
         <w:pStyle w:val="ListParagraph"/>
         <w:bidi/>
-        <w:jc w:val="both"/>
-      </w:pPr>
-      <w:r>
-        <w:rPr>
-          <w:rFonts w:cs="Koodak"/>
+        <w:rPr>
+          <w:rFonts w:cs="B Nazanin"/>
+        </w:rPr>
+      </w:pPr>
+      <w:r>
+        <w:rPr>
+          <w:rFonts w:cs="B Nazanin"/>
           <w:rtl/>
           <w:lang w:val="en-US" w:bidi="fa-IR"/>
         </w:rPr>
@@ -733,7 +771,7 @@
       </w:r>
       <w:r>
         <w:rPr>
-          <w:rFonts w:cs="Koodak"/>
+          <w:rFonts w:cs="B Nazanin"/>
           <w:rtl/>
           <w:lang w:val="en-US" w:bidi="fa-IR"/>
         </w:rPr>
@@ -744,7 +782,7 @@
         <w:r>
           <w:rPr>
             <w:rStyle w:val="Hyperlink"/>
-            <w:rFonts w:cs="Koodak"/>
+            <w:rFonts w:cs="B Nazanin"/>
             <w:color w:val="auto"/>
             <w:rtl/>
             <w:lang w:val="en-US" w:bidi="fa-IR"/>
@@ -756,7 +794,7 @@
         <w:r>
           <w:rPr>
             <w:rStyle w:val="Hyperlink"/>
-            <w:rFonts w:cs="Koodak"/>
+            <w:rFonts w:cs="B Nazanin"/>
             <w:color w:val="auto"/>
             <w:rtl/>
             <w:lang w:val="en-US" w:bidi="fa-IR"/>
@@ -768,7 +806,7 @@
       </w:hyperlink>
       <w:r>
         <w:rPr>
-          <w:rFonts w:cs="Koodak"/>
+          <w:rFonts w:cs="B Nazanin"/>
           <w:rtl/>
           <w:lang w:val="en-US" w:bidi="fa-IR"/>
         </w:rPr>
@@ -776,7 +814,7 @@
       </w:r>
       <w:r>
         <w:rPr>
-          <w:rFonts w:cs="Koodak"/>
+          <w:rFonts w:cs="B Nazanin"/>
           <w:rtl/>
           <w:lang w:val="en-US" w:bidi="fa-IR"/>
         </w:rPr>
@@ -785,88 +823,16 @@
       </w:r>
       <w:r>
         <w:rPr>
-          <w:rFonts w:cs="Koodak"/>
+          <w:rFonts w:cs="B Nazanin"/>
           <w:rtl/>
           <w:lang w:val="en-US" w:bidi="fa-IR"/>
         </w:rPr>
         <w:softHyphen/>
-        <w:t xml:space="preserve">های نام برده پیدا کردیم. در ادامه با توجه به ساختار صفحات و آنچه در </w:t>
-      </w:r>
-      <w:proofErr w:type="spellStart"/>
-      <w:r>
-        <w:rPr>
-          <w:rFonts w:cs="Koodak"/>
-          <w:rtl/>
-          <w:lang w:val="en-US" w:bidi="fa-IR"/>
-        </w:rPr>
-        <w:t>ورکشاپ</w:t>
-      </w:r>
-      <w:proofErr w:type="spellEnd"/>
-      <w:r>
-        <w:rPr>
-          <w:rFonts w:cs="Koodak"/>
-          <w:rtl/>
-          <w:lang w:val="en-US" w:bidi="fa-IR"/>
-        </w:rPr>
-        <w:t xml:space="preserve"> اول </w:t>
-      </w:r>
-      <w:proofErr w:type="spellStart"/>
-      <w:r>
-        <w:rPr>
-          <w:rFonts w:cs="Koodak"/>
-          <w:rtl/>
-          <w:lang w:val="en-US" w:bidi="fa-IR"/>
-        </w:rPr>
-        <w:t>یادگرفتیم</w:t>
-      </w:r>
-      <w:proofErr w:type="spellEnd"/>
-      <w:r>
-        <w:rPr>
-          <w:rFonts w:cs="Koodak"/>
-          <w:rtl/>
-          <w:lang w:val="en-US" w:bidi="fa-IR"/>
-        </w:rPr>
-        <w:t xml:space="preserve">، اطلاعات را از صفحات </w:t>
-      </w:r>
-      <w:proofErr w:type="spellStart"/>
-      <w:r>
-        <w:rPr>
-          <w:rFonts w:cs="Koodak"/>
-          <w:rtl/>
-          <w:lang w:val="en-US" w:bidi="fa-IR"/>
-        </w:rPr>
-        <w:t>وب</w:t>
-      </w:r>
-      <w:proofErr w:type="spellEnd"/>
-      <w:r>
-        <w:rPr>
-          <w:rFonts w:cs="Koodak"/>
-          <w:rtl/>
-          <w:lang w:val="en-US" w:bidi="fa-IR"/>
-        </w:rPr>
-        <w:t xml:space="preserve"> استخراج کردیم. هدف اصلی این است که اطلاعات مربوط به دستورهای غذایی مانند مواد لازم، طرز تهیه، نوع غذا، زمان مناسب برای مصرف (مثلاً ناهار یا شام)، و </w:t>
-      </w:r>
-      <w:proofErr w:type="spellStart"/>
-      <w:r>
-        <w:rPr>
-          <w:rFonts w:cs="Koodak"/>
-          <w:rtl/>
-          <w:lang w:val="en-US" w:bidi="fa-IR"/>
-        </w:rPr>
-        <w:t>مکان‌های</w:t>
-      </w:r>
-      <w:proofErr w:type="spellEnd"/>
-      <w:r>
-        <w:rPr>
-          <w:rFonts w:cs="Koodak"/>
-          <w:rtl/>
-          <w:lang w:val="en-US" w:bidi="fa-IR"/>
-        </w:rPr>
-        <w:t xml:space="preserve"> مرتبط (شهر و استان) استخراج شود</w:t>
-      </w:r>
-      <w:r>
-        <w:rPr>
-          <w:rFonts w:cs="Koodak"/>
+        <w:t>های نام برده پیدا کردیم. در ادامه با توجه به ساختار صفحات و آنچه در ورکشاپ اول یادگرفتیم، اطلاعات را از صفحات وب استخراج کردیم. هدف اصلی این است که اطلاعات مربوط به دستورهای غذایی مانند مواد لازم، طرز تهیه، نوع غذا، زمان مناسب برای مصرف (مثلاً ناهار یا شام)، و مکان‌های مرتبط (شهر و استان) استخراج شود</w:t>
+      </w:r>
+      <w:r>
+        <w:rPr>
+          <w:rFonts w:cs="B Nazanin"/>
           <w:rtl/>
           <w:lang w:bidi="fa-IR"/>
         </w:rPr>
@@ -874,7 +840,7 @@
       </w:r>
       <w:r>
         <w:rPr>
-          <w:rFonts w:cs="Koodak"/>
+          <w:rFonts w:cs="B Nazanin"/>
           <w:rtl/>
           <w:lang w:bidi="fa-IR"/>
         </w:rPr>
@@ -883,7 +849,7 @@
       </w:r>
       <w:r>
         <w:rPr>
-          <w:rFonts w:cs="Koodak"/>
+          <w:rFonts w:cs="B Nazanin"/>
           <w:rtl/>
           <w:lang w:bidi="fa-IR"/>
         </w:rPr>
@@ -899,11 +865,13 @@
           <w:numId w:val="2"/>
         </w:numPr>
         <w:bidi/>
-        <w:jc w:val="both"/>
-      </w:pPr>
-      <w:r>
-        <w:rPr>
-          <w:rFonts w:cs="Koodak"/>
+        <w:rPr>
+          <w:rFonts w:cs="B Nazanin"/>
+        </w:rPr>
+      </w:pPr>
+      <w:r>
+        <w:rPr>
+          <w:rFonts w:cs="B Nazanin"/>
           <w:rtl/>
           <w:lang w:val="en-US"/>
         </w:rPr>
@@ -913,9 +881,13 @@
     <w:p>
       <w:pPr>
         <w:bidi/>
-      </w:pPr>
-      <w:r>
-        <w:rPr>
+        <w:rPr>
+          <w:rFonts w:cs="B Nazanin"/>
+        </w:rPr>
+      </w:pPr>
+      <w:r>
+        <w:rPr>
+          <w:rFonts w:cs="B Nazanin"/>
           <w:noProof/>
           <w:rtl/>
           <w:lang w:val="en-US" w:bidi="fa-IR"/>
@@ -963,10 +935,13 @@
     <w:p>
       <w:pPr>
         <w:bidi/>
-      </w:pPr>
-      <w:r>
-        <w:rPr>
-          <w:rFonts w:cs="Koodak"/>
+        <w:rPr>
+          <w:rFonts w:cs="B Nazanin"/>
+        </w:rPr>
+      </w:pPr>
+      <w:r>
+        <w:rPr>
+          <w:rFonts w:cs="B Nazanin"/>
           <w:noProof/>
           <w:rtl/>
           <w:lang w:val="en-US" w:bidi="fa-IR"/>
@@ -1019,11 +994,13 @@
           <w:numId w:val="2"/>
         </w:numPr>
         <w:bidi/>
-        <w:jc w:val="both"/>
-      </w:pPr>
-      <w:r>
-        <w:rPr>
-          <w:rFonts w:cs="Koodak"/>
+        <w:rPr>
+          <w:rFonts w:cs="B Nazanin"/>
+        </w:rPr>
+      </w:pPr>
+      <w:r>
+        <w:rPr>
+          <w:rFonts w:cs="B Nazanin"/>
           <w:rtl/>
           <w:lang w:val="en-US"/>
         </w:rPr>
@@ -1035,187 +1012,159 @@
         <w:pStyle w:val="ListParagraph"/>
         <w:bidi/>
         <w:ind w:left="1080"/>
-        <w:jc w:val="both"/>
-        <w:rPr>
-          <w:rFonts w:cs="Koodak"/>
+        <w:rPr>
+          <w:rFonts w:cs="B Nazanin"/>
           <w:rtl/>
           <w:lang w:bidi="fa-IR"/>
         </w:rPr>
       </w:pPr>
       <w:r>
         <w:rPr>
-          <w:rFonts w:cs="Koodak"/>
+          <w:rFonts w:cs="B Nazanin"/>
           <w:rtl/>
           <w:lang w:val="en-US"/>
         </w:rPr>
         <w:t>در این بخش،</w:t>
       </w:r>
-      <w:proofErr w:type="spellStart"/>
-      <w:r>
-        <w:rPr>
-          <w:rFonts w:cs="Koodak"/>
+      <w:r>
+        <w:rPr>
+          <w:rFonts w:cs="B Nazanin"/>
           <w:lang w:bidi="fa-IR"/>
         </w:rPr>
-        <w:t>city_location_map</w:t>
-      </w:r>
-      <w:proofErr w:type="spellEnd"/>
-      <w:r>
-        <w:rPr>
-          <w:rFonts w:cs="Koodak"/>
+        <w:t xml:space="preserve">city_location_map </w:t>
+      </w:r>
+      <w:r>
+        <w:rPr>
+          <w:rFonts w:cs="B Nazanin" w:hint="cs"/>
+          <w:rtl/>
           <w:lang w:bidi="fa-IR"/>
         </w:rPr>
         <w:t xml:space="preserve"> </w:t>
       </w:r>
       <w:r>
         <w:rPr>
-          <w:rFonts w:cs="Koodak" w:hint="cs"/>
-          <w:rtl/>
+          <w:rFonts w:cs="B Nazanin"/>
+          <w:rtl/>
+          <w:lang w:val="en-US"/>
+        </w:rPr>
+        <w:t>تعریف شده که مختصات جغرافیایی (عرض و طول جغرافیایی) شهر و استان</w:t>
+      </w:r>
+      <w:r>
+        <w:rPr>
+          <w:rFonts w:cs="B Nazanin"/>
+          <w:rtl/>
+          <w:lang w:val="en-US"/>
+        </w:rPr>
+        <w:softHyphen/>
+      </w:r>
+      <w:r>
+        <w:rPr>
+          <w:rFonts w:cs="B Nazanin" w:hint="cs"/>
+          <w:rtl/>
+          <w:lang w:val="en-US"/>
+        </w:rPr>
+        <w:t>های مربوطه</w:t>
+      </w:r>
+      <w:r>
+        <w:rPr>
+          <w:rFonts w:cs="B Nazanin"/>
+          <w:rtl/>
+          <w:lang w:val="en-US"/>
+        </w:rPr>
+        <w:t xml:space="preserve"> را ذخیره می‌کند</w:t>
+      </w:r>
+      <w:r>
+        <w:rPr>
+          <w:rFonts w:cs="B Nazanin" w:hint="cs"/>
+          <w:rtl/>
+          <w:lang w:val="en-US"/>
+        </w:rPr>
+        <w:t xml:space="preserve"> که </w:t>
+      </w:r>
+      <w:r>
+        <w:rPr>
+          <w:rFonts w:cs="B Nazanin"/>
+          <w:rtl/>
+          <w:lang w:val="en-US"/>
+        </w:rPr>
+        <w:t>برای استخراج مکان‌های مرتبط با دستورهای غذایی استفاده می‌شود</w:t>
+      </w:r>
+      <w:r>
+        <w:rPr>
+          <w:rFonts w:cs="B Nazanin"/>
           <w:lang w:bidi="fa-IR"/>
         </w:rPr>
-        <w:t xml:space="preserve"> </w:t>
-      </w:r>
-      <w:r>
-        <w:rPr>
-          <w:rFonts w:cs="Koodak"/>
-          <w:rtl/>
+        <w:t>.</w:t>
+      </w:r>
+      <w:r>
+        <w:rPr>
+          <w:rFonts w:cs="B Nazanin" w:hint="cs"/>
+          <w:rtl/>
+          <w:lang w:bidi="fa-IR"/>
+        </w:rPr>
+        <w:t xml:space="preserve"> همچنین </w:t>
+      </w:r>
+      <w:r>
+        <w:rPr>
+          <w:rFonts w:cs="B Nazanin"/>
+          <w:rtl/>
+        </w:rPr>
+        <w:t xml:space="preserve">از </w:t>
+      </w:r>
+      <w:r>
+        <w:rPr>
+          <w:rFonts w:cs="B Nazanin"/>
+          <w:lang w:bidi="fa-IR"/>
+        </w:rPr>
+        <w:t xml:space="preserve">suffix_location_map </w:t>
+      </w:r>
+      <w:r>
+        <w:rPr>
+          <w:rFonts w:cs="B Nazanin" w:hint="cs"/>
+          <w:rtl/>
+          <w:lang w:bidi="fa-IR"/>
+        </w:rPr>
+        <w:t xml:space="preserve"> </w:t>
+      </w:r>
+      <w:r>
+        <w:rPr>
+          <w:rFonts w:cs="B Nazanin"/>
+          <w:rtl/>
+        </w:rPr>
+        <w:t>برای تشخیص استان‌ها و شهرها از بخش‌های انتهای</w:t>
+      </w:r>
+      <w:r>
+        <w:rPr>
+          <w:rFonts w:cs="B Nazanin"/>
           <w:lang w:val="en-US"/>
         </w:rPr>
-        <w:t>تعریف شده که مختصات جغرافیایی (عرض و طول جغرافیایی) شهر و استان</w:t>
-      </w:r>
-      <w:r>
-        <w:rPr>
-          <w:rFonts w:cs="Koodak"/>
-          <w:rtl/>
-          <w:lang w:val="en-US"/>
-        </w:rPr>
-        <w:softHyphen/>
-      </w:r>
-      <w:r>
-        <w:rPr>
-          <w:rFonts w:cs="Koodak" w:hint="cs"/>
-          <w:rtl/>
-          <w:lang w:val="en-US"/>
-        </w:rPr>
-        <w:t>های مربوطه</w:t>
-      </w:r>
-      <w:r>
-        <w:rPr>
-          <w:rFonts w:cs="Koodak"/>
-          <w:rtl/>
-          <w:lang w:val="en-US"/>
-        </w:rPr>
-        <w:t xml:space="preserve"> را ذخیره می‌کند</w:t>
-      </w:r>
-      <w:r>
-        <w:rPr>
-          <w:rFonts w:cs="Koodak" w:hint="cs"/>
-          <w:rtl/>
-          <w:lang w:val="en-US"/>
-        </w:rPr>
-        <w:t xml:space="preserve"> که </w:t>
-      </w:r>
-      <w:r>
-        <w:rPr>
-          <w:rFonts w:cs="Koodak"/>
-          <w:rtl/>
-          <w:lang w:val="en-US"/>
-        </w:rPr>
-        <w:t>برای استخراج مکان‌های مرتبط با دستورهای غذایی استفاده می‌شود</w:t>
-      </w:r>
-      <w:r>
-        <w:rPr>
-          <w:rFonts w:cs="Koodak"/>
+        <w:t xml:space="preserve"> </w:t>
+      </w:r>
+      <w:r>
+        <w:rPr>
+          <w:rFonts w:cs="B Nazanin"/>
           <w:lang w:bidi="fa-IR"/>
         </w:rPr>
-        <w:t>.</w:t>
-      </w:r>
-      <w:r>
-        <w:rPr>
-          <w:rFonts w:cs="Koodak" w:hint="cs"/>
+        <w:t xml:space="preserve"> URL </w:t>
+      </w:r>
+      <w:r>
+        <w:rPr>
+          <w:rFonts w:cs="B Nazanin" w:hint="cs"/>
           <w:rtl/>
           <w:lang w:bidi="fa-IR"/>
         </w:rPr>
-        <w:t xml:space="preserve"> </w:t>
-      </w:r>
-      <w:r>
-        <w:rPr>
-          <w:rFonts w:cs="Koodak" w:hint="cs"/>
-          <w:rtl/>
-          <w:lang w:bidi="fa-IR"/>
-        </w:rPr>
-        <w:lastRenderedPageBreak/>
-        <w:t xml:space="preserve">همچنین </w:t>
-      </w:r>
-      <w:r>
-        <w:rPr>
-          <w:rFonts w:cs="Koodak"/>
-          <w:rtl/>
-        </w:rPr>
-        <w:t xml:space="preserve">از </w:t>
-      </w:r>
-      <w:proofErr w:type="spellStart"/>
-      <w:r>
-        <w:rPr>
-          <w:rFonts w:cs="Koodak"/>
-          <w:lang w:bidi="fa-IR"/>
-        </w:rPr>
-        <w:t>suffix_location_map</w:t>
-      </w:r>
-      <w:proofErr w:type="spellEnd"/>
-      <w:r>
-        <w:rPr>
-          <w:rFonts w:cs="Koodak"/>
-          <w:lang w:bidi="fa-IR"/>
-        </w:rPr>
-        <w:t xml:space="preserve"> </w:t>
-      </w:r>
-      <w:r>
-        <w:rPr>
-          <w:rFonts w:cs="Koodak" w:hint="cs"/>
-          <w:rtl/>
-          <w:lang w:bidi="fa-IR"/>
-        </w:rPr>
-        <w:t xml:space="preserve"> </w:t>
-      </w:r>
-      <w:r>
-        <w:rPr>
-          <w:rFonts w:cs="Koodak"/>
-          <w:rtl/>
-        </w:rPr>
-        <w:t>برای تشخیص استان‌ها و شهرها از بخش‌های انتهای</w:t>
-      </w:r>
-      <w:r>
-        <w:rPr>
-          <w:rFonts w:cs="Koodak"/>
-          <w:lang w:val="en-US"/>
-        </w:rPr>
-        <w:t xml:space="preserve"> </w:t>
-      </w:r>
-      <w:r>
-        <w:rPr>
-          <w:rFonts w:cs="Koodak"/>
-          <w:lang w:bidi="fa-IR"/>
-        </w:rPr>
-        <w:t xml:space="preserve"> URL </w:t>
-      </w:r>
-      <w:r>
-        <w:rPr>
-          <w:rFonts w:cs="Koodak" w:hint="cs"/>
-          <w:rtl/>
-          <w:lang w:bidi="fa-IR"/>
-        </w:rPr>
         <w:t xml:space="preserve">و نام غذاها </w:t>
       </w:r>
       <w:r>
         <w:rPr>
-          <w:rFonts w:cs="Koodak"/>
+          <w:rFonts w:cs="B Nazanin"/>
           <w:rtl/>
         </w:rPr>
         <w:t>استفاده می‌کند</w:t>
       </w:r>
       <w:r>
         <w:rPr>
-          <w:rFonts w:cs="Koodak"/>
+          <w:rFonts w:cs="B Nazanin"/>
           <w:lang w:bidi="fa-IR"/>
         </w:rPr>
         <w:t>.</w:t>
@@ -1229,15 +1178,14 @@
           <w:numId w:val="2"/>
         </w:numPr>
         <w:bidi/>
-        <w:jc w:val="both"/>
-        <w:rPr>
-          <w:rFonts w:cs="Koodak"/>
-          <w:lang w:val="en-US" w:bidi="fa-IR"/>
-        </w:rPr>
-      </w:pPr>
-      <w:r>
-        <w:rPr>
-          <w:rFonts w:cs="Koodak"/>
+        <w:rPr>
+          <w:rFonts w:cs="B Nazanin"/>
+          <w:lang w:val="en-US" w:bidi="fa-IR"/>
+        </w:rPr>
+      </w:pPr>
+      <w:r>
+        <w:rPr>
+          <w:rFonts w:cs="B Nazanin"/>
           <w:rtl/>
           <w:lang w:val="en-US"/>
         </w:rPr>
@@ -1249,103 +1197,93 @@
         <w:pStyle w:val="ListParagraph"/>
         <w:bidi/>
         <w:ind w:left="1080"/>
-        <w:jc w:val="both"/>
-        <w:rPr>
-          <w:rFonts w:cs="Koodak"/>
+        <w:rPr>
+          <w:rFonts w:cs="B Nazanin"/>
           <w:rtl/>
           <w:lang w:bidi="fa-IR"/>
         </w:rPr>
       </w:pPr>
       <w:r>
         <w:rPr>
-          <w:rFonts w:cs="Koodak"/>
+          <w:rFonts w:cs="B Nazanin"/>
           <w:rtl/>
           <w:lang w:val="en-US"/>
         </w:rPr>
         <w:t xml:space="preserve">تابع </w:t>
       </w:r>
-      <w:proofErr w:type="spellStart"/>
-      <w:r>
-        <w:rPr>
-          <w:rFonts w:cs="Koodak"/>
+      <w:r>
+        <w:rPr>
+          <w:rFonts w:cs="B Nazanin"/>
           <w:lang w:bidi="fa-IR"/>
         </w:rPr>
-        <w:t>detect_meal_type</w:t>
-      </w:r>
-      <w:proofErr w:type="spellEnd"/>
-      <w:r>
-        <w:rPr>
-          <w:rFonts w:cs="Koodak"/>
+        <w:t xml:space="preserve">detect_meal_type </w:t>
+      </w:r>
+      <w:r>
+        <w:rPr>
+          <w:rFonts w:cs="B Nazanin" w:hint="cs"/>
+          <w:rtl/>
           <w:lang w:bidi="fa-IR"/>
         </w:rPr>
         <w:t xml:space="preserve"> </w:t>
       </w:r>
       <w:r>
         <w:rPr>
-          <w:rFonts w:cs="Koodak" w:hint="cs"/>
-          <w:rtl/>
+          <w:rFonts w:cs="B Nazanin"/>
+          <w:rtl/>
+          <w:lang w:val="en-US"/>
+        </w:rPr>
+        <w:t>وظیفه دارد تا نوع غذا (مثلاً غذای اصلی گوشتی، دسر، پیش‌غذا، و غیره) را بر اساس عنوان و مواد اولیه دستور غذا شناسایی کند</w:t>
+      </w:r>
+      <w:r>
+        <w:rPr>
+          <w:rFonts w:cs="B Nazanin"/>
           <w:lang w:bidi="fa-IR"/>
         </w:rPr>
-        <w:t xml:space="preserve"> </w:t>
-      </w:r>
-      <w:r>
-        <w:rPr>
-          <w:rFonts w:cs="Koodak"/>
-          <w:rtl/>
-          <w:lang w:val="en-US"/>
-        </w:rPr>
-        <w:t>وظیفه دارد تا نوع غذا (مثلاً غذای اصلی گوشتی، دسر، پیش‌غذا، و غیره) را بر اساس عنوان و مواد اولیه دستور غذا شناسایی کند</w:t>
-      </w:r>
-      <w:r>
-        <w:rPr>
-          <w:rFonts w:cs="Koodak"/>
+        <w:t>.</w:t>
+      </w:r>
+      <w:r>
+        <w:rPr>
+          <w:rFonts w:cs="B Nazanin" w:hint="cs"/>
+          <w:rtl/>
           <w:lang w:bidi="fa-IR"/>
         </w:rPr>
+        <w:t xml:space="preserve"> </w:t>
+      </w:r>
+      <w:r>
+        <w:rPr>
+          <w:rFonts w:cs="B Nazanin"/>
+          <w:rtl/>
+        </w:rPr>
+        <w:t>این تابع بر اساس کلمات خاص موجود در عنوان یا مواد اولیه غذا، نوع غذا را تشخیص می‌دهد</w:t>
+      </w:r>
+      <w:r>
+        <w:rPr>
+          <w:rFonts w:cs="B Nazanin"/>
+          <w:lang w:bidi="fa-IR"/>
+        </w:rPr>
         <w:t>.</w:t>
       </w:r>
       <w:r>
         <w:rPr>
-          <w:rFonts w:cs="Koodak" w:hint="cs"/>
+          <w:rFonts w:cs="B Nazanin" w:hint="cs"/>
           <w:rtl/>
           <w:lang w:bidi="fa-IR"/>
         </w:rPr>
         <w:t xml:space="preserve"> </w:t>
       </w:r>
-      <w:r>
-        <w:rPr>
-          <w:rFonts w:cs="Koodak"/>
-          <w:rtl/>
-        </w:rPr>
-        <w:t>این تابع بر اساس کلمات خاص موجود در عنوان یا مواد اولیه غذا، نوع غذا را تشخیص می‌دهد</w:t>
-      </w:r>
-      <w:r>
-        <w:rPr>
-          <w:rFonts w:cs="Koodak"/>
+    </w:p>
+    <w:p>
+      <w:pPr>
+        <w:bidi/>
+        <w:rPr>
+          <w:rFonts w:cs="B Nazanin"/>
+          <w:rtl/>
           <w:lang w:bidi="fa-IR"/>
         </w:rPr>
-        <w:t>.</w:t>
-      </w:r>
-      <w:r>
-        <w:rPr>
-          <w:rFonts w:cs="Koodak" w:hint="cs"/>
-          <w:rtl/>
-          <w:lang w:bidi="fa-IR"/>
-        </w:rPr>
-        <w:t xml:space="preserve"> </w:t>
-      </w:r>
-    </w:p>
-    <w:p>
-      <w:pPr>
-        <w:bidi/>
-        <w:jc w:val="center"/>
-        <w:rPr>
-          <w:rFonts w:cs="Koodak"/>
-          <w:rtl/>
-          <w:lang w:bidi="fa-IR"/>
-        </w:rPr>
-      </w:pPr>
-      <w:r>
-        <w:rPr>
+      </w:pPr>
+      <w:r>
+        <w:rPr>
+          <w:rFonts w:cs="B Nazanin"/>
           <w:noProof/>
           <w:rtl/>
           <w:lang w:bidi="fa-IR"/>
@@ -1391,78 +1329,67 @@
       <w:pPr>
         <w:bidi/>
         <w:ind w:left="1440"/>
-        <w:jc w:val="both"/>
-        <w:rPr>
-          <w:rFonts w:cs="Koodak"/>
+        <w:rPr>
+          <w:rFonts w:cs="B Nazanin"/>
           <w:rtl/>
           <w:lang w:bidi="fa-IR"/>
         </w:rPr>
       </w:pPr>
       <w:r>
         <w:rPr>
-          <w:rFonts w:cs="Koodak"/>
+          <w:rFonts w:cs="B Nazanin"/>
           <w:rtl/>
         </w:rPr>
         <w:t xml:space="preserve">تابع </w:t>
       </w:r>
       <w:r>
         <w:rPr>
-          <w:rFonts w:cs="Koodak"/>
+          <w:rFonts w:cs="B Nazanin"/>
           <w:lang w:val="en-US"/>
         </w:rPr>
         <w:t xml:space="preserve"> </w:t>
       </w:r>
-      <w:proofErr w:type="spellStart"/>
-      <w:r>
-        <w:rPr>
-          <w:rFonts w:cs="Koodak"/>
+      <w:r>
+        <w:rPr>
+          <w:rFonts w:cs="B Nazanin"/>
           <w:lang w:bidi="fa-IR"/>
         </w:rPr>
-        <w:t>detect_occasion</w:t>
-      </w:r>
-      <w:proofErr w:type="spellEnd"/>
-      <w:r>
-        <w:rPr>
-          <w:rFonts w:cs="Koodak"/>
+        <w:t xml:space="preserve">detect_occasion </w:t>
+      </w:r>
+      <w:r>
+        <w:rPr>
+          <w:rFonts w:cs="B Nazanin"/>
+          <w:rtl/>
+        </w:rPr>
+        <w:t>به تشخیص زمان مصرف غذا (صبحانه، ناهار، شام، عصرانه، و غیره) بر اساس کلمات موجود در عنوان دستور غذا می‌پردازد</w:t>
+      </w:r>
+      <w:r>
+        <w:rPr>
+          <w:rFonts w:cs="B Nazanin"/>
           <w:lang w:bidi="fa-IR"/>
         </w:rPr>
-        <w:t xml:space="preserve"> </w:t>
-      </w:r>
-      <w:r>
-        <w:rPr>
-          <w:rFonts w:cs="Koodak"/>
-          <w:rtl/>
-        </w:rPr>
-        <w:t>به تشخیص زمان مصرف غذا (صبحانه، ناهار، شام، عصرانه، و غیره) بر اساس کلمات موجود در عنوان دستور غذا می‌پردازد</w:t>
-      </w:r>
-      <w:r>
-        <w:rPr>
-          <w:rFonts w:cs="Koodak"/>
+        <w:t>.</w:t>
+      </w:r>
+      <w:r>
+        <w:rPr>
+          <w:rFonts w:cs="B Nazanin"/>
+          <w:rtl/>
           <w:lang w:bidi="fa-IR"/>
         </w:rPr>
-        <w:t>.</w:t>
-      </w:r>
-      <w:r>
-        <w:rPr>
-          <w:rFonts w:cs="Koodak"/>
-          <w:rtl/>
+        <w:t xml:space="preserve"> </w:t>
+      </w:r>
+    </w:p>
+    <w:p>
+      <w:pPr>
+        <w:bidi/>
+        <w:rPr>
+          <w:rFonts w:cs="B Nazanin"/>
           <w:lang w:bidi="fa-IR"/>
         </w:rPr>
-        <w:t xml:space="preserve"> </w:t>
-      </w:r>
-    </w:p>
-    <w:p>
-      <w:pPr>
-        <w:bidi/>
-        <w:jc w:val="center"/>
-        <w:rPr>
-          <w:rFonts w:cs="Koodak"/>
-          <w:lang w:bidi="fa-IR"/>
-        </w:rPr>
-      </w:pPr>
-      <w:r>
-        <w:rPr>
-          <w:rFonts w:cs="Koodak"/>
+      </w:pPr>
+      <w:r>
+        <w:rPr>
+          <w:rFonts w:cs="B Nazanin"/>
           <w:noProof/>
           <w:rtl/>
           <w:lang w:bidi="fa-IR"/>
@@ -1507,9 +1434,8 @@
     <w:p>
       <w:pPr>
         <w:bidi/>
-        <w:jc w:val="center"/>
-        <w:rPr>
-          <w:rFonts w:cs="Koodak"/>
+        <w:rPr>
+          <w:rFonts w:cs="B Nazanin"/>
           <w:rtl/>
           <w:lang w:bidi="fa-IR"/>
         </w:rPr>
@@ -1523,19 +1449,17 @@
           <w:numId w:val="2"/>
         </w:numPr>
         <w:bidi/>
-        <w:jc w:val="both"/>
-        <w:rPr>
-          <w:rFonts w:cs="Koodak"/>
-          <w:lang w:val="en-US" w:bidi="fa-IR"/>
-        </w:rPr>
-      </w:pPr>
-      <w:r>
-        <w:rPr>
-          <w:rFonts w:cs="Koodak"/>
+        <w:rPr>
+          <w:rFonts w:cs="B Nazanin"/>
+          <w:lang w:val="en-US" w:bidi="fa-IR"/>
+        </w:rPr>
+      </w:pPr>
+      <w:r>
+        <w:rPr>
+          <w:rFonts w:cs="B Nazanin"/>
           <w:rtl/>
           <w:lang w:val="en-US"/>
         </w:rPr>
-        <w:lastRenderedPageBreak/>
         <w:t>مواد اولیه و دستور تهیه</w:t>
       </w:r>
     </w:p>
@@ -1544,598 +1468,408 @@
         <w:pStyle w:val="ListParagraph"/>
         <w:bidi/>
         <w:ind w:left="1080"/>
-        <w:jc w:val="both"/>
-        <w:rPr>
-          <w:rFonts w:cs="Koodak"/>
+        <w:rPr>
+          <w:rFonts w:cs="B Nazanin"/>
           <w:lang w:bidi="fa-IR"/>
         </w:rPr>
       </w:pPr>
       <w:r>
         <w:rPr>
-          <w:rFonts w:cs="Koodak"/>
+          <w:rFonts w:cs="B Nazanin"/>
           <w:rtl/>
           <w:lang w:val="en-US"/>
         </w:rPr>
         <w:t xml:space="preserve">تابع </w:t>
       </w:r>
-      <w:proofErr w:type="spellStart"/>
-      <w:r>
-        <w:rPr>
-          <w:rFonts w:cs="Koodak"/>
+      <w:r>
+        <w:rPr>
+          <w:rFonts w:cs="B Nazanin"/>
           <w:lang w:bidi="fa-IR"/>
         </w:rPr>
-        <w:t>parse_ingredient_line</w:t>
-      </w:r>
-      <w:proofErr w:type="spellEnd"/>
-      <w:r>
-        <w:rPr>
-          <w:rFonts w:cs="Koodak"/>
+        <w:t xml:space="preserve">parse_ingredient_line </w:t>
+      </w:r>
+      <w:r>
+        <w:rPr>
+          <w:rFonts w:cs="B Nazanin" w:hint="cs"/>
+          <w:rtl/>
           <w:lang w:bidi="fa-IR"/>
         </w:rPr>
         <w:t xml:space="preserve"> </w:t>
       </w:r>
       <w:r>
         <w:rPr>
-          <w:rFonts w:cs="Koodak" w:hint="cs"/>
-          <w:rtl/>
+          <w:rFonts w:cs="B Nazanin"/>
+          <w:rtl/>
+          <w:lang w:val="en-US"/>
+        </w:rPr>
+        <w:t>برای تجزیه و تحلیل خطوط مواد اولیه طراحی شده است. این تابع به‌طور خاص برای شناسایی مواد اولیه و مقادیر آنها در دستورات پخت استفاده می‌شود. تابع با استفاده از عبارات منظم</w:t>
+      </w:r>
+      <w:r>
+        <w:rPr>
+          <w:rFonts w:cs="B Nazanin"/>
           <w:lang w:bidi="fa-IR"/>
         </w:rPr>
-        <w:t xml:space="preserve"> </w:t>
-      </w:r>
-      <w:r>
-        <w:rPr>
-          <w:rFonts w:cs="Koodak"/>
+        <w:t xml:space="preserve"> (Regular Expressions) </w:t>
+      </w:r>
+      <w:r>
+        <w:rPr>
+          <w:rFonts w:cs="B Nazanin" w:hint="cs"/>
+          <w:rtl/>
+          <w:lang w:bidi="fa-IR"/>
+        </w:rPr>
+        <w:t xml:space="preserve"> </w:t>
+      </w:r>
+      <w:r>
+        <w:rPr>
+          <w:rFonts w:cs="B Nazanin"/>
           <w:rtl/>
           <w:lang w:val="en-US"/>
         </w:rPr>
-        <w:t>برای تجزیه و تحلیل خطوط مواد اولیه طراحی شده است. این تابع به‌طور خاص برای شناسایی مواد اولیه و مقادیر آنها در دستورات پخت استفاده می‌شود. تابع با استفاده از عبارات منظم</w:t>
-      </w:r>
-      <w:r>
-        <w:rPr>
-          <w:rFonts w:cs="Koodak"/>
+        <w:t xml:space="preserve">می‌تواند انواع مختلف واحدهای اندازه‌گیری (مثل قاشق چایخوری، گرم، لیتر، و غیره) را شناسایی کرده و مقادیر آن‌ها را استخراج کند. </w:t>
+      </w:r>
+      <w:r>
+        <w:rPr>
+          <w:rFonts w:cs="B Nazanin" w:hint="cs"/>
+          <w:rtl/>
+          <w:lang w:val="en-US"/>
+        </w:rPr>
+        <w:t>باید توجه کرد که در زبان فارسی افراد مختلف فرم نوشتار متفاوتی دارند از این رو باید فرم</w:t>
+      </w:r>
+      <w:r>
+        <w:rPr>
+          <w:rFonts w:cs="B Nazanin"/>
+          <w:rtl/>
+          <w:lang w:val="en-US"/>
+        </w:rPr>
+        <w:softHyphen/>
+      </w:r>
+      <w:r>
+        <w:rPr>
+          <w:rFonts w:cs="B Nazanin" w:hint="cs"/>
+          <w:rtl/>
+          <w:lang w:val="en-US"/>
+        </w:rPr>
+        <w:t>های نوشتاری مختلف را لحاظ کنیم. برای مثال: قاشق غذاخوری به صورت</w:t>
+      </w:r>
+      <w:r>
+        <w:rPr>
+          <w:rFonts w:cs="B Nazanin"/>
+          <w:rtl/>
+          <w:lang w:val="en-US"/>
+        </w:rPr>
+        <w:softHyphen/>
+      </w:r>
+      <w:r>
+        <w:rPr>
+          <w:rFonts w:cs="B Nazanin" w:hint="cs"/>
+          <w:rtl/>
+          <w:lang w:val="en-US"/>
+        </w:rPr>
+        <w:t>های "قاشق غذاخوری"، "قاشق غذا خوری"، "ق غذاخوری"، "ق غذا خوری" و "ق غ" نوشته می</w:t>
+      </w:r>
+      <w:r>
+        <w:rPr>
+          <w:rFonts w:cs="B Nazanin"/>
+          <w:rtl/>
+          <w:lang w:val="en-US"/>
+        </w:rPr>
+        <w:softHyphen/>
+      </w:r>
+      <w:r>
+        <w:rPr>
+          <w:rFonts w:cs="B Nazanin" w:hint="cs"/>
+          <w:rtl/>
+          <w:lang w:val="en-US"/>
+        </w:rPr>
+        <w:t xml:space="preserve">شوند. </w:t>
+      </w:r>
+      <w:r>
+        <w:rPr>
+          <w:rFonts w:cs="B Nazanin" w:hint="cs"/>
+          <w:rtl/>
+          <w:lang w:val="en-US"/>
+        </w:rPr>
+        <w:t>علاوه بر این ها عدم رعایت فاصله</w:t>
+      </w:r>
+      <w:r>
+        <w:rPr>
+          <w:rFonts w:cs="B Nazanin"/>
+          <w:rtl/>
+          <w:lang w:val="en-US"/>
+        </w:rPr>
+        <w:softHyphen/>
+      </w:r>
+      <w:r>
+        <w:rPr>
+          <w:rFonts w:cs="B Nazanin" w:hint="cs"/>
+          <w:rtl/>
+          <w:lang w:val="en-US"/>
+        </w:rPr>
+        <w:t>ها هنگام نوشتار میزان نیز یکی از مشکلات بود که در این تابع به آن پرداخته شده است. در نتیجه</w:t>
+      </w:r>
+      <w:r>
+        <w:rPr>
+          <w:rFonts w:cs="B Nazanin"/>
+          <w:rtl/>
+          <w:lang w:val="en-US"/>
+        </w:rPr>
+        <w:t xml:space="preserve"> این تابع قادر است مواد اولیه را از جمله در قالب‌های مختلف شناسایی کند، حتی زمانی که ممکن است نام مواد اولیه با اعداد یا سایر علائم خاص همراه باشد. به‌عنوان مثال</w:t>
+      </w:r>
+      <w:r>
+        <w:rPr>
+          <w:rFonts w:cs="B Nazanin"/>
           <w:lang w:bidi="fa-IR"/>
         </w:rPr>
-        <w:t xml:space="preserve"> (Regular Expressions) </w:t>
-      </w:r>
-      <w:r>
-        <w:rPr>
-          <w:rFonts w:cs="Koodak" w:hint="cs"/>
+        <w:t>:</w:t>
+      </w:r>
+      <w:r>
+        <w:rPr>
+          <w:rFonts w:cs="B Nazanin" w:hint="cs"/>
           <w:rtl/>
           <w:lang w:bidi="fa-IR"/>
         </w:rPr>
-        <w:t xml:space="preserve"> </w:t>
-      </w:r>
-      <w:r>
-        <w:rPr>
-          <w:rFonts w:cs="Koodak"/>
+        <w:t xml:space="preserve">   </w:t>
+      </w:r>
+      <w:r>
+        <w:rPr>
+          <w:rFonts w:cs="B Nazanin"/>
           <w:rtl/>
           <w:lang w:val="en-US"/>
         </w:rPr>
-        <w:t xml:space="preserve">می‌تواند انواع مختلف واحدهای اندازه‌گیری (مثل قاشق چایخوری، گرم، لیتر، و غیره) را شناسایی کرده و مقادیر آن‌ها را استخراج کند. </w:t>
-      </w:r>
-      <w:r>
-        <w:rPr>
-          <w:rFonts w:cs="Koodak" w:hint="cs"/>
+        <w:t>شناسایی مقادیر کسری مانند "</w:t>
+      </w:r>
+      <w:r>
+        <w:rPr>
+          <w:rFonts w:cs="B Nazanin" w:hint="cs"/>
           <w:rtl/>
           <w:lang w:val="en-US"/>
         </w:rPr>
-        <w:t>باید توجه کرد که در زبان فارسی افراد مختلف فرم نوشتار متفاوتی دارند از این رو باید فرم</w:t>
-      </w:r>
-      <w:r>
-        <w:rPr>
-          <w:rFonts w:cs="Koodak"/>
+        <w:t>2/1</w:t>
+      </w:r>
+      <w:r>
+        <w:rPr>
+          <w:rFonts w:cs="B Nazanin"/>
           <w:rtl/>
           <w:lang w:val="en-US"/>
         </w:rPr>
-        <w:softHyphen/>
-      </w:r>
-      <w:r>
-        <w:rPr>
-          <w:rFonts w:cs="Koodak" w:hint="cs"/>
+        <w:t xml:space="preserve"> قاشق چایخوری</w:t>
+      </w:r>
+      <w:r>
+        <w:rPr>
+          <w:rFonts w:cs="B Nazanin"/>
+          <w:lang w:bidi="fa-IR"/>
+        </w:rPr>
+        <w:t>"</w:t>
+      </w:r>
+      <w:r>
+        <w:rPr>
+          <w:rFonts w:cs="B Nazanin" w:hint="cs"/>
+          <w:rtl/>
+          <w:lang w:bidi="fa-IR"/>
+        </w:rPr>
+        <w:t xml:space="preserve">، </w:t>
+      </w:r>
+      <w:r>
+        <w:rPr>
+          <w:rFonts w:cs="B Nazanin"/>
           <w:rtl/>
           <w:lang w:val="en-US"/>
         </w:rPr>
-        <w:t>های نوشتاری مختلف را لحاظ کنیم. برای مثال: قاشق غذاخوری به صورت</w:t>
-      </w:r>
-      <w:r>
-        <w:rPr>
-          <w:rFonts w:cs="Koodak"/>
+        <w:t>شناسایی واحدهای اندازه‌گیری مختلف مانند "گرم"، "قاشق غذاخوری"، "لیتر" و غیره</w:t>
+      </w:r>
+      <w:r>
+        <w:rPr>
+          <w:rFonts w:cs="B Nazanin" w:hint="cs"/>
           <w:rtl/>
           <w:lang w:val="en-US"/>
         </w:rPr>
-        <w:softHyphen/>
-      </w:r>
-      <w:r>
-        <w:rPr>
-          <w:rFonts w:cs="Koodak" w:hint="cs"/>
+        <w:t xml:space="preserve"> و </w:t>
+      </w:r>
+      <w:r>
+        <w:rPr>
+          <w:rFonts w:cs="B Nazanin"/>
           <w:rtl/>
           <w:lang w:val="en-US"/>
         </w:rPr>
-        <w:t xml:space="preserve">های </w:t>
-      </w:r>
-      <w:r>
-        <w:rPr>
-          <w:rFonts w:cs="Calibri" w:hint="cs"/>
+        <w:t>استخراج مواد اولیه حتی زمانی که متن شامل توضیحات اضافی باشد</w:t>
+      </w:r>
+      <w:r>
+        <w:rPr>
+          <w:rFonts w:cs="B Nazanin" w:hint="cs"/>
           <w:rtl/>
           <w:lang w:val="en-US"/>
         </w:rPr>
+        <w:t>.</w:t>
+      </w:r>
+    </w:p>
+    <w:p>
+      <w:pPr>
+        <w:pStyle w:val="ListParagraph"/>
+        <w:bidi/>
+        <w:ind w:left="1080"/>
+        <w:rPr>
+          <w:rFonts w:cs="B Nazanin"/>
+          <w:lang w:bidi="fa-IR"/>
+        </w:rPr>
+      </w:pPr>
+      <w:r>
+        <w:rPr>
+          <w:rFonts w:cs="B Nazanin"/>
+          <w:rtl/>
+        </w:rPr>
+        <w:t xml:space="preserve">تابع </w:t>
+      </w:r>
+      <w:r>
+        <w:rPr>
+          <w:rFonts w:cs="B Nazanin"/>
+          <w:lang w:bidi="fa-IR"/>
+        </w:rPr>
+        <w:t xml:space="preserve">split_instructions </w:t>
+      </w:r>
+      <w:r>
+        <w:rPr>
+          <w:rFonts w:cs="B Nazanin" w:hint="cs"/>
+          <w:rtl/>
+          <w:lang w:bidi="fa-IR"/>
+        </w:rPr>
+        <w:t xml:space="preserve"> </w:t>
+      </w:r>
+      <w:r>
+        <w:rPr>
+          <w:rFonts w:cs="B Nazanin"/>
+          <w:rtl/>
+        </w:rPr>
+        <w:t>برای تقسیم دستورالعمل‌های تهیه غذا به بخش‌های کوچک‌تر استفاده می‌شود. این تابع به‌طور خودکار دستورالعمل‌ها را به مراحل مختلف تقسیم می‌کند تا هر مرحله به‌طور جداگانه استخراج و تحلیل شود. هدف این تابع این است که دستورات طولانی و پیچیده به اجزای قابل فهم‌تری تقسیم شوند، به‌طوری‌که هر مرحله به‌طور مجزا قابل پردازش و انجام باشد. به‌طور مثال</w:t>
+      </w:r>
+      <w:r>
+        <w:rPr>
+          <w:rFonts w:cs="B Nazanin"/>
+          <w:lang w:bidi="fa-IR"/>
+        </w:rPr>
+        <w:t>:</w:t>
+      </w:r>
+      <w:r>
+        <w:rPr>
+          <w:rFonts w:cs="B Nazanin" w:hint="cs"/>
+          <w:rtl/>
+          <w:lang w:bidi="fa-IR"/>
+        </w:rPr>
+        <w:t xml:space="preserve"> </w:t>
+      </w:r>
+      <w:r>
+        <w:rPr>
+          <w:rFonts w:cs="B Nazanin"/>
+          <w:rtl/>
+        </w:rPr>
+        <w:t>تقسیم دستورالعمل‌ها به قسمت‌هایی مانند "آماده‌سازی مواد"، "پخت غذا" و "تزئین</w:t>
+      </w:r>
+      <w:r>
+        <w:rPr>
+          <w:rFonts w:cs="B Nazanin"/>
+          <w:lang w:bidi="fa-IR"/>
+        </w:rPr>
         <w:t>"</w:t>
       </w:r>
       <w:r>
         <w:rPr>
-          <w:rFonts w:cs="Koodak" w:hint="cs"/>
-          <w:rtl/>
-          <w:lang w:val="en-US"/>
-        </w:rPr>
-        <w:t>قاشق غذاخوری</w:t>
-      </w:r>
-      <w:r>
-        <w:rPr>
-          <w:rFonts w:cs="Calibri" w:hint="cs"/>
-          <w:rtl/>
-          <w:lang w:val="en-US"/>
-        </w:rPr>
-        <w:t>"</w:t>
-      </w:r>
-      <w:r>
-        <w:rPr>
-          <w:rFonts w:cs="Koodak" w:hint="cs"/>
-          <w:rtl/>
-          <w:lang w:val="en-US"/>
+          <w:rFonts w:cs="B Nazanin" w:hint="cs"/>
+          <w:rtl/>
+          <w:lang w:bidi="fa-IR"/>
         </w:rPr>
         <w:t xml:space="preserve">، </w:t>
       </w:r>
       <w:r>
         <w:rPr>
-          <w:rFonts w:cs="Calibri" w:hint="cs"/>
-          <w:rtl/>
-          <w:lang w:val="en-US"/>
-        </w:rPr>
-        <w:t>"</w:t>
-      </w:r>
-      <w:r>
-        <w:rPr>
-          <w:rFonts w:cs="Koodak" w:hint="cs"/>
-          <w:rtl/>
-          <w:lang w:val="en-US"/>
-        </w:rPr>
-        <w:t>قاشق غذا خوری</w:t>
-      </w:r>
-      <w:r>
-        <w:rPr>
-          <w:rFonts w:cs="Calibri" w:hint="cs"/>
-          <w:rtl/>
-          <w:lang w:val="en-US"/>
-        </w:rPr>
-        <w:t>"</w:t>
-      </w:r>
-      <w:r>
-        <w:rPr>
-          <w:rFonts w:cs="Koodak" w:hint="cs"/>
-          <w:rtl/>
-          <w:lang w:val="en-US"/>
-        </w:rPr>
-        <w:t xml:space="preserve">، </w:t>
-      </w:r>
-      <w:r>
-        <w:rPr>
-          <w:rFonts w:cs="Calibri" w:hint="cs"/>
-          <w:rtl/>
-          <w:lang w:val="en-US"/>
-        </w:rPr>
-        <w:t>"</w:t>
-      </w:r>
-      <w:r>
-        <w:rPr>
-          <w:rFonts w:cs="Koodak" w:hint="cs"/>
-          <w:rtl/>
-          <w:lang w:val="en-US"/>
-        </w:rPr>
-        <w:t>ق غذاخوری</w:t>
-      </w:r>
-      <w:r>
-        <w:rPr>
-          <w:rFonts w:cs="Calibri" w:hint="cs"/>
-          <w:rtl/>
-          <w:lang w:val="en-US"/>
-        </w:rPr>
-        <w:t>"</w:t>
-      </w:r>
-      <w:r>
-        <w:rPr>
-          <w:rFonts w:cs="Koodak" w:hint="cs"/>
-          <w:rtl/>
-          <w:lang w:val="en-US"/>
-        </w:rPr>
-        <w:t xml:space="preserve">، </w:t>
-      </w:r>
-      <w:r>
-        <w:rPr>
-          <w:rFonts w:cs="Calibri" w:hint="cs"/>
-          <w:rtl/>
-          <w:lang w:val="en-US"/>
-        </w:rPr>
-        <w:t>"</w:t>
-      </w:r>
-      <w:r>
-        <w:rPr>
-          <w:rFonts w:cs="Koodak" w:hint="cs"/>
-          <w:rtl/>
-          <w:lang w:val="en-US"/>
-        </w:rPr>
-        <w:t>ق غذا خوری</w:t>
-      </w:r>
-      <w:r>
-        <w:rPr>
-          <w:rFonts w:cs="Calibri" w:hint="cs"/>
-          <w:rtl/>
-          <w:lang w:val="en-US"/>
-        </w:rPr>
-        <w:t>"</w:t>
-      </w:r>
-      <w:r>
-        <w:rPr>
-          <w:rFonts w:cs="Koodak" w:hint="cs"/>
-          <w:rtl/>
-          <w:lang w:val="en-US"/>
+          <w:rFonts w:cs="B Nazanin"/>
+          <w:rtl/>
+        </w:rPr>
+        <w:t>شناسایی مراحل خاص که ممکن است به زمان یا دما وابسته باشند</w:t>
+      </w:r>
+      <w:r>
+        <w:rPr>
+          <w:rFonts w:cs="B Nazanin" w:hint="cs"/>
+          <w:rtl/>
         </w:rPr>
         <w:t xml:space="preserve"> و </w:t>
       </w:r>
       <w:r>
         <w:rPr>
-          <w:rFonts w:cs="Calibri" w:hint="cs"/>
-          <w:rtl/>
-          <w:lang w:val="en-US"/>
-        </w:rPr>
-        <w:t>"</w:t>
-      </w:r>
-      <w:r>
-        <w:rPr>
-          <w:rFonts w:cs="Koodak" w:hint="cs"/>
-          <w:rtl/>
-          <w:lang w:val="en-US"/>
-        </w:rPr>
-        <w:t>ق غ</w:t>
-      </w:r>
-      <w:r>
-        <w:rPr>
-          <w:rFonts w:cs="Calibri" w:hint="cs"/>
-          <w:rtl/>
-          <w:lang w:val="en-US"/>
-        </w:rPr>
-        <w:t>"</w:t>
-      </w:r>
-      <w:r>
-        <w:rPr>
-          <w:rFonts w:cs="Koodak" w:hint="cs"/>
-          <w:rtl/>
-          <w:lang w:val="en-US"/>
-        </w:rPr>
-        <w:t xml:space="preserve"> نوشته می</w:t>
-      </w:r>
-      <w:r>
-        <w:rPr>
-          <w:rFonts w:cs="Koodak"/>
-          <w:rtl/>
-          <w:lang w:val="en-US"/>
-        </w:rPr>
-        <w:softHyphen/>
-      </w:r>
-      <w:r>
-        <w:rPr>
-          <w:rFonts w:cs="Koodak" w:hint="cs"/>
-          <w:rtl/>
-          <w:lang w:val="en-US"/>
-        </w:rPr>
-        <w:t xml:space="preserve">شوند. </w:t>
-      </w:r>
-      <w:r>
-        <w:rPr>
-          <w:rFonts w:cs="Koodak" w:hint="cs"/>
-          <w:rtl/>
-          <w:lang w:val="en-US"/>
-        </w:rPr>
-        <w:t>علاوه بر این ها عدم رعایت فاصله</w:t>
-      </w:r>
-      <w:r>
-        <w:rPr>
-          <w:rFonts w:cs="Koodak"/>
-          <w:rtl/>
-          <w:lang w:val="en-US"/>
-        </w:rPr>
-        <w:softHyphen/>
-      </w:r>
-      <w:r>
-        <w:rPr>
-          <w:rFonts w:cs="Koodak" w:hint="cs"/>
-          <w:rtl/>
-          <w:lang w:val="en-US"/>
-        </w:rPr>
-        <w:t>ها هنگام نوشتار میزان نیز یکی از مشکلات بود که در این تابع به آن پرداخته شده است. در نتیجه</w:t>
-      </w:r>
-      <w:r>
-        <w:rPr>
-          <w:rFonts w:cs="Koodak"/>
-          <w:rtl/>
-          <w:lang w:val="en-US"/>
-        </w:rPr>
-        <w:t xml:space="preserve"> این تابع قادر است مواد اولیه را از جمله در قالب‌های مختلف شناسایی کند، حتی زمانی که ممکن است نام مواد اولیه با اعداد یا سایر علائم خاص همراه باشد. به‌عنوان مثال</w:t>
-      </w:r>
-      <w:r>
-        <w:rPr>
-          <w:rFonts w:cs="Koodak"/>
+          <w:rFonts w:cs="B Nazanin"/>
+          <w:rtl/>
+        </w:rPr>
+        <w:t>جداسازی دستورات به گونه‌ای که بتوان آن‌ها را به صورت مرحله به مرحله دنبال کرد</w:t>
+      </w:r>
+      <w:r>
+        <w:rPr>
+          <w:rFonts w:cs="B Nazanin" w:hint="cs"/>
+          <w:rtl/>
+        </w:rPr>
+        <w:t>.</w:t>
+      </w:r>
+      <w:r>
+        <w:rPr>
+          <w:rFonts w:cs="B Nazanin" w:hint="cs"/>
+          <w:rtl/>
+        </w:rPr>
+        <w:t xml:space="preserve"> </w:t>
+      </w:r>
+    </w:p>
+    <w:p>
+      <w:pPr>
+        <w:pStyle w:val="ListParagraph"/>
+        <w:bidi/>
+        <w:ind w:left="1080"/>
+        <w:rPr>
+          <w:rFonts w:cs="B Nazanin"/>
           <w:lang w:bidi="fa-IR"/>
         </w:rPr>
-        <w:t>:</w:t>
-      </w:r>
-      <w:r>
-        <w:rPr>
-          <w:rFonts w:cs="Koodak" w:hint="cs"/>
-          <w:rtl/>
+      </w:pPr>
+      <w:r>
+        <w:rPr>
+          <w:rFonts w:cs="B Nazanin"/>
+          <w:rtl/>
+        </w:rPr>
+        <w:t xml:space="preserve">تابع </w:t>
+      </w:r>
+      <w:r>
+        <w:rPr>
+          <w:rFonts w:cs="B Nazanin"/>
           <w:lang w:bidi="fa-IR"/>
         </w:rPr>
-        <w:t xml:space="preserve">   </w:t>
-      </w:r>
-      <w:r>
-        <w:rPr>
-          <w:rFonts w:cs="Koodak"/>
-          <w:rtl/>
-          <w:lang w:val="en-US"/>
-        </w:rPr>
-        <w:t>شناسایی مقادیر کسری مانند "</w:t>
-      </w:r>
-      <w:r>
-        <w:rPr>
-          <w:rFonts w:cs="Koodak" w:hint="cs"/>
-          <w:rtl/>
-          <w:lang w:val="en-US"/>
-        </w:rPr>
-        <w:t>2/1</w:t>
-      </w:r>
-      <w:r>
-        <w:rPr>
-          <w:rFonts w:cs="Koodak"/>
-          <w:rtl/>
-          <w:lang w:val="en-US"/>
-        </w:rPr>
-        <w:t xml:space="preserve"> قاشق چایخوری</w:t>
-      </w:r>
-      <w:r>
-        <w:rPr>
-          <w:rFonts w:cs="Koodak"/>
+        <w:t xml:space="preserve">extract_cookpad_recipe </w:t>
+      </w:r>
+      <w:r>
+        <w:rPr>
+          <w:rFonts w:cs="B Nazanin" w:hint="cs"/>
+          <w:rtl/>
           <w:lang w:bidi="fa-IR"/>
         </w:rPr>
-        <w:t>"</w:t>
-      </w:r>
-      <w:r>
-        <w:rPr>
-          <w:rFonts w:cs="Koodak" w:hint="cs"/>
-          <w:rtl/>
+        <w:t xml:space="preserve"> </w:t>
+      </w:r>
+      <w:r>
+        <w:rPr>
+          <w:rFonts w:cs="B Nazanin"/>
+          <w:rtl/>
+        </w:rPr>
+        <w:t>وظیفه دارد داده‌های دستور غذا را از قالب</w:t>
+      </w:r>
+      <w:r>
+        <w:rPr>
+          <w:rFonts w:cs="B Nazanin"/>
           <w:lang w:bidi="fa-IR"/>
         </w:rPr>
-        <w:t xml:space="preserve">، </w:t>
-      </w:r>
-      <w:r>
-        <w:rPr>
-          <w:rFonts w:cs="Koodak"/>
-          <w:rtl/>
-          <w:lang w:val="en-US"/>
-        </w:rPr>
-        <w:t>شناسایی واحدهای اندازه‌گیری مختلف مانند "گرم"، "قاشق غذاخوری"، "لیتر" و غیره</w:t>
-      </w:r>
-      <w:r>
-        <w:rPr>
-          <w:rFonts w:cs="Koodak" w:hint="cs"/>
-          <w:rtl/>
-          <w:lang w:val="en-US"/>
-        </w:rPr>
-        <w:t xml:space="preserve"> و </w:t>
-      </w:r>
-      <w:r>
-        <w:rPr>
-          <w:rFonts w:cs="Koodak"/>
-          <w:rtl/>
-          <w:lang w:val="en-US"/>
-        </w:rPr>
-        <w:t>استخراج مواد اولیه حتی زمانی که متن شامل توضیحات اضافی باشد</w:t>
-      </w:r>
-      <w:r>
-        <w:rPr>
-          <w:rFonts w:cs="Koodak" w:hint="cs"/>
-          <w:rtl/>
-          <w:lang w:val="en-US"/>
-        </w:rPr>
-        <w:t>.</w:t>
-      </w:r>
-    </w:p>
-    <w:p>
-      <w:pPr>
-        <w:pStyle w:val="ListParagraph"/>
-        <w:bidi/>
-        <w:ind w:left="1080"/>
-        <w:jc w:val="both"/>
-        <w:rPr>
-          <w:rFonts w:cs="Koodak"/>
-          <w:lang w:bidi="fa-IR"/>
-        </w:rPr>
-      </w:pPr>
-      <w:r>
-        <w:rPr>
-          <w:rFonts w:cs="Koodak"/>
-          <w:rtl/>
-        </w:rPr>
-        <w:t xml:space="preserve">تابع </w:t>
-      </w:r>
-      <w:proofErr w:type="spellStart"/>
-      <w:r>
-        <w:rPr>
-          <w:rFonts w:cs="Koodak"/>
-          <w:lang w:bidi="fa-IR"/>
-        </w:rPr>
-        <w:t>split_instructions</w:t>
-      </w:r>
-      <w:proofErr w:type="spellEnd"/>
-      <w:r>
-        <w:rPr>
-          <w:rFonts w:cs="Koodak"/>
-          <w:lang w:bidi="fa-IR"/>
-        </w:rPr>
-        <w:t xml:space="preserve"> </w:t>
-      </w:r>
-      <w:r>
-        <w:rPr>
-          <w:rFonts w:cs="Koodak" w:hint="cs"/>
-          <w:rtl/>
-          <w:lang w:bidi="fa-IR"/>
-        </w:rPr>
-        <w:t xml:space="preserve"> </w:t>
-      </w:r>
-      <w:r>
-        <w:rPr>
-          <w:rFonts w:cs="Koodak"/>
-          <w:rtl/>
-        </w:rPr>
-        <w:t>برای تقسیم دستورالعمل‌های تهیه غذا به بخش‌های کوچک‌تر استفاده می‌شود. این تابع به‌طور خودکار دستورالعمل‌ها را به مراحل مختلف تقسیم می‌کند تا هر مرحله به‌طور جداگانه استخراج و تحلیل شود. هدف این تابع این است که دستورات طولانی و پیچیده به اجزای قابل فهم‌تری تقسیم شوند، به‌طوری‌که هر مرحله به‌طور مجزا قابل پردازش و انجام باشد. به‌طور مثال</w:t>
-      </w:r>
-      <w:r>
-        <w:rPr>
-          <w:rFonts w:cs="Koodak"/>
-          <w:lang w:bidi="fa-IR"/>
-        </w:rPr>
-        <w:t>:</w:t>
-      </w:r>
-      <w:r>
-        <w:rPr>
-          <w:rFonts w:cs="Koodak" w:hint="cs"/>
-          <w:rtl/>
-          <w:lang w:bidi="fa-IR"/>
-        </w:rPr>
-        <w:t xml:space="preserve"> </w:t>
-      </w:r>
-      <w:r>
-        <w:rPr>
-          <w:rFonts w:cs="Koodak"/>
-          <w:rtl/>
-        </w:rPr>
-        <w:t>تقسیم دستورالعمل‌ها به قسمت‌هایی مانند "آماده‌سازی مواد"، "پخت غذا" و "تزئین</w:t>
-      </w:r>
-      <w:r>
-        <w:rPr>
-          <w:rFonts w:cs="Koodak"/>
-          <w:lang w:bidi="fa-IR"/>
-        </w:rPr>
-        <w:t>"</w:t>
-      </w:r>
-      <w:r>
-        <w:rPr>
-          <w:rFonts w:cs="Koodak" w:hint="cs"/>
-          <w:rtl/>
-          <w:lang w:bidi="fa-IR"/>
-        </w:rPr>
-        <w:t xml:space="preserve">، </w:t>
-      </w:r>
-      <w:r>
-        <w:rPr>
-          <w:rFonts w:cs="Koodak"/>
-          <w:rtl/>
-        </w:rPr>
-        <w:t>شناسایی مراحل خاص که ممکن است به زمان یا دما وابسته باشند</w:t>
-      </w:r>
-      <w:r>
-        <w:rPr>
-          <w:rFonts w:cs="Koodak" w:hint="cs"/>
-          <w:rtl/>
-        </w:rPr>
-        <w:t xml:space="preserve"> و </w:t>
-      </w:r>
-      <w:r>
-        <w:rPr>
-          <w:rFonts w:cs="Koodak"/>
-          <w:rtl/>
-        </w:rPr>
-        <w:t>جداسازی دستورات به گونه‌ای که بتوان آن‌ها را به صورت مرحله به مرحله دنبال کرد</w:t>
-      </w:r>
-      <w:r>
-        <w:rPr>
-          <w:rFonts w:cs="Koodak" w:hint="cs"/>
-          <w:rtl/>
-        </w:rPr>
-        <w:t>.</w:t>
-      </w:r>
-      <w:r>
-        <w:rPr>
-          <w:rFonts w:cs="Koodak" w:hint="cs"/>
-          <w:rtl/>
-        </w:rPr>
-        <w:t xml:space="preserve"> </w:t>
-      </w:r>
-    </w:p>
-    <w:p>
-      <w:pPr>
-        <w:pStyle w:val="ListParagraph"/>
-        <w:bidi/>
-        <w:ind w:left="1080"/>
-        <w:jc w:val="both"/>
-        <w:rPr>
-          <w:rFonts w:cs="Koodak"/>
-          <w:lang w:bidi="fa-IR"/>
-        </w:rPr>
-      </w:pPr>
-      <w:r>
-        <w:rPr>
-          <w:rFonts w:cs="Koodak"/>
-          <w:rtl/>
-        </w:rPr>
-        <w:t xml:space="preserve">تابع </w:t>
-      </w:r>
-      <w:proofErr w:type="spellStart"/>
-      <w:r>
-        <w:rPr>
-          <w:rFonts w:cs="Koodak"/>
-          <w:lang w:bidi="fa-IR"/>
-        </w:rPr>
-        <w:t>extract_cookpad_recipe</w:t>
-      </w:r>
-      <w:proofErr w:type="spellEnd"/>
-      <w:r>
-        <w:rPr>
-          <w:rFonts w:cs="Koodak"/>
-          <w:lang w:bidi="fa-IR"/>
-        </w:rPr>
-        <w:t xml:space="preserve"> </w:t>
-      </w:r>
-      <w:r>
-        <w:rPr>
-          <w:rFonts w:cs="Koodak" w:hint="cs"/>
-          <w:rtl/>
-          <w:lang w:bidi="fa-IR"/>
-        </w:rPr>
-        <w:t xml:space="preserve"> </w:t>
-      </w:r>
-      <w:r>
-        <w:rPr>
-          <w:rFonts w:cs="Koodak"/>
-          <w:rtl/>
-        </w:rPr>
-        <w:t>وظیفه دارد داده‌های دستور غذا را از قالب</w:t>
-      </w:r>
-      <w:r>
-        <w:rPr>
-          <w:rFonts w:cs="Koodak"/>
-          <w:lang w:bidi="fa-IR"/>
-        </w:rPr>
         <w:t xml:space="preserve"> JSON </w:t>
       </w:r>
       <w:r>
         <w:rPr>
-          <w:rFonts w:cs="Koodak"/>
+          <w:rFonts w:cs="B Nazanin"/>
           <w:rtl/>
         </w:rPr>
         <w:t>استخراج کرده و به یک فرمت ساختاریافته تبدیل کند. این تابع علاوه بر استخراج اطلاعات معمولی مثل نام مواد اولیه و مراحل دستور پخت، اطلاعات مربوط به مکان (شهر یا استان) و مواد اولیه را نیز اضافه می‌کند. این فرآیند به‌ویژه برای اطمینان از ارتباط هر دستور پخت با محل جغرافیایی مناسب آن و استخراج ویژگی‌های مرتبط با مناطق مختلف (مثل سبک غذایی یا ادویه‌های خاص هر منطقه) اهمیت دارد. این تابع شامل موارد زیر است</w:t>
       </w:r>
       <w:r>
         <w:rPr>
-          <w:rFonts w:cs="Koodak"/>
+          <w:rFonts w:cs="B Nazanin"/>
           <w:lang w:bidi="fa-IR"/>
         </w:rPr>
         <w:t>:</w:t>
@@ -2149,22 +1883,21 @@
           <w:numId w:val="8"/>
         </w:numPr>
         <w:bidi/>
-        <w:jc w:val="both"/>
-        <w:rPr>
-          <w:rFonts w:cs="Koodak"/>
+        <w:rPr>
+          <w:rFonts w:cs="B Nazanin"/>
           <w:lang w:bidi="fa-IR"/>
         </w:rPr>
       </w:pPr>
       <w:r>
         <w:rPr>
-          <w:rFonts w:cs="Koodak"/>
+          <w:rFonts w:cs="B Nazanin"/>
           <w:rtl/>
         </w:rPr>
         <w:t>استخراج داده‌های مربوط به مواد اولیه و دستور تهیه از قالب</w:t>
       </w:r>
       <w:r>
         <w:rPr>
-          <w:rFonts w:cs="Koodak"/>
+          <w:rFonts w:cs="B Nazanin"/>
           <w:lang w:bidi="fa-IR"/>
         </w:rPr>
         <w:t xml:space="preserve"> JSON</w:t>
@@ -2178,29 +1911,28 @@
           <w:numId w:val="8"/>
         </w:numPr>
         <w:bidi/>
-        <w:jc w:val="both"/>
-        <w:rPr>
-          <w:rFonts w:cs="Koodak"/>
+        <w:rPr>
+          <w:rFonts w:cs="B Nazanin"/>
           <w:lang w:bidi="fa-IR"/>
         </w:rPr>
       </w:pPr>
       <w:r>
         <w:rPr>
-          <w:rFonts w:cs="Koodak"/>
+          <w:rFonts w:cs="B Nazanin"/>
           <w:rtl/>
         </w:rPr>
         <w:t>اضافه کردن اطلاعات مکان (استان یا شهر) از</w:t>
       </w:r>
       <w:r>
         <w:rPr>
-          <w:rFonts w:cs="Koodak"/>
+          <w:rFonts w:cs="B Nazanin"/>
           <w:lang w:bidi="fa-IR"/>
         </w:rPr>
         <w:t xml:space="preserve"> URL </w:t>
       </w:r>
       <w:r>
         <w:rPr>
-          <w:rFonts w:cs="Koodak"/>
+          <w:rFonts w:cs="B Nazanin"/>
           <w:rtl/>
         </w:rPr>
         <w:t>یا داده‌های متا</w:t>
@@ -2214,15 +1946,14 @@
           <w:numId w:val="8"/>
         </w:numPr>
         <w:bidi/>
-        <w:jc w:val="both"/>
-        <w:rPr>
-          <w:rFonts w:cs="Koodak"/>
+        <w:rPr>
+          <w:rFonts w:cs="B Nazanin"/>
           <w:lang w:bidi="fa-IR"/>
         </w:rPr>
       </w:pPr>
       <w:r>
         <w:rPr>
-          <w:rFonts w:cs="Koodak"/>
+          <w:rFonts w:cs="B Nazanin"/>
           <w:rtl/>
         </w:rPr>
         <w:t>نرمال‌سازی نام مواد اولیه و واحدهای اندازه‌گیری برای تطابق با استانداردهای مشخص</w:t>
@@ -2236,15 +1967,14 @@
           <w:numId w:val="8"/>
         </w:numPr>
         <w:bidi/>
-        <w:jc w:val="both"/>
-        <w:rPr>
-          <w:rFonts w:cs="Koodak"/>
+        <w:rPr>
+          <w:rFonts w:cs="B Nazanin"/>
           <w:lang w:bidi="fa-IR"/>
         </w:rPr>
       </w:pPr>
       <w:r>
         <w:rPr>
-          <w:rFonts w:cs="Koodak"/>
+          <w:rFonts w:cs="B Nazanin"/>
           <w:rtl/>
         </w:rPr>
         <w:t>اضافه کردن اطلاعات مفید مانند زمان پخت، نوع غذا، و حتی نوع وعده (صبحانه، نهار، شام) یا مناسبت‌ها (مثل مهمانی‌ها یا مراسم خاص)</w:t>
@@ -2258,11 +1988,13 @@
           <w:numId w:val="1"/>
         </w:numPr>
         <w:bidi/>
-        <w:jc w:val="both"/>
-      </w:pPr>
-      <w:r>
-        <w:rPr>
-          <w:rFonts w:cs="Koodak"/>
+        <w:rPr>
+          <w:rFonts w:cs="B Nazanin"/>
+        </w:rPr>
+      </w:pPr>
+      <w:r>
+        <w:rPr>
+          <w:rFonts w:cs="B Nazanin"/>
           <w:sz w:val="32"/>
           <w:szCs w:val="32"/>
           <w:rtl/>
@@ -2272,7 +2004,7 @@
       </w:r>
       <w:r>
         <w:rPr>
-          <w:rFonts w:cs="Koodak"/>
+          <w:rFonts w:cs="B Nazanin"/>
           <w:sz w:val="32"/>
           <w:szCs w:val="32"/>
           <w:rtl/>
@@ -2286,16 +2018,15 @@
       <w:pPr>
         <w:pStyle w:val="ListParagraph"/>
         <w:bidi/>
-        <w:jc w:val="both"/>
-        <w:rPr>
-          <w:rFonts w:cs="Koodak"/>
-          <w:rtl/>
-          <w:lang w:val="en-US" w:bidi="fa-IR"/>
-        </w:rPr>
-      </w:pPr>
-      <w:r>
-        <w:rPr>
-          <w:rFonts w:cs="Koodak" w:hint="cs"/>
+        <w:rPr>
+          <w:rFonts w:cs="B Nazanin"/>
+          <w:rtl/>
+          <w:lang w:val="en-US" w:bidi="fa-IR"/>
+        </w:rPr>
+      </w:pPr>
+      <w:r>
+        <w:rPr>
+          <w:rFonts w:cs="B Nazanin" w:hint="cs"/>
           <w:rtl/>
           <w:lang w:val="en-US"/>
         </w:rPr>
@@ -2303,84 +2034,262 @@
       </w:r>
       <w:r>
         <w:rPr>
-          <w:rFonts w:cs="Koodak"/>
+          <w:rFonts w:cs="B Nazanin"/>
           <w:lang w:val="en-US"/>
         </w:rPr>
         <w:t xml:space="preserve">JSON </w:t>
       </w:r>
       <w:r>
         <w:rPr>
-          <w:rFonts w:cs="Koodak" w:hint="cs"/>
-          <w:rtl/>
-          <w:lang w:val="en-US" w:bidi="fa-IR"/>
-        </w:rPr>
-        <w:t xml:space="preserve"> در </w:t>
+          <w:rFonts w:cs="B Nazanin" w:hint="cs"/>
+          <w:rtl/>
+          <w:lang w:val="en-US" w:bidi="fa-IR"/>
+        </w:rPr>
+        <w:t xml:space="preserve"> در لیبل استودیو توسط کد زیر در دو مرحله لیبل گذاری شد:</w:t>
+      </w:r>
+    </w:p>
+    <w:p>
+      <w:pPr>
+        <w:pStyle w:val="ListParagraph"/>
+        <w:bidi/>
+        <w:rPr>
+          <w:rFonts w:cs="B Nazanin"/>
+          <w:lang w:val="en-US" w:bidi="fa-IR"/>
+        </w:rPr>
+      </w:pPr>
+      <w:r>
+        <w:rPr>
+          <w:rFonts w:cs="B Nazanin"/>
+          <w:rtl/>
+          <w:lang w:val="en-US" w:bidi="fa-IR"/>
+        </w:rPr>
+        <w:t>&lt;</w:t>
+      </w:r>
+      <w:r>
+        <w:rPr>
+          <w:rFonts w:cs="B Nazanin"/>
+          <w:lang w:val="en-US" w:bidi="fa-IR"/>
+        </w:rPr>
+        <w:t>View</w:t>
+      </w:r>
+      <w:r>
+        <w:rPr>
+          <w:rFonts w:cs="B Nazanin"/>
+          <w:rtl/>
+          <w:lang w:val="en-US" w:bidi="fa-IR"/>
+        </w:rPr>
+        <w:t>&gt;</w:t>
+      </w:r>
+    </w:p>
+    <w:p>
+      <w:pPr>
+        <w:pStyle w:val="ListParagraph"/>
+        <w:bidi/>
+        <w:rPr>
+          <w:rFonts w:cs="B Nazanin"/>
+          <w:lang w:val="en-US" w:bidi="fa-IR"/>
+        </w:rPr>
+      </w:pPr>
+      <w:r>
+        <w:rPr>
+          <w:rFonts w:cs="B Nazanin"/>
+          <w:rtl/>
+          <w:lang w:val="en-US" w:bidi="fa-IR"/>
+        </w:rPr>
+        <w:t xml:space="preserve"> &lt;</w:t>
+      </w:r>
+      <w:r>
+        <w:rPr>
+          <w:rFonts w:cs="B Nazanin"/>
+          <w:lang w:val="en-US" w:bidi="fa-IR"/>
+        </w:rPr>
+        <w:t>Text name="source" value="$name</w:t>
+      </w:r>
+      <w:r>
+        <w:rPr>
+          <w:rFonts w:cs="B Nazanin"/>
+          <w:rtl/>
+          <w:lang w:val="en-US" w:bidi="fa-IR"/>
+        </w:rPr>
+        <w:t>" /&gt;</w:t>
+      </w:r>
+    </w:p>
+    <w:p>
+      <w:pPr>
+        <w:pStyle w:val="ListParagraph"/>
+        <w:bidi/>
+        <w:rPr>
+          <w:rFonts w:cs="B Nazanin"/>
+          <w:lang w:val="en-US" w:bidi="fa-IR"/>
+        </w:rPr>
+      </w:pPr>
+      <w:r>
+        <w:rPr>
+          <w:rFonts w:cs="B Nazanin"/>
+          <w:rtl/>
+          <w:lang w:val="en-US" w:bidi="fa-IR"/>
+        </w:rPr>
+        <w:t xml:space="preserve"> &lt;</w:t>
+      </w:r>
+      <w:r>
+        <w:rPr>
+          <w:rFonts w:cs="B Nazanin"/>
+          <w:lang w:val="en-US" w:bidi="fa-IR"/>
+        </w:rPr>
+        <w:t xml:space="preserve">Choices name="answer" </w:t>
       </w:r>
       <w:proofErr w:type="spellStart"/>
       <w:r>
         <w:rPr>
-          <w:rFonts w:cs="Koodak" w:hint="cs"/>
-          <w:rtl/>
-          <w:lang w:val="en-US" w:bidi="fa-IR"/>
-        </w:rPr>
-        <w:t>لیبل</w:t>
+          <w:rFonts w:cs="B Nazanin"/>
+          <w:lang w:val="en-US" w:bidi="fa-IR"/>
+        </w:rPr>
+        <w:t>toName</w:t>
       </w:r>
       <w:proofErr w:type="spellEnd"/>
       <w:r>
         <w:rPr>
-          <w:rFonts w:cs="Koodak" w:hint="cs"/>
-          <w:rtl/>
-          <w:lang w:val="en-US" w:bidi="fa-IR"/>
-        </w:rPr>
-        <w:t xml:space="preserve"> استودیو توسط کد زیر در دو مرحله </w:t>
-      </w:r>
-      <w:proofErr w:type="spellStart"/>
-      <w:r>
-        <w:rPr>
-          <w:rFonts w:cs="Koodak" w:hint="cs"/>
-          <w:rtl/>
-          <w:lang w:val="en-US" w:bidi="fa-IR"/>
-        </w:rPr>
-        <w:t>لیبل</w:t>
-      </w:r>
-      <w:proofErr w:type="spellEnd"/>
-      <w:r>
-        <w:rPr>
-          <w:rFonts w:cs="Koodak" w:hint="cs"/>
-          <w:rtl/>
-          <w:lang w:val="en-US" w:bidi="fa-IR"/>
-        </w:rPr>
-        <w:t xml:space="preserve"> گذاری شد:</w:t>
+          <w:rFonts w:cs="B Nazanin"/>
+          <w:lang w:val="en-US" w:bidi="fa-IR"/>
+        </w:rPr>
+        <w:t>="source" choice="single" required="true</w:t>
+      </w:r>
+      <w:r>
+        <w:rPr>
+          <w:rFonts w:cs="B Nazanin"/>
+          <w:rtl/>
+          <w:lang w:val="en-US" w:bidi="fa-IR"/>
+        </w:rPr>
+        <w:t>"&gt;</w:t>
       </w:r>
     </w:p>
     <w:p>
       <w:pPr>
         <w:pStyle w:val="ListParagraph"/>
         <w:bidi/>
-        <w:jc w:val="right"/>
-        <w:rPr>
-          <w:rFonts w:cs="Koodak"/>
-          <w:lang w:val="en-US" w:bidi="fa-IR"/>
-        </w:rPr>
-      </w:pPr>
-      <w:r>
-        <w:rPr>
-          <w:rFonts w:cs="Koodak"/>
-          <w:rtl/>
-          <w:lang w:val="en-US" w:bidi="fa-IR"/>
-        </w:rPr>
-        <w:t>&lt;</w:t>
-      </w:r>
-      <w:r>
-        <w:rPr>
-          <w:rFonts w:cs="Koodak"/>
+        <w:rPr>
+          <w:rFonts w:cs="B Nazanin"/>
+          <w:lang w:val="en-US" w:bidi="fa-IR"/>
+        </w:rPr>
+      </w:pPr>
+      <w:r>
+        <w:rPr>
+          <w:rFonts w:cs="B Nazanin"/>
+          <w:rtl/>
+          <w:lang w:val="en-US" w:bidi="fa-IR"/>
+        </w:rPr>
+        <w:t xml:space="preserve">    &lt;</w:t>
+      </w:r>
+      <w:r>
+        <w:rPr>
+          <w:rFonts w:cs="B Nazanin"/>
+          <w:lang w:val="en-US" w:bidi="fa-IR"/>
+        </w:rPr>
+        <w:t>Choice value="0"&gt;Bad&lt;/Choice</w:t>
+      </w:r>
+      <w:r>
+        <w:rPr>
+          <w:rFonts w:cs="B Nazanin"/>
+          <w:rtl/>
+          <w:lang w:val="en-US" w:bidi="fa-IR"/>
+        </w:rPr>
+        <w:t>&gt;</w:t>
+      </w:r>
+    </w:p>
+    <w:p>
+      <w:pPr>
+        <w:pStyle w:val="ListParagraph"/>
+        <w:bidi/>
+        <w:rPr>
+          <w:rFonts w:cs="B Nazanin"/>
+          <w:lang w:val="en-US" w:bidi="fa-IR"/>
+        </w:rPr>
+      </w:pPr>
+      <w:r>
+        <w:rPr>
+          <w:rFonts w:cs="B Nazanin"/>
+          <w:rtl/>
+          <w:lang w:val="en-US" w:bidi="fa-IR"/>
+        </w:rPr>
+        <w:t xml:space="preserve">    &lt;</w:t>
+      </w:r>
+      <w:r>
+        <w:rPr>
+          <w:rFonts w:cs="B Nazanin"/>
+          <w:lang w:val="en-US" w:bidi="fa-IR"/>
+        </w:rPr>
+        <w:t>Choice value="1"&gt;Good&lt;/Choice</w:t>
+      </w:r>
+      <w:r>
+        <w:rPr>
+          <w:rFonts w:cs="B Nazanin"/>
+          <w:rtl/>
+          <w:lang w:val="en-US" w:bidi="fa-IR"/>
+        </w:rPr>
+        <w:t>&gt;</w:t>
+      </w:r>
+    </w:p>
+    <w:p>
+      <w:pPr>
+        <w:pStyle w:val="ListParagraph"/>
+        <w:bidi/>
+        <w:rPr>
+          <w:rFonts w:cs="B Nazanin"/>
+          <w:lang w:val="en-US" w:bidi="fa-IR"/>
+        </w:rPr>
+      </w:pPr>
+      <w:r>
+        <w:rPr>
+          <w:rFonts w:cs="B Nazanin"/>
+          <w:rtl/>
+          <w:lang w:val="en-US" w:bidi="fa-IR"/>
+        </w:rPr>
+        <w:t xml:space="preserve">  &lt;/</w:t>
+      </w:r>
+      <w:r>
+        <w:rPr>
+          <w:rFonts w:cs="B Nazanin"/>
+          <w:lang w:val="en-US" w:bidi="fa-IR"/>
+        </w:rPr>
+        <w:t>Choices</w:t>
+      </w:r>
+      <w:r>
+        <w:rPr>
+          <w:rFonts w:cs="B Nazanin"/>
+          <w:rtl/>
+          <w:lang w:val="en-US" w:bidi="fa-IR"/>
+        </w:rPr>
+        <w:t>&gt;</w:t>
+      </w:r>
+    </w:p>
+    <w:p>
+      <w:pPr>
+        <w:pStyle w:val="ListParagraph"/>
+        <w:bidi/>
+        <w:rPr>
+          <w:rFonts w:cs="B Nazanin"/>
+          <w:rtl/>
+          <w:lang w:val="en-US" w:bidi="fa-IR"/>
+        </w:rPr>
+      </w:pPr>
+      <w:r>
+        <w:rPr>
+          <w:rFonts w:cs="B Nazanin"/>
+          <w:rtl/>
+          <w:lang w:val="en-US" w:bidi="fa-IR"/>
+        </w:rPr>
+        <w:t>&lt;/</w:t>
+      </w:r>
+      <w:r>
+        <w:rPr>
+          <w:rFonts w:cs="B Nazanin"/>
           <w:lang w:val="en-US" w:bidi="fa-IR"/>
         </w:rPr>
         <w:t>View</w:t>
       </w:r>
       <w:r>
         <w:rPr>
-          <w:rFonts w:cs="Koodak"/>
+          <w:rFonts w:cs="B Nazanin"/>
           <w:rtl/>
           <w:lang w:val="en-US" w:bidi="fa-IR"/>
         </w:rPr>
@@ -2391,238 +2300,15 @@
       <w:pPr>
         <w:pStyle w:val="ListParagraph"/>
         <w:bidi/>
-        <w:jc w:val="right"/>
-        <w:rPr>
-          <w:rFonts w:cs="Koodak"/>
-          <w:lang w:val="en-US" w:bidi="fa-IR"/>
-        </w:rPr>
-      </w:pPr>
-      <w:r>
-        <w:rPr>
-          <w:rFonts w:cs="Koodak"/>
-          <w:rtl/>
-          <w:lang w:val="en-US" w:bidi="fa-IR"/>
-        </w:rPr>
-        <w:t xml:space="preserve"> &lt;</w:t>
-      </w:r>
-      <w:r>
-        <w:rPr>
-          <w:rFonts w:cs="Koodak"/>
-          <w:lang w:val="en-US" w:bidi="fa-IR"/>
-        </w:rPr>
-        <w:t>Text name="source" value="$name</w:t>
-      </w:r>
-      <w:r>
-        <w:rPr>
-          <w:rFonts w:cs="Koodak"/>
-          <w:rtl/>
-          <w:lang w:val="en-US" w:bidi="fa-IR"/>
-        </w:rPr>
-        <w:t>" /&gt;</w:t>
-      </w:r>
-    </w:p>
-    <w:p>
-      <w:pPr>
-        <w:pStyle w:val="ListParagraph"/>
-        <w:bidi/>
-        <w:jc w:val="right"/>
-        <w:rPr>
-          <w:rFonts w:cs="Koodak"/>
-          <w:lang w:val="en-US" w:bidi="fa-IR"/>
-        </w:rPr>
-      </w:pPr>
-      <w:r>
-        <w:rPr>
-          <w:rFonts w:cs="Koodak"/>
-          <w:rtl/>
-          <w:lang w:val="en-US" w:bidi="fa-IR"/>
-        </w:rPr>
-        <w:t xml:space="preserve"> &lt;</w:t>
-      </w:r>
-      <w:r>
-        <w:rPr>
-          <w:rFonts w:cs="Koodak"/>
-          <w:lang w:val="en-US" w:bidi="fa-IR"/>
-        </w:rPr>
-        <w:t xml:space="preserve">Choices name="answer" </w:t>
-      </w:r>
-      <w:proofErr w:type="spellStart"/>
-      <w:r>
-        <w:rPr>
-          <w:rFonts w:cs="Koodak"/>
-          <w:lang w:val="en-US" w:bidi="fa-IR"/>
-        </w:rPr>
-        <w:t>toName</w:t>
-      </w:r>
-      <w:proofErr w:type="spellEnd"/>
-      <w:r>
-        <w:rPr>
-          <w:rFonts w:cs="Koodak"/>
-          <w:lang w:val="en-US" w:bidi="fa-IR"/>
-        </w:rPr>
-        <w:t>="source" choice="single" required="true</w:t>
-      </w:r>
-      <w:r>
-        <w:rPr>
-          <w:rFonts w:cs="Koodak"/>
-          <w:rtl/>
-          <w:lang w:val="en-US" w:bidi="fa-IR"/>
-        </w:rPr>
-        <w:t>"&gt;</w:t>
-      </w:r>
-    </w:p>
-    <w:p>
-      <w:pPr>
-        <w:pStyle w:val="ListParagraph"/>
-        <w:bidi/>
-        <w:jc w:val="right"/>
-        <w:rPr>
-          <w:rFonts w:cs="Koodak"/>
-          <w:lang w:val="en-US" w:bidi="fa-IR"/>
-        </w:rPr>
-      </w:pPr>
-      <w:r>
-        <w:rPr>
-          <w:rFonts w:cs="Koodak"/>
-          <w:rtl/>
-          <w:lang w:val="en-US" w:bidi="fa-IR"/>
-        </w:rPr>
-        <w:t xml:space="preserve">    &lt;</w:t>
-      </w:r>
-      <w:r>
-        <w:rPr>
-          <w:rFonts w:cs="Koodak"/>
-          <w:lang w:val="en-US" w:bidi="fa-IR"/>
-        </w:rPr>
-        <w:t>Choice value="0"&gt;Bad&lt;/Choice</w:t>
-      </w:r>
-      <w:r>
-        <w:rPr>
-          <w:rFonts w:cs="Koodak"/>
-          <w:rtl/>
-          <w:lang w:val="en-US" w:bidi="fa-IR"/>
-        </w:rPr>
-        <w:t>&gt;</w:t>
-      </w:r>
-    </w:p>
-    <w:p>
-      <w:pPr>
-        <w:pStyle w:val="ListParagraph"/>
-        <w:bidi/>
-        <w:jc w:val="right"/>
-        <w:rPr>
-          <w:rFonts w:cs="Koodak"/>
-          <w:lang w:val="en-US" w:bidi="fa-IR"/>
-        </w:rPr>
-      </w:pPr>
-      <w:r>
-        <w:rPr>
-          <w:rFonts w:cs="Koodak"/>
-          <w:rtl/>
-          <w:lang w:val="en-US" w:bidi="fa-IR"/>
-        </w:rPr>
-        <w:t xml:space="preserve">    &lt;</w:t>
-      </w:r>
-      <w:r>
-        <w:rPr>
-          <w:rFonts w:cs="Koodak"/>
-          <w:lang w:val="en-US" w:bidi="fa-IR"/>
-        </w:rPr>
-        <w:t>Choice value="1"&gt;Good&lt;/Choice</w:t>
-      </w:r>
-      <w:r>
-        <w:rPr>
-          <w:rFonts w:cs="Koodak"/>
-          <w:rtl/>
-          <w:lang w:val="en-US" w:bidi="fa-IR"/>
-        </w:rPr>
-        <w:t>&gt;</w:t>
-      </w:r>
-    </w:p>
-    <w:p>
-      <w:pPr>
-        <w:pStyle w:val="ListParagraph"/>
-        <w:bidi/>
-        <w:jc w:val="right"/>
-        <w:rPr>
-          <w:rFonts w:cs="Koodak"/>
-          <w:lang w:val="en-US" w:bidi="fa-IR"/>
-        </w:rPr>
-      </w:pPr>
-      <w:r>
-        <w:rPr>
-          <w:rFonts w:cs="Koodak"/>
-          <w:rtl/>
-          <w:lang w:val="en-US" w:bidi="fa-IR"/>
-        </w:rPr>
-        <w:lastRenderedPageBreak/>
-        <w:t xml:space="preserve">  &lt;/</w:t>
-      </w:r>
-      <w:r>
-        <w:rPr>
-          <w:rFonts w:cs="Koodak"/>
-          <w:lang w:val="en-US" w:bidi="fa-IR"/>
-        </w:rPr>
-        <w:t>Choices</w:t>
-      </w:r>
-      <w:r>
-        <w:rPr>
-          <w:rFonts w:cs="Koodak"/>
-          <w:rtl/>
-          <w:lang w:val="en-US" w:bidi="fa-IR"/>
-        </w:rPr>
-        <w:t>&gt;</w:t>
-      </w:r>
-    </w:p>
-    <w:p>
-      <w:pPr>
-        <w:pStyle w:val="ListParagraph"/>
-        <w:bidi/>
-        <w:jc w:val="right"/>
-        <w:rPr>
-          <w:rFonts w:cs="Koodak"/>
-          <w:rtl/>
-          <w:lang w:val="en-US" w:bidi="fa-IR"/>
-        </w:rPr>
-      </w:pPr>
-      <w:r>
-        <w:rPr>
-          <w:rFonts w:cs="Koodak"/>
-          <w:rtl/>
-          <w:lang w:val="en-US" w:bidi="fa-IR"/>
-        </w:rPr>
-        <w:t>&lt;/</w:t>
-      </w:r>
-      <w:r>
-        <w:rPr>
-          <w:rFonts w:cs="Koodak"/>
-          <w:lang w:val="en-US" w:bidi="fa-IR"/>
-        </w:rPr>
-        <w:t>View</w:t>
-      </w:r>
-      <w:r>
-        <w:rPr>
-          <w:rFonts w:cs="Koodak"/>
-          <w:rtl/>
-          <w:lang w:val="en-US" w:bidi="fa-IR"/>
-        </w:rPr>
-        <w:t>&gt;</w:t>
-      </w:r>
-    </w:p>
-    <w:p>
-      <w:pPr>
-        <w:pStyle w:val="ListParagraph"/>
-        <w:bidi/>
-        <w:jc w:val="both"/>
-        <w:rPr>
-          <w:rFonts w:cs="Koodak"/>
-          <w:rtl/>
-          <w:lang w:val="en-US" w:bidi="fa-IR"/>
-        </w:rPr>
-      </w:pPr>
-      <w:r>
-        <w:rPr>
-          <w:rFonts w:cs="Koodak"/>
+        <w:rPr>
+          <w:rFonts w:cs="B Nazanin"/>
+          <w:rtl/>
+          <w:lang w:val="en-US" w:bidi="fa-IR"/>
+        </w:rPr>
+      </w:pPr>
+      <w:r>
+        <w:rPr>
+          <w:rFonts w:cs="B Nazanin"/>
           <w:rtl/>
           <w:lang w:val="en-US"/>
         </w:rPr>
@@ -2630,14 +2316,14 @@
       </w:r>
       <w:r>
         <w:rPr>
-          <w:rFonts w:cs="Koodak"/>
+          <w:rFonts w:cs="B Nazanin"/>
           <w:lang w:bidi="fa-IR"/>
         </w:rPr>
         <w:t xml:space="preserve"> JSON </w:t>
       </w:r>
       <w:r>
         <w:rPr>
-          <w:rFonts w:cs="Koodak"/>
+          <w:rFonts w:cs="B Nazanin"/>
           <w:rtl/>
           <w:lang w:val="en-US"/>
         </w:rPr>
@@ -2645,65 +2331,29 @@
       </w:r>
       <w:r>
         <w:rPr>
-          <w:rFonts w:cs="Koodak"/>
+          <w:rFonts w:cs="B Nazanin"/>
           <w:lang w:bidi="fa-IR"/>
         </w:rPr>
         <w:t>.</w:t>
       </w:r>
       <w:r>
         <w:rPr>
-          <w:rFonts w:cs="Koodak" w:hint="cs"/>
+          <w:rFonts w:cs="B Nazanin" w:hint="cs"/>
           <w:rtl/>
           <w:lang w:bidi="fa-IR"/>
         </w:rPr>
-        <w:t xml:space="preserve"> </w:t>
-      </w:r>
-      <w:proofErr w:type="spellStart"/>
-      <w:r>
-        <w:rPr>
-          <w:rFonts w:cs="Koodak" w:hint="cs"/>
-          <w:rtl/>
-          <w:lang w:bidi="fa-IR"/>
-        </w:rPr>
-        <w:t>لیبل</w:t>
-      </w:r>
-      <w:proofErr w:type="spellEnd"/>
-      <w:r>
-        <w:rPr>
-          <w:rFonts w:cs="Koodak" w:hint="cs"/>
-          <w:rtl/>
-          <w:lang w:bidi="fa-IR"/>
-        </w:rPr>
-        <w:t xml:space="preserve"> ها شامل دو </w:t>
-      </w:r>
-      <w:proofErr w:type="spellStart"/>
-      <w:r>
-        <w:rPr>
-          <w:rFonts w:cs="Koodak" w:hint="cs"/>
-          <w:rtl/>
-          <w:lang w:bidi="fa-IR"/>
-        </w:rPr>
-        <w:t>تگ</w:t>
-      </w:r>
-      <w:proofErr w:type="spellEnd"/>
-      <w:r>
-        <w:rPr>
-          <w:rFonts w:cs="Koodak" w:hint="cs"/>
-          <w:rtl/>
-          <w:lang w:bidi="fa-IR"/>
-        </w:rPr>
-        <w:t xml:space="preserve"> </w:t>
-      </w:r>
-      <w:r>
-        <w:rPr>
-          <w:rFonts w:cs="Koodak"/>
+        <w:t xml:space="preserve"> لیبل ها شامل دو تگ </w:t>
+      </w:r>
+      <w:r>
+        <w:rPr>
+          <w:rFonts w:cs="B Nazanin"/>
           <w:lang w:val="en-US" w:bidi="fa-IR"/>
         </w:rPr>
         <w:t>good</w:t>
       </w:r>
       <w:r>
         <w:rPr>
-          <w:rFonts w:cs="Koodak" w:hint="cs"/>
+          <w:rFonts w:cs="B Nazanin" w:hint="cs"/>
           <w:rtl/>
           <w:lang w:val="en-US" w:bidi="fa-IR"/>
         </w:rPr>
@@ -2711,14 +2361,14 @@
       </w:r>
       <w:r>
         <w:rPr>
-          <w:rFonts w:cs="Koodak"/>
+          <w:rFonts w:cs="B Nazanin"/>
           <w:lang w:val="en-US" w:bidi="fa-IR"/>
         </w:rPr>
         <w:t>bad</w:t>
       </w:r>
       <w:r>
         <w:rPr>
-          <w:rFonts w:cs="Koodak" w:hint="cs"/>
+          <w:rFonts w:cs="B Nazanin" w:hint="cs"/>
           <w:rtl/>
           <w:lang w:val="en-US" w:bidi="fa-IR"/>
         </w:rPr>
@@ -2726,7 +2376,7 @@
       </w:r>
       <w:r>
         <w:rPr>
-          <w:rFonts w:cs="Koodak"/>
+          <w:rFonts w:cs="B Nazanin"/>
           <w:rtl/>
           <w:lang w:val="en-US" w:bidi="fa-IR"/>
         </w:rPr>
@@ -2734,7 +2384,7 @@
       </w:r>
       <w:r>
         <w:rPr>
-          <w:rFonts w:cs="Koodak" w:hint="cs"/>
+          <w:rFonts w:cs="B Nazanin" w:hint="cs"/>
           <w:rtl/>
           <w:lang w:val="en-US" w:bidi="fa-IR"/>
         </w:rPr>
@@ -2742,131 +2392,59 @@
       </w:r>
       <w:r>
         <w:rPr>
-          <w:rFonts w:cs="Koodak"/>
+          <w:rFonts w:cs="B Nazanin"/>
           <w:lang w:val="en-US" w:bidi="fa-IR"/>
         </w:rPr>
         <w:t>null</w:t>
       </w:r>
       <w:r>
         <w:rPr>
-          <w:rFonts w:cs="Koodak" w:hint="cs"/>
-          <w:rtl/>
-          <w:lang w:val="en-US" w:bidi="fa-IR"/>
-        </w:rPr>
-        <w:t xml:space="preserve"> بودن و یا وجود ایرادات در اطلاعات ذخیره شده، </w:t>
-      </w:r>
-      <w:proofErr w:type="spellStart"/>
-      <w:r>
-        <w:rPr>
-          <w:rFonts w:cs="Koodak" w:hint="cs"/>
-          <w:rtl/>
-          <w:lang w:val="en-US" w:bidi="fa-IR"/>
-        </w:rPr>
-        <w:t>تگ</w:t>
-      </w:r>
-      <w:proofErr w:type="spellEnd"/>
-      <w:r>
-        <w:rPr>
-          <w:rFonts w:cs="Koodak" w:hint="cs"/>
-          <w:rtl/>
-          <w:lang w:val="en-US" w:bidi="fa-IR"/>
-        </w:rPr>
-        <w:t xml:space="preserve"> </w:t>
-      </w:r>
-      <w:r>
-        <w:rPr>
-          <w:rFonts w:cs="Koodak"/>
+          <w:rFonts w:cs="B Nazanin" w:hint="cs"/>
+          <w:rtl/>
+          <w:lang w:val="en-US" w:bidi="fa-IR"/>
+        </w:rPr>
+        <w:t xml:space="preserve"> بودن و یا وجود ایرادات در اطلاعات ذخیره شده، تگ </w:t>
+      </w:r>
+      <w:r>
+        <w:rPr>
+          <w:rFonts w:cs="B Nazanin"/>
           <w:lang w:val="en-US" w:bidi="fa-IR"/>
         </w:rPr>
         <w:t>bad</w:t>
       </w:r>
       <w:r>
         <w:rPr>
-          <w:rFonts w:cs="Koodak" w:hint="cs"/>
-          <w:rtl/>
-          <w:lang w:val="en-US" w:bidi="fa-IR"/>
-        </w:rPr>
-        <w:t xml:space="preserve"> و در غیر این صورت از </w:t>
-      </w:r>
-      <w:proofErr w:type="spellStart"/>
-      <w:r>
-        <w:rPr>
-          <w:rFonts w:cs="Koodak" w:hint="cs"/>
-          <w:rtl/>
-          <w:lang w:val="en-US" w:bidi="fa-IR"/>
-        </w:rPr>
-        <w:t>تگ</w:t>
-      </w:r>
-      <w:proofErr w:type="spellEnd"/>
-      <w:r>
-        <w:rPr>
-          <w:rFonts w:cs="Koodak" w:hint="cs"/>
-          <w:rtl/>
-          <w:lang w:val="en-US" w:bidi="fa-IR"/>
-        </w:rPr>
-        <w:t xml:space="preserve"> </w:t>
-      </w:r>
-      <w:r>
-        <w:rPr>
-          <w:rFonts w:cs="Koodak"/>
+          <w:rFonts w:cs="B Nazanin" w:hint="cs"/>
+          <w:rtl/>
+          <w:lang w:val="en-US" w:bidi="fa-IR"/>
+        </w:rPr>
+        <w:t xml:space="preserve"> و در غیر این صورت از تگ </w:t>
+      </w:r>
+      <w:r>
+        <w:rPr>
+          <w:rFonts w:cs="B Nazanin"/>
           <w:lang w:val="en-US" w:bidi="fa-IR"/>
         </w:rPr>
         <w:t>good</w:t>
       </w:r>
       <w:r>
         <w:rPr>
-          <w:rFonts w:cs="Koodak" w:hint="cs"/>
-          <w:rtl/>
-          <w:lang w:val="en-US" w:bidi="fa-IR"/>
-        </w:rPr>
-        <w:t xml:space="preserve"> استفاده کردیم. این کار توسط دو نفر انجام شد. در ادامه کار داده </w:t>
-      </w:r>
-      <w:proofErr w:type="spellStart"/>
-      <w:r>
-        <w:rPr>
-          <w:rFonts w:cs="Koodak" w:hint="cs"/>
-          <w:rtl/>
-          <w:lang w:val="en-US" w:bidi="fa-IR"/>
-        </w:rPr>
-        <w:t>هایی</w:t>
-      </w:r>
-      <w:proofErr w:type="spellEnd"/>
-      <w:r>
-        <w:rPr>
-          <w:rFonts w:cs="Koodak" w:hint="cs"/>
-          <w:rtl/>
-          <w:lang w:val="en-US" w:bidi="fa-IR"/>
-        </w:rPr>
-        <w:t xml:space="preserve"> که </w:t>
-      </w:r>
-      <w:proofErr w:type="spellStart"/>
-      <w:r>
-        <w:rPr>
-          <w:rFonts w:cs="Koodak" w:hint="cs"/>
-          <w:rtl/>
-          <w:lang w:val="en-US" w:bidi="fa-IR"/>
-        </w:rPr>
-        <w:t>تگ</w:t>
-      </w:r>
-      <w:proofErr w:type="spellEnd"/>
-      <w:r>
-        <w:rPr>
-          <w:rFonts w:cs="Koodak" w:hint="cs"/>
-          <w:rtl/>
-          <w:lang w:val="en-US" w:bidi="fa-IR"/>
-        </w:rPr>
-        <w:t xml:space="preserve"> </w:t>
-      </w:r>
-      <w:r>
-        <w:rPr>
-          <w:rFonts w:cs="Koodak"/>
+          <w:rFonts w:cs="B Nazanin" w:hint="cs"/>
+          <w:rtl/>
+          <w:lang w:val="en-US" w:bidi="fa-IR"/>
+        </w:rPr>
+        <w:t xml:space="preserve"> استفاده کردیم. این کار توسط دو نفر انجام شد. در ادامه کار داده هایی که تگ </w:t>
+      </w:r>
+      <w:r>
+        <w:rPr>
+          <w:rFonts w:cs="B Nazanin"/>
           <w:lang w:val="en-US" w:bidi="fa-IR"/>
         </w:rPr>
         <w:t>bad</w:t>
       </w:r>
       <w:r>
         <w:rPr>
-          <w:rFonts w:cs="Koodak" w:hint="cs"/>
+          <w:rFonts w:cs="B Nazanin" w:hint="cs"/>
           <w:rtl/>
           <w:lang w:val="en-US" w:bidi="fa-IR"/>
         </w:rPr>
@@ -2874,40 +2452,22 @@
       </w:r>
       <w:r>
         <w:rPr>
-          <w:rFonts w:cs="Koodak" w:hint="cs"/>
-          <w:rtl/>
-          <w:lang w:val="en-US" w:bidi="fa-IR"/>
-        </w:rPr>
-        <w:t xml:space="preserve"> و سپس </w:t>
-      </w:r>
-      <w:proofErr w:type="spellStart"/>
-      <w:r>
-        <w:rPr>
-          <w:rFonts w:cs="Koodak" w:hint="cs"/>
-          <w:rtl/>
-          <w:lang w:val="en-US" w:bidi="fa-IR"/>
-        </w:rPr>
-        <w:t>تگ</w:t>
-      </w:r>
-      <w:proofErr w:type="spellEnd"/>
-      <w:r>
-        <w:rPr>
-          <w:rFonts w:cs="Koodak" w:hint="cs"/>
-          <w:rtl/>
-          <w:lang w:val="en-US" w:bidi="fa-IR"/>
-        </w:rPr>
-        <w:t xml:space="preserve"> آنها به </w:t>
-      </w:r>
-      <w:r>
-        <w:rPr>
-          <w:rFonts w:cs="Koodak"/>
+          <w:rFonts w:cs="B Nazanin" w:hint="cs"/>
+          <w:rtl/>
+          <w:lang w:val="en-US" w:bidi="fa-IR"/>
+        </w:rPr>
+        <w:t xml:space="preserve"> و سپس تگ آنها به </w:t>
+      </w:r>
+      <w:r>
+        <w:rPr>
+          <w:rFonts w:cs="B Nazanin"/>
           <w:lang w:val="en-US" w:bidi="fa-IR"/>
         </w:rPr>
         <w:t>good</w:t>
       </w:r>
       <w:r>
         <w:rPr>
-          <w:rFonts w:cs="Koodak" w:hint="cs"/>
+          <w:rFonts w:cs="B Nazanin" w:hint="cs"/>
           <w:rtl/>
           <w:lang w:val="en-US" w:bidi="fa-IR"/>
         </w:rPr>
@@ -2922,11 +2482,13 @@
           <w:numId w:val="1"/>
         </w:numPr>
         <w:bidi/>
-        <w:jc w:val="both"/>
-      </w:pPr>
-      <w:r>
-        <w:rPr>
-          <w:rFonts w:cs="Koodak"/>
+        <w:rPr>
+          <w:rFonts w:cs="B Nazanin"/>
+        </w:rPr>
+      </w:pPr>
+      <w:r>
+        <w:rPr>
+          <w:rFonts w:cs="B Nazanin"/>
           <w:sz w:val="32"/>
           <w:szCs w:val="32"/>
           <w:rtl/>
@@ -2936,7 +2498,7 @@
       </w:r>
       <w:r>
         <w:rPr>
-          <w:rFonts w:cs="Koodak"/>
+          <w:rFonts w:cs="B Nazanin"/>
           <w:sz w:val="32"/>
           <w:szCs w:val="32"/>
           <w:rtl/>
@@ -2950,393 +2512,392 @@
       <w:pPr>
         <w:pStyle w:val="ListParagraph"/>
         <w:bidi/>
-        <w:jc w:val="both"/>
-        <w:rPr>
-          <w:rFonts w:cs="Koodak"/>
-          <w:rtl/>
-        </w:rPr>
-      </w:pPr>
-      <w:r>
-        <w:rPr>
-          <w:rFonts w:cs="Koodak" w:hint="cs"/>
+        <w:rPr>
+          <w:rFonts w:cs="B Nazanin"/>
+          <w:rtl/>
+        </w:rPr>
+      </w:pPr>
+      <w:r>
+        <w:rPr>
+          <w:rFonts w:cs="B Nazanin" w:hint="cs"/>
           <w:rtl/>
         </w:rPr>
         <w:t>در</w:t>
       </w:r>
       <w:r>
         <w:rPr>
-          <w:rFonts w:cs="Koodak"/>
-          <w:rtl/>
-        </w:rPr>
-        <w:t xml:space="preserve"> </w:t>
-      </w:r>
-      <w:r>
-        <w:rPr>
-          <w:rFonts w:cs="Koodak" w:hint="cs"/>
+          <w:rFonts w:cs="B Nazanin"/>
+          <w:rtl/>
+        </w:rPr>
+        <w:t xml:space="preserve"> </w:t>
+      </w:r>
+      <w:r>
+        <w:rPr>
+          <w:rFonts w:cs="B Nazanin" w:hint="cs"/>
           <w:rtl/>
         </w:rPr>
         <w:t>روند</w:t>
       </w:r>
       <w:r>
         <w:rPr>
-          <w:rFonts w:cs="Koodak"/>
-          <w:rtl/>
-        </w:rPr>
-        <w:t xml:space="preserve"> </w:t>
-      </w:r>
-      <w:r>
-        <w:rPr>
-          <w:rFonts w:cs="Koodak" w:hint="cs"/>
+          <w:rFonts w:cs="B Nazanin"/>
+          <w:rtl/>
+        </w:rPr>
+        <w:t xml:space="preserve"> </w:t>
+      </w:r>
+      <w:r>
+        <w:rPr>
+          <w:rFonts w:cs="B Nazanin" w:hint="cs"/>
           <w:rtl/>
         </w:rPr>
         <w:t>پردازش</w:t>
       </w:r>
       <w:r>
         <w:rPr>
-          <w:rFonts w:cs="Koodak"/>
-          <w:rtl/>
-        </w:rPr>
-        <w:t xml:space="preserve"> </w:t>
-      </w:r>
-      <w:r>
-        <w:rPr>
-          <w:rFonts w:cs="Koodak" w:hint="cs"/>
+          <w:rFonts w:cs="B Nazanin"/>
+          <w:rtl/>
+        </w:rPr>
+        <w:t xml:space="preserve"> </w:t>
+      </w:r>
+      <w:r>
+        <w:rPr>
+          <w:rFonts w:cs="B Nazanin" w:hint="cs"/>
           <w:rtl/>
         </w:rPr>
         <w:t>و</w:t>
       </w:r>
       <w:r>
         <w:rPr>
-          <w:rFonts w:cs="Koodak"/>
-          <w:rtl/>
-        </w:rPr>
-        <w:t xml:space="preserve"> </w:t>
-      </w:r>
-      <w:r>
-        <w:rPr>
-          <w:rFonts w:cs="Koodak" w:hint="cs"/>
+          <w:rFonts w:cs="B Nazanin"/>
+          <w:rtl/>
+        </w:rPr>
+        <w:t xml:space="preserve"> </w:t>
+      </w:r>
+      <w:r>
+        <w:rPr>
+          <w:rFonts w:cs="B Nazanin" w:hint="cs"/>
           <w:rtl/>
         </w:rPr>
         <w:t>استخراج</w:t>
       </w:r>
       <w:r>
         <w:rPr>
-          <w:rFonts w:cs="Koodak"/>
-          <w:rtl/>
-        </w:rPr>
-        <w:t xml:space="preserve"> </w:t>
-      </w:r>
-      <w:r>
-        <w:rPr>
-          <w:rFonts w:cs="Koodak" w:hint="cs"/>
+          <w:rFonts w:cs="B Nazanin"/>
+          <w:rtl/>
+        </w:rPr>
+        <w:t xml:space="preserve"> </w:t>
+      </w:r>
+      <w:r>
+        <w:rPr>
+          <w:rFonts w:cs="B Nazanin" w:hint="cs"/>
           <w:rtl/>
         </w:rPr>
         <w:t>اطلاعات،</w:t>
       </w:r>
       <w:r>
         <w:rPr>
-          <w:rFonts w:cs="Koodak"/>
-          <w:rtl/>
-        </w:rPr>
-        <w:t xml:space="preserve"> </w:t>
-      </w:r>
-      <w:r>
-        <w:rPr>
-          <w:rFonts w:cs="Koodak" w:hint="cs"/>
+          <w:rFonts w:cs="B Nazanin"/>
+          <w:rtl/>
+        </w:rPr>
+        <w:t xml:space="preserve"> </w:t>
+      </w:r>
+      <w:r>
+        <w:rPr>
+          <w:rFonts w:cs="B Nazanin" w:hint="cs"/>
           <w:rtl/>
         </w:rPr>
         <w:t>چالش‌های</w:t>
       </w:r>
       <w:r>
         <w:rPr>
-          <w:rFonts w:cs="Koodak"/>
-          <w:rtl/>
-        </w:rPr>
-        <w:t xml:space="preserve"> </w:t>
-      </w:r>
-      <w:r>
-        <w:rPr>
-          <w:rFonts w:cs="Koodak" w:hint="cs"/>
+          <w:rFonts w:cs="B Nazanin"/>
+          <w:rtl/>
+        </w:rPr>
+        <w:t xml:space="preserve"> </w:t>
+      </w:r>
+      <w:r>
+        <w:rPr>
+          <w:rFonts w:cs="B Nazanin" w:hint="cs"/>
           <w:rtl/>
         </w:rPr>
         <w:t>متعددی</w:t>
       </w:r>
       <w:r>
         <w:rPr>
-          <w:rFonts w:cs="Koodak"/>
-          <w:rtl/>
-        </w:rPr>
-        <w:t xml:space="preserve"> </w:t>
-      </w:r>
-      <w:r>
-        <w:rPr>
-          <w:rFonts w:cs="Koodak" w:hint="cs"/>
+          <w:rFonts w:cs="B Nazanin"/>
+          <w:rtl/>
+        </w:rPr>
+        <w:t xml:space="preserve"> </w:t>
+      </w:r>
+      <w:r>
+        <w:rPr>
+          <w:rFonts w:cs="B Nazanin" w:hint="cs"/>
           <w:rtl/>
         </w:rPr>
         <w:t>به</w:t>
       </w:r>
       <w:r>
         <w:rPr>
-          <w:rFonts w:cs="Koodak"/>
-          <w:rtl/>
-        </w:rPr>
-        <w:t xml:space="preserve"> </w:t>
-      </w:r>
-      <w:r>
-        <w:rPr>
-          <w:rFonts w:cs="Koodak" w:hint="cs"/>
+          <w:rFonts w:cs="B Nazanin"/>
+          <w:rtl/>
+        </w:rPr>
+        <w:t xml:space="preserve"> </w:t>
+      </w:r>
+      <w:r>
+        <w:rPr>
+          <w:rFonts w:cs="B Nazanin" w:hint="cs"/>
           <w:rtl/>
         </w:rPr>
         <w:t>وجود</w:t>
       </w:r>
       <w:r>
         <w:rPr>
-          <w:rFonts w:cs="Koodak"/>
-          <w:rtl/>
-        </w:rPr>
-        <w:t xml:space="preserve"> </w:t>
-      </w:r>
-      <w:r>
-        <w:rPr>
-          <w:rFonts w:cs="Koodak" w:hint="cs"/>
+          <w:rFonts w:cs="B Nazanin"/>
+          <w:rtl/>
+        </w:rPr>
+        <w:t xml:space="preserve"> </w:t>
+      </w:r>
+      <w:r>
+        <w:rPr>
+          <w:rFonts w:cs="B Nazanin" w:hint="cs"/>
           <w:rtl/>
         </w:rPr>
         <w:t>آمد</w:t>
       </w:r>
       <w:r>
         <w:rPr>
-          <w:rFonts w:cs="Koodak"/>
-          <w:rtl/>
-        </w:rPr>
-        <w:t xml:space="preserve"> </w:t>
-      </w:r>
-      <w:r>
-        <w:rPr>
-          <w:rFonts w:cs="Koodak" w:hint="cs"/>
+          <w:rFonts w:cs="B Nazanin"/>
+          <w:rtl/>
+        </w:rPr>
+        <w:t xml:space="preserve"> </w:t>
+      </w:r>
+      <w:r>
+        <w:rPr>
+          <w:rFonts w:cs="B Nazanin" w:hint="cs"/>
           <w:rtl/>
         </w:rPr>
         <w:t>که</w:t>
       </w:r>
       <w:r>
         <w:rPr>
-          <w:rFonts w:cs="Koodak"/>
-          <w:rtl/>
-        </w:rPr>
-        <w:t xml:space="preserve"> </w:t>
-      </w:r>
-      <w:r>
-        <w:rPr>
-          <w:rFonts w:cs="Koodak" w:hint="cs"/>
+          <w:rFonts w:cs="B Nazanin"/>
+          <w:rtl/>
+        </w:rPr>
+        <w:t xml:space="preserve"> </w:t>
+      </w:r>
+      <w:r>
+        <w:rPr>
+          <w:rFonts w:cs="B Nazanin" w:hint="cs"/>
           <w:rtl/>
         </w:rPr>
         <w:t>نیاز</w:t>
       </w:r>
       <w:r>
         <w:rPr>
-          <w:rFonts w:cs="Koodak"/>
-          <w:rtl/>
-        </w:rPr>
-        <w:t xml:space="preserve"> </w:t>
-      </w:r>
-      <w:r>
-        <w:rPr>
-          <w:rFonts w:cs="Koodak" w:hint="cs"/>
+          <w:rFonts w:cs="B Nazanin"/>
+          <w:rtl/>
+        </w:rPr>
+        <w:t xml:space="preserve"> </w:t>
+      </w:r>
+      <w:r>
+        <w:rPr>
+          <w:rFonts w:cs="B Nazanin" w:hint="cs"/>
           <w:rtl/>
         </w:rPr>
         <w:t>به</w:t>
       </w:r>
       <w:r>
         <w:rPr>
-          <w:rFonts w:cs="Koodak"/>
-          <w:rtl/>
-        </w:rPr>
-        <w:t xml:space="preserve"> </w:t>
-      </w:r>
-      <w:r>
-        <w:rPr>
-          <w:rFonts w:cs="Koodak" w:hint="cs"/>
+          <w:rFonts w:cs="B Nazanin"/>
+          <w:rtl/>
+        </w:rPr>
+        <w:t xml:space="preserve"> </w:t>
+      </w:r>
+      <w:r>
+        <w:rPr>
+          <w:rFonts w:cs="B Nazanin" w:hint="cs"/>
           <w:rtl/>
         </w:rPr>
         <w:t>طراحی</w:t>
       </w:r>
       <w:r>
         <w:rPr>
-          <w:rFonts w:cs="Koodak"/>
-          <w:rtl/>
-        </w:rPr>
-        <w:t xml:space="preserve"> </w:t>
-      </w:r>
-      <w:r>
-        <w:rPr>
-          <w:rFonts w:cs="Koodak" w:hint="cs"/>
+          <w:rFonts w:cs="B Nazanin"/>
+          <w:rtl/>
+        </w:rPr>
+        <w:t xml:space="preserve"> </w:t>
+      </w:r>
+      <w:r>
+        <w:rPr>
+          <w:rFonts w:cs="B Nazanin" w:hint="cs"/>
           <w:rtl/>
         </w:rPr>
         <w:t>راهکارهای</w:t>
       </w:r>
       <w:r>
         <w:rPr>
-          <w:rFonts w:cs="Koodak"/>
-          <w:rtl/>
-        </w:rPr>
-        <w:t xml:space="preserve"> </w:t>
-      </w:r>
-      <w:r>
-        <w:rPr>
-          <w:rFonts w:cs="Koodak" w:hint="cs"/>
+          <w:rFonts w:cs="B Nazanin"/>
+          <w:rtl/>
+        </w:rPr>
+        <w:t xml:space="preserve"> </w:t>
+      </w:r>
+      <w:r>
+        <w:rPr>
+          <w:rFonts w:cs="B Nazanin" w:hint="cs"/>
           <w:rtl/>
         </w:rPr>
         <w:t>ویژه</w:t>
       </w:r>
       <w:r>
         <w:rPr>
-          <w:rFonts w:cs="Koodak"/>
-          <w:rtl/>
-        </w:rPr>
-        <w:t xml:space="preserve"> </w:t>
-      </w:r>
-      <w:r>
-        <w:rPr>
-          <w:rFonts w:cs="Koodak" w:hint="cs"/>
+          <w:rFonts w:cs="B Nazanin"/>
+          <w:rtl/>
+        </w:rPr>
+        <w:t xml:space="preserve"> </w:t>
+      </w:r>
+      <w:r>
+        <w:rPr>
+          <w:rFonts w:cs="B Nazanin" w:hint="cs"/>
           <w:rtl/>
         </w:rPr>
         <w:t>برای</w:t>
       </w:r>
       <w:r>
         <w:rPr>
-          <w:rFonts w:cs="Koodak"/>
-          <w:rtl/>
-        </w:rPr>
-        <w:t xml:space="preserve"> </w:t>
-      </w:r>
-      <w:r>
-        <w:rPr>
-          <w:rFonts w:cs="Koodak" w:hint="cs"/>
+          <w:rFonts w:cs="B Nazanin"/>
+          <w:rtl/>
+        </w:rPr>
+        <w:t xml:space="preserve"> </w:t>
+      </w:r>
+      <w:r>
+        <w:rPr>
+          <w:rFonts w:cs="B Nazanin" w:hint="cs"/>
           <w:rtl/>
         </w:rPr>
         <w:t>حل</w:t>
       </w:r>
       <w:r>
         <w:rPr>
-          <w:rFonts w:cs="Koodak"/>
-          <w:rtl/>
-        </w:rPr>
-        <w:t xml:space="preserve"> </w:t>
-      </w:r>
-      <w:r>
-        <w:rPr>
-          <w:rFonts w:cs="Koodak" w:hint="cs"/>
+          <w:rFonts w:cs="B Nazanin"/>
+          <w:rtl/>
+        </w:rPr>
+        <w:t xml:space="preserve"> </w:t>
+      </w:r>
+      <w:r>
+        <w:rPr>
+          <w:rFonts w:cs="B Nazanin" w:hint="cs"/>
           <w:rtl/>
         </w:rPr>
         <w:t>آن‌ها</w:t>
       </w:r>
       <w:r>
         <w:rPr>
-          <w:rFonts w:cs="Koodak"/>
-          <w:rtl/>
-        </w:rPr>
-        <w:t xml:space="preserve"> </w:t>
-      </w:r>
-      <w:r>
-        <w:rPr>
-          <w:rFonts w:cs="Koodak" w:hint="cs"/>
+          <w:rFonts w:cs="B Nazanin"/>
+          <w:rtl/>
+        </w:rPr>
+        <w:t xml:space="preserve"> </w:t>
+      </w:r>
+      <w:r>
+        <w:rPr>
+          <w:rFonts w:cs="B Nazanin" w:hint="cs"/>
           <w:rtl/>
         </w:rPr>
         <w:t>احساس</w:t>
       </w:r>
       <w:r>
         <w:rPr>
-          <w:rFonts w:cs="Koodak"/>
-          <w:rtl/>
-        </w:rPr>
-        <w:t xml:space="preserve"> </w:t>
-      </w:r>
-      <w:r>
-        <w:rPr>
-          <w:rFonts w:cs="Koodak" w:hint="cs"/>
+          <w:rFonts w:cs="B Nazanin"/>
+          <w:rtl/>
+        </w:rPr>
+        <w:t xml:space="preserve"> </w:t>
+      </w:r>
+      <w:r>
+        <w:rPr>
+          <w:rFonts w:cs="B Nazanin" w:hint="cs"/>
           <w:rtl/>
         </w:rPr>
         <w:t>شد</w:t>
       </w:r>
       <w:r>
         <w:rPr>
-          <w:rFonts w:cs="Koodak"/>
+          <w:rFonts w:cs="B Nazanin"/>
           <w:rtl/>
         </w:rPr>
         <w:t xml:space="preserve">. </w:t>
       </w:r>
       <w:r>
         <w:rPr>
-          <w:rFonts w:cs="Koodak" w:hint="cs"/>
+          <w:rFonts w:cs="B Nazanin" w:hint="cs"/>
           <w:rtl/>
         </w:rPr>
         <w:t xml:space="preserve">در این بخش </w:t>
       </w:r>
       <w:r>
         <w:rPr>
-          <w:rFonts w:cs="Koodak" w:hint="cs"/>
+          <w:rFonts w:cs="B Nazanin" w:hint="cs"/>
           <w:rtl/>
         </w:rPr>
         <w:t>مهم‌ترین</w:t>
       </w:r>
       <w:r>
         <w:rPr>
-          <w:rFonts w:cs="Koodak"/>
-          <w:rtl/>
-        </w:rPr>
-        <w:t xml:space="preserve"> </w:t>
-      </w:r>
-      <w:r>
-        <w:rPr>
-          <w:rFonts w:cs="Koodak" w:hint="cs"/>
+          <w:rFonts w:cs="B Nazanin"/>
+          <w:rtl/>
+        </w:rPr>
+        <w:t xml:space="preserve"> </w:t>
+      </w:r>
+      <w:r>
+        <w:rPr>
+          <w:rFonts w:cs="B Nazanin" w:hint="cs"/>
           <w:rtl/>
         </w:rPr>
         <w:t>مشکلات</w:t>
       </w:r>
       <w:r>
         <w:rPr>
-          <w:rFonts w:cs="Koodak"/>
-          <w:rtl/>
-        </w:rPr>
-        <w:t xml:space="preserve"> </w:t>
-      </w:r>
-      <w:r>
-        <w:rPr>
-          <w:rFonts w:cs="Koodak" w:hint="cs"/>
+          <w:rFonts w:cs="B Nazanin"/>
+          <w:rtl/>
+        </w:rPr>
+        <w:t xml:space="preserve"> </w:t>
+      </w:r>
+      <w:r>
+        <w:rPr>
+          <w:rFonts w:cs="B Nazanin" w:hint="cs"/>
           <w:rtl/>
         </w:rPr>
         <w:t>را به طور جامع</w:t>
       </w:r>
       <w:r>
         <w:rPr>
-          <w:rFonts w:cs="Koodak"/>
+          <w:rFonts w:cs="B Nazanin"/>
           <w:rtl/>
         </w:rPr>
         <w:softHyphen/>
       </w:r>
       <w:r>
         <w:rPr>
-          <w:rFonts w:cs="Koodak" w:hint="cs"/>
+          <w:rFonts w:cs="B Nazanin" w:hint="cs"/>
           <w:rtl/>
         </w:rPr>
         <w:t>تر بررسی می</w:t>
       </w:r>
       <w:r>
         <w:rPr>
-          <w:rFonts w:cs="Koodak"/>
+          <w:rFonts w:cs="B Nazanin"/>
           <w:rtl/>
         </w:rPr>
         <w:softHyphen/>
       </w:r>
       <w:r>
         <w:rPr>
-          <w:rFonts w:cs="Koodak" w:hint="cs"/>
+          <w:rFonts w:cs="B Nazanin" w:hint="cs"/>
           <w:rtl/>
         </w:rPr>
         <w:t>کنیم</w:t>
       </w:r>
       <w:r>
         <w:rPr>
-          <w:rFonts w:cs="Koodak"/>
+          <w:rFonts w:cs="B Nazanin"/>
         </w:rPr>
         <w:t>:</w:t>
       </w:r>
@@ -3345,64 +2906,63 @@
       <w:pPr>
         <w:pStyle w:val="ListParagraph"/>
         <w:bidi/>
-        <w:jc w:val="both"/>
-        <w:rPr>
-          <w:rFonts w:cs="Koodak"/>
-          <w:rtl/>
-        </w:rPr>
-      </w:pPr>
-      <w:r>
-        <w:rPr>
-          <w:rFonts w:cs="Koodak" w:hint="cs"/>
+        <w:rPr>
+          <w:rFonts w:cs="B Nazanin"/>
+          <w:rtl/>
+        </w:rPr>
+      </w:pPr>
+      <w:r>
+        <w:rPr>
+          <w:rFonts w:cs="B Nazanin" w:hint="cs"/>
           <w:rtl/>
         </w:rPr>
         <w:t>تنوع</w:t>
       </w:r>
       <w:r>
         <w:rPr>
-          <w:rFonts w:cs="Koodak"/>
-          <w:rtl/>
-        </w:rPr>
-        <w:t xml:space="preserve"> </w:t>
-      </w:r>
-      <w:r>
-        <w:rPr>
-          <w:rFonts w:cs="Koodak" w:hint="cs"/>
+          <w:rFonts w:cs="B Nazanin"/>
+          <w:rtl/>
+        </w:rPr>
+        <w:t xml:space="preserve"> </w:t>
+      </w:r>
+      <w:r>
+        <w:rPr>
+          <w:rFonts w:cs="B Nazanin" w:hint="cs"/>
           <w:rtl/>
         </w:rPr>
         <w:t>نوشتار</w:t>
       </w:r>
       <w:r>
         <w:rPr>
-          <w:rFonts w:cs="Koodak"/>
-          <w:rtl/>
-        </w:rPr>
-        <w:t xml:space="preserve"> </w:t>
-      </w:r>
-      <w:r>
-        <w:rPr>
-          <w:rFonts w:cs="Koodak" w:hint="cs"/>
+          <w:rFonts w:cs="B Nazanin"/>
+          <w:rtl/>
+        </w:rPr>
+        <w:t xml:space="preserve"> </w:t>
+      </w:r>
+      <w:r>
+        <w:rPr>
+          <w:rFonts w:cs="B Nazanin" w:hint="cs"/>
           <w:rtl/>
         </w:rPr>
         <w:t>فارسی</w:t>
       </w:r>
       <w:r>
         <w:rPr>
-          <w:rFonts w:cs="Koodak"/>
-          <w:rtl/>
-        </w:rPr>
-        <w:t xml:space="preserve"> </w:t>
-      </w:r>
-      <w:r>
-        <w:rPr>
-          <w:rFonts w:cs="Koodak" w:hint="cs"/>
+          <w:rFonts w:cs="B Nazanin"/>
+          <w:rtl/>
+        </w:rPr>
+        <w:t xml:space="preserve"> </w:t>
+      </w:r>
+      <w:r>
+        <w:rPr>
+          <w:rFonts w:cs="B Nazanin" w:hint="cs"/>
           <w:rtl/>
         </w:rPr>
         <w:t>اعداد</w:t>
       </w:r>
       <w:r>
         <w:rPr>
-          <w:rFonts w:cs="Koodak"/>
+          <w:rFonts w:cs="B Nazanin"/>
         </w:rPr>
         <w:t>:</w:t>
       </w:r>
@@ -3411,442 +2971,441 @@
       <w:pPr>
         <w:pStyle w:val="ListParagraph"/>
         <w:bidi/>
-        <w:jc w:val="both"/>
-        <w:rPr>
-          <w:rFonts w:cs="Koodak"/>
-          <w:rtl/>
-        </w:rPr>
-      </w:pPr>
-      <w:r>
-        <w:rPr>
-          <w:rFonts w:cs="Koodak" w:hint="cs"/>
+        <w:rPr>
+          <w:rFonts w:cs="B Nazanin"/>
+          <w:rtl/>
+        </w:rPr>
+      </w:pPr>
+      <w:r>
+        <w:rPr>
+          <w:rFonts w:cs="B Nazanin" w:hint="cs"/>
           <w:rtl/>
         </w:rPr>
         <w:t>یکی</w:t>
       </w:r>
       <w:r>
         <w:rPr>
-          <w:rFonts w:cs="Koodak"/>
-          <w:rtl/>
-        </w:rPr>
-        <w:t xml:space="preserve"> </w:t>
-      </w:r>
-      <w:r>
-        <w:rPr>
-          <w:rFonts w:cs="Koodak" w:hint="cs"/>
+          <w:rFonts w:cs="B Nazanin"/>
+          <w:rtl/>
+        </w:rPr>
+        <w:t xml:space="preserve"> </w:t>
+      </w:r>
+      <w:r>
+        <w:rPr>
+          <w:rFonts w:cs="B Nazanin" w:hint="cs"/>
           <w:rtl/>
         </w:rPr>
         <w:t>از</w:t>
       </w:r>
       <w:r>
         <w:rPr>
-          <w:rFonts w:cs="Koodak"/>
-          <w:rtl/>
-        </w:rPr>
-        <w:t xml:space="preserve"> </w:t>
-      </w:r>
-      <w:r>
-        <w:rPr>
-          <w:rFonts w:cs="Koodak" w:hint="cs"/>
+          <w:rFonts w:cs="B Nazanin"/>
+          <w:rtl/>
+        </w:rPr>
+        <w:t xml:space="preserve"> </w:t>
+      </w:r>
+      <w:r>
+        <w:rPr>
+          <w:rFonts w:cs="B Nazanin" w:hint="cs"/>
           <w:rtl/>
         </w:rPr>
         <w:t>چالش‌های</w:t>
       </w:r>
       <w:r>
         <w:rPr>
-          <w:rFonts w:cs="Koodak"/>
-          <w:rtl/>
-        </w:rPr>
-        <w:t xml:space="preserve"> </w:t>
-      </w:r>
-      <w:r>
-        <w:rPr>
-          <w:rFonts w:cs="Koodak" w:hint="cs"/>
+          <w:rFonts w:cs="B Nazanin"/>
+          <w:rtl/>
+        </w:rPr>
+        <w:t xml:space="preserve"> </w:t>
+      </w:r>
+      <w:r>
+        <w:rPr>
+          <w:rFonts w:cs="B Nazanin" w:hint="cs"/>
           <w:rtl/>
         </w:rPr>
         <w:t>اصلی،</w:t>
       </w:r>
       <w:r>
         <w:rPr>
-          <w:rFonts w:cs="Koodak"/>
-          <w:rtl/>
-        </w:rPr>
-        <w:t xml:space="preserve"> </w:t>
-      </w:r>
-      <w:r>
-        <w:rPr>
-          <w:rFonts w:cs="Koodak" w:hint="cs"/>
+          <w:rFonts w:cs="B Nazanin"/>
+          <w:rtl/>
+        </w:rPr>
+        <w:t xml:space="preserve"> </w:t>
+      </w:r>
+      <w:r>
+        <w:rPr>
+          <w:rFonts w:cs="B Nazanin" w:hint="cs"/>
           <w:rtl/>
         </w:rPr>
         <w:t>وجود</w:t>
       </w:r>
       <w:r>
         <w:rPr>
-          <w:rFonts w:cs="Koodak"/>
-          <w:rtl/>
-        </w:rPr>
-        <w:t xml:space="preserve"> </w:t>
-      </w:r>
-      <w:r>
-        <w:rPr>
-          <w:rFonts w:cs="Koodak" w:hint="cs"/>
+          <w:rFonts w:cs="B Nazanin"/>
+          <w:rtl/>
+        </w:rPr>
+        <w:t xml:space="preserve"> </w:t>
+      </w:r>
+      <w:r>
+        <w:rPr>
+          <w:rFonts w:cs="B Nazanin" w:hint="cs"/>
           <w:rtl/>
         </w:rPr>
         <w:t>اشکالات</w:t>
       </w:r>
       <w:r>
         <w:rPr>
-          <w:rFonts w:cs="Koodak"/>
-          <w:rtl/>
-        </w:rPr>
-        <w:t xml:space="preserve"> </w:t>
-      </w:r>
-      <w:r>
-        <w:rPr>
-          <w:rFonts w:cs="Koodak" w:hint="cs"/>
+          <w:rFonts w:cs="B Nazanin"/>
+          <w:rtl/>
+        </w:rPr>
+        <w:t xml:space="preserve"> </w:t>
+      </w:r>
+      <w:r>
+        <w:rPr>
+          <w:rFonts w:cs="B Nazanin" w:hint="cs"/>
           <w:rtl/>
         </w:rPr>
         <w:t>در</w:t>
       </w:r>
       <w:r>
         <w:rPr>
-          <w:rFonts w:cs="Koodak"/>
-          <w:rtl/>
-        </w:rPr>
-        <w:t xml:space="preserve"> </w:t>
-      </w:r>
-      <w:r>
-        <w:rPr>
-          <w:rFonts w:cs="Koodak" w:hint="cs"/>
+          <w:rFonts w:cs="B Nazanin"/>
+          <w:rtl/>
+        </w:rPr>
+        <w:t xml:space="preserve"> </w:t>
+      </w:r>
+      <w:r>
+        <w:rPr>
+          <w:rFonts w:cs="B Nazanin" w:hint="cs"/>
           <w:rtl/>
         </w:rPr>
         <w:t>نوشتار</w:t>
       </w:r>
       <w:r>
         <w:rPr>
-          <w:rFonts w:cs="Koodak"/>
-          <w:rtl/>
-        </w:rPr>
-        <w:t xml:space="preserve"> </w:t>
-      </w:r>
-      <w:r>
-        <w:rPr>
-          <w:rFonts w:cs="Koodak" w:hint="cs"/>
+          <w:rFonts w:cs="B Nazanin"/>
+          <w:rtl/>
+        </w:rPr>
+        <w:t xml:space="preserve"> </w:t>
+      </w:r>
+      <w:r>
+        <w:rPr>
+          <w:rFonts w:cs="B Nazanin" w:hint="cs"/>
           <w:rtl/>
         </w:rPr>
         <w:t>عددی</w:t>
       </w:r>
       <w:r>
         <w:rPr>
-          <w:rFonts w:cs="Koodak"/>
-          <w:rtl/>
-        </w:rPr>
-        <w:t xml:space="preserve"> </w:t>
-      </w:r>
-      <w:r>
-        <w:rPr>
-          <w:rFonts w:cs="Koodak" w:hint="cs"/>
+          <w:rFonts w:cs="B Nazanin"/>
+          <w:rtl/>
+        </w:rPr>
+        <w:t xml:space="preserve"> </w:t>
+      </w:r>
+      <w:r>
+        <w:rPr>
+          <w:rFonts w:cs="B Nazanin" w:hint="cs"/>
           <w:rtl/>
         </w:rPr>
         <w:t>بود</w:t>
       </w:r>
       <w:r>
         <w:rPr>
-          <w:rFonts w:cs="Koodak"/>
+          <w:rFonts w:cs="B Nazanin"/>
           <w:rtl/>
         </w:rPr>
         <w:t xml:space="preserve">. </w:t>
       </w:r>
       <w:r>
         <w:rPr>
-          <w:rFonts w:cs="Koodak" w:hint="cs"/>
+          <w:rFonts w:cs="B Nazanin" w:hint="cs"/>
           <w:rtl/>
         </w:rPr>
         <w:t>در</w:t>
       </w:r>
       <w:r>
         <w:rPr>
-          <w:rFonts w:cs="Koodak"/>
-          <w:rtl/>
-        </w:rPr>
-        <w:t xml:space="preserve"> </w:t>
-      </w:r>
-      <w:r>
-        <w:rPr>
-          <w:rFonts w:cs="Koodak" w:hint="cs"/>
+          <w:rFonts w:cs="B Nazanin"/>
+          <w:rtl/>
+        </w:rPr>
+        <w:t xml:space="preserve"> </w:t>
+      </w:r>
+      <w:r>
+        <w:rPr>
+          <w:rFonts w:cs="B Nazanin" w:hint="cs"/>
           <w:rtl/>
         </w:rPr>
         <w:t>بسیاری</w:t>
       </w:r>
       <w:r>
         <w:rPr>
-          <w:rFonts w:cs="Koodak"/>
-          <w:rtl/>
-        </w:rPr>
-        <w:t xml:space="preserve"> </w:t>
-      </w:r>
-      <w:r>
-        <w:rPr>
-          <w:rFonts w:cs="Koodak" w:hint="cs"/>
+          <w:rFonts w:cs="B Nazanin"/>
+          <w:rtl/>
+        </w:rPr>
+        <w:t xml:space="preserve"> </w:t>
+      </w:r>
+      <w:r>
+        <w:rPr>
+          <w:rFonts w:cs="B Nazanin" w:hint="cs"/>
           <w:rtl/>
         </w:rPr>
         <w:t>از</w:t>
       </w:r>
       <w:r>
         <w:rPr>
-          <w:rFonts w:cs="Koodak"/>
-          <w:rtl/>
-        </w:rPr>
-        <w:t xml:space="preserve"> </w:t>
-      </w:r>
-      <w:r>
-        <w:rPr>
-          <w:rFonts w:cs="Koodak" w:hint="cs"/>
+          <w:rFonts w:cs="B Nazanin"/>
+          <w:rtl/>
+        </w:rPr>
+        <w:t xml:space="preserve"> </w:t>
+      </w:r>
+      <w:r>
+        <w:rPr>
+          <w:rFonts w:cs="B Nazanin" w:hint="cs"/>
           <w:rtl/>
         </w:rPr>
         <w:t>دستورهای</w:t>
       </w:r>
       <w:r>
         <w:rPr>
-          <w:rFonts w:cs="Koodak"/>
-          <w:rtl/>
-        </w:rPr>
-        <w:t xml:space="preserve"> </w:t>
-      </w:r>
-      <w:r>
-        <w:rPr>
-          <w:rFonts w:cs="Koodak" w:hint="cs"/>
+          <w:rFonts w:cs="B Nazanin"/>
+          <w:rtl/>
+        </w:rPr>
+        <w:t xml:space="preserve"> </w:t>
+      </w:r>
+      <w:r>
+        <w:rPr>
+          <w:rFonts w:cs="B Nazanin" w:hint="cs"/>
           <w:rtl/>
         </w:rPr>
         <w:t>آشپزی،</w:t>
       </w:r>
       <w:r>
         <w:rPr>
-          <w:rFonts w:cs="Koodak"/>
-          <w:rtl/>
-        </w:rPr>
-        <w:t xml:space="preserve"> </w:t>
-      </w:r>
-      <w:r>
-        <w:rPr>
-          <w:rFonts w:cs="Koodak" w:hint="cs"/>
+          <w:rFonts w:cs="B Nazanin"/>
+          <w:rtl/>
+        </w:rPr>
+        <w:t xml:space="preserve"> </w:t>
+      </w:r>
+      <w:r>
+        <w:rPr>
+          <w:rFonts w:cs="B Nazanin" w:hint="cs"/>
           <w:rtl/>
         </w:rPr>
         <w:t>اعداد</w:t>
       </w:r>
       <w:r>
         <w:rPr>
-          <w:rFonts w:cs="Koodak"/>
-          <w:rtl/>
-        </w:rPr>
-        <w:t xml:space="preserve"> </w:t>
-      </w:r>
-      <w:r>
-        <w:rPr>
-          <w:rFonts w:cs="Koodak" w:hint="cs"/>
+          <w:rFonts w:cs="B Nazanin"/>
+          <w:rtl/>
+        </w:rPr>
+        <w:t xml:space="preserve"> </w:t>
+      </w:r>
+      <w:r>
+        <w:rPr>
+          <w:rFonts w:cs="B Nazanin" w:hint="cs"/>
           <w:rtl/>
         </w:rPr>
         <w:t>به‌صورت</w:t>
       </w:r>
       <w:r>
         <w:rPr>
-          <w:rFonts w:cs="Koodak"/>
-          <w:rtl/>
-        </w:rPr>
-        <w:t xml:space="preserve"> </w:t>
-      </w:r>
-      <w:r>
-        <w:rPr>
-          <w:rFonts w:cs="Koodak" w:hint="cs"/>
+          <w:rFonts w:cs="B Nazanin"/>
+          <w:rtl/>
+        </w:rPr>
+        <w:t xml:space="preserve"> </w:t>
+      </w:r>
+      <w:r>
+        <w:rPr>
+          <w:rFonts w:cs="B Nazanin" w:hint="cs"/>
           <w:rtl/>
         </w:rPr>
         <w:t>متنی</w:t>
       </w:r>
       <w:r>
         <w:rPr>
-          <w:rFonts w:cs="Koodak"/>
-          <w:rtl/>
-        </w:rPr>
-        <w:t xml:space="preserve"> </w:t>
-      </w:r>
-      <w:r>
-        <w:rPr>
-          <w:rFonts w:cs="Koodak" w:hint="cs"/>
+          <w:rFonts w:cs="B Nazanin"/>
+          <w:rtl/>
+        </w:rPr>
+        <w:t xml:space="preserve"> </w:t>
+      </w:r>
+      <w:r>
+        <w:rPr>
+          <w:rFonts w:cs="B Nazanin" w:hint="cs"/>
           <w:rtl/>
         </w:rPr>
         <w:t>مانند</w:t>
       </w:r>
       <w:r>
         <w:rPr>
-          <w:rFonts w:cs="Koodak"/>
+          <w:rFonts w:cs="B Nazanin"/>
           <w:rtl/>
         </w:rPr>
         <w:t xml:space="preserve"> "</w:t>
       </w:r>
       <w:r>
         <w:rPr>
-          <w:rFonts w:cs="Koodak" w:hint="cs"/>
+          <w:rFonts w:cs="B Nazanin" w:hint="cs"/>
           <w:rtl/>
         </w:rPr>
         <w:t>یک</w:t>
       </w:r>
       <w:r>
         <w:rPr>
-          <w:rFonts w:cs="Koodak"/>
+          <w:rFonts w:cs="B Nazanin"/>
           <w:rtl/>
         </w:rPr>
         <w:t>"</w:t>
       </w:r>
       <w:r>
         <w:rPr>
-          <w:rFonts w:cs="Koodak" w:hint="cs"/>
+          <w:rFonts w:cs="B Nazanin" w:hint="cs"/>
           <w:rtl/>
         </w:rPr>
         <w:t>،</w:t>
       </w:r>
       <w:r>
         <w:rPr>
-          <w:rFonts w:cs="Koodak"/>
+          <w:rFonts w:cs="B Nazanin"/>
           <w:rtl/>
         </w:rPr>
         <w:t xml:space="preserve"> "</w:t>
       </w:r>
       <w:r>
         <w:rPr>
-          <w:rFonts w:cs="Koodak" w:hint="cs"/>
+          <w:rFonts w:cs="B Nazanin" w:hint="cs"/>
           <w:rtl/>
         </w:rPr>
         <w:t>دو</w:t>
       </w:r>
       <w:r>
         <w:rPr>
-          <w:rFonts w:cs="Koodak"/>
+          <w:rFonts w:cs="B Nazanin"/>
           <w:rtl/>
         </w:rPr>
         <w:t>"</w:t>
       </w:r>
       <w:r>
         <w:rPr>
-          <w:rFonts w:cs="Koodak" w:hint="cs"/>
+          <w:rFonts w:cs="B Nazanin" w:hint="cs"/>
           <w:rtl/>
         </w:rPr>
         <w:t>،</w:t>
       </w:r>
       <w:r>
         <w:rPr>
-          <w:rFonts w:cs="Koodak"/>
+          <w:rFonts w:cs="B Nazanin"/>
           <w:rtl/>
         </w:rPr>
         <w:t xml:space="preserve"> "</w:t>
       </w:r>
       <w:r>
         <w:rPr>
-          <w:rFonts w:cs="Koodak" w:hint="cs"/>
+          <w:rFonts w:cs="B Nazanin" w:hint="cs"/>
           <w:rtl/>
         </w:rPr>
         <w:t>نصف</w:t>
       </w:r>
       <w:r>
         <w:rPr>
-          <w:rFonts w:cs="Koodak"/>
+          <w:rFonts w:cs="B Nazanin"/>
           <w:rtl/>
         </w:rPr>
         <w:t>"</w:t>
       </w:r>
       <w:r>
         <w:rPr>
-          <w:rFonts w:cs="Koodak" w:hint="cs"/>
+          <w:rFonts w:cs="B Nazanin" w:hint="cs"/>
           <w:rtl/>
         </w:rPr>
         <w:t>،</w:t>
       </w:r>
       <w:r>
         <w:rPr>
-          <w:rFonts w:cs="Koodak"/>
+          <w:rFonts w:cs="B Nazanin"/>
           <w:rtl/>
         </w:rPr>
         <w:t xml:space="preserve"> "</w:t>
       </w:r>
       <w:r>
         <w:rPr>
-          <w:rFonts w:cs="Koodak" w:hint="cs"/>
+          <w:rFonts w:cs="B Nazanin" w:hint="cs"/>
           <w:rtl/>
         </w:rPr>
         <w:t>نیم</w:t>
       </w:r>
       <w:r>
         <w:rPr>
-          <w:rFonts w:cs="Koodak"/>
+          <w:rFonts w:cs="B Nazanin"/>
           <w:rtl/>
         </w:rPr>
         <w:t xml:space="preserve">" </w:t>
       </w:r>
       <w:r>
         <w:rPr>
-          <w:rFonts w:cs="Koodak" w:hint="cs"/>
+          <w:rFonts w:cs="B Nazanin" w:hint="cs"/>
           <w:rtl/>
         </w:rPr>
         <w:t>یا</w:t>
       </w:r>
       <w:r>
         <w:rPr>
-          <w:rFonts w:cs="Koodak"/>
-          <w:rtl/>
-        </w:rPr>
-        <w:t xml:space="preserve"> </w:t>
-      </w:r>
-      <w:r>
-        <w:rPr>
-          <w:rFonts w:cs="Koodak" w:hint="cs"/>
+          <w:rFonts w:cs="B Nazanin"/>
+          <w:rtl/>
+        </w:rPr>
+        <w:t xml:space="preserve"> </w:t>
+      </w:r>
+      <w:r>
+        <w:rPr>
+          <w:rFonts w:cs="B Nazanin" w:hint="cs"/>
           <w:rtl/>
         </w:rPr>
         <w:t>به‌شکل</w:t>
       </w:r>
       <w:r>
         <w:rPr>
-          <w:rFonts w:cs="Koodak"/>
-          <w:rtl/>
-        </w:rPr>
-        <w:t xml:space="preserve"> </w:t>
-      </w:r>
-      <w:r>
-        <w:rPr>
-          <w:rFonts w:cs="Koodak" w:hint="cs"/>
+          <w:rFonts w:cs="B Nazanin"/>
+          <w:rtl/>
+        </w:rPr>
+        <w:t xml:space="preserve"> </w:t>
+      </w:r>
+      <w:r>
+        <w:rPr>
+          <w:rFonts w:cs="B Nazanin" w:hint="cs"/>
           <w:rtl/>
         </w:rPr>
         <w:t>اعشاری</w:t>
       </w:r>
       <w:r>
         <w:rPr>
-          <w:rFonts w:cs="Koodak"/>
-          <w:rtl/>
-        </w:rPr>
-        <w:t xml:space="preserve"> </w:t>
-      </w:r>
-      <w:r>
-        <w:rPr>
-          <w:rFonts w:cs="Koodak" w:hint="cs"/>
+          <w:rFonts w:cs="B Nazanin"/>
+          <w:rtl/>
+        </w:rPr>
+        <w:t xml:space="preserve"> </w:t>
+      </w:r>
+      <w:r>
+        <w:rPr>
+          <w:rFonts w:cs="B Nazanin" w:hint="cs"/>
           <w:rtl/>
         </w:rPr>
         <w:t>فارسی</w:t>
       </w:r>
       <w:r>
         <w:rPr>
-          <w:rFonts w:cs="Koodak"/>
-          <w:rtl/>
-        </w:rPr>
-        <w:t xml:space="preserve"> </w:t>
-      </w:r>
-      <w:r>
-        <w:rPr>
-          <w:rFonts w:cs="Koodak" w:hint="cs"/>
+          <w:rFonts w:cs="B Nazanin"/>
+          <w:rtl/>
+        </w:rPr>
+        <w:t xml:space="preserve"> </w:t>
+      </w:r>
+      <w:r>
+        <w:rPr>
+          <w:rFonts w:cs="B Nazanin" w:hint="cs"/>
           <w:rtl/>
         </w:rPr>
         <w:t>مانند</w:t>
       </w:r>
       <w:r>
         <w:rPr>
-          <w:rFonts w:cs="Koodak"/>
+          <w:rFonts w:cs="B Nazanin"/>
           <w:rtl/>
         </w:rPr>
         <w:t xml:space="preserve"> "</w:t>
@@ -3860,21 +3419,21 @@
       </w:r>
       <w:r>
         <w:rPr>
-          <w:rFonts w:cs="Koodak"/>
+          <w:rFonts w:cs="B Nazanin"/>
           <w:rtl/>
         </w:rPr>
         <w:t xml:space="preserve">" </w:t>
       </w:r>
       <w:r>
         <w:rPr>
-          <w:rFonts w:cs="Koodak" w:hint="cs"/>
+          <w:rFonts w:cs="B Nazanin" w:hint="cs"/>
           <w:rtl/>
         </w:rPr>
         <w:t>و</w:t>
       </w:r>
       <w:r>
         <w:rPr>
-          <w:rFonts w:cs="Koodak"/>
+          <w:rFonts w:cs="B Nazanin"/>
           <w:rtl/>
         </w:rPr>
         <w:t xml:space="preserve"> "</w:t>
@@ -3888,308 +3447,308 @@
       </w:r>
       <w:r>
         <w:rPr>
-          <w:rFonts w:cs="Koodak"/>
+          <w:rFonts w:cs="B Nazanin"/>
           <w:rtl/>
         </w:rPr>
         <w:t xml:space="preserve">" </w:t>
       </w:r>
       <w:r>
         <w:rPr>
-          <w:rFonts w:cs="Koodak" w:hint="cs"/>
+          <w:rFonts w:cs="B Nazanin" w:hint="cs"/>
           <w:rtl/>
         </w:rPr>
         <w:t>نوشته</w:t>
       </w:r>
       <w:r>
         <w:rPr>
-          <w:rFonts w:cs="Koodak"/>
-          <w:rtl/>
-        </w:rPr>
-        <w:t xml:space="preserve"> </w:t>
-      </w:r>
-      <w:r>
-        <w:rPr>
-          <w:rFonts w:cs="Koodak" w:hint="cs"/>
+          <w:rFonts w:cs="B Nazanin"/>
+          <w:rtl/>
+        </w:rPr>
+        <w:t xml:space="preserve"> </w:t>
+      </w:r>
+      <w:r>
+        <w:rPr>
+          <w:rFonts w:cs="B Nazanin" w:hint="cs"/>
           <w:rtl/>
         </w:rPr>
         <w:t>شده</w:t>
       </w:r>
       <w:r>
         <w:rPr>
-          <w:rFonts w:cs="Koodak"/>
-          <w:rtl/>
-        </w:rPr>
-        <w:t xml:space="preserve"> </w:t>
-      </w:r>
-      <w:r>
-        <w:rPr>
-          <w:rFonts w:cs="Koodak" w:hint="cs"/>
+          <w:rFonts w:cs="B Nazanin"/>
+          <w:rtl/>
+        </w:rPr>
+        <w:t xml:space="preserve"> </w:t>
+      </w:r>
+      <w:r>
+        <w:rPr>
+          <w:rFonts w:cs="B Nazanin" w:hint="cs"/>
           <w:rtl/>
         </w:rPr>
         <w:t>بودند</w:t>
       </w:r>
       <w:r>
         <w:rPr>
-          <w:rFonts w:cs="Koodak"/>
+          <w:rFonts w:cs="B Nazanin"/>
           <w:rtl/>
         </w:rPr>
         <w:t xml:space="preserve">. </w:t>
       </w:r>
       <w:r>
         <w:rPr>
-          <w:rFonts w:cs="Koodak" w:hint="cs"/>
+          <w:rFonts w:cs="B Nazanin" w:hint="cs"/>
           <w:rtl/>
         </w:rPr>
         <w:t>برای</w:t>
       </w:r>
       <w:r>
         <w:rPr>
-          <w:rFonts w:cs="Koodak"/>
-          <w:rtl/>
-        </w:rPr>
-        <w:t xml:space="preserve"> </w:t>
-      </w:r>
-      <w:r>
-        <w:rPr>
-          <w:rFonts w:cs="Koodak" w:hint="cs"/>
+          <w:rFonts w:cs="B Nazanin"/>
+          <w:rtl/>
+        </w:rPr>
+        <w:t xml:space="preserve"> </w:t>
+      </w:r>
+      <w:r>
+        <w:rPr>
+          <w:rFonts w:cs="B Nazanin" w:hint="cs"/>
           <w:rtl/>
         </w:rPr>
         <w:t>مدیریت</w:t>
       </w:r>
       <w:r>
         <w:rPr>
-          <w:rFonts w:cs="Koodak"/>
-          <w:rtl/>
-        </w:rPr>
-        <w:t xml:space="preserve"> </w:t>
-      </w:r>
-      <w:r>
-        <w:rPr>
-          <w:rFonts w:cs="Koodak" w:hint="cs"/>
+          <w:rFonts w:cs="B Nazanin"/>
+          <w:rtl/>
+        </w:rPr>
+        <w:t xml:space="preserve"> </w:t>
+      </w:r>
+      <w:r>
+        <w:rPr>
+          <w:rFonts w:cs="B Nazanin" w:hint="cs"/>
           <w:rtl/>
         </w:rPr>
         <w:t>این</w:t>
       </w:r>
       <w:r>
         <w:rPr>
-          <w:rFonts w:cs="Koodak"/>
-          <w:rtl/>
-        </w:rPr>
-        <w:t xml:space="preserve"> </w:t>
-      </w:r>
-      <w:r>
-        <w:rPr>
-          <w:rFonts w:cs="Koodak" w:hint="cs"/>
+          <w:rFonts w:cs="B Nazanin"/>
+          <w:rtl/>
+        </w:rPr>
+        <w:t xml:space="preserve"> </w:t>
+      </w:r>
+      <w:r>
+        <w:rPr>
+          <w:rFonts w:cs="B Nazanin" w:hint="cs"/>
           <w:rtl/>
         </w:rPr>
         <w:t>مشکل،</w:t>
       </w:r>
       <w:r>
         <w:rPr>
-          <w:rFonts w:cs="Koodak"/>
-          <w:rtl/>
-        </w:rPr>
-        <w:t xml:space="preserve"> </w:t>
-      </w:r>
-      <w:r>
-        <w:rPr>
-          <w:rFonts w:cs="Koodak" w:hint="cs"/>
+          <w:rFonts w:cs="B Nazanin"/>
+          <w:rtl/>
+        </w:rPr>
+        <w:t xml:space="preserve"> </w:t>
+      </w:r>
+      <w:r>
+        <w:rPr>
+          <w:rFonts w:cs="B Nazanin" w:hint="cs"/>
           <w:rtl/>
         </w:rPr>
         <w:t>دیکشنری</w:t>
       </w:r>
       <w:r>
         <w:rPr>
-          <w:rFonts w:cs="Koodak"/>
-          <w:rtl/>
-        </w:rPr>
-        <w:t xml:space="preserve"> </w:t>
-      </w:r>
-      <w:r>
-        <w:rPr>
-          <w:rFonts w:cs="Koodak" w:hint="cs"/>
+          <w:rFonts w:cs="B Nazanin"/>
+          <w:rtl/>
+        </w:rPr>
+        <w:t xml:space="preserve"> </w:t>
+      </w:r>
+      <w:r>
+        <w:rPr>
+          <w:rFonts w:cs="B Nazanin" w:hint="cs"/>
           <w:rtl/>
         </w:rPr>
         <w:t>خاصی</w:t>
       </w:r>
       <w:r>
         <w:rPr>
-          <w:rFonts w:cs="Koodak"/>
-          <w:rtl/>
-        </w:rPr>
-        <w:t xml:space="preserve"> </w:t>
-      </w:r>
-      <w:r>
-        <w:rPr>
-          <w:rFonts w:cs="Koodak" w:hint="cs"/>
+          <w:rFonts w:cs="B Nazanin"/>
+          <w:rtl/>
+        </w:rPr>
+        <w:t xml:space="preserve"> </w:t>
+      </w:r>
+      <w:r>
+        <w:rPr>
+          <w:rFonts w:cs="B Nazanin" w:hint="cs"/>
           <w:rtl/>
         </w:rPr>
         <w:t>تعریف</w:t>
       </w:r>
       <w:r>
         <w:rPr>
-          <w:rFonts w:cs="Koodak"/>
-          <w:rtl/>
-        </w:rPr>
-        <w:t xml:space="preserve"> </w:t>
-      </w:r>
-      <w:r>
-        <w:rPr>
-          <w:rFonts w:cs="Koodak" w:hint="cs"/>
+          <w:rFonts w:cs="B Nazanin"/>
+          <w:rtl/>
+        </w:rPr>
+        <w:t xml:space="preserve"> </w:t>
+      </w:r>
+      <w:r>
+        <w:rPr>
+          <w:rFonts w:cs="B Nazanin" w:hint="cs"/>
           <w:rtl/>
         </w:rPr>
         <w:t>شد</w:t>
       </w:r>
       <w:r>
         <w:rPr>
-          <w:rFonts w:cs="Koodak"/>
-          <w:rtl/>
-        </w:rPr>
-        <w:t xml:space="preserve"> </w:t>
-      </w:r>
-      <w:r>
-        <w:rPr>
-          <w:rFonts w:cs="Koodak" w:hint="cs"/>
+          <w:rFonts w:cs="B Nazanin"/>
+          <w:rtl/>
+        </w:rPr>
+        <w:t xml:space="preserve"> </w:t>
+      </w:r>
+      <w:r>
+        <w:rPr>
+          <w:rFonts w:cs="B Nazanin" w:hint="cs"/>
           <w:rtl/>
         </w:rPr>
         <w:t>تا</w:t>
       </w:r>
       <w:r>
         <w:rPr>
-          <w:rFonts w:cs="Koodak"/>
-          <w:rtl/>
-        </w:rPr>
-        <w:t xml:space="preserve"> </w:t>
-      </w:r>
-      <w:r>
-        <w:rPr>
-          <w:rFonts w:cs="Koodak" w:hint="cs"/>
+          <w:rFonts w:cs="B Nazanin"/>
+          <w:rtl/>
+        </w:rPr>
+        <w:t xml:space="preserve"> </w:t>
+      </w:r>
+      <w:r>
+        <w:rPr>
+          <w:rFonts w:cs="B Nazanin" w:hint="cs"/>
           <w:rtl/>
         </w:rPr>
         <w:t>این</w:t>
       </w:r>
       <w:r>
         <w:rPr>
-          <w:rFonts w:cs="Koodak"/>
-          <w:rtl/>
-        </w:rPr>
-        <w:t xml:space="preserve"> </w:t>
-      </w:r>
-      <w:r>
-        <w:rPr>
-          <w:rFonts w:cs="Koodak" w:hint="cs"/>
+          <w:rFonts w:cs="B Nazanin"/>
+          <w:rtl/>
+        </w:rPr>
+        <w:t xml:space="preserve"> </w:t>
+      </w:r>
+      <w:r>
+        <w:rPr>
+          <w:rFonts w:cs="B Nazanin" w:hint="cs"/>
           <w:rtl/>
         </w:rPr>
         <w:t>کلمات</w:t>
       </w:r>
       <w:r>
         <w:rPr>
-          <w:rFonts w:cs="Koodak"/>
-          <w:rtl/>
-        </w:rPr>
-        <w:t xml:space="preserve"> </w:t>
-      </w:r>
-      <w:r>
-        <w:rPr>
-          <w:rFonts w:cs="Koodak" w:hint="cs"/>
+          <w:rFonts w:cs="B Nazanin"/>
+          <w:rtl/>
+        </w:rPr>
+        <w:t xml:space="preserve"> </w:t>
+      </w:r>
+      <w:r>
+        <w:rPr>
+          <w:rFonts w:cs="B Nazanin" w:hint="cs"/>
           <w:rtl/>
         </w:rPr>
         <w:t>و</w:t>
       </w:r>
       <w:r>
         <w:rPr>
-          <w:rFonts w:cs="Koodak"/>
-          <w:rtl/>
-        </w:rPr>
-        <w:t xml:space="preserve"> </w:t>
-      </w:r>
-      <w:r>
-        <w:rPr>
-          <w:rFonts w:cs="Koodak" w:hint="cs"/>
+          <w:rFonts w:cs="B Nazanin"/>
+          <w:rtl/>
+        </w:rPr>
+        <w:t xml:space="preserve"> </w:t>
+      </w:r>
+      <w:r>
+        <w:rPr>
+          <w:rFonts w:cs="B Nazanin" w:hint="cs"/>
           <w:rtl/>
         </w:rPr>
         <w:t>نمادها</w:t>
       </w:r>
       <w:r>
         <w:rPr>
-          <w:rFonts w:cs="Koodak"/>
-          <w:rtl/>
-        </w:rPr>
-        <w:t xml:space="preserve"> </w:t>
-      </w:r>
-      <w:r>
-        <w:rPr>
-          <w:rFonts w:cs="Koodak" w:hint="cs"/>
+          <w:rFonts w:cs="B Nazanin"/>
+          <w:rtl/>
+        </w:rPr>
+        <w:t xml:space="preserve"> </w:t>
+      </w:r>
+      <w:r>
+        <w:rPr>
+          <w:rFonts w:cs="B Nazanin" w:hint="cs"/>
           <w:rtl/>
         </w:rPr>
         <w:t>به</w:t>
       </w:r>
       <w:r>
         <w:rPr>
-          <w:rFonts w:cs="Koodak"/>
-          <w:rtl/>
-        </w:rPr>
-        <w:t xml:space="preserve"> </w:t>
-      </w:r>
-      <w:r>
-        <w:rPr>
-          <w:rFonts w:cs="Koodak" w:hint="cs"/>
+          <w:rFonts w:cs="B Nazanin"/>
+          <w:rtl/>
+        </w:rPr>
+        <w:t xml:space="preserve"> </w:t>
+      </w:r>
+      <w:r>
+        <w:rPr>
+          <w:rFonts w:cs="B Nazanin" w:hint="cs"/>
           <w:rtl/>
         </w:rPr>
         <w:t>مقادیر</w:t>
       </w:r>
       <w:r>
         <w:rPr>
-          <w:rFonts w:cs="Koodak"/>
-          <w:rtl/>
-        </w:rPr>
-        <w:t xml:space="preserve"> </w:t>
-      </w:r>
-      <w:r>
-        <w:rPr>
-          <w:rFonts w:cs="Koodak" w:hint="cs"/>
+          <w:rFonts w:cs="B Nazanin"/>
+          <w:rtl/>
+        </w:rPr>
+        <w:t xml:space="preserve"> </w:t>
+      </w:r>
+      <w:r>
+        <w:rPr>
+          <w:rFonts w:cs="B Nazanin" w:hint="cs"/>
           <w:rtl/>
         </w:rPr>
         <w:t>عددی</w:t>
       </w:r>
       <w:r>
         <w:rPr>
-          <w:rFonts w:cs="Koodak"/>
-          <w:rtl/>
-        </w:rPr>
-        <w:t xml:space="preserve"> </w:t>
-      </w:r>
-      <w:r>
-        <w:rPr>
-          <w:rFonts w:cs="Koodak" w:hint="cs"/>
+          <w:rFonts w:cs="B Nazanin"/>
+          <w:rtl/>
+        </w:rPr>
+        <w:t xml:space="preserve"> </w:t>
+      </w:r>
+      <w:r>
+        <w:rPr>
+          <w:rFonts w:cs="B Nazanin" w:hint="cs"/>
           <w:rtl/>
         </w:rPr>
         <w:t>معادل</w:t>
       </w:r>
       <w:r>
         <w:rPr>
-          <w:rFonts w:cs="Koodak"/>
-          <w:rtl/>
-        </w:rPr>
-        <w:t xml:space="preserve"> </w:t>
-      </w:r>
-      <w:r>
-        <w:rPr>
-          <w:rFonts w:cs="Koodak" w:hint="cs"/>
+          <w:rFonts w:cs="B Nazanin"/>
+          <w:rtl/>
+        </w:rPr>
+        <w:t xml:space="preserve"> </w:t>
+      </w:r>
+      <w:r>
+        <w:rPr>
+          <w:rFonts w:cs="B Nazanin" w:hint="cs"/>
           <w:rtl/>
         </w:rPr>
         <w:t>تبدیل</w:t>
       </w:r>
       <w:r>
         <w:rPr>
-          <w:rFonts w:cs="Koodak"/>
-          <w:rtl/>
-        </w:rPr>
-        <w:t xml:space="preserve"> </w:t>
-      </w:r>
-      <w:r>
-        <w:rPr>
-          <w:rFonts w:cs="Koodak" w:hint="cs"/>
+          <w:rFonts w:cs="B Nazanin"/>
+          <w:rtl/>
+        </w:rPr>
+        <w:t xml:space="preserve"> </w:t>
+      </w:r>
+      <w:r>
+        <w:rPr>
+          <w:rFonts w:cs="B Nazanin" w:hint="cs"/>
           <w:rtl/>
         </w:rPr>
         <w:t>شوند.</w:t>
@@ -4199,15 +3758,14 @@
       <w:pPr>
         <w:pStyle w:val="ListParagraph"/>
         <w:bidi/>
-        <w:jc w:val="center"/>
-        <w:rPr>
-          <w:rFonts w:cs="Koodak"/>
-          <w:rtl/>
-        </w:rPr>
-      </w:pPr>
-      <w:r>
-        <w:rPr>
-          <w:rFonts w:cs="Koodak"/>
+        <w:rPr>
+          <w:rFonts w:cs="B Nazanin"/>
+          <w:rtl/>
+        </w:rPr>
+      </w:pPr>
+      <w:r>
+        <w:rPr>
+          <w:rFonts w:cs="B Nazanin"/>
           <w:noProof/>
           <w:rtl/>
         </w:rPr>
@@ -4253,7 +3811,7 @@
         <w:pStyle w:val="ListParagraph"/>
         <w:bidi/>
         <w:rPr>
-          <w:rFonts w:cs="Koodak"/>
+          <w:rFonts w:cs="B Nazanin"/>
           <w:rtl/>
         </w:rPr>
       </w:pPr>
@@ -4263,90 +3821,90 @@
         <w:pStyle w:val="ListParagraph"/>
         <w:bidi/>
         <w:rPr>
-          <w:rFonts w:cs="Koodak"/>
-          <w:rtl/>
-        </w:rPr>
-      </w:pPr>
-      <w:r>
-        <w:rPr>
-          <w:rFonts w:cs="Koodak" w:hint="cs"/>
+          <w:rFonts w:cs="B Nazanin"/>
+          <w:rtl/>
+        </w:rPr>
+      </w:pPr>
+      <w:r>
+        <w:rPr>
+          <w:rFonts w:cs="B Nazanin" w:hint="cs"/>
           <w:rtl/>
         </w:rPr>
         <w:t>عدم</w:t>
       </w:r>
       <w:r>
         <w:rPr>
-          <w:rFonts w:cs="Koodak"/>
-          <w:rtl/>
-        </w:rPr>
-        <w:t xml:space="preserve"> </w:t>
-      </w:r>
-      <w:r>
-        <w:rPr>
-          <w:rFonts w:cs="Koodak" w:hint="cs"/>
+          <w:rFonts w:cs="B Nazanin"/>
+          <w:rtl/>
+        </w:rPr>
+        <w:t xml:space="preserve"> </w:t>
+      </w:r>
+      <w:r>
+        <w:rPr>
+          <w:rFonts w:cs="B Nazanin" w:hint="cs"/>
           <w:rtl/>
         </w:rPr>
         <w:t>رعایت</w:t>
       </w:r>
       <w:r>
         <w:rPr>
-          <w:rFonts w:cs="Koodak"/>
-          <w:rtl/>
-        </w:rPr>
-        <w:t xml:space="preserve"> </w:t>
-      </w:r>
-      <w:r>
-        <w:rPr>
-          <w:rFonts w:cs="Koodak" w:hint="cs"/>
+          <w:rFonts w:cs="B Nazanin"/>
+          <w:rtl/>
+        </w:rPr>
+        <w:t xml:space="preserve"> </w:t>
+      </w:r>
+      <w:r>
+        <w:rPr>
+          <w:rFonts w:cs="B Nazanin" w:hint="cs"/>
           <w:rtl/>
         </w:rPr>
         <w:t>نیم‌فاصله‌ها</w:t>
       </w:r>
       <w:r>
         <w:rPr>
-          <w:rFonts w:cs="Koodak"/>
-          <w:rtl/>
-        </w:rPr>
-        <w:t xml:space="preserve"> </w:t>
-      </w:r>
-      <w:r>
-        <w:rPr>
-          <w:rFonts w:cs="Koodak" w:hint="cs"/>
+          <w:rFonts w:cs="B Nazanin"/>
+          <w:rtl/>
+        </w:rPr>
+        <w:t xml:space="preserve"> </w:t>
+      </w:r>
+      <w:r>
+        <w:rPr>
+          <w:rFonts w:cs="B Nazanin" w:hint="cs"/>
           <w:rtl/>
         </w:rPr>
         <w:t>و</w:t>
       </w:r>
       <w:r>
         <w:rPr>
-          <w:rFonts w:cs="Koodak"/>
-          <w:rtl/>
-        </w:rPr>
-        <w:t xml:space="preserve"> </w:t>
-      </w:r>
-      <w:r>
-        <w:rPr>
-          <w:rFonts w:cs="Koodak" w:hint="cs"/>
+          <w:rFonts w:cs="B Nazanin"/>
+          <w:rtl/>
+        </w:rPr>
+        <w:t xml:space="preserve"> </w:t>
+      </w:r>
+      <w:r>
+        <w:rPr>
+          <w:rFonts w:cs="B Nazanin" w:hint="cs"/>
           <w:rtl/>
         </w:rPr>
         <w:t>مشکلات</w:t>
       </w:r>
       <w:r>
         <w:rPr>
-          <w:rFonts w:cs="Koodak"/>
-          <w:rtl/>
-        </w:rPr>
-        <w:t xml:space="preserve"> </w:t>
-      </w:r>
-      <w:r>
-        <w:rPr>
-          <w:rFonts w:cs="Koodak" w:hint="cs"/>
+          <w:rFonts w:cs="B Nazanin"/>
+          <w:rtl/>
+        </w:rPr>
+        <w:t xml:space="preserve"> </w:t>
+      </w:r>
+      <w:r>
+        <w:rPr>
+          <w:rFonts w:cs="B Nazanin" w:hint="cs"/>
           <w:rtl/>
         </w:rPr>
         <w:t>نگارشی</w:t>
       </w:r>
       <w:r>
         <w:rPr>
-          <w:rFonts w:cs="Koodak"/>
+          <w:rFonts w:cs="B Nazanin"/>
         </w:rPr>
         <w:t>:</w:t>
       </w:r>
@@ -4356,825 +3914,825 @@
         <w:pStyle w:val="ListParagraph"/>
         <w:bidi/>
         <w:rPr>
-          <w:rFonts w:cs="Koodak"/>
-          <w:rtl/>
-        </w:rPr>
-      </w:pPr>
-      <w:r>
-        <w:rPr>
-          <w:rFonts w:cs="Koodak" w:hint="cs"/>
+          <w:rFonts w:cs="B Nazanin"/>
+          <w:rtl/>
+        </w:rPr>
+      </w:pPr>
+      <w:r>
+        <w:rPr>
+          <w:rFonts w:cs="B Nazanin" w:hint="cs"/>
           <w:rtl/>
         </w:rPr>
         <w:t>یکی</w:t>
       </w:r>
       <w:r>
         <w:rPr>
-          <w:rFonts w:cs="Koodak"/>
-          <w:rtl/>
-        </w:rPr>
-        <w:t xml:space="preserve"> </w:t>
-      </w:r>
-      <w:r>
-        <w:rPr>
-          <w:rFonts w:cs="Koodak" w:hint="cs"/>
+          <w:rFonts w:cs="B Nazanin"/>
+          <w:rtl/>
+        </w:rPr>
+        <w:t xml:space="preserve"> </w:t>
+      </w:r>
+      <w:r>
+        <w:rPr>
+          <w:rFonts w:cs="B Nazanin" w:hint="cs"/>
           <w:rtl/>
         </w:rPr>
         <w:t>دیگر</w:t>
       </w:r>
       <w:r>
         <w:rPr>
-          <w:rFonts w:cs="Koodak"/>
-          <w:rtl/>
-        </w:rPr>
-        <w:t xml:space="preserve"> </w:t>
-      </w:r>
-      <w:r>
-        <w:rPr>
-          <w:rFonts w:cs="Koodak" w:hint="cs"/>
+          <w:rFonts w:cs="B Nazanin"/>
+          <w:rtl/>
+        </w:rPr>
+        <w:t xml:space="preserve"> </w:t>
+      </w:r>
+      <w:r>
+        <w:rPr>
+          <w:rFonts w:cs="B Nazanin" w:hint="cs"/>
           <w:rtl/>
         </w:rPr>
         <w:t>از</w:t>
       </w:r>
       <w:r>
         <w:rPr>
-          <w:rFonts w:cs="Koodak"/>
-          <w:rtl/>
-        </w:rPr>
-        <w:t xml:space="preserve"> </w:t>
-      </w:r>
-      <w:r>
-        <w:rPr>
-          <w:rFonts w:cs="Koodak" w:hint="cs"/>
+          <w:rFonts w:cs="B Nazanin"/>
+          <w:rtl/>
+        </w:rPr>
+        <w:t xml:space="preserve"> </w:t>
+      </w:r>
+      <w:r>
+        <w:rPr>
+          <w:rFonts w:cs="B Nazanin" w:hint="cs"/>
           <w:rtl/>
         </w:rPr>
         <w:t>چالش‌های</w:t>
       </w:r>
       <w:r>
         <w:rPr>
-          <w:rFonts w:cs="Koodak"/>
-          <w:rtl/>
-        </w:rPr>
-        <w:t xml:space="preserve"> </w:t>
-      </w:r>
-      <w:r>
-        <w:rPr>
-          <w:rFonts w:cs="Koodak" w:hint="cs"/>
+          <w:rFonts w:cs="B Nazanin"/>
+          <w:rtl/>
+        </w:rPr>
+        <w:t xml:space="preserve"> </w:t>
+      </w:r>
+      <w:r>
+        <w:rPr>
+          <w:rFonts w:cs="B Nazanin" w:hint="cs"/>
           <w:rtl/>
         </w:rPr>
         <w:t>رایج،</w:t>
       </w:r>
       <w:r>
         <w:rPr>
-          <w:rFonts w:cs="Koodak"/>
-          <w:rtl/>
-        </w:rPr>
-        <w:t xml:space="preserve"> </w:t>
-      </w:r>
-      <w:r>
-        <w:rPr>
-          <w:rFonts w:cs="Koodak" w:hint="cs"/>
+          <w:rFonts w:cs="B Nazanin"/>
+          <w:rtl/>
+        </w:rPr>
+        <w:t xml:space="preserve"> </w:t>
+      </w:r>
+      <w:r>
+        <w:rPr>
+          <w:rFonts w:cs="B Nazanin" w:hint="cs"/>
           <w:rtl/>
         </w:rPr>
         <w:t>عدم</w:t>
       </w:r>
       <w:r>
         <w:rPr>
-          <w:rFonts w:cs="Koodak"/>
-          <w:rtl/>
-        </w:rPr>
-        <w:t xml:space="preserve"> </w:t>
-      </w:r>
-      <w:r>
-        <w:rPr>
-          <w:rFonts w:cs="Koodak" w:hint="cs"/>
+          <w:rFonts w:cs="B Nazanin"/>
+          <w:rtl/>
+        </w:rPr>
+        <w:t xml:space="preserve"> </w:t>
+      </w:r>
+      <w:r>
+        <w:rPr>
+          <w:rFonts w:cs="B Nazanin" w:hint="cs"/>
           <w:rtl/>
         </w:rPr>
         <w:t>رعایت</w:t>
       </w:r>
       <w:r>
         <w:rPr>
-          <w:rFonts w:cs="Koodak"/>
-          <w:rtl/>
-        </w:rPr>
-        <w:t xml:space="preserve"> </w:t>
-      </w:r>
-      <w:r>
-        <w:rPr>
-          <w:rFonts w:cs="Koodak" w:hint="cs"/>
+          <w:rFonts w:cs="B Nazanin"/>
+          <w:rtl/>
+        </w:rPr>
+        <w:t xml:space="preserve"> </w:t>
+      </w:r>
+      <w:r>
+        <w:rPr>
+          <w:rFonts w:cs="B Nazanin" w:hint="cs"/>
           <w:rtl/>
         </w:rPr>
         <w:t>استانداردهای</w:t>
       </w:r>
       <w:r>
         <w:rPr>
-          <w:rFonts w:cs="Koodak"/>
-          <w:rtl/>
-        </w:rPr>
-        <w:t xml:space="preserve"> </w:t>
-      </w:r>
-      <w:r>
-        <w:rPr>
-          <w:rFonts w:cs="Koodak" w:hint="cs"/>
+          <w:rFonts w:cs="B Nazanin"/>
+          <w:rtl/>
+        </w:rPr>
+        <w:t xml:space="preserve"> </w:t>
+      </w:r>
+      <w:r>
+        <w:rPr>
+          <w:rFonts w:cs="B Nazanin" w:hint="cs"/>
           <w:rtl/>
         </w:rPr>
         <w:t>نگارشی</w:t>
       </w:r>
       <w:r>
         <w:rPr>
-          <w:rFonts w:cs="Koodak"/>
-          <w:rtl/>
-        </w:rPr>
-        <w:t xml:space="preserve"> </w:t>
-      </w:r>
-      <w:r>
-        <w:rPr>
-          <w:rFonts w:cs="Koodak" w:hint="cs"/>
+          <w:rFonts w:cs="B Nazanin"/>
+          <w:rtl/>
+        </w:rPr>
+        <w:t xml:space="preserve"> </w:t>
+      </w:r>
+      <w:r>
+        <w:rPr>
+          <w:rFonts w:cs="B Nazanin" w:hint="cs"/>
           <w:rtl/>
         </w:rPr>
         <w:t>فارسی</w:t>
       </w:r>
       <w:r>
         <w:rPr>
-          <w:rFonts w:cs="Koodak"/>
-          <w:rtl/>
-        </w:rPr>
-        <w:t xml:space="preserve"> </w:t>
-      </w:r>
-      <w:r>
-        <w:rPr>
-          <w:rFonts w:cs="Koodak" w:hint="cs"/>
+          <w:rFonts w:cs="B Nazanin"/>
+          <w:rtl/>
+        </w:rPr>
+        <w:t xml:space="preserve"> </w:t>
+      </w:r>
+      <w:r>
+        <w:rPr>
+          <w:rFonts w:cs="B Nazanin" w:hint="cs"/>
           <w:rtl/>
         </w:rPr>
         <w:t>به</w:t>
       </w:r>
       <w:r>
         <w:rPr>
-          <w:rFonts w:cs="Koodak"/>
-          <w:rtl/>
-        </w:rPr>
-        <w:t xml:space="preserve"> </w:t>
-      </w:r>
-      <w:r>
-        <w:rPr>
-          <w:rFonts w:cs="Koodak" w:hint="cs"/>
+          <w:rFonts w:cs="B Nazanin"/>
+          <w:rtl/>
+        </w:rPr>
+        <w:t xml:space="preserve"> </w:t>
+      </w:r>
+      <w:r>
+        <w:rPr>
+          <w:rFonts w:cs="B Nazanin" w:hint="cs"/>
           <w:rtl/>
         </w:rPr>
         <w:t>ویژه</w:t>
       </w:r>
       <w:r>
         <w:rPr>
-          <w:rFonts w:cs="Koodak"/>
-          <w:rtl/>
-        </w:rPr>
-        <w:t xml:space="preserve"> </w:t>
-      </w:r>
-      <w:r>
-        <w:rPr>
-          <w:rFonts w:cs="Koodak" w:hint="cs"/>
+          <w:rFonts w:cs="B Nazanin"/>
+          <w:rtl/>
+        </w:rPr>
+        <w:t xml:space="preserve"> </w:t>
+      </w:r>
+      <w:r>
+        <w:rPr>
+          <w:rFonts w:cs="B Nazanin" w:hint="cs"/>
           <w:rtl/>
         </w:rPr>
         <w:t>در</w:t>
       </w:r>
       <w:r>
         <w:rPr>
-          <w:rFonts w:cs="Koodak"/>
-          <w:rtl/>
-        </w:rPr>
-        <w:t xml:space="preserve"> </w:t>
-      </w:r>
-      <w:r>
-        <w:rPr>
-          <w:rFonts w:cs="Koodak" w:hint="cs"/>
+          <w:rFonts w:cs="B Nazanin"/>
+          <w:rtl/>
+        </w:rPr>
+        <w:t xml:space="preserve"> </w:t>
+      </w:r>
+      <w:r>
+        <w:rPr>
+          <w:rFonts w:cs="B Nazanin" w:hint="cs"/>
           <w:rtl/>
         </w:rPr>
         <w:t>استفاده</w:t>
       </w:r>
       <w:r>
         <w:rPr>
-          <w:rFonts w:cs="Koodak"/>
-          <w:rtl/>
-        </w:rPr>
-        <w:t xml:space="preserve"> </w:t>
-      </w:r>
-      <w:r>
-        <w:rPr>
-          <w:rFonts w:cs="Koodak" w:hint="cs"/>
+          <w:rFonts w:cs="B Nazanin"/>
+          <w:rtl/>
+        </w:rPr>
+        <w:t xml:space="preserve"> </w:t>
+      </w:r>
+      <w:r>
+        <w:rPr>
+          <w:rFonts w:cs="B Nazanin" w:hint="cs"/>
           <w:rtl/>
         </w:rPr>
         <w:t>از</w:t>
       </w:r>
       <w:r>
         <w:rPr>
-          <w:rFonts w:cs="Koodak"/>
-          <w:rtl/>
-        </w:rPr>
-        <w:t xml:space="preserve"> </w:t>
-      </w:r>
-      <w:r>
-        <w:rPr>
-          <w:rFonts w:cs="Koodak" w:hint="cs"/>
+          <w:rFonts w:cs="B Nazanin"/>
+          <w:rtl/>
+        </w:rPr>
+        <w:t xml:space="preserve"> </w:t>
+      </w:r>
+      <w:r>
+        <w:rPr>
+          <w:rFonts w:cs="B Nazanin" w:hint="cs"/>
           <w:rtl/>
         </w:rPr>
         <w:t>نیم‌فاصله‌ها</w:t>
       </w:r>
       <w:r>
         <w:rPr>
-          <w:rFonts w:cs="Koodak"/>
-          <w:rtl/>
-        </w:rPr>
-        <w:t xml:space="preserve"> </w:t>
-      </w:r>
-      <w:r>
-        <w:rPr>
-          <w:rFonts w:cs="Koodak" w:hint="cs"/>
+          <w:rFonts w:cs="B Nazanin"/>
+          <w:rtl/>
+        </w:rPr>
+        <w:t xml:space="preserve"> </w:t>
+      </w:r>
+      <w:r>
+        <w:rPr>
+          <w:rFonts w:cs="B Nazanin" w:hint="cs"/>
           <w:rtl/>
         </w:rPr>
         <w:t>بود</w:t>
       </w:r>
       <w:r>
         <w:rPr>
-          <w:rFonts w:cs="Koodak"/>
+          <w:rFonts w:cs="B Nazanin"/>
           <w:rtl/>
         </w:rPr>
         <w:t xml:space="preserve">. </w:t>
       </w:r>
       <w:r>
         <w:rPr>
-          <w:rFonts w:cs="Koodak" w:hint="cs"/>
+          <w:rFonts w:cs="B Nazanin" w:hint="cs"/>
           <w:rtl/>
         </w:rPr>
         <w:t>مثلاً</w:t>
       </w:r>
       <w:r>
         <w:rPr>
-          <w:rFonts w:cs="Koodak"/>
-          <w:rtl/>
-        </w:rPr>
-        <w:t xml:space="preserve"> </w:t>
-      </w:r>
-      <w:r>
-        <w:rPr>
-          <w:rFonts w:cs="Koodak" w:hint="cs"/>
+          <w:rFonts w:cs="B Nazanin"/>
+          <w:rtl/>
+        </w:rPr>
+        <w:t xml:space="preserve"> </w:t>
+      </w:r>
+      <w:r>
+        <w:rPr>
+          <w:rFonts w:cs="B Nazanin" w:hint="cs"/>
           <w:rtl/>
         </w:rPr>
         <w:t>واژه‌هایی</w:t>
       </w:r>
       <w:r>
         <w:rPr>
-          <w:rFonts w:cs="Koodak"/>
-          <w:rtl/>
-        </w:rPr>
-        <w:t xml:space="preserve"> </w:t>
-      </w:r>
-      <w:r>
-        <w:rPr>
-          <w:rFonts w:cs="Koodak" w:hint="cs"/>
+          <w:rFonts w:cs="B Nazanin"/>
+          <w:rtl/>
+        </w:rPr>
+        <w:t xml:space="preserve"> </w:t>
+      </w:r>
+      <w:r>
+        <w:rPr>
+          <w:rFonts w:cs="B Nazanin" w:hint="cs"/>
           <w:rtl/>
         </w:rPr>
         <w:t>مانند</w:t>
       </w:r>
       <w:r>
         <w:rPr>
-          <w:rFonts w:cs="Koodak"/>
+          <w:rFonts w:cs="B Nazanin"/>
           <w:rtl/>
         </w:rPr>
         <w:t xml:space="preserve"> «</w:t>
       </w:r>
       <w:r>
         <w:rPr>
-          <w:rFonts w:cs="Koodak" w:hint="cs"/>
+          <w:rFonts w:cs="B Nazanin" w:hint="cs"/>
           <w:rtl/>
         </w:rPr>
         <w:t>قاشق‌چای‌خوری</w:t>
       </w:r>
       <w:r>
         <w:rPr>
-          <w:rFonts w:cs="Koodak" w:hint="eastAsia"/>
+          <w:rFonts w:cs="B Nazanin" w:hint="eastAsia"/>
           <w:rtl/>
         </w:rPr>
         <w:t>»</w:t>
       </w:r>
       <w:r>
         <w:rPr>
-          <w:rFonts w:cs="Koodak"/>
-          <w:rtl/>
-        </w:rPr>
-        <w:t xml:space="preserve"> </w:t>
-      </w:r>
-      <w:r>
-        <w:rPr>
-          <w:rFonts w:cs="Koodak" w:hint="cs"/>
+          <w:rFonts w:cs="B Nazanin"/>
+          <w:rtl/>
+        </w:rPr>
+        <w:t xml:space="preserve"> </w:t>
+      </w:r>
+      <w:r>
+        <w:rPr>
+          <w:rFonts w:cs="B Nazanin" w:hint="cs"/>
           <w:rtl/>
         </w:rPr>
         <w:t>گاهی</w:t>
       </w:r>
       <w:r>
         <w:rPr>
-          <w:rFonts w:cs="Koodak"/>
-          <w:rtl/>
-        </w:rPr>
-        <w:t xml:space="preserve"> </w:t>
-      </w:r>
-      <w:r>
-        <w:rPr>
-          <w:rFonts w:cs="Koodak" w:hint="cs"/>
+          <w:rFonts w:cs="B Nazanin"/>
+          <w:rtl/>
+        </w:rPr>
+        <w:t xml:space="preserve"> </w:t>
+      </w:r>
+      <w:r>
+        <w:rPr>
+          <w:rFonts w:cs="B Nazanin" w:hint="cs"/>
           <w:rtl/>
         </w:rPr>
         <w:t>به‌صورت</w:t>
       </w:r>
       <w:r>
         <w:rPr>
-          <w:rFonts w:cs="Koodak"/>
+          <w:rFonts w:cs="B Nazanin"/>
           <w:rtl/>
         </w:rPr>
         <w:t xml:space="preserve"> «</w:t>
       </w:r>
       <w:r>
         <w:rPr>
-          <w:rFonts w:cs="Koodak" w:hint="cs"/>
+          <w:rFonts w:cs="B Nazanin" w:hint="cs"/>
           <w:rtl/>
         </w:rPr>
         <w:t>قاشق</w:t>
       </w:r>
       <w:r>
         <w:rPr>
-          <w:rFonts w:cs="Koodak"/>
-          <w:rtl/>
-        </w:rPr>
-        <w:t xml:space="preserve"> </w:t>
-      </w:r>
-      <w:r>
-        <w:rPr>
-          <w:rFonts w:cs="Koodak" w:hint="cs"/>
+          <w:rFonts w:cs="B Nazanin"/>
+          <w:rtl/>
+        </w:rPr>
+        <w:t xml:space="preserve"> </w:t>
+      </w:r>
+      <w:r>
+        <w:rPr>
+          <w:rFonts w:cs="B Nazanin" w:hint="cs"/>
           <w:rtl/>
         </w:rPr>
         <w:t>چای</w:t>
       </w:r>
       <w:r>
         <w:rPr>
-          <w:rFonts w:cs="Koodak"/>
-          <w:rtl/>
-        </w:rPr>
-        <w:t xml:space="preserve"> </w:t>
-      </w:r>
-      <w:r>
-        <w:rPr>
-          <w:rFonts w:cs="Koodak" w:hint="cs"/>
+          <w:rFonts w:cs="B Nazanin"/>
+          <w:rtl/>
+        </w:rPr>
+        <w:t xml:space="preserve"> </w:t>
+      </w:r>
+      <w:r>
+        <w:rPr>
+          <w:rFonts w:cs="B Nazanin" w:hint="cs"/>
           <w:rtl/>
         </w:rPr>
         <w:t>خوری</w:t>
       </w:r>
       <w:r>
         <w:rPr>
-          <w:rFonts w:cs="Koodak" w:hint="eastAsia"/>
+          <w:rFonts w:cs="B Nazanin" w:hint="eastAsia"/>
           <w:rtl/>
         </w:rPr>
         <w:t>»</w:t>
       </w:r>
       <w:r>
         <w:rPr>
-          <w:rFonts w:cs="Koodak" w:hint="cs"/>
+          <w:rFonts w:cs="B Nazanin" w:hint="cs"/>
           <w:rtl/>
         </w:rPr>
         <w:t>،</w:t>
       </w:r>
       <w:r>
         <w:rPr>
-          <w:rFonts w:cs="Koodak"/>
+          <w:rFonts w:cs="B Nazanin"/>
           <w:rtl/>
         </w:rPr>
         <w:t xml:space="preserve"> «</w:t>
       </w:r>
       <w:r>
         <w:rPr>
-          <w:rFonts w:cs="Koodak" w:hint="cs"/>
+          <w:rFonts w:cs="B Nazanin" w:hint="cs"/>
           <w:rtl/>
         </w:rPr>
         <w:t>قاشق</w:t>
       </w:r>
       <w:r>
         <w:rPr>
-          <w:rFonts w:cs="Koodak"/>
-          <w:rtl/>
-        </w:rPr>
-        <w:t xml:space="preserve"> </w:t>
-      </w:r>
-      <w:r>
-        <w:rPr>
-          <w:rFonts w:cs="Koodak" w:hint="cs"/>
+          <w:rFonts w:cs="B Nazanin"/>
+          <w:rtl/>
+        </w:rPr>
+        <w:t xml:space="preserve"> </w:t>
+      </w:r>
+      <w:r>
+        <w:rPr>
+          <w:rFonts w:cs="B Nazanin" w:hint="cs"/>
           <w:rtl/>
         </w:rPr>
         <w:t>چایخوری</w:t>
       </w:r>
       <w:r>
         <w:rPr>
-          <w:rFonts w:cs="Koodak" w:hint="eastAsia"/>
+          <w:rFonts w:cs="B Nazanin" w:hint="eastAsia"/>
           <w:rtl/>
         </w:rPr>
         <w:t>»</w:t>
       </w:r>
       <w:r>
         <w:rPr>
-          <w:rFonts w:cs="Koodak"/>
-          <w:rtl/>
-        </w:rPr>
-        <w:t xml:space="preserve"> </w:t>
-      </w:r>
-      <w:r>
-        <w:rPr>
-          <w:rFonts w:cs="Koodak" w:hint="cs"/>
+          <w:rFonts w:cs="B Nazanin"/>
+          <w:rtl/>
+        </w:rPr>
+        <w:t xml:space="preserve"> </w:t>
+      </w:r>
+      <w:r>
+        <w:rPr>
+          <w:rFonts w:cs="B Nazanin" w:hint="cs"/>
           <w:rtl/>
         </w:rPr>
         <w:t>یا</w:t>
       </w:r>
       <w:r>
         <w:rPr>
-          <w:rFonts w:cs="Koodak"/>
-          <w:rtl/>
-        </w:rPr>
-        <w:t xml:space="preserve"> </w:t>
-      </w:r>
-      <w:r>
-        <w:rPr>
-          <w:rFonts w:cs="Koodak" w:hint="cs"/>
+          <w:rFonts w:cs="B Nazanin"/>
+          <w:rtl/>
+        </w:rPr>
+        <w:t xml:space="preserve"> </w:t>
+      </w:r>
+      <w:r>
+        <w:rPr>
+          <w:rFonts w:cs="B Nazanin" w:hint="cs"/>
           <w:rtl/>
         </w:rPr>
         <w:t>حتی</w:t>
       </w:r>
       <w:r>
         <w:rPr>
-          <w:rFonts w:cs="Koodak"/>
+          <w:rFonts w:cs="B Nazanin"/>
           <w:rtl/>
         </w:rPr>
         <w:t xml:space="preserve"> «</w:t>
       </w:r>
       <w:r>
         <w:rPr>
-          <w:rFonts w:cs="Koodak" w:hint="cs"/>
+          <w:rFonts w:cs="B Nazanin" w:hint="cs"/>
           <w:rtl/>
         </w:rPr>
         <w:t>ق</w:t>
       </w:r>
       <w:r>
         <w:rPr>
-          <w:rFonts w:cs="Koodak"/>
-          <w:rtl/>
-        </w:rPr>
-        <w:t xml:space="preserve"> </w:t>
-      </w:r>
-      <w:r>
-        <w:rPr>
-          <w:rFonts w:cs="Koodak" w:hint="cs"/>
+          <w:rFonts w:cs="B Nazanin"/>
+          <w:rtl/>
+        </w:rPr>
+        <w:t xml:space="preserve"> </w:t>
+      </w:r>
+      <w:r>
+        <w:rPr>
+          <w:rFonts w:cs="B Nazanin" w:hint="cs"/>
           <w:rtl/>
         </w:rPr>
         <w:t>چ</w:t>
       </w:r>
       <w:r>
         <w:rPr>
-          <w:rFonts w:cs="Koodak"/>
-          <w:rtl/>
-        </w:rPr>
-        <w:t xml:space="preserve"> </w:t>
-      </w:r>
-      <w:r>
-        <w:rPr>
-          <w:rFonts w:cs="Koodak" w:hint="cs"/>
+          <w:rFonts w:cs="B Nazanin"/>
+          <w:rtl/>
+        </w:rPr>
+        <w:t xml:space="preserve"> </w:t>
+      </w:r>
+      <w:r>
+        <w:rPr>
+          <w:rFonts w:cs="B Nazanin" w:hint="cs"/>
           <w:rtl/>
         </w:rPr>
         <w:t>خ</w:t>
       </w:r>
       <w:r>
         <w:rPr>
-          <w:rFonts w:cs="Koodak" w:hint="eastAsia"/>
+          <w:rFonts w:cs="B Nazanin" w:hint="eastAsia"/>
           <w:rtl/>
         </w:rPr>
         <w:t>»</w:t>
       </w:r>
       <w:r>
         <w:rPr>
-          <w:rFonts w:cs="Koodak"/>
-          <w:rtl/>
-        </w:rPr>
-        <w:t xml:space="preserve"> </w:t>
-      </w:r>
-      <w:r>
-        <w:rPr>
-          <w:rFonts w:cs="Koodak" w:hint="cs"/>
+          <w:rFonts w:cs="B Nazanin"/>
+          <w:rtl/>
+        </w:rPr>
+        <w:t xml:space="preserve"> </w:t>
+      </w:r>
+      <w:r>
+        <w:rPr>
+          <w:rFonts w:cs="B Nazanin" w:hint="cs"/>
           <w:rtl/>
         </w:rPr>
         <w:t>نوشته</w:t>
       </w:r>
       <w:r>
         <w:rPr>
-          <w:rFonts w:cs="Koodak"/>
-          <w:rtl/>
-        </w:rPr>
-        <w:t xml:space="preserve"> </w:t>
-      </w:r>
-      <w:r>
-        <w:rPr>
-          <w:rFonts w:cs="Koodak" w:hint="cs"/>
+          <w:rFonts w:cs="B Nazanin"/>
+          <w:rtl/>
+        </w:rPr>
+        <w:t xml:space="preserve"> </w:t>
+      </w:r>
+      <w:r>
+        <w:rPr>
+          <w:rFonts w:cs="B Nazanin" w:hint="cs"/>
           <w:rtl/>
         </w:rPr>
         <w:t>می‌شدند</w:t>
       </w:r>
       <w:r>
         <w:rPr>
-          <w:rFonts w:cs="Koodak"/>
+          <w:rFonts w:cs="B Nazanin"/>
           <w:rtl/>
         </w:rPr>
         <w:t xml:space="preserve">. </w:t>
       </w:r>
       <w:r>
         <w:rPr>
-          <w:rFonts w:cs="Koodak" w:hint="cs"/>
+          <w:rFonts w:cs="B Nazanin" w:hint="cs"/>
           <w:rtl/>
         </w:rPr>
         <w:t>برای</w:t>
       </w:r>
       <w:r>
         <w:rPr>
-          <w:rFonts w:cs="Koodak"/>
-          <w:rtl/>
-        </w:rPr>
-        <w:t xml:space="preserve"> </w:t>
-      </w:r>
-      <w:r>
-        <w:rPr>
-          <w:rFonts w:cs="Koodak" w:hint="cs"/>
+          <w:rFonts w:cs="B Nazanin"/>
+          <w:rtl/>
+        </w:rPr>
+        <w:t xml:space="preserve"> </w:t>
+      </w:r>
+      <w:r>
+        <w:rPr>
+          <w:rFonts w:cs="B Nazanin" w:hint="cs"/>
           <w:rtl/>
         </w:rPr>
         <w:t>مقابله</w:t>
       </w:r>
       <w:r>
         <w:rPr>
-          <w:rFonts w:cs="Koodak"/>
-          <w:rtl/>
-        </w:rPr>
-        <w:t xml:space="preserve"> </w:t>
-      </w:r>
-      <w:r>
-        <w:rPr>
-          <w:rFonts w:cs="Koodak" w:hint="cs"/>
+          <w:rFonts w:cs="B Nazanin"/>
+          <w:rtl/>
+        </w:rPr>
+        <w:t xml:space="preserve"> </w:t>
+      </w:r>
+      <w:r>
+        <w:rPr>
+          <w:rFonts w:cs="B Nazanin" w:hint="cs"/>
           <w:rtl/>
         </w:rPr>
         <w:t>با</w:t>
       </w:r>
       <w:r>
         <w:rPr>
-          <w:rFonts w:cs="Koodak"/>
-          <w:rtl/>
-        </w:rPr>
-        <w:t xml:space="preserve"> </w:t>
-      </w:r>
-      <w:r>
-        <w:rPr>
-          <w:rFonts w:cs="Koodak" w:hint="cs"/>
+          <w:rFonts w:cs="B Nazanin"/>
+          <w:rtl/>
+        </w:rPr>
+        <w:t xml:space="preserve"> </w:t>
+      </w:r>
+      <w:r>
+        <w:rPr>
+          <w:rFonts w:cs="B Nazanin" w:hint="cs"/>
           <w:rtl/>
         </w:rPr>
         <w:t>این</w:t>
       </w:r>
       <w:r>
         <w:rPr>
-          <w:rFonts w:cs="Koodak"/>
-          <w:rtl/>
-        </w:rPr>
-        <w:t xml:space="preserve"> </w:t>
-      </w:r>
-      <w:r>
-        <w:rPr>
-          <w:rFonts w:cs="Koodak" w:hint="cs"/>
+          <w:rFonts w:cs="B Nazanin"/>
+          <w:rtl/>
+        </w:rPr>
+        <w:t xml:space="preserve"> </w:t>
+      </w:r>
+      <w:r>
+        <w:rPr>
+          <w:rFonts w:cs="B Nazanin" w:hint="cs"/>
           <w:rtl/>
         </w:rPr>
         <w:t>پراکندگی،</w:t>
       </w:r>
       <w:r>
         <w:rPr>
-          <w:rFonts w:cs="Koodak"/>
-          <w:rtl/>
-        </w:rPr>
-        <w:t xml:space="preserve"> </w:t>
-      </w:r>
-      <w:r>
-        <w:rPr>
-          <w:rFonts w:cs="Koodak" w:hint="cs"/>
+          <w:rFonts w:cs="B Nazanin"/>
+          <w:rtl/>
+        </w:rPr>
+        <w:t xml:space="preserve"> </w:t>
+      </w:r>
+      <w:r>
+        <w:rPr>
+          <w:rFonts w:cs="B Nazanin" w:hint="cs"/>
           <w:rtl/>
         </w:rPr>
         <w:t>لیستی</w:t>
       </w:r>
       <w:r>
         <w:rPr>
-          <w:rFonts w:cs="Koodak"/>
-          <w:rtl/>
-        </w:rPr>
-        <w:t xml:space="preserve"> </w:t>
-      </w:r>
-      <w:r>
-        <w:rPr>
-          <w:rFonts w:cs="Koodak" w:hint="cs"/>
+          <w:rFonts w:cs="B Nazanin"/>
+          <w:rtl/>
+        </w:rPr>
+        <w:t xml:space="preserve"> </w:t>
+      </w:r>
+      <w:r>
+        <w:rPr>
+          <w:rFonts w:cs="B Nazanin" w:hint="cs"/>
           <w:rtl/>
         </w:rPr>
         <w:t>از</w:t>
       </w:r>
       <w:r>
         <w:rPr>
-          <w:rFonts w:cs="Koodak"/>
-          <w:rtl/>
-        </w:rPr>
-        <w:t xml:space="preserve"> </w:t>
-      </w:r>
-      <w:r>
-        <w:rPr>
-          <w:rFonts w:cs="Koodak" w:hint="cs"/>
+          <w:rFonts w:cs="B Nazanin"/>
+          <w:rtl/>
+        </w:rPr>
+        <w:t xml:space="preserve"> </w:t>
+      </w:r>
+      <w:r>
+        <w:rPr>
+          <w:rFonts w:cs="B Nazanin" w:hint="cs"/>
           <w:rtl/>
         </w:rPr>
         <w:t>واحدهای</w:t>
       </w:r>
       <w:r>
         <w:rPr>
-          <w:rFonts w:cs="Koodak"/>
-          <w:rtl/>
-        </w:rPr>
-        <w:t xml:space="preserve"> </w:t>
-      </w:r>
-      <w:r>
-        <w:rPr>
-          <w:rFonts w:cs="Koodak" w:hint="cs"/>
+          <w:rFonts w:cs="B Nazanin"/>
+          <w:rtl/>
+        </w:rPr>
+        <w:t xml:space="preserve"> </w:t>
+      </w:r>
+      <w:r>
+        <w:rPr>
+          <w:rFonts w:cs="B Nazanin" w:hint="cs"/>
           <w:rtl/>
         </w:rPr>
         <w:t>رایج</w:t>
       </w:r>
       <w:r>
         <w:rPr>
-          <w:rFonts w:cs="Koodak"/>
-          <w:rtl/>
-        </w:rPr>
-        <w:t xml:space="preserve"> </w:t>
-      </w:r>
-      <w:r>
-        <w:rPr>
-          <w:rFonts w:cs="Koodak" w:hint="cs"/>
+          <w:rFonts w:cs="B Nazanin"/>
+          <w:rtl/>
+        </w:rPr>
+        <w:t xml:space="preserve"> </w:t>
+      </w:r>
+      <w:r>
+        <w:rPr>
+          <w:rFonts w:cs="B Nazanin" w:hint="cs"/>
           <w:rtl/>
         </w:rPr>
         <w:t>تعریف</w:t>
       </w:r>
       <w:r>
         <w:rPr>
-          <w:rFonts w:cs="Koodak"/>
-          <w:rtl/>
-        </w:rPr>
-        <w:t xml:space="preserve"> </w:t>
-      </w:r>
-      <w:r>
-        <w:rPr>
-          <w:rFonts w:cs="Koodak" w:hint="cs"/>
+          <w:rFonts w:cs="B Nazanin"/>
+          <w:rtl/>
+        </w:rPr>
+        <w:t xml:space="preserve"> </w:t>
+      </w:r>
+      <w:r>
+        <w:rPr>
+          <w:rFonts w:cs="B Nazanin" w:hint="cs"/>
           <w:rtl/>
         </w:rPr>
         <w:t>شد</w:t>
       </w:r>
       <w:r>
         <w:rPr>
-          <w:rFonts w:cs="Koodak"/>
-          <w:rtl/>
-        </w:rPr>
-        <w:t xml:space="preserve"> </w:t>
-      </w:r>
-      <w:r>
-        <w:rPr>
-          <w:rFonts w:cs="Koodak" w:hint="cs"/>
+          <w:rFonts w:cs="B Nazanin"/>
+          <w:rtl/>
+        </w:rPr>
+        <w:t xml:space="preserve"> </w:t>
+      </w:r>
+      <w:r>
+        <w:rPr>
+          <w:rFonts w:cs="B Nazanin" w:hint="cs"/>
           <w:rtl/>
         </w:rPr>
         <w:t>تا</w:t>
       </w:r>
       <w:r>
         <w:rPr>
-          <w:rFonts w:cs="Koodak"/>
-          <w:rtl/>
-        </w:rPr>
-        <w:t xml:space="preserve"> </w:t>
-      </w:r>
-      <w:r>
-        <w:rPr>
-          <w:rFonts w:cs="Koodak" w:hint="cs"/>
+          <w:rFonts w:cs="B Nazanin"/>
+          <w:rtl/>
+        </w:rPr>
+        <w:t xml:space="preserve"> </w:t>
+      </w:r>
+      <w:r>
+        <w:rPr>
+          <w:rFonts w:cs="B Nazanin" w:hint="cs"/>
           <w:rtl/>
         </w:rPr>
         <w:t>تنوع</w:t>
       </w:r>
       <w:r>
         <w:rPr>
-          <w:rFonts w:cs="Koodak"/>
-          <w:rtl/>
-        </w:rPr>
-        <w:t xml:space="preserve"> </w:t>
-      </w:r>
-      <w:r>
-        <w:rPr>
-          <w:rFonts w:cs="Koodak" w:hint="cs"/>
+          <w:rFonts w:cs="B Nazanin"/>
+          <w:rtl/>
+        </w:rPr>
+        <w:t xml:space="preserve"> </w:t>
+      </w:r>
+      <w:r>
+        <w:rPr>
+          <w:rFonts w:cs="B Nazanin" w:hint="cs"/>
           <w:rtl/>
         </w:rPr>
         <w:t>نوشتاری</w:t>
       </w:r>
       <w:r>
         <w:rPr>
-          <w:rFonts w:cs="Koodak"/>
-          <w:rtl/>
-        </w:rPr>
-        <w:t xml:space="preserve"> </w:t>
-      </w:r>
-      <w:r>
-        <w:rPr>
-          <w:rFonts w:cs="Koodak" w:hint="cs"/>
+          <w:rFonts w:cs="B Nazanin"/>
+          <w:rtl/>
+        </w:rPr>
+        <w:t xml:space="preserve"> </w:t>
+      </w:r>
+      <w:r>
+        <w:rPr>
+          <w:rFonts w:cs="B Nazanin" w:hint="cs"/>
           <w:rtl/>
         </w:rPr>
         <w:t>به</w:t>
       </w:r>
       <w:r>
         <w:rPr>
-          <w:rFonts w:cs="Koodak"/>
-          <w:rtl/>
-        </w:rPr>
-        <w:t xml:space="preserve"> </w:t>
-      </w:r>
-      <w:r>
-        <w:rPr>
-          <w:rFonts w:cs="Koodak" w:hint="cs"/>
+          <w:rFonts w:cs="B Nazanin"/>
+          <w:rtl/>
+        </w:rPr>
+        <w:t xml:space="preserve"> </w:t>
+      </w:r>
+      <w:r>
+        <w:rPr>
+          <w:rFonts w:cs="B Nazanin" w:hint="cs"/>
           <w:rtl/>
         </w:rPr>
         <w:t>شکل</w:t>
       </w:r>
       <w:r>
         <w:rPr>
-          <w:rFonts w:cs="Koodak"/>
-          <w:rtl/>
-        </w:rPr>
-        <w:t xml:space="preserve"> </w:t>
-      </w:r>
-      <w:r>
-        <w:rPr>
-          <w:rFonts w:cs="Koodak" w:hint="cs"/>
+          <w:rFonts w:cs="B Nazanin"/>
+          <w:rtl/>
+        </w:rPr>
+        <w:t xml:space="preserve"> </w:t>
+      </w:r>
+      <w:r>
+        <w:rPr>
+          <w:rFonts w:cs="B Nazanin" w:hint="cs"/>
           <w:rtl/>
         </w:rPr>
         <w:t>استاندارد</w:t>
       </w:r>
       <w:r>
         <w:rPr>
-          <w:rFonts w:cs="Koodak"/>
-          <w:rtl/>
-        </w:rPr>
-        <w:t xml:space="preserve"> </w:t>
-      </w:r>
-      <w:r>
-        <w:rPr>
-          <w:rFonts w:cs="Koodak" w:hint="cs"/>
+          <w:rFonts w:cs="B Nazanin"/>
+          <w:rtl/>
+        </w:rPr>
+        <w:t xml:space="preserve"> </w:t>
+      </w:r>
+      <w:r>
+        <w:rPr>
+          <w:rFonts w:cs="B Nazanin" w:hint="cs"/>
           <w:rtl/>
         </w:rPr>
         <w:t>شناسایی</w:t>
       </w:r>
       <w:r>
         <w:rPr>
-          <w:rFonts w:cs="Koodak"/>
-          <w:rtl/>
-        </w:rPr>
-        <w:t xml:space="preserve"> </w:t>
-      </w:r>
-      <w:r>
-        <w:rPr>
-          <w:rFonts w:cs="Koodak" w:hint="cs"/>
+          <w:rFonts w:cs="B Nazanin"/>
+          <w:rtl/>
+        </w:rPr>
+        <w:t xml:space="preserve"> </w:t>
+      </w:r>
+      <w:r>
+        <w:rPr>
+          <w:rFonts w:cs="B Nazanin" w:hint="cs"/>
           <w:rtl/>
         </w:rPr>
         <w:t>و</w:t>
       </w:r>
       <w:r>
         <w:rPr>
-          <w:rFonts w:cs="Koodak"/>
-          <w:rtl/>
-        </w:rPr>
-        <w:t xml:space="preserve"> </w:t>
-      </w:r>
-      <w:r>
-        <w:rPr>
-          <w:rFonts w:cs="Koodak" w:hint="cs"/>
+          <w:rFonts w:cs="B Nazanin"/>
+          <w:rtl/>
+        </w:rPr>
+        <w:t xml:space="preserve"> </w:t>
+      </w:r>
+      <w:r>
+        <w:rPr>
+          <w:rFonts w:cs="B Nazanin" w:hint="cs"/>
           <w:rtl/>
         </w:rPr>
         <w:t>پردازش</w:t>
       </w:r>
       <w:r>
         <w:rPr>
-          <w:rFonts w:cs="Koodak"/>
-          <w:rtl/>
-        </w:rPr>
-        <w:t xml:space="preserve"> </w:t>
-      </w:r>
-      <w:r>
-        <w:rPr>
-          <w:rFonts w:cs="Koodak" w:hint="cs"/>
+          <w:rFonts w:cs="B Nazanin"/>
+          <w:rtl/>
+        </w:rPr>
+        <w:t xml:space="preserve"> </w:t>
+      </w:r>
+      <w:r>
+        <w:rPr>
+          <w:rFonts w:cs="B Nazanin" w:hint="cs"/>
           <w:rtl/>
         </w:rPr>
         <w:t>شود</w:t>
       </w:r>
       <w:r>
         <w:rPr>
-          <w:rFonts w:cs="Koodak"/>
+          <w:rFonts w:cs="B Nazanin"/>
           <w:rtl/>
         </w:rPr>
         <w:t>:</w:t>
@@ -5184,17 +4742,16 @@
       <w:pPr>
         <w:bidi/>
         <w:rPr>
-          <w:rFonts w:cs="Koodak"/>
-          <w:rtl/>
-        </w:rPr>
-      </w:pPr>
-      <w:r>
-        <w:rPr>
-          <w:rFonts w:cs="Koodak"/>
+          <w:rFonts w:cs="B Nazanin"/>
+          <w:rtl/>
+        </w:rPr>
+      </w:pPr>
+      <w:r>
+        <w:rPr>
+          <w:rFonts w:cs="B Nazanin"/>
           <w:noProof/>
           <w:rtl/>
         </w:rPr>
-        <w:lastRenderedPageBreak/>
         <w:drawing>
           <wp:inline distT="0" distB="0" distL="0" distR="0" wp14:anchorId="7EF27CFD" wp14:editId="6496D29D">
             <wp:extent cx="5731510" cy="1007745"/>
@@ -5237,13 +4794,13 @@
         <w:bidi/>
         <w:ind w:left="720"/>
         <w:rPr>
-          <w:rFonts w:cs="Koodak"/>
-          <w:rtl/>
-        </w:rPr>
-      </w:pPr>
-      <w:r>
-        <w:rPr>
-          <w:rFonts w:cs="Koodak"/>
+          <w:rFonts w:cs="B Nazanin"/>
+          <w:rtl/>
+        </w:rPr>
+      </w:pPr>
+      <w:r>
+        <w:rPr>
+          <w:rFonts w:cs="B Nazanin"/>
           <w:b/>
           <w:bCs/>
           <w:rtl/>
@@ -5252,7 +4809,7 @@
       </w:r>
       <w:r>
         <w:rPr>
-          <w:rFonts w:cs="Koodak"/>
+          <w:rFonts w:cs="B Nazanin"/>
           <w:b/>
           <w:bCs/>
         </w:rPr>
@@ -5260,20 +4817,20 @@
       </w:r>
       <w:r>
         <w:rPr>
-          <w:rFonts w:cs="Koodak"/>
+          <w:rFonts w:cs="B Nazanin"/>
         </w:rPr>
         <w:br/>
       </w:r>
       <w:r>
         <w:rPr>
-          <w:rFonts w:cs="Koodak"/>
+          <w:rFonts w:cs="B Nazanin"/>
           <w:rtl/>
         </w:rPr>
         <w:t>در بسیاری از دستورها به جای مقدار دقیق، عباراتی مانند «به میزان لازم»، «به دلخواه» یا «کمی» استفاده شده بود که باعث می‌شد استخراج مقادیر کمی دشوار شود. برای مدیریت این حالت‌ها، الگوهایی تعریف شد تا این توصیف‌ها شناسایی و به درستی ثبت شوند</w:t>
       </w:r>
       <w:r>
         <w:rPr>
-          <w:rFonts w:cs="Koodak"/>
+          <w:rFonts w:cs="B Nazanin"/>
         </w:rPr>
         <w:t>:</w:t>
       </w:r>
@@ -5282,13 +4839,13 @@
       <w:pPr>
         <w:bidi/>
         <w:rPr>
-          <w:rFonts w:cs="Koodak"/>
-          <w:rtl/>
-        </w:rPr>
-      </w:pPr>
-      <w:r>
-        <w:rPr>
-          <w:rFonts w:cs="Koodak"/>
+          <w:rFonts w:cs="B Nazanin"/>
+          <w:rtl/>
+        </w:rPr>
+      </w:pPr>
+      <w:r>
+        <w:rPr>
+          <w:rFonts w:cs="B Nazanin"/>
           <w:noProof/>
           <w:rtl/>
         </w:rPr>
@@ -5334,13 +4891,13 @@
         <w:bidi/>
         <w:ind w:left="720"/>
         <w:rPr>
-          <w:rFonts w:cs="Koodak"/>
-          <w:rtl/>
-        </w:rPr>
-      </w:pPr>
-      <w:r>
-        <w:rPr>
-          <w:rFonts w:cs="Koodak"/>
+          <w:rFonts w:cs="B Nazanin"/>
+          <w:rtl/>
+        </w:rPr>
+      </w:pPr>
+      <w:r>
+        <w:rPr>
+          <w:rFonts w:cs="B Nazanin"/>
           <w:b/>
           <w:bCs/>
           <w:rtl/>
@@ -5349,7 +4906,7 @@
       </w:r>
       <w:r>
         <w:rPr>
-          <w:rFonts w:cs="Koodak"/>
+          <w:rFonts w:cs="B Nazanin"/>
           <w:b/>
           <w:bCs/>
         </w:rPr>
@@ -5357,20 +4914,20 @@
       </w:r>
       <w:r>
         <w:rPr>
-          <w:rFonts w:cs="Koodak"/>
+          <w:rFonts w:cs="B Nazanin"/>
         </w:rPr>
         <w:br/>
       </w:r>
       <w:r>
         <w:rPr>
-          <w:rFonts w:cs="Koodak"/>
+          <w:rFonts w:cs="B Nazanin"/>
           <w:rtl/>
         </w:rPr>
         <w:t>لازم بود اعداد فارسی مانند «</w:t>
       </w:r>
       <w:r>
         <w:rPr>
-          <w:rFonts w:cs="Koodak"/>
+          <w:rFonts w:cs="B Nazanin"/>
           <w:rtl/>
           <w:lang w:bidi="fa-IR"/>
         </w:rPr>
@@ -5378,14 +4935,14 @@
       </w:r>
       <w:r>
         <w:rPr>
-          <w:rFonts w:cs="Koodak"/>
+          <w:rFonts w:cs="B Nazanin"/>
           <w:rtl/>
         </w:rPr>
         <w:t>یا «</w:t>
       </w:r>
       <w:r>
         <w:rPr>
-          <w:rFonts w:cs="Koodak"/>
+          <w:rFonts w:cs="B Nazanin"/>
           <w:rtl/>
           <w:lang w:bidi="fa-IR"/>
         </w:rPr>
@@ -5393,14 +4950,14 @@
       </w:r>
       <w:r>
         <w:rPr>
-          <w:rFonts w:cs="Koodak"/>
+          <w:rFonts w:cs="B Nazanin"/>
           <w:rtl/>
         </w:rPr>
         <w:t>به معادل انگلیسی «2» و «3» تبدیل شوند. برای این هدف، یک نگاشت نرمال‌سازی اعداد تعریف شد</w:t>
       </w:r>
       <w:r>
         <w:rPr>
-          <w:rFonts w:cs="Koodak" w:hint="cs"/>
+          <w:rFonts w:cs="B Nazanin" w:hint="cs"/>
           <w:rtl/>
         </w:rPr>
         <w:t>.</w:t>
@@ -5411,13 +4968,13 @@
         <w:bidi/>
         <w:ind w:left="720"/>
         <w:rPr>
-          <w:rFonts w:cs="Koodak"/>
-          <w:rtl/>
-        </w:rPr>
-      </w:pPr>
-      <w:r>
-        <w:rPr>
-          <w:rFonts w:cs="Koodak"/>
+          <w:rFonts w:cs="B Nazanin"/>
+          <w:rtl/>
+        </w:rPr>
+      </w:pPr>
+      <w:r>
+        <w:rPr>
+          <w:rFonts w:cs="B Nazanin"/>
           <w:b/>
           <w:bCs/>
           <w:rtl/>
@@ -5426,7 +4983,7 @@
       </w:r>
       <w:r>
         <w:rPr>
-          <w:rFonts w:cs="Koodak"/>
+          <w:rFonts w:cs="B Nazanin"/>
           <w:b/>
           <w:bCs/>
         </w:rPr>
@@ -5434,20 +4991,20 @@
       </w:r>
       <w:r>
         <w:rPr>
-          <w:rFonts w:cs="Koodak"/>
+          <w:rFonts w:cs="B Nazanin"/>
         </w:rPr>
         <w:br/>
       </w:r>
       <w:r>
         <w:rPr>
-          <w:rFonts w:cs="Koodak"/>
+          <w:rFonts w:cs="B Nazanin"/>
           <w:rtl/>
         </w:rPr>
         <w:t>گاهی اعداد و متن بدون فاصله در کنار هم نوشته شده بودند (مثلاً «2عدد» یا «3پیمانه»). برای جداسازی صحیح این ترکیب‌ها از الگوهای جداسازی استفاده شد</w:t>
       </w:r>
       <w:r>
         <w:rPr>
-          <w:rFonts w:cs="Koodak" w:hint="cs"/>
+          <w:rFonts w:cs="B Nazanin" w:hint="cs"/>
           <w:rtl/>
         </w:rPr>
         <w:t>.</w:t>
@@ -5461,10 +5018,13 @@
           <w:numId w:val="1"/>
         </w:numPr>
         <w:bidi/>
-      </w:pPr>
-      <w:r>
-        <w:rPr>
-          <w:rFonts w:cs="Koodak"/>
+        <w:rPr>
+          <w:rFonts w:cs="B Nazanin"/>
+        </w:rPr>
+      </w:pPr>
+      <w:r>
+        <w:rPr>
+          <w:rFonts w:cs="B Nazanin"/>
           <w:sz w:val="32"/>
           <w:szCs w:val="32"/>
           <w:rtl/>
@@ -5478,27 +5038,27 @@
         <w:pStyle w:val="ListParagraph"/>
         <w:bidi/>
         <w:rPr>
-          <w:rFonts w:cs="Koodak"/>
-          <w:rtl/>
-        </w:rPr>
-      </w:pPr>
-      <w:r>
-        <w:rPr>
-          <w:rFonts w:cs="Koodak" w:hint="cs"/>
+          <w:rFonts w:cs="B Nazanin"/>
+          <w:rtl/>
+        </w:rPr>
+      </w:pPr>
+      <w:r>
+        <w:rPr>
+          <w:rFonts w:cs="B Nazanin" w:hint="cs"/>
           <w:rtl/>
         </w:rPr>
         <w:t>در این بخش نمونه ای از خروجی هر بخش از روند کار و همچنین گزارش آماری بررسی می</w:t>
       </w:r>
       <w:r>
         <w:rPr>
-          <w:rFonts w:cs="Koodak"/>
+          <w:rFonts w:cs="B Nazanin"/>
           <w:rtl/>
         </w:rPr>
         <w:softHyphen/>
       </w:r>
       <w:r>
         <w:rPr>
-          <w:rFonts w:cs="Koodak" w:hint="cs"/>
+          <w:rFonts w:cs="B Nazanin" w:hint="cs"/>
           <w:rtl/>
         </w:rPr>
         <w:t>شود.</w:t>
@@ -5509,13 +5069,13 @@
         <w:pStyle w:val="ListParagraph"/>
         <w:bidi/>
         <w:rPr>
-          <w:rFonts w:cs="Koodak"/>
-          <w:rtl/>
-        </w:rPr>
-      </w:pPr>
-      <w:r>
-        <w:rPr>
-          <w:rFonts w:cs="Koodak" w:hint="cs"/>
+          <w:rFonts w:cs="B Nazanin"/>
+          <w:rtl/>
+        </w:rPr>
+      </w:pPr>
+      <w:r>
+        <w:rPr>
+          <w:rFonts w:cs="B Nazanin" w:hint="cs"/>
           <w:rtl/>
         </w:rPr>
         <w:t xml:space="preserve">بخش اول </w:t>
@@ -5529,7 +5089,7 @@
       </w:r>
       <w:r>
         <w:rPr>
-          <w:rFonts w:cs="Koodak" w:hint="cs"/>
+          <w:rFonts w:cs="B Nazanin" w:hint="cs"/>
           <w:rtl/>
         </w:rPr>
         <w:t xml:space="preserve"> استخراج اطلاعات خواسته شده از سایت:</w:t>
@@ -5539,13 +5099,13 @@
       <w:pPr>
         <w:bidi/>
         <w:rPr>
-          <w:rFonts w:cs="Koodak"/>
-          <w:rtl/>
-        </w:rPr>
-      </w:pPr>
-      <w:r>
-        <w:rPr>
-          <w:rFonts w:cs="Koodak"/>
+          <w:rFonts w:cs="B Nazanin"/>
+          <w:rtl/>
+        </w:rPr>
+      </w:pPr>
+      <w:r>
+        <w:rPr>
+          <w:rFonts w:cs="B Nazanin"/>
           <w:noProof/>
           <w:rtl/>
         </w:rPr>
@@ -5591,7 +5151,7 @@
         <w:pStyle w:val="ListParagraph"/>
         <w:bidi/>
         <w:rPr>
-          <w:rFonts w:cs="Koodak"/>
+          <w:rFonts w:cs="B Nazanin"/>
           <w:rtl/>
         </w:rPr>
       </w:pPr>
@@ -5601,13 +5161,13 @@
         <w:pStyle w:val="ListParagraph"/>
         <w:bidi/>
         <w:rPr>
-          <w:rFonts w:cs="Koodak"/>
-          <w:rtl/>
-        </w:rPr>
-      </w:pPr>
-      <w:r>
-        <w:rPr>
-          <w:rFonts w:cs="Koodak" w:hint="cs"/>
+          <w:rFonts w:cs="B Nazanin"/>
+          <w:rtl/>
+        </w:rPr>
+      </w:pPr>
+      <w:r>
+        <w:rPr>
+          <w:rFonts w:cs="B Nazanin" w:hint="cs"/>
           <w:rtl/>
         </w:rPr>
         <w:t xml:space="preserve">بخش دوم </w:t>
@@ -5621,7 +5181,7 @@
       </w:r>
       <w:r>
         <w:rPr>
-          <w:rFonts w:cs="Koodak" w:hint="cs"/>
+          <w:rFonts w:cs="B Nazanin" w:hint="cs"/>
           <w:rtl/>
         </w:rPr>
         <w:t xml:space="preserve"> نتیجه لیبل گذاری:</w:t>
@@ -5636,26 +5196,26 @@
         </w:numPr>
         <w:bidi/>
         <w:rPr>
-          <w:rFonts w:cs="Koodak"/>
-        </w:rPr>
-      </w:pPr>
-      <w:r>
-        <w:rPr>
-          <w:rFonts w:cs="Koodak" w:hint="cs"/>
+          <w:rFonts w:cs="B Nazanin"/>
+        </w:rPr>
+      </w:pPr>
+      <w:r>
+        <w:rPr>
+          <w:rFonts w:cs="B Nazanin" w:hint="cs"/>
           <w:rtl/>
         </w:rPr>
         <w:t xml:space="preserve">نمونه با تگ </w:t>
       </w:r>
       <w:r>
         <w:rPr>
-          <w:rFonts w:cs="Koodak"/>
+          <w:rFonts w:cs="B Nazanin"/>
           <w:lang w:val="en-US"/>
         </w:rPr>
         <w:t>good</w:t>
       </w:r>
       <w:r>
         <w:rPr>
-          <w:rFonts w:cs="Koodak" w:hint="cs"/>
+          <w:rFonts w:cs="B Nazanin" w:hint="cs"/>
           <w:rtl/>
           <w:lang w:val="en-US" w:bidi="fa-IR"/>
         </w:rPr>
@@ -5666,12 +5226,12 @@
       <w:pPr>
         <w:bidi/>
         <w:rPr>
-          <w:rFonts w:cs="Koodak"/>
-        </w:rPr>
-      </w:pPr>
-      <w:r>
-        <w:rPr>
-          <w:rFonts w:cs="Koodak"/>
+          <w:rFonts w:cs="B Nazanin"/>
+        </w:rPr>
+      </w:pPr>
+      <w:r>
+        <w:rPr>
+          <w:rFonts w:cs="B Nazanin"/>
           <w:noProof/>
           <w:rtl/>
           <w:lang w:bidi="fa-IR"/>
@@ -5722,45 +5282,27 @@
         </w:numPr>
         <w:bidi/>
         <w:rPr>
-          <w:rFonts w:cs="Koodak"/>
-        </w:rPr>
-      </w:pPr>
-      <w:r>
-        <w:rPr>
-          <w:rFonts w:cs="Koodak" w:hint="cs"/>
-          <w:rtl/>
-          <w:lang w:val="en-US" w:bidi="fa-IR"/>
-        </w:rPr>
-        <w:t xml:space="preserve">نمونه با </w:t>
-      </w:r>
-      <w:proofErr w:type="spellStart"/>
-      <w:r>
-        <w:rPr>
-          <w:rFonts w:cs="Koodak" w:hint="cs"/>
-          <w:rtl/>
-          <w:lang w:val="en-US" w:bidi="fa-IR"/>
-        </w:rPr>
-        <w:t>تگ</w:t>
-      </w:r>
-      <w:proofErr w:type="spellEnd"/>
-      <w:r>
-        <w:rPr>
-          <w:rFonts w:cs="Koodak" w:hint="cs"/>
-          <w:rtl/>
-          <w:lang w:val="en-US" w:bidi="fa-IR"/>
-        </w:rPr>
-        <w:t xml:space="preserve"> </w:t>
-      </w:r>
-      <w:r>
-        <w:rPr>
-          <w:rFonts w:cs="Koodak"/>
+          <w:rFonts w:cs="B Nazanin"/>
+        </w:rPr>
+      </w:pPr>
+      <w:r>
+        <w:rPr>
+          <w:rFonts w:cs="B Nazanin" w:hint="cs"/>
+          <w:rtl/>
+          <w:lang w:val="en-US" w:bidi="fa-IR"/>
+        </w:rPr>
+        <w:t xml:space="preserve">نمونه با تگ </w:t>
+      </w:r>
+      <w:r>
+        <w:rPr>
+          <w:rFonts w:cs="B Nazanin"/>
           <w:lang w:val="en-US" w:bidi="fa-IR"/>
         </w:rPr>
         <w:t>bad</w:t>
       </w:r>
       <w:r>
         <w:rPr>
-          <w:rFonts w:cs="Koodak" w:hint="cs"/>
+          <w:rFonts w:cs="B Nazanin" w:hint="cs"/>
           <w:rtl/>
           <w:lang w:val="en-US" w:bidi="fa-IR"/>
         </w:rPr>
@@ -5771,17 +5313,16 @@
       <w:pPr>
         <w:bidi/>
         <w:rPr>
-          <w:rFonts w:cs="Koodak"/>
-          <w:rtl/>
-        </w:rPr>
-      </w:pPr>
-      <w:r>
-        <w:rPr>
-          <w:rFonts w:cs="Koodak"/>
+          <w:rFonts w:cs="B Nazanin"/>
+          <w:rtl/>
+        </w:rPr>
+      </w:pPr>
+      <w:r>
+        <w:rPr>
+          <w:rFonts w:cs="B Nazanin"/>
           <w:noProof/>
           <w:rtl/>
         </w:rPr>
-        <w:lastRenderedPageBreak/>
         <w:drawing>
           <wp:inline distT="0" distB="0" distL="0" distR="0" wp14:anchorId="0D0B1129" wp14:editId="1E8E05AF">
             <wp:extent cx="5731510" cy="3051810"/>
@@ -5824,7 +5365,7 @@
         <w:pStyle w:val="ListParagraph"/>
         <w:bidi/>
         <w:rPr>
-          <w:rFonts w:cs="Koodak"/>
+          <w:rFonts w:cs="B Nazanin"/>
           <w:rtl/>
         </w:rPr>
       </w:pPr>
@@ -5834,14 +5375,14 @@
         <w:pStyle w:val="ListParagraph"/>
         <w:bidi/>
         <w:rPr>
-          <w:rFonts w:cs="Koodak"/>
-          <w:rtl/>
-          <w:lang w:val="en-US" w:bidi="fa-IR"/>
-        </w:rPr>
-      </w:pPr>
-      <w:r>
-        <w:rPr>
-          <w:rFonts w:cs="Koodak" w:hint="cs"/>
+          <w:rFonts w:cs="B Nazanin"/>
+          <w:rtl/>
+          <w:lang w:val="en-US" w:bidi="fa-IR"/>
+        </w:rPr>
+      </w:pPr>
+      <w:r>
+        <w:rPr>
+          <w:rFonts w:cs="B Nazanin" w:hint="cs"/>
           <w:rtl/>
         </w:rPr>
         <w:t xml:space="preserve">بخش سوم </w:t>
@@ -5855,21 +5396,21 @@
       </w:r>
       <w:r>
         <w:rPr>
-          <w:rFonts w:cs="Koodak" w:hint="cs"/>
+          <w:rFonts w:cs="B Nazanin" w:hint="cs"/>
           <w:rtl/>
         </w:rPr>
         <w:t xml:space="preserve"> اصلاح لیبل های </w:t>
       </w:r>
       <w:r>
         <w:rPr>
-          <w:rFonts w:cs="Koodak"/>
+          <w:rFonts w:cs="B Nazanin"/>
           <w:lang w:val="en-US"/>
         </w:rPr>
         <w:t>bad</w:t>
       </w:r>
       <w:r>
         <w:rPr>
-          <w:rFonts w:cs="Koodak" w:hint="cs"/>
+          <w:rFonts w:cs="B Nazanin" w:hint="cs"/>
           <w:rtl/>
           <w:lang w:val="en-US" w:bidi="fa-IR"/>
         </w:rPr>
@@ -5885,13 +5426,13 @@
         </w:numPr>
         <w:bidi/>
         <w:rPr>
-          <w:rFonts w:cs="Koodak"/>
-          <w:lang w:val="en-US" w:bidi="fa-IR"/>
-        </w:rPr>
-      </w:pPr>
-      <w:r>
-        <w:rPr>
-          <w:rFonts w:cs="Koodak" w:hint="cs"/>
+          <w:rFonts w:cs="B Nazanin"/>
+          <w:lang w:val="en-US" w:bidi="fa-IR"/>
+        </w:rPr>
+      </w:pPr>
+      <w:r>
+        <w:rPr>
+          <w:rFonts w:cs="B Nazanin" w:hint="cs"/>
           <w:rtl/>
           <w:lang w:val="en-US" w:bidi="fa-IR"/>
         </w:rPr>
@@ -5902,18 +5443,17 @@
       <w:pPr>
         <w:bidi/>
         <w:rPr>
-          <w:rFonts w:cs="Koodak"/>
-          <w:lang w:val="en-US" w:bidi="fa-IR"/>
-        </w:rPr>
-      </w:pPr>
-      <w:r>
-        <w:rPr>
-          <w:rFonts w:cs="Koodak"/>
+          <w:rFonts w:cs="B Nazanin"/>
+          <w:lang w:val="en-US" w:bidi="fa-IR"/>
+        </w:rPr>
+      </w:pPr>
+      <w:r>
+        <w:rPr>
+          <w:rFonts w:cs="B Nazanin"/>
           <w:noProof/>
           <w:rtl/>
           <w:lang w:val="en-US" w:bidi="fa-IR"/>
         </w:rPr>
-        <w:lastRenderedPageBreak/>
         <w:drawing>
           <wp:inline distT="0" distB="0" distL="0" distR="0" wp14:anchorId="075E4FC7" wp14:editId="1ECA4F7E">
             <wp:extent cx="5731510" cy="6916420"/>
@@ -5960,13 +5500,13 @@
         </w:numPr>
         <w:bidi/>
         <w:rPr>
-          <w:rFonts w:cs="Koodak"/>
-          <w:lang w:val="en-US" w:bidi="fa-IR"/>
-        </w:rPr>
-      </w:pPr>
-      <w:r>
-        <w:rPr>
-          <w:rFonts w:cs="Koodak" w:hint="cs"/>
+          <w:rFonts w:cs="B Nazanin"/>
+          <w:lang w:val="en-US" w:bidi="fa-IR"/>
+        </w:rPr>
+      </w:pPr>
+      <w:r>
+        <w:rPr>
+          <w:rFonts w:cs="B Nazanin" w:hint="cs"/>
           <w:rtl/>
           <w:lang w:val="en-US" w:bidi="fa-IR"/>
         </w:rPr>
@@ -5977,19 +5517,18 @@
       <w:pPr>
         <w:bidi/>
         <w:rPr>
-          <w:rFonts w:cs="Koodak"/>
-          <w:rtl/>
-          <w:lang w:val="en-US" w:bidi="fa-IR"/>
-        </w:rPr>
-      </w:pPr>
-      <w:r>
-        <w:rPr>
-          <w:rFonts w:cs="Koodak"/>
+          <w:rFonts w:cs="B Nazanin"/>
+          <w:rtl/>
+          <w:lang w:val="en-US" w:bidi="fa-IR"/>
+        </w:rPr>
+      </w:pPr>
+      <w:r>
+        <w:rPr>
+          <w:rFonts w:cs="B Nazanin"/>
           <w:noProof/>
           <w:rtl/>
           <w:lang w:val="en-US" w:bidi="fa-IR"/>
         </w:rPr>
-        <w:lastRenderedPageBreak/>
         <w:drawing>
           <wp:inline distT="0" distB="0" distL="0" distR="0" wp14:anchorId="1EB9F7CF" wp14:editId="25FED196">
             <wp:extent cx="5731510" cy="6929755"/>
@@ -6032,14 +5571,14 @@
         <w:pStyle w:val="ListParagraph"/>
         <w:bidi/>
         <w:rPr>
-          <w:rFonts w:cs="Koodak"/>
-          <w:rtl/>
-          <w:lang w:val="en-US" w:bidi="fa-IR"/>
-        </w:rPr>
-      </w:pPr>
-      <w:r>
-        <w:rPr>
-          <w:rFonts w:cs="Koodak" w:hint="cs"/>
+          <w:rFonts w:cs="B Nazanin"/>
+          <w:rtl/>
+          <w:lang w:val="en-US" w:bidi="fa-IR"/>
+        </w:rPr>
+      </w:pPr>
+      <w:r>
+        <w:rPr>
+          <w:rFonts w:cs="B Nazanin" w:hint="cs"/>
           <w:rtl/>
           <w:lang w:val="en-US" w:bidi="fa-IR"/>
         </w:rPr>
@@ -6055,7 +5594,7 @@
       </w:r>
       <w:r>
         <w:rPr>
-          <w:rFonts w:cs="Koodak" w:hint="cs"/>
+          <w:rFonts w:cs="B Nazanin" w:hint="cs"/>
           <w:rtl/>
           <w:lang w:val="en-US" w:bidi="fa-IR"/>
         </w:rPr>
@@ -6067,13 +5606,13 @@
         <w:pStyle w:val="ListParagraph"/>
         <w:bidi/>
         <w:rPr>
-          <w:rFonts w:cs="Koodak"/>
-          <w:rtl/>
-        </w:rPr>
-      </w:pPr>
-      <w:r>
-        <w:rPr>
-          <w:rFonts w:cs="Koodak"/>
+          <w:rFonts w:cs="B Nazanin"/>
+          <w:rtl/>
+        </w:rPr>
+      </w:pPr>
+      <w:r>
+        <w:rPr>
+          <w:rFonts w:cs="B Nazanin"/>
           <w:rtl/>
           <w:lang w:val="en-US"/>
         </w:rPr>
@@ -6081,7 +5620,7 @@
       </w:r>
       <w:r>
         <w:rPr>
-          <w:rFonts w:cs="Koodak" w:hint="cs"/>
+          <w:rFonts w:cs="B Nazanin" w:hint="cs"/>
           <w:rtl/>
           <w:lang w:val="en-US"/>
         </w:rPr>
@@ -6089,7 +5628,7 @@
       </w:r>
       <w:r>
         <w:rPr>
-          <w:rFonts w:cs="Koodak"/>
+          <w:rFonts w:cs="B Nazanin"/>
           <w:rtl/>
           <w:lang w:val="en-US"/>
         </w:rPr>
@@ -6097,13 +5636,13 @@
       </w:r>
       <w:r>
         <w:rPr>
-          <w:rFonts w:cs="Koodak"/>
+          <w:rFonts w:cs="B Nazanin"/>
         </w:rPr>
         <w:t>.</w:t>
       </w:r>
       <w:r>
         <w:rPr>
-          <w:rFonts w:cs="Koodak" w:hint="cs"/>
+          <w:rFonts w:cs="B Nazanin" w:hint="cs"/>
           <w:rtl/>
         </w:rPr>
         <w:t xml:space="preserve"> </w:t>
@@ -6114,14 +5653,14 @@
         <w:pStyle w:val="ListParagraph"/>
         <w:bidi/>
         <w:rPr>
-          <w:rFonts w:cs="Koodak"/>
+          <w:rFonts w:cs="B Nazanin"/>
           <w:rtl/>
           <w:lang w:val="en-US"/>
         </w:rPr>
       </w:pPr>
       <w:r>
         <w:rPr>
-          <w:rFonts w:cs="Koodak"/>
+          <w:rFonts w:cs="B Nazanin"/>
           <w:rtl/>
           <w:lang w:val="en-US"/>
         </w:rPr>
@@ -6129,7 +5668,7 @@
       </w:r>
       <w:r>
         <w:rPr>
-          <w:rFonts w:cs="Koodak" w:hint="cs"/>
+          <w:rFonts w:cs="B Nazanin" w:hint="cs"/>
           <w:rtl/>
           <w:lang w:val="en-US"/>
         </w:rPr>
@@ -6145,141 +5684,279 @@
         </w:numPr>
         <w:bidi/>
         <w:rPr>
-          <w:rFonts w:cs="Koodak"/>
+          <w:rFonts w:cs="B Nazanin"/>
+        </w:rPr>
+      </w:pPr>
+      <w:r>
+        <w:rPr>
+          <w:rFonts w:cs="B Nazanin" w:hint="cs"/>
+          <w:rtl/>
+          <w:lang w:val="en-US" w:bidi="fa-IR"/>
+        </w:rPr>
+        <w:t>ن</w:t>
+      </w:r>
+      <w:r>
+        <w:rPr>
+          <w:rFonts w:cs="B Nazanin"/>
+          <w:rtl/>
+          <w:lang w:val="en-US"/>
+        </w:rPr>
+        <w:t>صب ابزارهای موردنیاز</w:t>
+      </w:r>
+    </w:p>
+    <w:p>
+      <w:pPr>
+        <w:bidi/>
+        <w:ind w:left="720"/>
+        <w:rPr>
+          <w:rFonts w:cs="B Nazanin"/>
+          <w:lang w:val="en-US"/>
+        </w:rPr>
+      </w:pPr>
+      <w:r>
+        <w:rPr>
+          <w:rFonts w:cs="B Nazanin"/>
+          <w:rtl/>
+          <w:lang w:val="en-US"/>
+        </w:rPr>
+        <w:t xml:space="preserve">برای شروع فرآیند تحلیل متون، ابتدا ابزارهای تخصصی برای پردازش زبان طبیعی فارسی نصب شدند. در این پروژه از کتابخانه‌های معروف و قدرتمند </w:t>
+      </w:r>
+      <w:r>
+        <w:rPr>
+          <w:rFonts w:cs="B Nazanin"/>
+          <w:lang w:val="en-US"/>
+        </w:rPr>
+        <w:t xml:space="preserve"> </w:t>
+      </w:r>
+      <w:r>
+        <w:rPr>
+          <w:rFonts w:cs="B Nazanin"/>
           <w:b/>
           <w:bCs/>
         </w:rPr>
-      </w:pPr>
-      <w:r>
-        <w:rPr>
-          <w:rFonts w:cs="Koodak" w:hint="cs"/>
+        <w:t>Hazm</w:t>
+      </w:r>
+      <w:r>
+        <w:rPr>
+          <w:rFonts w:cs="B Nazanin"/>
+          <w:rtl/>
+          <w:lang w:val="en-US"/>
+        </w:rPr>
+        <w:t xml:space="preserve">و </w:t>
+      </w:r>
+      <w:r>
+        <w:rPr>
+          <w:rFonts w:cs="B Nazanin"/>
+          <w:lang w:val="en-US"/>
+        </w:rPr>
+        <w:t xml:space="preserve"> </w:t>
+      </w:r>
+      <w:r>
+        <w:rPr>
+          <w:rFonts w:cs="B Nazanin"/>
           <w:b/>
           <w:bCs/>
-          <w:rtl/>
-          <w:lang w:val="en-US" w:bidi="fa-IR"/>
-        </w:rPr>
-        <w:t>ن</w:t>
-      </w:r>
-      <w:r>
-        <w:rPr>
-          <w:rFonts w:cs="Koodak"/>
-          <w:b/>
-          <w:bCs/>
+        </w:rPr>
+        <w:t>DadmaTools</w:t>
+      </w:r>
+      <w:r>
+        <w:rPr>
+          <w:rFonts w:cs="B Nazanin"/>
+        </w:rPr>
+        <w:t xml:space="preserve"> </w:t>
+      </w:r>
+      <w:r>
+        <w:rPr>
+          <w:rFonts w:cs="B Nazanin"/>
           <w:rtl/>
           <w:lang w:val="en-US"/>
         </w:rPr>
-        <w:t>صب ابزارهای موردنیاز</w:t>
-      </w:r>
-    </w:p>
-    <w:p>
-      <w:pPr>
-        <w:pStyle w:val="ListParagraph"/>
-        <w:bidi/>
-        <w:rPr>
-          <w:rFonts w:cs="Koodak"/>
-          <w:rtl/>
-        </w:rPr>
-      </w:pPr>
-      <w:r>
-        <w:rPr>
-          <w:rFonts w:cs="Koodak"/>
+        <w:t>استفاده شد</w:t>
+      </w:r>
+      <w:r>
+        <w:rPr>
+          <w:rFonts w:cs="B Nazanin" w:hint="cs"/>
           <w:rtl/>
           <w:lang w:val="en-US"/>
         </w:rPr>
-        <w:lastRenderedPageBreak/>
-        <w:t xml:space="preserve">برای تحلیل آماری متون فارسی از کتابخانه‌های تخصصی مانند </w:t>
-      </w:r>
-      <w:proofErr w:type="spellStart"/>
-      <w:r>
-        <w:rPr>
-          <w:rFonts w:cs="Koodak"/>
-        </w:rPr>
-        <w:t>hazm</w:t>
-      </w:r>
-      <w:proofErr w:type="spellEnd"/>
-      <w:r>
-        <w:rPr>
-          <w:rFonts w:cs="Koodak"/>
-        </w:rPr>
-        <w:t xml:space="preserve"> </w:t>
-      </w:r>
-      <w:r>
-        <w:rPr>
-          <w:rFonts w:cs="Koodak" w:hint="cs"/>
-          <w:rtl/>
-        </w:rPr>
-        <w:t xml:space="preserve"> </w:t>
-      </w:r>
-      <w:r>
-        <w:rPr>
-          <w:rFonts w:cs="Koodak"/>
+        <w:t>.</w:t>
+      </w:r>
+      <w:r>
+        <w:rPr>
+          <w:rFonts w:cs="B Nazanin"/>
+        </w:rPr>
+        <w:t>Hazm</w:t>
+      </w:r>
+      <w:r>
+        <w:rPr>
+          <w:rFonts w:cs="B Nazanin" w:hint="cs"/>
+          <w:rtl/>
+        </w:rPr>
+        <w:t xml:space="preserve"> </w:t>
+      </w:r>
+      <w:r>
+        <w:rPr>
+          <w:rFonts w:cs="B Nazanin"/>
+        </w:rPr>
+        <w:t xml:space="preserve"> </w:t>
+      </w:r>
+      <w:r>
+        <w:rPr>
+          <w:rFonts w:cs="B Nazanin"/>
           <w:rtl/>
           <w:lang w:val="en-US"/>
         </w:rPr>
-        <w:t xml:space="preserve">و </w:t>
-      </w:r>
-      <w:proofErr w:type="spellStart"/>
-      <w:r>
-        <w:rPr>
-          <w:rFonts w:cs="Koodak"/>
-        </w:rPr>
-        <w:t>dadmatools</w:t>
-      </w:r>
-      <w:proofErr w:type="spellEnd"/>
-      <w:r>
-        <w:rPr>
-          <w:rFonts w:cs="Koodak"/>
-        </w:rPr>
-        <w:t xml:space="preserve"> </w:t>
-      </w:r>
-      <w:r>
-        <w:rPr>
-          <w:rFonts w:cs="Koodak" w:hint="cs"/>
-          <w:rtl/>
-        </w:rPr>
-        <w:t xml:space="preserve"> </w:t>
-      </w:r>
-      <w:r>
-        <w:rPr>
-          <w:rFonts w:cs="Koodak"/>
+        <w:t>برای کارهای پایه‌ی پردازش زبان فارسی و</w:t>
+      </w:r>
+      <w:r>
+        <w:rPr>
+          <w:rFonts w:cs="B Nazanin"/>
+        </w:rPr>
+        <w:t xml:space="preserve"> DadmaTools </w:t>
+      </w:r>
+      <w:r>
+        <w:rPr>
+          <w:rFonts w:cs="B Nazanin"/>
           <w:rtl/>
           <w:lang w:val="en-US"/>
         </w:rPr>
-        <w:t>استفاده شد. این ابزارها امکاناتی نظیر نرمال‌سازی متن، حذف علائم نگارشی، تبدیل کلمات به ریشه</w:t>
-      </w:r>
-      <w:r>
-        <w:rPr>
-          <w:rFonts w:cs="Koodak"/>
-        </w:rPr>
-        <w:t xml:space="preserve"> (stemming) </w:t>
-      </w:r>
-      <w:r>
-        <w:rPr>
-          <w:rFonts w:cs="Koodak"/>
+        <w:t>برای تحلیل‌های پیشرفته‌تر، مانند</w:t>
+      </w:r>
+      <w:r>
+        <w:rPr>
+          <w:rFonts w:cs="B Nazanin"/>
+        </w:rPr>
+        <w:t xml:space="preserve"> Named Entity Recognition </w:t>
+      </w:r>
+      <w:r>
+        <w:rPr>
+          <w:rFonts w:cs="B Nazanin"/>
           <w:rtl/>
           <w:lang w:val="en-US"/>
         </w:rPr>
-        <w:t>و جداسازی کلمات</w:t>
-      </w:r>
-      <w:r>
-        <w:rPr>
-          <w:rFonts w:cs="Koodak"/>
-        </w:rPr>
-        <w:t xml:space="preserve"> (tokenization) </w:t>
-      </w:r>
-      <w:r>
-        <w:rPr>
-          <w:rFonts w:cs="Koodak"/>
+        <w:t>یا</w:t>
+      </w:r>
+      <w:r>
+        <w:rPr>
+          <w:rFonts w:cs="B Nazanin"/>
+        </w:rPr>
+        <w:t xml:space="preserve"> </w:t>
+      </w:r>
+      <w:r>
+        <w:rPr>
+          <w:rFonts w:cs="B Nazanin" w:hint="cs"/>
+          <w:rtl/>
+        </w:rPr>
+        <w:t xml:space="preserve"> </w:t>
+      </w:r>
+      <w:r>
+        <w:rPr>
+          <w:rFonts w:cs="B Nazanin"/>
+        </w:rPr>
+        <w:t>POS Tagging</w:t>
+      </w:r>
+      <w:r>
+        <w:rPr>
+          <w:rFonts w:cs="B Nazanin"/>
           <w:rtl/>
           <w:lang w:val="en-US"/>
         </w:rPr>
-        <w:t>را فراهم می‌کنند</w:t>
-      </w:r>
-      <w:r>
-        <w:rPr>
-          <w:rFonts w:cs="Koodak"/>
+        <w:t xml:space="preserve">، کاربرد دارد. نصب این ابزارها با استفاده از دستور </w:t>
+      </w:r>
+      <w:r>
+        <w:rPr>
+          <w:rFonts w:cs="B Nazanin"/>
+        </w:rPr>
+        <w:t xml:space="preserve">pip install </w:t>
+      </w:r>
+      <w:r>
+        <w:rPr>
+          <w:rFonts w:cs="B Nazanin" w:hint="cs"/>
+          <w:rtl/>
+        </w:rPr>
+        <w:t xml:space="preserve"> </w:t>
+      </w:r>
+      <w:r>
+        <w:rPr>
+          <w:rFonts w:cs="B Nazanin"/>
+          <w:rtl/>
+          <w:lang w:val="en-US"/>
+        </w:rPr>
+        <w:t>در محیط</w:t>
+      </w:r>
+      <w:r>
+        <w:rPr>
+          <w:rFonts w:cs="B Nazanin"/>
+        </w:rPr>
+        <w:t xml:space="preserve"> Python </w:t>
+      </w:r>
+      <w:r>
+        <w:rPr>
+          <w:rFonts w:cs="B Nazanin"/>
+          <w:rtl/>
+          <w:lang w:val="en-US"/>
+        </w:rPr>
+        <w:t>انجام شد</w:t>
+      </w:r>
+      <w:r>
+        <w:rPr>
+          <w:rFonts w:cs="B Nazanin"/>
         </w:rPr>
         <w:t>.</w:t>
+      </w:r>
+    </w:p>
+    <w:p>
+      <w:pPr>
+        <w:bidi/>
+        <w:ind w:left="720"/>
+        <w:jc w:val="right"/>
+        <w:rPr>
+          <w:rFonts w:cs="B Nazanin"/>
+          <w:rtl/>
+          <w:lang w:val="en-US"/>
+        </w:rPr>
+      </w:pPr>
+      <w:r>
+        <w:rPr>
+          <w:rFonts w:cs="B Nazanin"/>
+          <w:rtl/>
+          <w:lang w:val="en-US"/>
+        </w:rPr>
+        <w:drawing>
+          <wp:inline distT="0" distB="0" distL="0" distR="0" wp14:anchorId="3827FA18" wp14:editId="70B24215">
+            <wp:extent cx="2362405" cy="514395"/>
+            <wp:effectExtent l="0" t="0" r="0" b="0"/>
+            <wp:docPr id="1057277755" name="Picture 1"/>
+            <wp:cNvGraphicFramePr>
+              <a:graphicFrameLocks xmlns:a="http://schemas.openxmlformats.org/drawingml/2006/main" noChangeAspect="1"/>
+            </wp:cNvGraphicFramePr>
+            <a:graphic xmlns:a="http://schemas.openxmlformats.org/drawingml/2006/main">
+              <a:graphicData uri="http://schemas.openxmlformats.org/drawingml/2006/picture">
+                <pic:pic xmlns:pic="http://schemas.openxmlformats.org/drawingml/2006/picture">
+                  <pic:nvPicPr>
+                    <pic:cNvPr id="1057277755" name=""/>
+                    <pic:cNvPicPr/>
+                  </pic:nvPicPr>
+                  <pic:blipFill>
+                    <a:blip r:embed="rId21"/>
+                    <a:stretch>
+                      <a:fillRect/>
+                    </a:stretch>
+                  </pic:blipFill>
+                  <pic:spPr>
+                    <a:xfrm>
+                      <a:off x="0" y="0"/>
+                      <a:ext cx="2362405" cy="514395"/>
+                    </a:xfrm>
+                    <a:prstGeom prst="rect">
+                      <a:avLst/>
+                    </a:prstGeom>
+                  </pic:spPr>
+                </pic:pic>
+              </a:graphicData>
+            </a:graphic>
+          </wp:inline>
+        </w:drawing>
       </w:r>
     </w:p>
     <w:p>
@@ -6291,524 +5968,432 @@
         </w:numPr>
         <w:bidi/>
         <w:rPr>
-          <w:rFonts w:cs="Koodak"/>
-        </w:rPr>
-      </w:pPr>
-      <w:r>
-        <w:rPr>
-          <w:rFonts w:cs="Koodak" w:hint="cs"/>
+          <w:rFonts w:cs="B Nazanin"/>
+        </w:rPr>
+      </w:pPr>
+      <w:r>
+        <w:rPr>
+          <w:rFonts w:cs="B Nazanin" w:hint="cs"/>
           <w:rtl/>
         </w:rPr>
         <w:t>نرمال‌سازی</w:t>
       </w:r>
       <w:r>
         <w:rPr>
-          <w:rFonts w:cs="Koodak"/>
-          <w:rtl/>
-        </w:rPr>
-        <w:t xml:space="preserve"> </w:t>
-      </w:r>
-      <w:r>
-        <w:rPr>
-          <w:rFonts w:cs="Koodak" w:hint="cs"/>
-          <w:rtl/>
-        </w:rPr>
-        <w:t>و</w:t>
-      </w:r>
-      <w:r>
-        <w:rPr>
-          <w:rFonts w:cs="Koodak"/>
-          <w:rtl/>
-        </w:rPr>
-        <w:t xml:space="preserve"> </w:t>
-      </w:r>
-      <w:r>
-        <w:rPr>
-          <w:rFonts w:cs="Koodak" w:hint="cs"/>
+          <w:rFonts w:cs="B Nazanin"/>
+          <w:rtl/>
+        </w:rPr>
+        <w:t xml:space="preserve"> </w:t>
+      </w:r>
+      <w:r>
+        <w:rPr>
+          <w:rFonts w:cs="B Nazanin" w:hint="cs"/>
+          <w:rtl/>
+        </w:rPr>
+        <w:t>،</w:t>
+      </w:r>
+      <w:r>
+        <w:rPr>
+          <w:rFonts w:cs="B Nazanin"/>
+          <w:rtl/>
+        </w:rPr>
+        <w:t xml:space="preserve"> </w:t>
+      </w:r>
+      <w:r>
+        <w:rPr>
+          <w:rFonts w:cs="B Nazanin" w:hint="cs"/>
           <w:rtl/>
         </w:rPr>
         <w:t>پیش‌پردازش</w:t>
       </w:r>
+      <w:r>
+        <w:rPr>
+          <w:rFonts w:cs="B Nazanin" w:hint="cs"/>
+          <w:rtl/>
+        </w:rPr>
+        <w:t xml:space="preserve"> و </w:t>
+      </w:r>
+      <w:r>
+        <w:rPr>
+          <w:rFonts w:cs="B Nazanin"/>
+          <w:lang w:val="en-US"/>
+        </w:rPr>
+        <w:t>tokenize</w:t>
+      </w:r>
+      <w:r>
+        <w:rPr>
+          <w:rFonts w:cs="B Nazanin" w:hint="cs"/>
+          <w:rtl/>
+          <w:lang w:val="en-US" w:bidi="fa-IR"/>
+        </w:rPr>
+        <w:t xml:space="preserve"> کردن</w:t>
+      </w:r>
     </w:p>
     <w:p>
       <w:pPr>
         <w:bidi/>
         <w:ind w:left="720"/>
         <w:rPr>
-          <w:rFonts w:cs="Koodak"/>
-          <w:rtl/>
-        </w:rPr>
-      </w:pPr>
-      <w:r>
-        <w:rPr>
-          <w:rFonts w:cs="Koodak" w:hint="cs"/>
-          <w:rtl/>
-        </w:rPr>
-        <w:t>در</w:t>
-      </w:r>
-      <w:r>
-        <w:rPr>
-          <w:rFonts w:cs="Koodak"/>
-          <w:rtl/>
-        </w:rPr>
-        <w:t xml:space="preserve"> </w:t>
-      </w:r>
-      <w:r>
-        <w:rPr>
-          <w:rFonts w:cs="Koodak" w:hint="cs"/>
-          <w:rtl/>
-        </w:rPr>
-        <w:t>این</w:t>
-      </w:r>
-      <w:r>
-        <w:rPr>
-          <w:rFonts w:cs="Koodak"/>
-          <w:rtl/>
-        </w:rPr>
-        <w:t xml:space="preserve"> </w:t>
-      </w:r>
-      <w:r>
-        <w:rPr>
-          <w:rFonts w:cs="Koodak" w:hint="cs"/>
-          <w:rtl/>
-        </w:rPr>
-        <w:t>مرحله</w:t>
-      </w:r>
-      <w:r>
-        <w:rPr>
-          <w:rFonts w:cs="Koodak"/>
-          <w:rtl/>
-        </w:rPr>
-        <w:t xml:space="preserve"> </w:t>
-      </w:r>
-      <w:r>
-        <w:rPr>
-          <w:rFonts w:cs="Koodak" w:hint="cs"/>
-          <w:rtl/>
-        </w:rPr>
-        <w:t>متون</w:t>
-      </w:r>
-      <w:r>
-        <w:rPr>
-          <w:rFonts w:cs="Koodak"/>
-          <w:rtl/>
-        </w:rPr>
-        <w:t xml:space="preserve"> </w:t>
-      </w:r>
-      <w:r>
-        <w:rPr>
-          <w:rFonts w:cs="Koodak" w:hint="cs"/>
-          <w:rtl/>
-        </w:rPr>
-        <w:t>دستورات</w:t>
-      </w:r>
-      <w:r>
-        <w:rPr>
-          <w:rFonts w:cs="Koodak"/>
-          <w:rtl/>
-        </w:rPr>
-        <w:t xml:space="preserve"> </w:t>
-      </w:r>
-      <w:r>
-        <w:rPr>
-          <w:rFonts w:cs="Koodak" w:hint="cs"/>
-          <w:rtl/>
-        </w:rPr>
-        <w:t>پخت</w:t>
-      </w:r>
-      <w:r>
-        <w:rPr>
-          <w:rFonts w:cs="Koodak"/>
-          <w:rtl/>
-        </w:rPr>
-        <w:t xml:space="preserve"> </w:t>
-      </w:r>
-      <w:r>
-        <w:rPr>
-          <w:rFonts w:cs="Koodak" w:hint="cs"/>
-          <w:rtl/>
-        </w:rPr>
-        <w:t>غذاها</w:t>
-      </w:r>
-      <w:r>
-        <w:rPr>
-          <w:rFonts w:cs="Koodak"/>
-          <w:rtl/>
-        </w:rPr>
-        <w:t xml:space="preserve"> </w:t>
-      </w:r>
-      <w:r>
-        <w:rPr>
-          <w:rFonts w:cs="Koodak" w:hint="cs"/>
-          <w:rtl/>
-        </w:rPr>
-        <w:t>با</w:t>
-      </w:r>
-      <w:r>
-        <w:rPr>
-          <w:rFonts w:cs="Koodak"/>
-          <w:rtl/>
-        </w:rPr>
-        <w:t xml:space="preserve"> </w:t>
-      </w:r>
-      <w:r>
-        <w:rPr>
-          <w:rFonts w:cs="Koodak" w:hint="cs"/>
-          <w:rtl/>
-        </w:rPr>
-        <w:t>استفاده</w:t>
-      </w:r>
-      <w:r>
-        <w:rPr>
-          <w:rFonts w:cs="Koodak"/>
-          <w:rtl/>
-        </w:rPr>
-        <w:t xml:space="preserve"> </w:t>
-      </w:r>
-      <w:r>
-        <w:rPr>
-          <w:rFonts w:cs="Koodak" w:hint="cs"/>
-          <w:rtl/>
-        </w:rPr>
-        <w:t>از</w:t>
-      </w:r>
-      <w:r>
-        <w:rPr>
-          <w:rFonts w:cs="Koodak"/>
-          <w:rtl/>
-        </w:rPr>
-        <w:t xml:space="preserve"> </w:t>
-      </w:r>
-      <w:r>
-        <w:rPr>
-          <w:rFonts w:cs="Koodak" w:hint="cs"/>
-          <w:rtl/>
-        </w:rPr>
-        <w:t>نرمالایزر</w:t>
-      </w:r>
-      <w:r>
-        <w:rPr>
-          <w:rFonts w:cs="Koodak"/>
-          <w:rtl/>
-        </w:rPr>
-        <w:t xml:space="preserve"> </w:t>
-      </w:r>
-      <w:proofErr w:type="spellStart"/>
-      <w:r>
-        <w:rPr>
-          <w:rFonts w:cs="Koodak"/>
-        </w:rPr>
-        <w:t>dadmatools</w:t>
-      </w:r>
-      <w:proofErr w:type="spellEnd"/>
-      <w:r>
-        <w:rPr>
-          <w:rFonts w:cs="Koodak"/>
-          <w:rtl/>
-        </w:rPr>
-        <w:t xml:space="preserve"> </w:t>
-      </w:r>
-      <w:r>
-        <w:rPr>
-          <w:rFonts w:cs="Koodak" w:hint="cs"/>
-          <w:rtl/>
-        </w:rPr>
-        <w:t>و</w:t>
-      </w:r>
-      <w:r>
-        <w:rPr>
-          <w:rFonts w:cs="Koodak"/>
-          <w:rtl/>
-        </w:rPr>
-        <w:t xml:space="preserve"> </w:t>
-      </w:r>
-      <w:proofErr w:type="spellStart"/>
-      <w:r>
-        <w:rPr>
-          <w:rFonts w:cs="Koodak"/>
-        </w:rPr>
-        <w:t>hazm</w:t>
-      </w:r>
-      <w:proofErr w:type="spellEnd"/>
-      <w:r>
-        <w:rPr>
-          <w:rFonts w:cs="Koodak"/>
-          <w:rtl/>
-        </w:rPr>
-        <w:t xml:space="preserve"> </w:t>
-      </w:r>
-      <w:r>
-        <w:rPr>
-          <w:rFonts w:cs="Koodak" w:hint="cs"/>
-          <w:rtl/>
-        </w:rPr>
-        <w:t>پاک‌سازی</w:t>
-      </w:r>
-      <w:r>
-        <w:rPr>
-          <w:rFonts w:cs="Koodak"/>
-          <w:rtl/>
-        </w:rPr>
-        <w:t xml:space="preserve"> </w:t>
-      </w:r>
-      <w:r>
-        <w:rPr>
-          <w:rFonts w:cs="Koodak" w:hint="cs"/>
-          <w:rtl/>
-        </w:rPr>
-        <w:t>شدند</w:t>
-      </w:r>
-      <w:r>
-        <w:rPr>
-          <w:rFonts w:cs="Koodak"/>
-          <w:rtl/>
-        </w:rPr>
-        <w:t xml:space="preserve">. </w:t>
-      </w:r>
-      <w:r>
-        <w:rPr>
-          <w:rFonts w:cs="Koodak" w:hint="cs"/>
-          <w:rtl/>
-        </w:rPr>
-        <w:t xml:space="preserve">که شامل </w:t>
-      </w:r>
-      <w:r>
-        <w:rPr>
-          <w:rFonts w:cs="Koodak" w:hint="cs"/>
-          <w:rtl/>
-        </w:rPr>
-        <w:t>حذف</w:t>
-      </w:r>
-      <w:r>
-        <w:rPr>
-          <w:rFonts w:cs="Koodak"/>
-          <w:rtl/>
-        </w:rPr>
-        <w:t xml:space="preserve"> </w:t>
-      </w:r>
-      <w:r>
-        <w:rPr>
-          <w:rFonts w:cs="Koodak" w:hint="cs"/>
-          <w:rtl/>
-        </w:rPr>
-        <w:t>علائم</w:t>
-      </w:r>
-      <w:r>
-        <w:rPr>
-          <w:rFonts w:cs="Koodak"/>
-          <w:rtl/>
-        </w:rPr>
-        <w:t xml:space="preserve"> </w:t>
-      </w:r>
-      <w:r>
-        <w:rPr>
-          <w:rFonts w:cs="Koodak" w:hint="cs"/>
-          <w:rtl/>
-        </w:rPr>
-        <w:t>نگارشی</w:t>
-      </w:r>
-      <w:r>
-        <w:rPr>
-          <w:rFonts w:cs="Koodak"/>
-          <w:rtl/>
-        </w:rPr>
-        <w:t xml:space="preserve"> </w:t>
-      </w:r>
-      <w:r>
-        <w:rPr>
-          <w:rFonts w:cs="Koodak" w:hint="cs"/>
-          <w:rtl/>
-        </w:rPr>
-        <w:t>و</w:t>
-      </w:r>
-      <w:r>
-        <w:rPr>
-          <w:rFonts w:cs="Koodak"/>
-          <w:rtl/>
-        </w:rPr>
-        <w:t xml:space="preserve"> </w:t>
-      </w:r>
-      <w:r>
-        <w:rPr>
-          <w:rFonts w:cs="Koodak" w:hint="cs"/>
-          <w:rtl/>
-        </w:rPr>
-        <w:t>اعداد</w:t>
-      </w:r>
-      <w:r>
-        <w:rPr>
-          <w:rFonts w:cs="Koodak"/>
-          <w:rtl/>
-        </w:rPr>
-        <w:t xml:space="preserve"> </w:t>
-      </w:r>
-      <w:r>
-        <w:rPr>
-          <w:rFonts w:cs="Koodak" w:hint="cs"/>
-          <w:rtl/>
-        </w:rPr>
-        <w:t>بی‌معنا</w:t>
-      </w:r>
-      <w:r>
-        <w:rPr>
-          <w:rFonts w:cs="Koodak" w:hint="cs"/>
-          <w:rtl/>
-        </w:rPr>
-        <w:t xml:space="preserve">، </w:t>
-      </w:r>
-      <w:r>
-        <w:rPr>
-          <w:rFonts w:cs="Koodak" w:hint="cs"/>
-          <w:rtl/>
-        </w:rPr>
-        <w:t>یکسان‌سازی</w:t>
-      </w:r>
-      <w:r>
-        <w:rPr>
-          <w:rFonts w:cs="Koodak"/>
-          <w:rtl/>
-        </w:rPr>
-        <w:t xml:space="preserve"> </w:t>
-      </w:r>
-      <w:r>
-        <w:rPr>
-          <w:rFonts w:cs="Koodak" w:hint="cs"/>
-          <w:rtl/>
-        </w:rPr>
-        <w:t>شیوه</w:t>
-      </w:r>
-      <w:r>
-        <w:rPr>
-          <w:rFonts w:cs="Koodak"/>
-          <w:rtl/>
-        </w:rPr>
-        <w:t xml:space="preserve"> </w:t>
-      </w:r>
-      <w:r>
-        <w:rPr>
-          <w:rFonts w:cs="Koodak" w:hint="cs"/>
-          <w:rtl/>
-        </w:rPr>
-        <w:t>نوشتاری</w:t>
-      </w:r>
-      <w:r>
-        <w:rPr>
-          <w:rFonts w:cs="Koodak" w:hint="cs"/>
-          <w:rtl/>
-        </w:rPr>
-        <w:t xml:space="preserve">، </w:t>
-      </w:r>
-      <w:r>
-        <w:rPr>
-          <w:rFonts w:cs="Koodak" w:hint="cs"/>
-          <w:rtl/>
-        </w:rPr>
-        <w:t>تبدیل</w:t>
-      </w:r>
-      <w:r>
-        <w:rPr>
-          <w:rFonts w:cs="Koodak"/>
-          <w:rtl/>
-        </w:rPr>
-        <w:t xml:space="preserve"> </w:t>
-      </w:r>
-      <w:r>
-        <w:rPr>
-          <w:rFonts w:cs="Koodak" w:hint="cs"/>
-          <w:rtl/>
-        </w:rPr>
-        <w:t>کلمات</w:t>
-      </w:r>
-      <w:r>
-        <w:rPr>
-          <w:rFonts w:cs="Koodak"/>
-          <w:rtl/>
-        </w:rPr>
-        <w:t xml:space="preserve"> </w:t>
-      </w:r>
-      <w:r>
-        <w:rPr>
-          <w:rFonts w:cs="Koodak" w:hint="cs"/>
-          <w:rtl/>
-        </w:rPr>
-        <w:t>به</w:t>
-      </w:r>
-      <w:r>
-        <w:rPr>
-          <w:rFonts w:cs="Koodak"/>
-          <w:rtl/>
-        </w:rPr>
-        <w:t xml:space="preserve"> </w:t>
-      </w:r>
-      <w:r>
-        <w:rPr>
-          <w:rFonts w:cs="Koodak" w:hint="cs"/>
-          <w:rtl/>
-        </w:rPr>
-        <w:t>ریشه</w:t>
-      </w:r>
-      <w:r>
-        <w:rPr>
-          <w:rFonts w:cs="Koodak" w:hint="cs"/>
-          <w:rtl/>
-        </w:rPr>
-        <w:t xml:space="preserve"> و </w:t>
-      </w:r>
-      <w:r>
-        <w:rPr>
-          <w:rFonts w:cs="Koodak" w:hint="cs"/>
-          <w:rtl/>
-        </w:rPr>
-        <w:t>حذف</w:t>
-      </w:r>
-      <w:r>
-        <w:rPr>
-          <w:rFonts w:cs="Koodak"/>
-          <w:rtl/>
-        </w:rPr>
-        <w:t xml:space="preserve"> </w:t>
-      </w:r>
-      <w:r>
-        <w:rPr>
-          <w:rFonts w:cs="Koodak" w:hint="cs"/>
-          <w:rtl/>
-        </w:rPr>
-        <w:t>کلمات</w:t>
-      </w:r>
-      <w:r>
-        <w:rPr>
-          <w:rFonts w:cs="Koodak"/>
-          <w:rtl/>
-        </w:rPr>
-        <w:t xml:space="preserve"> </w:t>
-      </w:r>
-      <w:r>
-        <w:rPr>
-          <w:rFonts w:cs="Koodak" w:hint="cs"/>
-          <w:rtl/>
-        </w:rPr>
-        <w:t>توقف</w:t>
-      </w:r>
-      <w:r>
-        <w:rPr>
-          <w:rFonts w:cs="Koodak"/>
-          <w:rtl/>
-        </w:rPr>
-        <w:t xml:space="preserve"> (</w:t>
-      </w:r>
-      <w:r>
-        <w:rPr>
-          <w:rFonts w:cs="Koodak"/>
-        </w:rPr>
-        <w:t>Stop Words</w:t>
-      </w:r>
-      <w:r>
-        <w:rPr>
-          <w:rFonts w:cs="Koodak"/>
-          <w:rtl/>
-        </w:rPr>
-        <w:t>)</w:t>
-      </w:r>
+          <w:rFonts w:cs="B Nazanin"/>
+          <w:rtl/>
+        </w:rPr>
+      </w:pPr>
+      <w:r>
+        <w:rPr>
+          <w:rFonts w:cs="B Nazanin"/>
+          <w:rtl/>
+        </w:rPr>
+        <w:t>در این مرحله، متون خام شامل دستورات پخت غذاها پاک‌سازی شدند. نرمال‌سازی شامل حذف فاصله‌های اضافی، علائم نگارشی نامناسب، و یکدست‌سازی کلمات (مثلاً تبدیل "مي‌شود" به "می‌شود") بود. سپس با استفاده از</w:t>
+      </w:r>
+      <w:r>
+        <w:rPr>
+          <w:rFonts w:cs="B Nazanin"/>
+        </w:rPr>
+        <w:t xml:space="preserve"> Stemming</w:t>
+      </w:r>
+      <w:r>
+        <w:rPr>
+          <w:rFonts w:cs="B Nazanin"/>
+          <w:rtl/>
+        </w:rPr>
+        <w:t>، کلمات به ریشه‌ی خود تبدیل شدند (مثلاً "پختن"، "پخته"، "می‌پزد" همگی به "پخت"). همچنین کلمات پرتکرار و بی‌اهمیت</w:t>
+      </w:r>
+      <w:r>
+        <w:rPr>
+          <w:rFonts w:cs="B Nazanin"/>
+        </w:rPr>
+        <w:t xml:space="preserve"> (Stop Words) </w:t>
+      </w:r>
+      <w:r>
+        <w:rPr>
+          <w:rFonts w:cs="B Nazanin"/>
+          <w:rtl/>
+        </w:rPr>
+        <w:t>مانند "از"، "را"، "و" حذف شدند تا تحلیل دقیق‌تری صورت گیرد</w:t>
+      </w:r>
+    </w:p>
+    <w:p>
+      <w:pPr>
+        <w:pStyle w:val="ListParagraph"/>
+        <w:bidi/>
+        <w:ind w:left="1080"/>
+        <w:jc w:val="center"/>
+        <w:rPr>
+          <w:rFonts w:cs="B Nazanin"/>
+          <w:sz w:val="20"/>
+          <w:szCs w:val="20"/>
+          <w:rtl/>
+          <w:lang w:val="en-US" w:bidi="fa-IR"/>
+        </w:rPr>
+      </w:pPr>
+      <w:r>
+        <w:rPr>
+          <w:rFonts w:cs="B Nazanin" w:hint="cs"/>
+          <w:sz w:val="20"/>
+          <w:szCs w:val="20"/>
+          <w:rtl/>
+        </w:rPr>
+        <w:t xml:space="preserve">نمونه قبل از اعمال </w:t>
+      </w:r>
+      <w:r>
+        <w:rPr>
+          <w:rFonts w:cs="B Nazanin" w:hint="cs"/>
+          <w:sz w:val="20"/>
+          <w:szCs w:val="20"/>
+          <w:rtl/>
+        </w:rPr>
+        <w:t>نرمال‌سازی</w:t>
+      </w:r>
+      <w:r>
+        <w:rPr>
+          <w:rFonts w:cs="B Nazanin"/>
+          <w:sz w:val="20"/>
+          <w:szCs w:val="20"/>
+          <w:rtl/>
+        </w:rPr>
+        <w:t xml:space="preserve"> </w:t>
+      </w:r>
+      <w:r>
+        <w:rPr>
+          <w:rFonts w:cs="B Nazanin" w:hint="cs"/>
+          <w:sz w:val="20"/>
+          <w:szCs w:val="20"/>
+          <w:rtl/>
+        </w:rPr>
+        <w:t>،</w:t>
+      </w:r>
+      <w:r>
+        <w:rPr>
+          <w:rFonts w:cs="B Nazanin"/>
+          <w:sz w:val="20"/>
+          <w:szCs w:val="20"/>
+          <w:rtl/>
+        </w:rPr>
+        <w:t xml:space="preserve"> </w:t>
+      </w:r>
+      <w:r>
+        <w:rPr>
+          <w:rFonts w:cs="B Nazanin" w:hint="cs"/>
+          <w:sz w:val="20"/>
+          <w:szCs w:val="20"/>
+          <w:rtl/>
+        </w:rPr>
+        <w:t xml:space="preserve">پیش‌پردازش و </w:t>
+      </w:r>
+      <w:r>
+        <w:rPr>
+          <w:rFonts w:cs="B Nazanin"/>
+          <w:sz w:val="20"/>
+          <w:szCs w:val="20"/>
+          <w:lang w:val="en-US"/>
+        </w:rPr>
+        <w:t>tokenize</w:t>
+      </w:r>
+      <w:r>
+        <w:rPr>
+          <w:rFonts w:cs="B Nazanin" w:hint="cs"/>
+          <w:sz w:val="20"/>
+          <w:szCs w:val="20"/>
+          <w:rtl/>
+          <w:lang w:val="en-US" w:bidi="fa-IR"/>
+        </w:rPr>
+        <w:t xml:space="preserve"> کردن</w:t>
+      </w:r>
+    </w:p>
+    <w:p>
+      <w:pPr>
+        <w:pStyle w:val="ListParagraph"/>
+        <w:bidi/>
+        <w:ind w:left="26"/>
+        <w:rPr>
+          <w:rFonts w:cs="B Nazanin"/>
+        </w:rPr>
+      </w:pPr>
+      <w:r>
+        <w:rPr>
+          <w:rFonts w:cs="B Nazanin"/>
+          <w:rtl/>
+        </w:rPr>
+        <w:drawing>
+          <wp:inline distT="0" distB="0" distL="0" distR="0" wp14:anchorId="20CD8DFC" wp14:editId="6179FE23">
+            <wp:extent cx="6377239" cy="151200"/>
+            <wp:effectExtent l="0" t="0" r="5080" b="1270"/>
+            <wp:docPr id="1926797313" name="Picture 1"/>
+            <wp:cNvGraphicFramePr>
+              <a:graphicFrameLocks xmlns:a="http://schemas.openxmlformats.org/drawingml/2006/main" noChangeAspect="1"/>
+            </wp:cNvGraphicFramePr>
+            <a:graphic xmlns:a="http://schemas.openxmlformats.org/drawingml/2006/main">
+              <a:graphicData uri="http://schemas.openxmlformats.org/drawingml/2006/picture">
+                <pic:pic xmlns:pic="http://schemas.openxmlformats.org/drawingml/2006/picture">
+                  <pic:nvPicPr>
+                    <pic:cNvPr id="1926797313" name=""/>
+                    <pic:cNvPicPr/>
+                  </pic:nvPicPr>
+                  <pic:blipFill>
+                    <a:blip r:embed="rId22"/>
+                    <a:stretch>
+                      <a:fillRect/>
+                    </a:stretch>
+                  </pic:blipFill>
+                  <pic:spPr>
+                    <a:xfrm>
+                      <a:off x="0" y="0"/>
+                      <a:ext cx="7951020" cy="188513"/>
+                    </a:xfrm>
+                    <a:prstGeom prst="rect">
+                      <a:avLst/>
+                    </a:prstGeom>
+                  </pic:spPr>
+                </pic:pic>
+              </a:graphicData>
+            </a:graphic>
+          </wp:inline>
+        </w:drawing>
+      </w:r>
+    </w:p>
+    <w:p>
+      <w:pPr>
+        <w:pStyle w:val="ListParagraph"/>
+        <w:bidi/>
+        <w:ind w:left="1080"/>
+        <w:jc w:val="center"/>
+        <w:rPr>
+          <w:rFonts w:cs="B Nazanin"/>
+          <w:sz w:val="20"/>
+          <w:szCs w:val="20"/>
+          <w:rtl/>
+        </w:rPr>
+      </w:pPr>
+    </w:p>
+    <w:p>
+      <w:pPr>
+        <w:pStyle w:val="ListParagraph"/>
+        <w:bidi/>
+        <w:ind w:left="1080"/>
+        <w:jc w:val="center"/>
+        <w:rPr>
+          <w:rFonts w:cs="B Nazanin"/>
+          <w:sz w:val="20"/>
+          <w:szCs w:val="20"/>
+          <w:rtl/>
+          <w:lang w:val="en-US" w:bidi="fa-IR"/>
+        </w:rPr>
+      </w:pPr>
+      <w:r>
+        <w:rPr>
+          <w:rFonts w:cs="B Nazanin" w:hint="cs"/>
+          <w:sz w:val="20"/>
+          <w:szCs w:val="20"/>
+          <w:rtl/>
+        </w:rPr>
+        <w:t xml:space="preserve">نمونه </w:t>
+      </w:r>
+      <w:r>
+        <w:rPr>
+          <w:rFonts w:cs="B Nazanin" w:hint="cs"/>
+          <w:sz w:val="20"/>
+          <w:szCs w:val="20"/>
+          <w:rtl/>
+        </w:rPr>
+        <w:t>بعد</w:t>
+      </w:r>
+      <w:r>
+        <w:rPr>
+          <w:rFonts w:cs="B Nazanin" w:hint="cs"/>
+          <w:sz w:val="20"/>
+          <w:szCs w:val="20"/>
+          <w:rtl/>
+        </w:rPr>
+        <w:t xml:space="preserve"> از اعمال نرمال‌سازی</w:t>
+      </w:r>
+      <w:r>
+        <w:rPr>
+          <w:rFonts w:cs="B Nazanin"/>
+          <w:sz w:val="20"/>
+          <w:szCs w:val="20"/>
+          <w:rtl/>
+        </w:rPr>
+        <w:t xml:space="preserve"> </w:t>
+      </w:r>
+      <w:r>
+        <w:rPr>
+          <w:rFonts w:cs="B Nazanin" w:hint="cs"/>
+          <w:sz w:val="20"/>
+          <w:szCs w:val="20"/>
+          <w:rtl/>
+        </w:rPr>
+        <w:t>،</w:t>
+      </w:r>
+      <w:r>
+        <w:rPr>
+          <w:rFonts w:cs="B Nazanin"/>
+          <w:sz w:val="20"/>
+          <w:szCs w:val="20"/>
+          <w:rtl/>
+        </w:rPr>
+        <w:t xml:space="preserve"> </w:t>
+      </w:r>
+      <w:r>
+        <w:rPr>
+          <w:rFonts w:cs="B Nazanin" w:hint="cs"/>
+          <w:sz w:val="20"/>
+          <w:szCs w:val="20"/>
+          <w:rtl/>
+        </w:rPr>
+        <w:t xml:space="preserve">پیش‌پردازش و </w:t>
+      </w:r>
+      <w:r>
+        <w:rPr>
+          <w:rFonts w:cs="B Nazanin"/>
+          <w:sz w:val="20"/>
+          <w:szCs w:val="20"/>
+          <w:lang w:val="en-US"/>
+        </w:rPr>
+        <w:t>tokenize</w:t>
+      </w:r>
+      <w:r>
+        <w:rPr>
+          <w:rFonts w:cs="B Nazanin" w:hint="cs"/>
+          <w:sz w:val="20"/>
+          <w:szCs w:val="20"/>
+          <w:rtl/>
+          <w:lang w:val="en-US" w:bidi="fa-IR"/>
+        </w:rPr>
+        <w:t xml:space="preserve"> کردن</w:t>
+      </w:r>
+    </w:p>
+    <w:p>
+      <w:pPr>
+        <w:pStyle w:val="ListParagraph"/>
+        <w:bidi/>
+        <w:ind w:left="1080"/>
+        <w:jc w:val="center"/>
+        <w:rPr>
+          <w:rFonts w:cs="B Nazanin"/>
+          <w:sz w:val="20"/>
+          <w:szCs w:val="20"/>
+          <w:lang w:val="en-US" w:bidi="fa-IR"/>
+        </w:rPr>
+      </w:pPr>
+      <w:r>
+        <w:rPr>
+          <w:rFonts w:cs="B Nazanin"/>
+          <w:sz w:val="20"/>
+          <w:szCs w:val="20"/>
+          <w:rtl/>
+          <w:lang w:val="en-US" w:bidi="fa-IR"/>
+        </w:rPr>
+        <w:drawing>
+          <wp:inline distT="0" distB="0" distL="0" distR="0" wp14:anchorId="1D42DC6C" wp14:editId="30805296">
+            <wp:extent cx="1159200" cy="4898554"/>
+            <wp:effectExtent l="0" t="0" r="3175" b="0"/>
+            <wp:docPr id="271201038" name="Picture 1"/>
+            <wp:cNvGraphicFramePr>
+              <a:graphicFrameLocks xmlns:a="http://schemas.openxmlformats.org/drawingml/2006/main" noChangeAspect="1"/>
+            </wp:cNvGraphicFramePr>
+            <a:graphic xmlns:a="http://schemas.openxmlformats.org/drawingml/2006/main">
+              <a:graphicData uri="http://schemas.openxmlformats.org/drawingml/2006/picture">
+                <pic:pic xmlns:pic="http://schemas.openxmlformats.org/drawingml/2006/picture">
+                  <pic:nvPicPr>
+                    <pic:cNvPr id="271201038" name=""/>
+                    <pic:cNvPicPr/>
+                  </pic:nvPicPr>
+                  <pic:blipFill>
+                    <a:blip r:embed="rId23"/>
+                    <a:stretch>
+                      <a:fillRect/>
+                    </a:stretch>
+                  </pic:blipFill>
+                  <pic:spPr>
+                    <a:xfrm>
+                      <a:off x="0" y="0"/>
+                      <a:ext cx="1160556" cy="4904286"/>
+                    </a:xfrm>
+                    <a:prstGeom prst="rect">
+                      <a:avLst/>
+                    </a:prstGeom>
+                  </pic:spPr>
+                </pic:pic>
+              </a:graphicData>
+            </a:graphic>
+          </wp:inline>
+        </w:drawing>
+      </w:r>
+    </w:p>
+    <w:p>
+      <w:pPr>
+        <w:pStyle w:val="ListParagraph"/>
+        <w:bidi/>
+        <w:ind w:left="1080"/>
+        <w:jc w:val="center"/>
+        <w:rPr>
+          <w:rFonts w:cs="B Nazanin" w:hint="cs"/>
+          <w:sz w:val="20"/>
+          <w:szCs w:val="20"/>
+          <w:rtl/>
+          <w:lang w:val="en-US" w:bidi="fa-IR"/>
+        </w:rPr>
+      </w:pPr>
     </w:p>
     <w:p>
       <w:pPr>
@@ -6819,79 +6404,32 @@
         </w:numPr>
         <w:bidi/>
         <w:rPr>
-          <w:rFonts w:cs="Koodak"/>
-        </w:rPr>
-      </w:pPr>
-      <w:r>
-        <w:rPr>
-          <w:rFonts w:cs="Koodak"/>
-          <w:rtl/>
-        </w:rPr>
-        <w:t>تحلیل فراوانی واژگان</w:t>
-      </w:r>
-    </w:p>
-    <w:p>
-      <w:pPr>
-        <w:bidi/>
-        <w:ind w:left="720"/>
-        <w:rPr>
-          <w:rFonts w:cs="Koodak"/>
-          <w:rtl/>
-        </w:rPr>
-      </w:pPr>
-      <w:r>
-        <w:rPr>
-          <w:rFonts w:cs="Koodak"/>
-          <w:rtl/>
-        </w:rPr>
-        <w:t xml:space="preserve">پس از پیش‌پردازش، با استفاده از ابزارهایی مانند </w:t>
-      </w:r>
-      <w:proofErr w:type="spellStart"/>
-      <w:r>
-        <w:rPr>
-          <w:rFonts w:cs="Koodak"/>
-        </w:rPr>
-        <w:t>collections.Counter</w:t>
-      </w:r>
-      <w:proofErr w:type="spellEnd"/>
-      <w:r>
-        <w:rPr>
-          <w:rFonts w:cs="Koodak"/>
-        </w:rPr>
-        <w:t xml:space="preserve"> </w:t>
-      </w:r>
-      <w:r>
-        <w:rPr>
-          <w:rFonts w:cs="Koodak" w:hint="cs"/>
-          <w:rtl/>
-        </w:rPr>
-        <w:t xml:space="preserve"> </w:t>
-      </w:r>
-      <w:r>
-        <w:rPr>
-          <w:rFonts w:cs="Koodak"/>
-          <w:rtl/>
-        </w:rPr>
-        <w:t xml:space="preserve">و </w:t>
-      </w:r>
-      <w:proofErr w:type="spellStart"/>
-      <w:r>
-        <w:rPr>
-          <w:rFonts w:cs="Koodak"/>
-        </w:rPr>
-        <w:t>WordCloud</w:t>
-      </w:r>
-      <w:proofErr w:type="spellEnd"/>
-      <w:r>
-        <w:rPr>
-          <w:rFonts w:cs="Koodak"/>
-          <w:rtl/>
-        </w:rPr>
-        <w:t>، فراوانی کلمات محاسبه شد. پرتکرارترین واژه‌ها عمدتاً شامل مواد اولیه رایج، افعال مربوط به پخت، و واحدهای اندازه‌گیری بودند</w:t>
-      </w:r>
-      <w:r>
-        <w:rPr>
-          <w:rFonts w:cs="Koodak"/>
+          <w:rFonts w:cs="B Nazanin"/>
+        </w:rPr>
+      </w:pPr>
+      <w:r>
+        <w:rPr>
+          <w:rFonts w:cs="B Nazanin"/>
+          <w:rtl/>
+        </w:rPr>
+        <w:t>آمار کلی داده‌های متنی</w:t>
+      </w:r>
+      <w:r>
+        <w:rPr>
+          <w:rFonts w:cs="B Nazanin"/>
+        </w:rPr>
+        <w:br/>
+      </w:r>
+      <w:r>
+        <w:rPr>
+          <w:rFonts w:cs="B Nazanin"/>
+          <w:rtl/>
+        </w:rPr>
+        <w:t>برای تحلیل بهتر متون دستور پخت، ابتدا آمار اولیه‌ای از مجموعه داده‌ها استخراج شد که شامل تعداد رکوردها (تعداد دستورهای پخت)، تعداد کل کلمات در مجموعه، و میانگین طول رشته‌های متنی بود. این آمار به درک بهتر حجم داده و آماده‌سازی آن برای پردازش‌های بعدی کمک می‌کند</w:t>
+      </w:r>
+      <w:r>
+        <w:rPr>
+          <w:rFonts w:cs="B Nazanin"/>
         </w:rPr>
         <w:t>.</w:t>
       </w:r>
@@ -6899,163 +6437,14 @@
     <w:p>
       <w:pPr>
         <w:pStyle w:val="ListParagraph"/>
-        <w:numPr>
-          <w:ilvl w:val="0"/>
-          <w:numId w:val="9"/>
-        </w:numPr>
-        <w:bidi/>
-        <w:rPr>
-          <w:rFonts w:cs="Koodak"/>
-        </w:rPr>
-      </w:pPr>
-      <w:r>
-        <w:rPr>
-          <w:rFonts w:cs="Koodak"/>
-          <w:rtl/>
-        </w:rPr>
-        <w:t>ساخت ابرکلمات</w:t>
-      </w:r>
-      <w:r>
-        <w:rPr>
-          <w:rFonts w:cs="Koodak"/>
-        </w:rPr>
-        <w:t xml:space="preserve"> (Word Cloud)</w:t>
-      </w:r>
-    </w:p>
-    <w:p>
-      <w:pPr>
-        <w:bidi/>
-        <w:ind w:left="720"/>
-        <w:rPr>
-          <w:rFonts w:cs="Koodak"/>
-          <w:rtl/>
-        </w:rPr>
-      </w:pPr>
-      <w:r>
-        <w:rPr>
-          <w:rFonts w:cs="Koodak"/>
-          <w:rtl/>
-        </w:rPr>
-        <w:t>با بهره‌گیری از کتابخانه</w:t>
-      </w:r>
-      <w:proofErr w:type="spellStart"/>
-      <w:r>
-        <w:rPr>
-          <w:rFonts w:cs="Koodak"/>
-        </w:rPr>
-        <w:t>wordcloud</w:t>
-      </w:r>
-      <w:proofErr w:type="spellEnd"/>
-      <w:r>
-        <w:rPr>
-          <w:rFonts w:cs="Koodak"/>
-        </w:rPr>
-        <w:t xml:space="preserve"> </w:t>
-      </w:r>
-      <w:r>
-        <w:rPr>
-          <w:rFonts w:cs="Koodak" w:hint="cs"/>
-          <w:rtl/>
-        </w:rPr>
-        <w:t xml:space="preserve"> </w:t>
-      </w:r>
-      <w:r>
-        <w:rPr>
-          <w:rFonts w:cs="Koodak"/>
-          <w:rtl/>
-        </w:rPr>
-        <w:t>تصویری از رایج‌ترین واژگان در قالب یک ابرکلمه تولید شد که مفاهیم غالب در متون را به شکل بصری نشان می‌دهد</w:t>
-      </w:r>
-      <w:r>
-        <w:rPr>
-          <w:rFonts w:cs="Koodak"/>
-        </w:rPr>
-        <w:t>.</w:t>
-      </w:r>
-    </w:p>
-    <w:p>
-      <w:pPr>
-        <w:pStyle w:val="ListParagraph"/>
-        <w:numPr>
-          <w:ilvl w:val="0"/>
-          <w:numId w:val="9"/>
-        </w:numPr>
-        <w:bidi/>
-        <w:rPr>
-          <w:rFonts w:cs="Koodak"/>
-        </w:rPr>
-      </w:pPr>
-      <w:r>
-        <w:rPr>
-          <w:rFonts w:cs="Koodak"/>
-          <w:rtl/>
-        </w:rPr>
-        <w:t>ترسیم نمودارهای آماری</w:t>
-      </w:r>
-    </w:p>
-    <w:p>
-      <w:pPr>
-        <w:bidi/>
-        <w:ind w:left="720"/>
-        <w:rPr>
-          <w:rFonts w:cs="Koodak"/>
-        </w:rPr>
-      </w:pPr>
-      <w:r>
-        <w:rPr>
-          <w:rFonts w:cs="Koodak"/>
-          <w:rtl/>
-        </w:rPr>
-        <w:t xml:space="preserve">از </w:t>
-      </w:r>
-      <w:r>
-        <w:rPr>
-          <w:rFonts w:cs="Koodak"/>
-        </w:rPr>
-        <w:t xml:space="preserve">matplotlib </w:t>
-      </w:r>
-      <w:r>
-        <w:rPr>
-          <w:rFonts w:cs="Koodak" w:hint="cs"/>
-          <w:rtl/>
-        </w:rPr>
-        <w:t xml:space="preserve"> </w:t>
-      </w:r>
-      <w:r>
-        <w:rPr>
-          <w:rFonts w:cs="Koodak"/>
-          <w:rtl/>
-        </w:rPr>
-        <w:t>برای نمایش فراوانی کلمات منتخب استفاده شد تا از طریق نمودار میله‌ای تحلیل بهتری از پراکندگی واژگان به‌دست آید</w:t>
-      </w:r>
-      <w:r>
-        <w:rPr>
-          <w:rFonts w:cs="Koodak"/>
-        </w:rPr>
-        <w:t>.</w:t>
-      </w:r>
-    </w:p>
-    <w:p>
-      <w:pPr>
-        <w:pStyle w:val="ListParagraph"/>
         <w:bidi/>
         <w:ind w:left="1080"/>
         <w:rPr>
-          <w:rFonts w:cs="Koodak"/>
-        </w:rPr>
-      </w:pPr>
-    </w:p>
-    <w:p>
-      <w:pPr>
-        <w:bidi/>
-        <w:jc w:val="both"/>
-        <w:rPr>
-          <w:rFonts w:cs="Koodak"/>
-        </w:rPr>
-      </w:pPr>
-      <w:r>
-        <w:rPr>
-          <w:rFonts w:cs="Koodak"/>
+          <w:rFonts w:cs="B Nazanin"/>
+        </w:rPr>
+      </w:pPr>
+      <w:r>
+        <w:rPr>
           <w:noProof/>
           <w:rtl/>
           <w:lang w:val="en-US" w:bidi="fa-IR"/>
@@ -7092,7 +6481,7 @@
                     <pic:cNvPicPr/>
                   </pic:nvPicPr>
                   <pic:blipFill>
-                    <a:blip r:embed="rId21">
+                    <a:blip r:embed="rId24">
                       <a:extLst>
                         <a:ext uri="{28A0092B-C50C-407E-A947-70E740481C1C}">
                           <a14:useLocalDpi xmlns:a14="http://schemas.microsoft.com/office/drawing/2010/main" val="0"/>
@@ -7120,14 +6509,14 @@
       </w:r>
       <w:r>
         <w:rPr>
-          <w:rFonts w:cs="Koodak"/>
+          <w:rFonts w:cs="B Nazanin"/>
           <w:rtl/>
         </w:rPr>
         <w:t>خلاصه‌ی نتایج آماری و نموداری</w:t>
       </w:r>
       <w:r>
         <w:rPr>
-          <w:rFonts w:cs="Koodak"/>
+          <w:rFonts w:cs="B Nazanin"/>
         </w:rPr>
         <w:t>:</w:t>
       </w:r>
@@ -7135,99 +6524,191 @@
     <w:p>
       <w:pPr>
         <w:bidi/>
-        <w:jc w:val="both"/>
-        <w:rPr>
-          <w:rFonts w:cs="Koodak"/>
-          <w:rtl/>
-          <w:lang w:val="en-US" w:bidi="fa-IR"/>
-        </w:rPr>
-      </w:pPr>
-      <w:r>
-        <w:rPr>
-          <w:rFonts w:cs="Koodak" w:hint="cs"/>
+        <w:rPr>
+          <w:rFonts w:cs="B Nazanin"/>
+          <w:rtl/>
+          <w:lang w:val="en-US" w:bidi="fa-IR"/>
+        </w:rPr>
+      </w:pPr>
+    </w:p>
+    <w:p>
+      <w:pPr>
+        <w:bidi/>
+        <w:rPr>
+          <w:rFonts w:cs="B Nazanin"/>
+          <w:rtl/>
+          <w:lang w:val="en-US" w:bidi="fa-IR"/>
+        </w:rPr>
+      </w:pPr>
+    </w:p>
+    <w:p>
+      <w:pPr>
+        <w:bidi/>
+        <w:rPr>
+          <w:rFonts w:cs="B Nazanin"/>
+          <w:rtl/>
+          <w:lang w:val="en-US" w:bidi="fa-IR"/>
+        </w:rPr>
+      </w:pPr>
+    </w:p>
+    <w:p>
+      <w:pPr>
+        <w:bidi/>
+        <w:rPr>
+          <w:rFonts w:cs="B Nazanin"/>
+          <w:rtl/>
+          <w:lang w:val="en-US" w:bidi="fa-IR"/>
+        </w:rPr>
+      </w:pPr>
+    </w:p>
+    <w:p>
+      <w:pPr>
+        <w:bidi/>
+        <w:rPr>
+          <w:rFonts w:cs="B Nazanin"/>
+          <w:rtl/>
+          <w:lang w:val="en-US" w:bidi="fa-IR"/>
+        </w:rPr>
+      </w:pPr>
+    </w:p>
+    <w:p>
+      <w:pPr>
+        <w:bidi/>
+        <w:rPr>
+          <w:rFonts w:cs="B Nazanin"/>
+          <w:rtl/>
+          <w:lang w:val="en-US" w:bidi="fa-IR"/>
+        </w:rPr>
+      </w:pPr>
+    </w:p>
+    <w:p>
+      <w:pPr>
+        <w:bidi/>
+        <w:rPr>
+          <w:rFonts w:cs="B Nazanin"/>
+          <w:rtl/>
+        </w:rPr>
+      </w:pPr>
+      <w:r>
+        <w:rPr>
+          <w:rFonts w:cs="B Nazanin"/>
+          <w:rtl/>
+          <w:lang w:val="en-US" w:bidi="fa-IR"/>
+        </w:rPr>
+        <w:br/>
+      </w:r>
+      <w:r>
+        <w:rPr>
+          <w:rFonts w:cs="B Nazanin"/>
+          <w:rtl/>
+        </w:rPr>
+        <w:br/>
+      </w:r>
+    </w:p>
+    <w:p>
+      <w:pPr>
+        <w:bidi/>
+        <w:rPr>
+          <w:rFonts w:cs="B Nazanin"/>
+          <w:rtl/>
+        </w:rPr>
+      </w:pPr>
+    </w:p>
+    <w:p>
+      <w:pPr>
+        <w:bidi/>
+        <w:rPr>
+          <w:rFonts w:cs="B Nazanin"/>
+          <w:rtl/>
+        </w:rPr>
+      </w:pPr>
+    </w:p>
+    <w:p>
+      <w:pPr>
+        <w:bidi/>
+        <w:rPr>
+          <w:rFonts w:cs="B Nazanin"/>
+          <w:rtl/>
+          <w:lang w:val="en-US" w:bidi="fa-IR"/>
+        </w:rPr>
+      </w:pPr>
+      <w:r>
+        <w:rPr>
+          <w:rFonts w:cs="B Nazanin" w:hint="cs"/>
           <w:rtl/>
         </w:rPr>
         <w:t xml:space="preserve">در جهت خوانایی بیشتر نمودارها و جداول خواهشمندیم فایل نوت </w:t>
       </w:r>
       <w:r>
         <w:rPr>
-          <w:rFonts w:cs="Koodak"/>
+          <w:rFonts w:cs="B Nazanin"/>
           <w:lang w:val="en-US"/>
         </w:rPr>
         <w:t xml:space="preserve"> </w:t>
       </w:r>
+      <w:r>
+        <w:rPr>
+          <w:rFonts w:cs="B Nazanin"/>
+        </w:rPr>
+        <w:t>NLP_Project_Statistical_Analysis</w:t>
+      </w:r>
+      <w:r>
+        <w:rPr>
+          <w:rFonts w:cs="B Nazanin" w:hint="cs"/>
+          <w:rtl/>
+        </w:rPr>
+        <w:t xml:space="preserve"> مراجعه کنید. در بخش اول برای هر استان تعداد</w:t>
+      </w:r>
+      <w:r>
+        <w:rPr>
+          <w:rFonts w:cs="B Nazanin" w:hint="cs"/>
+          <w:rtl/>
+          <w:lang w:bidi="fa-IR"/>
+        </w:rPr>
+        <w:t xml:space="preserve"> هر</w:t>
+      </w:r>
+      <w:r>
+        <w:rPr>
+          <w:rFonts w:cs="B Nazanin"/>
+          <w:lang w:val="en-US" w:bidi="fa-IR"/>
+        </w:rPr>
+        <w:t xml:space="preserve"> </w:t>
+      </w:r>
+      <w:r>
+        <w:rPr>
+          <w:rFonts w:cs="B Nazanin" w:hint="cs"/>
+          <w:rtl/>
+          <w:lang w:val="en-US" w:bidi="fa-IR"/>
+        </w:rPr>
+        <w:t xml:space="preserve"> </w:t>
+      </w:r>
+      <w:r>
+        <w:rPr>
+          <w:rFonts w:cs="B Nazanin"/>
+          <w:lang w:val="en-US" w:bidi="fa-IR"/>
+        </w:rPr>
+        <w:t>meal type</w:t>
+      </w:r>
+      <w:r>
+        <w:rPr>
+          <w:rFonts w:cs="B Nazanin" w:hint="cs"/>
+          <w:rtl/>
+          <w:lang w:val="en-US" w:bidi="fa-IR"/>
+        </w:rPr>
+        <w:t xml:space="preserve"> و </w:t>
+      </w:r>
       <w:proofErr w:type="spellStart"/>
       <w:r>
         <w:rPr>
-          <w:rFonts w:cs="Koodak"/>
-        </w:rPr>
-        <w:t>NLP_Project_Statistical_Analysis</w:t>
+          <w:rFonts w:cs="B Nazanin"/>
+          <w:lang w:val="en-US" w:bidi="fa-IR"/>
+        </w:rPr>
+        <w:t>occation</w:t>
       </w:r>
       <w:proofErr w:type="spellEnd"/>
       <w:r>
         <w:rPr>
-          <w:rFonts w:cs="Koodak" w:hint="cs"/>
-          <w:rtl/>
-        </w:rPr>
-        <w:t xml:space="preserve"> مراجعه کنید. </w:t>
-      </w:r>
-      <w:r>
-        <w:rPr>
-          <w:rFonts w:cs="Koodak" w:hint="cs"/>
-          <w:rtl/>
-        </w:rPr>
-        <w:t>در بخش اول برای هر استان تعداد</w:t>
-      </w:r>
-      <w:r>
-        <w:rPr>
-          <w:rFonts w:cs="Koodak" w:hint="cs"/>
-          <w:rtl/>
-          <w:lang w:bidi="fa-IR"/>
-        </w:rPr>
-        <w:t xml:space="preserve"> هر</w:t>
-      </w:r>
-      <w:r>
-        <w:rPr>
-          <w:rFonts w:cs="Koodak"/>
-          <w:lang w:val="en-US" w:bidi="fa-IR"/>
-        </w:rPr>
-        <w:t xml:space="preserve"> </w:t>
-      </w:r>
-      <w:r>
-        <w:rPr>
-          <w:rFonts w:cs="Koodak" w:hint="cs"/>
-          <w:rtl/>
-          <w:lang w:val="en-US" w:bidi="fa-IR"/>
-        </w:rPr>
-        <w:t xml:space="preserve"> </w:t>
-      </w:r>
-      <w:r>
-        <w:rPr>
-          <w:rFonts w:cs="Koodak"/>
-          <w:lang w:val="en-US" w:bidi="fa-IR"/>
-        </w:rPr>
-        <w:t>meal type</w:t>
-      </w:r>
-      <w:r>
-        <w:rPr>
-          <w:rFonts w:cs="Koodak" w:hint="cs"/>
-          <w:rtl/>
-          <w:lang w:val="en-US" w:bidi="fa-IR"/>
-        </w:rPr>
-        <w:t xml:space="preserve"> و </w:t>
-      </w:r>
-      <w:proofErr w:type="spellStart"/>
-      <w:r>
-        <w:rPr>
-          <w:rFonts w:cs="Koodak"/>
-          <w:lang w:val="en-US" w:bidi="fa-IR"/>
-        </w:rPr>
-        <w:t>occation</w:t>
-      </w:r>
-      <w:proofErr w:type="spellEnd"/>
-      <w:r>
-        <w:rPr>
-          <w:rFonts w:cs="Koodak" w:hint="cs"/>
+          <w:rFonts w:cs="B Nazanin" w:hint="cs"/>
           <w:rtl/>
           <w:lang w:val="en-US" w:bidi="fa-IR"/>
         </w:rPr>
@@ -7235,7 +6716,7 @@
       </w:r>
       <w:r>
         <w:rPr>
-          <w:rFonts w:cs="Koodak"/>
+          <w:rFonts w:cs="B Nazanin"/>
           <w:rtl/>
           <w:lang w:val="en-US" w:bidi="fa-IR"/>
         </w:rPr>
@@ -7243,7 +6724,7 @@
       </w:r>
       <w:r>
         <w:rPr>
-          <w:rFonts w:cs="Koodak" w:hint="cs"/>
+          <w:rFonts w:cs="B Nazanin" w:hint="cs"/>
           <w:rtl/>
           <w:lang w:val="en-US" w:bidi="fa-IR"/>
         </w:rPr>
@@ -7253,16 +6734,15 @@
     <w:p>
       <w:pPr>
         <w:bidi/>
-        <w:jc w:val="both"/>
-        <w:rPr>
-          <w:rFonts w:cs="Koodak"/>
-          <w:rtl/>
-          <w:lang w:val="en-US" w:bidi="fa-IR"/>
-        </w:rPr>
-      </w:pPr>
-      <w:r>
-        <w:rPr>
-          <w:rFonts w:cs="Koodak" w:hint="cs"/>
+        <w:rPr>
+          <w:rFonts w:cs="B Nazanin"/>
+          <w:rtl/>
+          <w:lang w:val="en-US" w:bidi="fa-IR"/>
+        </w:rPr>
+      </w:pPr>
+      <w:r>
+        <w:rPr>
+          <w:rFonts w:cs="B Nazanin" w:hint="cs"/>
           <w:rtl/>
           <w:lang w:val="en-US" w:bidi="fa-IR"/>
         </w:rPr>
@@ -7270,7 +6750,7 @@
       </w:r>
       <w:r>
         <w:rPr>
-          <w:rFonts w:cs="Koodak"/>
+          <w:rFonts w:cs="B Nazanin"/>
           <w:rtl/>
           <w:lang w:val="en-US" w:bidi="fa-IR"/>
         </w:rPr>
@@ -7278,164 +6758,28 @@
       </w:r>
       <w:r>
         <w:rPr>
-          <w:rFonts w:cs="Koodak" w:hint="cs"/>
-          <w:rtl/>
-          <w:lang w:val="en-US" w:bidi="fa-IR"/>
-        </w:rPr>
-        <w:t xml:space="preserve">ها </w:t>
-      </w:r>
-      <w:proofErr w:type="spellStart"/>
-      <w:r>
-        <w:rPr>
-          <w:rFonts w:cs="Koodak" w:hint="cs"/>
-          <w:rtl/>
-          <w:lang w:val="en-US" w:bidi="fa-IR"/>
-        </w:rPr>
-        <w:t>لطفا</w:t>
-      </w:r>
-      <w:proofErr w:type="spellEnd"/>
-      <w:r>
-        <w:rPr>
-          <w:rFonts w:cs="Koodak" w:hint="cs"/>
-          <w:rtl/>
-          <w:lang w:val="en-US" w:bidi="fa-IR"/>
-        </w:rPr>
-        <w:t xml:space="preserve"> به </w:t>
-      </w:r>
-      <w:proofErr w:type="spellStart"/>
-      <w:r>
-        <w:rPr>
-          <w:rFonts w:cs="Koodak" w:hint="cs"/>
-          <w:rtl/>
-          <w:lang w:val="en-US" w:bidi="fa-IR"/>
-        </w:rPr>
-        <w:t>نوت</w:t>
-      </w:r>
-      <w:proofErr w:type="spellEnd"/>
-      <w:r>
-        <w:rPr>
-          <w:rFonts w:cs="Koodak" w:hint="cs"/>
-          <w:rtl/>
-          <w:lang w:val="en-US" w:bidi="fa-IR"/>
-        </w:rPr>
-        <w:t xml:space="preserve"> </w:t>
-      </w:r>
-      <w:proofErr w:type="spellStart"/>
-      <w:r>
-        <w:rPr>
-          <w:rFonts w:cs="Koodak" w:hint="cs"/>
-          <w:rtl/>
-          <w:lang w:val="en-US" w:bidi="fa-IR"/>
-        </w:rPr>
-        <w:t>بوک</w:t>
-      </w:r>
-      <w:proofErr w:type="spellEnd"/>
-      <w:r>
-        <w:rPr>
-          <w:rFonts w:cs="Koodak" w:hint="cs"/>
-          <w:rtl/>
-          <w:lang w:val="en-US" w:bidi="fa-IR"/>
-        </w:rPr>
-        <w:t xml:space="preserve"> مراجعه کنید.</w:t>
-      </w:r>
-    </w:p>
-    <w:p>
-      <w:pPr>
-        <w:bidi/>
-        <w:jc w:val="both"/>
-        <w:rPr>
-          <w:rFonts w:cs="Koodak"/>
-          <w:rtl/>
-          <w:lang w:val="en-US" w:bidi="fa-IR"/>
-        </w:rPr>
-      </w:pPr>
-    </w:p>
-    <w:p>
-      <w:pPr>
-        <w:bidi/>
-        <w:jc w:val="both"/>
-        <w:rPr>
-          <w:rFonts w:cs="Koodak"/>
-          <w:rtl/>
-          <w:lang w:val="en-US" w:bidi="fa-IR"/>
-        </w:rPr>
-      </w:pPr>
-    </w:p>
-    <w:p>
-      <w:pPr>
-        <w:bidi/>
-        <w:jc w:val="both"/>
-        <w:rPr>
-          <w:rFonts w:cs="Koodak"/>
-          <w:rtl/>
-          <w:lang w:val="en-US" w:bidi="fa-IR"/>
-        </w:rPr>
-      </w:pPr>
-    </w:p>
-    <w:p>
-      <w:pPr>
-        <w:bidi/>
-        <w:jc w:val="both"/>
-        <w:rPr>
-          <w:rFonts w:cs="Koodak"/>
-          <w:rtl/>
-          <w:lang w:val="en-US" w:bidi="fa-IR"/>
-        </w:rPr>
-      </w:pPr>
-    </w:p>
-    <w:p>
-      <w:pPr>
-        <w:bidi/>
-        <w:jc w:val="both"/>
-        <w:rPr>
-          <w:rFonts w:cs="Koodak"/>
-          <w:rtl/>
-          <w:lang w:val="en-US" w:bidi="fa-IR"/>
-        </w:rPr>
-      </w:pPr>
-    </w:p>
-    <w:p>
-      <w:pPr>
-        <w:bidi/>
-        <w:jc w:val="both"/>
-        <w:rPr>
-          <w:rFonts w:cs="Koodak"/>
-          <w:rtl/>
-          <w:lang w:val="en-US" w:bidi="fa-IR"/>
-        </w:rPr>
-      </w:pPr>
-    </w:p>
-    <w:p>
-      <w:pPr>
-        <w:bidi/>
-        <w:jc w:val="right"/>
-        <w:rPr>
-          <w:rFonts w:cs="Koodak"/>
-        </w:rPr>
-      </w:pPr>
-      <w:r>
-        <w:rPr>
-          <w:rFonts w:cs="Koodak"/>
-          <w:rtl/>
-          <w:lang w:val="en-US" w:bidi="fa-IR"/>
-        </w:rPr>
-        <w:br/>
-      </w:r>
-      <w:r>
-        <w:rPr>
-          <w:rFonts w:cs="Koodak"/>
-          <w:rtl/>
-        </w:rPr>
-        <w:br/>
-      </w:r>
+          <w:rFonts w:cs="B Nazanin" w:hint="cs"/>
+          <w:rtl/>
+          <w:lang w:val="en-US" w:bidi="fa-IR"/>
+        </w:rPr>
+        <w:t>ها لطفا به نوت بوک مراجعه کنید.</w:t>
+      </w:r>
+    </w:p>
+    <w:p>
+      <w:pPr>
+        <w:bidi/>
+        <w:rPr>
+          <w:rFonts w:cs="B Nazanin"/>
+        </w:rPr>
+      </w:pPr>
     </w:p>
     <w:p>
       <w:pPr>
         <w:pStyle w:val="ListParagraph"/>
         <w:bidi/>
-        <w:ind w:left="1080"/>
-        <w:rPr>
-          <w:rFonts w:cs="Koodak"/>
+        <w:ind w:left="2880"/>
+        <w:rPr>
+          <w:rFonts w:cs="B Nazanin"/>
           <w:rtl/>
         </w:rPr>
       </w:pPr>
@@ -7444,21 +6788,9 @@
       <w:pPr>
         <w:pStyle w:val="ListParagraph"/>
         <w:bidi/>
-        <w:rPr>
-          <w:rFonts w:cs="Calibri"/>
-          <w:u w:val="single"/>
-          <w:rtl/>
-          <w:lang w:val="en-US" w:bidi="fa-IR"/>
-        </w:rPr>
-      </w:pPr>
-    </w:p>
-    <w:p>
-      <w:pPr>
-        <w:pStyle w:val="ListParagraph"/>
-        <w:bidi/>
-        <w:jc w:val="center"/>
-        <w:rPr>
-          <w:rFonts w:cs="Koodak"/>
+        <w:ind w:left="0"/>
+        <w:rPr>
+          <w:rFonts w:cs="B Nazanin"/>
           <w:sz w:val="36"/>
           <w:szCs w:val="36"/>
           <w:u w:val="single"/>
@@ -7467,7 +6799,7 @@
       </w:pPr>
       <w:r>
         <w:rPr>
-          <w:rFonts w:cs="Koodak"/>
+          <w:rFonts w:cs="B Nazanin"/>
           <w:sz w:val="36"/>
           <w:szCs w:val="36"/>
           <w:u w:val="single"/>
@@ -7476,33 +6808,22 @@
         </w:rPr>
         <w:t xml:space="preserve">کدها و فایل‌های اجرایی مرتبط با این پروژه از طریق مخزن </w:t>
       </w:r>
-      <w:hyperlink r:id="rId22" w:history="1">
+      <w:hyperlink r:id="rId25" w:history="1">
         <w:r>
           <w:rPr>
             <w:rStyle w:val="Hyperlink"/>
-            <w:rFonts w:cs="Koodak"/>
+            <w:rFonts w:cs="B Nazanin"/>
             <w:sz w:val="36"/>
             <w:szCs w:val="36"/>
             <w:rtl/>
             <w:lang w:val="en-US"/>
           </w:rPr>
-          <w:t>گی</w:t>
+          <w:t>گیت</w:t>
         </w:r>
         <w:r>
           <w:rPr>
             <w:rStyle w:val="Hyperlink"/>
-            <w:rFonts w:cs="Koodak"/>
-            <w:sz w:val="36"/>
-            <w:szCs w:val="36"/>
-            <w:rtl/>
-            <w:lang w:val="en-US"/>
-          </w:rPr>
-          <w:t>ت</w:t>
-        </w:r>
-        <w:r>
-          <w:rPr>
-            <w:rStyle w:val="Hyperlink"/>
-            <w:rFonts w:cs="Koodak"/>
+            <w:rFonts w:cs="B Nazanin"/>
             <w:sz w:val="36"/>
             <w:szCs w:val="36"/>
             <w:rtl/>
@@ -7513,7 +6834,7 @@
         <w:r>
           <w:rPr>
             <w:rStyle w:val="Hyperlink"/>
-            <w:rFonts w:cs="Koodak"/>
+            <w:rFonts w:cs="B Nazanin"/>
             <w:sz w:val="36"/>
             <w:szCs w:val="36"/>
             <w:rtl/>
@@ -7524,7 +6845,7 @@
       </w:hyperlink>
       <w:r>
         <w:rPr>
-          <w:rFonts w:cs="Koodak"/>
+          <w:rFonts w:cs="B Nazanin"/>
           <w:sz w:val="36"/>
           <w:szCs w:val="36"/>
           <w:u w:val="single"/>
@@ -7535,7 +6856,7 @@
       </w:r>
       <w:r>
         <w:rPr>
-          <w:rFonts w:cs="Koodak" w:hint="cs"/>
+          <w:rFonts w:cs="B Nazanin" w:hint="cs"/>
           <w:sz w:val="36"/>
           <w:szCs w:val="36"/>
           <w:u w:val="single"/>
@@ -7546,8 +6867,8 @@
       </w:r>
     </w:p>
     <w:sectPr>
-      <w:headerReference w:type="default" r:id="rId23"/>
-      <w:footerReference w:type="default" r:id="rId24"/>
+      <w:headerReference w:type="default" r:id="rId26"/>
+      <w:footerReference w:type="default" r:id="rId27"/>
       <w:pgSz w:w="11906" w:h="16838"/>
       <w:pgMar w:top="1440" w:right="1440" w:bottom="1440" w:left="1440" w:header="708" w:footer="708" w:gutter="0"/>
       <w:pgBorders w:offsetFrom="page">
@@ -8982,7 +8303,7 @@
         <w:kern w:val="3"/>
         <w:sz w:val="22"/>
         <w:szCs w:val="22"/>
-        <w:lang w:val="en-DE" w:eastAsia="en-US" w:bidi="ar-SA"/>
+        <w:lang w:eastAsia="en-US" w:bidi="ar-SA"/>
       </w:rPr>
     </w:rPrDefault>
     <w:pPrDefault>

--- a/NLP-HW1/گزارش تمرین اول.docx
+++ b/NLP-HW1/گزارش تمرین اول.docx
@@ -12,7 +12,7 @@
           <w:bCs/>
           <w:sz w:val="40"/>
           <w:szCs w:val="40"/>
-          <w:lang w:val="en-US" w:bidi="fa-IR"/>
+          <w:lang w:bidi="fa-IR"/>
         </w:rPr>
       </w:pPr>
       <w:r>
@@ -23,7 +23,7 @@
           <w:sz w:val="40"/>
           <w:szCs w:val="40"/>
           <w:rtl/>
-          <w:lang w:val="en-US" w:bidi="fa-IR"/>
+          <w:lang w:bidi="fa-IR"/>
         </w:rPr>
         <w:t>به نام خدا</w:t>
       </w:r>
@@ -45,7 +45,7 @@
           <w:sz w:val="40"/>
           <w:szCs w:val="40"/>
           <w:rtl/>
-          <w:lang w:val="en-US" w:bidi="fa-IR"/>
+          <w:lang w:bidi="fa-IR"/>
         </w:rPr>
         <w:drawing>
           <wp:inline distT="0" distB="0" distL="0" distR="0" wp14:anchorId="686EC31D" wp14:editId="7C400D0B">
@@ -97,7 +97,7 @@
           <w:bCs/>
           <w:sz w:val="40"/>
           <w:szCs w:val="40"/>
-          <w:lang w:val="en-US" w:bidi="fa-IR"/>
+          <w:lang w:bidi="fa-IR"/>
         </w:rPr>
       </w:pPr>
     </w:p>
@@ -112,7 +112,7 @@
           <w:sz w:val="40"/>
           <w:szCs w:val="40"/>
           <w:rtl/>
-          <w:lang w:val="en-US" w:bidi="fa-IR"/>
+          <w:lang w:bidi="fa-IR"/>
         </w:rPr>
       </w:pPr>
       <w:r>
@@ -123,7 +123,7 @@
           <w:sz w:val="40"/>
           <w:szCs w:val="40"/>
           <w:rtl/>
-          <w:lang w:val="en-US" w:bidi="fa-IR"/>
+          <w:lang w:bidi="fa-IR"/>
         </w:rPr>
         <w:t>گزارش تمرین اول</w:t>
       </w:r>
@@ -138,7 +138,7 @@
           <w:bCs/>
           <w:sz w:val="40"/>
           <w:szCs w:val="40"/>
-          <w:lang w:val="en-US" w:bidi="fa-IR"/>
+          <w:lang w:bidi="fa-IR"/>
         </w:rPr>
       </w:pPr>
       <w:r>
@@ -149,7 +149,7 @@
           <w:sz w:val="40"/>
           <w:szCs w:val="40"/>
           <w:rtl/>
-          <w:lang w:val="en-US" w:bidi="fa-IR"/>
+          <w:lang w:bidi="fa-IR"/>
         </w:rPr>
         <w:t>موضوع:</w:t>
       </w:r>
@@ -165,7 +165,7 @@
           <w:sz w:val="40"/>
           <w:szCs w:val="40"/>
           <w:rtl/>
-          <w:lang w:val="en-US" w:bidi="fa-IR"/>
+          <w:lang w:bidi="fa-IR"/>
         </w:rPr>
       </w:pPr>
       <w:r>
@@ -176,7 +176,7 @@
           <w:sz w:val="40"/>
           <w:szCs w:val="40"/>
           <w:rtl/>
-          <w:lang w:val="en-US" w:bidi="fa-IR"/>
+          <w:lang w:bidi="fa-IR"/>
         </w:rPr>
         <w:t>غذاهای محلی گروه 4</w:t>
       </w:r>
@@ -191,7 +191,7 @@
           <w:bCs/>
           <w:sz w:val="40"/>
           <w:szCs w:val="40"/>
-          <w:lang w:val="en-US" w:bidi="fa-IR"/>
+          <w:lang w:bidi="fa-IR"/>
         </w:rPr>
       </w:pPr>
       <w:r>
@@ -202,7 +202,7 @@
           <w:sz w:val="40"/>
           <w:szCs w:val="40"/>
           <w:rtl/>
-          <w:lang w:val="en-US" w:bidi="fa-IR"/>
+          <w:lang w:bidi="fa-IR"/>
         </w:rPr>
         <w:t>شماره گروه: 11</w:t>
       </w:r>
@@ -218,7 +218,7 @@
           <w:sz w:val="40"/>
           <w:szCs w:val="40"/>
           <w:rtl/>
-          <w:lang w:val="en-US" w:bidi="fa-IR"/>
+          <w:lang w:bidi="fa-IR"/>
         </w:rPr>
       </w:pPr>
     </w:p>
@@ -232,7 +232,7 @@
           <w:bCs/>
           <w:sz w:val="40"/>
           <w:szCs w:val="40"/>
-          <w:lang w:val="en-US" w:bidi="fa-IR"/>
+          <w:lang w:bidi="fa-IR"/>
         </w:rPr>
       </w:pPr>
       <w:r>
@@ -243,7 +243,7 @@
           <w:sz w:val="40"/>
           <w:szCs w:val="40"/>
           <w:rtl/>
-          <w:lang w:val="en-US" w:bidi="fa-IR"/>
+          <w:lang w:bidi="fa-IR"/>
         </w:rPr>
         <w:t>اعضا گروه:</w:t>
       </w:r>
@@ -258,7 +258,7 @@
           <w:bCs/>
           <w:sz w:val="40"/>
           <w:szCs w:val="40"/>
-          <w:lang w:val="en-US" w:bidi="fa-IR"/>
+          <w:lang w:bidi="fa-IR"/>
         </w:rPr>
       </w:pPr>
       <w:r>
@@ -269,7 +269,7 @@
           <w:sz w:val="40"/>
           <w:szCs w:val="40"/>
           <w:rtl/>
-          <w:lang w:val="en-US" w:bidi="fa-IR"/>
+          <w:lang w:bidi="fa-IR"/>
         </w:rPr>
         <w:t>مریم برزو 403206627</w:t>
       </w:r>
@@ -284,7 +284,7 @@
           <w:bCs/>
           <w:sz w:val="40"/>
           <w:szCs w:val="40"/>
-          <w:lang w:val="en-US" w:bidi="fa-IR"/>
+          <w:lang w:bidi="fa-IR"/>
         </w:rPr>
       </w:pPr>
       <w:r>
@@ -295,7 +295,7 @@
           <w:sz w:val="40"/>
           <w:szCs w:val="40"/>
           <w:rtl/>
-          <w:lang w:val="en-US" w:bidi="fa-IR"/>
+          <w:lang w:bidi="fa-IR"/>
         </w:rPr>
         <w:t>یاسمین توکلی 402212452</w:t>
       </w:r>
@@ -310,7 +310,7 @@
           <w:bCs/>
           <w:sz w:val="40"/>
           <w:szCs w:val="40"/>
-          <w:lang w:val="en-US" w:bidi="fa-IR"/>
+          <w:lang w:bidi="fa-IR"/>
         </w:rPr>
       </w:pPr>
       <w:r>
@@ -321,7 +321,7 @@
           <w:sz w:val="40"/>
           <w:szCs w:val="40"/>
           <w:rtl/>
-          <w:lang w:val="en-US" w:bidi="fa-IR"/>
+          <w:lang w:bidi="fa-IR"/>
         </w:rPr>
         <w:t>الهه فرشادفر 403301872</w:t>
       </w:r>
@@ -335,7 +335,7 @@
           <w:bCs/>
           <w:sz w:val="24"/>
           <w:szCs w:val="24"/>
-          <w:lang w:val="en-US" w:bidi="fa-IR"/>
+          <w:lang w:bidi="fa-IR"/>
         </w:rPr>
       </w:pPr>
     </w:p>
@@ -348,7 +348,7 @@
           <w:bCs/>
           <w:sz w:val="24"/>
           <w:szCs w:val="24"/>
-          <w:lang w:val="en-US" w:bidi="fa-IR"/>
+          <w:lang w:bidi="fa-IR"/>
         </w:rPr>
       </w:pPr>
     </w:p>
@@ -370,7 +370,7 @@
           <w:sz w:val="32"/>
           <w:szCs w:val="32"/>
           <w:rtl/>
-          <w:lang w:val="en-US" w:bidi="fa-IR"/>
+          <w:lang w:bidi="fa-IR"/>
         </w:rPr>
         <w:lastRenderedPageBreak/>
         <w:t>مقدمه</w:t>
@@ -388,16 +388,8 @@
         <w:rPr>
           <w:rFonts w:cs="B Nazanin"/>
           <w:rtl/>
-          <w:lang w:val="en-US"/>
-        </w:rPr>
-        <w:t>این پروژه با هدف جمع‌آوری و ساختاردهی داده‌های مربوط به غذاهای محلی استان‌های ایلام، لرستان، کرمانشاه، همدان، مرکزی و خوزستان انجام شد</w:t>
-      </w:r>
-      <w:r>
-        <w:rPr>
-          <w:rFonts w:cs="B Nazanin"/>
-          <w:rtl/>
-        </w:rPr>
-        <w:t>.</w:t>
+        </w:rPr>
+        <w:t>این پروژه با هدف جمع‌آوری و ساختاردهی داده‌های مربوط به غذاهای محلی استان‌های ایلام، لرستان، کرمانشاه، همدان، مرکزی و خوزستان انجام شد.</w:t>
       </w:r>
     </w:p>
     <w:p>
@@ -412,16 +404,8 @@
         <w:rPr>
           <w:rFonts w:cs="B Nazanin"/>
           <w:rtl/>
-          <w:lang w:val="en-US"/>
-        </w:rPr>
-        <w:t>با توجه به اهمیت داده‌های بومی در توسعه مدل‌های پردازش زبان طبیعی، تلاش شد اطلاعاتی کامل، دقیق و قابل‌استفاده از غذاهای سنتی این مناطق گردآوری شود</w:t>
-      </w:r>
-      <w:r>
-        <w:rPr>
-          <w:rFonts w:cs="B Nazanin"/>
-          <w:rtl/>
-        </w:rPr>
-        <w:t>.</w:t>
+        </w:rPr>
+        <w:t>با توجه به اهمیت داده‌های بومی در توسعه مدل‌های پردازش زبان طبیعی، تلاش شد اطلاعاتی کامل، دقیق و قابل‌استفاده از غذاهای سنتی این مناطق گردآوری شود.</w:t>
       </w:r>
     </w:p>
     <w:p>
@@ -436,16 +420,8 @@
         <w:rPr>
           <w:rFonts w:cs="B Nazanin"/>
           <w:rtl/>
-          <w:lang w:val="en-US"/>
-        </w:rPr>
-        <w:t>فرآیند کار شامل استخراج داده از منابع معتبر، تمیزسازی، استانداردسازی اطلاعات و آماده‌سازی نهایی در قالب</w:t>
-      </w:r>
-      <w:r>
-        <w:rPr>
-          <w:rFonts w:cs="B Nazanin"/>
-          <w:rtl/>
-        </w:rPr>
-        <w:t xml:space="preserve"> </w:t>
+        </w:rPr>
+        <w:t xml:space="preserve">فرآیند کار شامل استخراج داده از منابع معتبر، تمیزسازی، استانداردسازی اطلاعات و آماده‌سازی نهایی در قالب </w:t>
       </w:r>
       <w:r>
         <w:rPr>
@@ -458,22 +434,7 @@
           <w:rFonts w:cs="B Nazanin"/>
           <w:rtl/>
         </w:rPr>
-        <w:t xml:space="preserve"> </w:t>
-      </w:r>
-      <w:r>
-        <w:rPr>
-          <w:rFonts w:cs="B Nazanin"/>
-          <w:rtl/>
-          <w:lang w:val="en-US"/>
-        </w:rPr>
-        <w:t>بود، به گونه‌ای که داده‌ها قابلیت استفاده مستقیم در پروژه‌های تحلیلی یا آموزشی را داشته باشند</w:t>
-      </w:r>
-      <w:r>
-        <w:rPr>
-          <w:rFonts w:cs="B Nazanin"/>
-          <w:rtl/>
-        </w:rPr>
-        <w:t>.</w:t>
+        <w:t xml:space="preserve"> بود، به گونه‌ای که داده‌ها قابلیت استفاده مستقیم در پروژه‌های تحلیلی یا آموزشی را داشته باشند.</w:t>
       </w:r>
     </w:p>
     <w:p>
@@ -503,7 +464,7 @@
           <w:sz w:val="32"/>
           <w:szCs w:val="32"/>
           <w:rtl/>
-          <w:lang w:val="en-US" w:bidi="fa-IR"/>
+          <w:lang w:bidi="fa-IR"/>
         </w:rPr>
         <w:t>روش گردآوری داده</w:t>
       </w:r>
@@ -513,7 +474,7 @@
           <w:sz w:val="32"/>
           <w:szCs w:val="32"/>
           <w:rtl/>
-          <w:lang w:val="en-US" w:bidi="fa-IR"/>
+          <w:lang w:bidi="fa-IR"/>
         </w:rPr>
         <w:softHyphen/>
         <w:t>ها</w:t>
@@ -737,7 +698,7 @@
           <w:sz w:val="32"/>
           <w:szCs w:val="32"/>
           <w:rtl/>
-          <w:lang w:val="en-US" w:bidi="fa-IR"/>
+          <w:lang w:bidi="fa-IR"/>
         </w:rPr>
         <w:t>پردازش داده</w:t>
       </w:r>
@@ -747,7 +708,7 @@
           <w:sz w:val="32"/>
           <w:szCs w:val="32"/>
           <w:rtl/>
-          <w:lang w:val="en-US" w:bidi="fa-IR"/>
+          <w:lang w:bidi="fa-IR"/>
         </w:rPr>
         <w:softHyphen/>
         <w:t>ها</w:t>
@@ -765,7 +726,7 @@
         <w:rPr>
           <w:rFonts w:cs="B Nazanin"/>
           <w:rtl/>
-          <w:lang w:val="en-US" w:bidi="fa-IR"/>
+          <w:lang w:bidi="fa-IR"/>
         </w:rPr>
         <w:t>در ابتدا لیست کاملی از غذاهای استان</w:t>
       </w:r>
@@ -773,7 +734,7 @@
         <w:rPr>
           <w:rFonts w:cs="B Nazanin"/>
           <w:rtl/>
-          <w:lang w:val="en-US" w:bidi="fa-IR"/>
+          <w:lang w:bidi="fa-IR"/>
         </w:rPr>
         <w:softHyphen/>
         <w:t xml:space="preserve">های گروه 4 بدست آوردیم که آن را در </w:t>
@@ -785,7 +746,7 @@
             <w:rFonts w:cs="B Nazanin"/>
             <w:color w:val="auto"/>
             <w:rtl/>
-            <w:lang w:val="en-US" w:bidi="fa-IR"/>
+            <w:lang w:bidi="fa-IR"/>
           </w:rPr>
           <w:t>لین</w:t>
         </w:r>
@@ -797,7 +758,7 @@
             <w:rFonts w:cs="B Nazanin"/>
             <w:color w:val="auto"/>
             <w:rtl/>
-            <w:lang w:val="en-US" w:bidi="fa-IR"/>
+            <w:lang w:bidi="fa-IR"/>
           </w:rPr>
           <w:t>ک</w:t>
         </w:r>
@@ -808,7 +769,7 @@
         <w:rPr>
           <w:rFonts w:cs="B Nazanin"/>
           <w:rtl/>
-          <w:lang w:val="en-US" w:bidi="fa-IR"/>
+          <w:lang w:bidi="fa-IR"/>
         </w:rPr>
         <w:t xml:space="preserve"> مشاهده می</w:t>
       </w:r>
@@ -816,7 +777,7 @@
         <w:rPr>
           <w:rFonts w:cs="B Nazanin"/>
           <w:rtl/>
-          <w:lang w:val="en-US" w:bidi="fa-IR"/>
+          <w:lang w:bidi="fa-IR"/>
         </w:rPr>
         <w:softHyphen/>
         <w:t>کنید. سپس لینک هر یک از این غذاها را در یکی از سایت</w:t>
@@ -825,18 +786,10 @@
         <w:rPr>
           <w:rFonts w:cs="B Nazanin"/>
           <w:rtl/>
-          <w:lang w:val="en-US" w:bidi="fa-IR"/>
+          <w:lang w:bidi="fa-IR"/>
         </w:rPr>
         <w:softHyphen/>
-        <w:t>های نام برده پیدا کردیم. در ادامه با توجه به ساختار صفحات و آنچه در ورکشاپ اول یادگرفتیم، اطلاعات را از صفحات وب استخراج کردیم. هدف اصلی این است که اطلاعات مربوط به دستورهای غذایی مانند مواد لازم، طرز تهیه، نوع غذا، زمان مناسب برای مصرف (مثلاً ناهار یا شام)، و مکان‌های مرتبط (شهر و استان) استخراج شود</w:t>
-      </w:r>
-      <w:r>
-        <w:rPr>
-          <w:rFonts w:cs="B Nazanin"/>
-          <w:rtl/>
-          <w:lang w:bidi="fa-IR"/>
-        </w:rPr>
-        <w:t>. در ادامه بخش</w:t>
+        <w:t>های نام برده پیدا کردیم. در ادامه با توجه به ساختار صفحات و آنچه در ورکشاپ اول یادگرفتیم، اطلاعات را از صفحات وب استخراج کردیم. هدف اصلی این است که اطلاعات مربوط به دستورهای غذایی مانند مواد لازم، طرز تهیه، نوع غذا، زمان مناسب برای مصرف (مثلاً ناهار یا شام)، و مکان‌های مرتبط (شهر و استان) استخراج شود. در ادامه بخش</w:t>
       </w:r>
       <w:r>
         <w:rPr>
@@ -873,7 +826,6 @@
         <w:rPr>
           <w:rFonts w:cs="B Nazanin"/>
           <w:rtl/>
-          <w:lang w:val="en-US"/>
         </w:rPr>
         <w:t>نصب پکیج‌های مورد نیاز</w:t>
       </w:r>
@@ -890,7 +842,7 @@
           <w:rFonts w:cs="B Nazanin"/>
           <w:noProof/>
           <w:rtl/>
-          <w:lang w:val="en-US" w:bidi="fa-IR"/>
+          <w:lang w:bidi="fa-IR"/>
         </w:rPr>
         <w:drawing>
           <wp:inline distT="0" distB="0" distL="0" distR="0" wp14:anchorId="40415EAD" wp14:editId="26D9DA1B">
@@ -944,7 +896,7 @@
           <w:rFonts w:cs="B Nazanin"/>
           <w:noProof/>
           <w:rtl/>
-          <w:lang w:val="en-US" w:bidi="fa-IR"/>
+          <w:lang w:bidi="fa-IR"/>
         </w:rPr>
         <w:drawing>
           <wp:inline distT="0" distB="0" distL="0" distR="0" wp14:anchorId="0E910DAF" wp14:editId="6DC6BE2D">
@@ -1002,7 +954,6 @@
         <w:rPr>
           <w:rFonts w:cs="B Nazanin"/>
           <w:rtl/>
-          <w:lang w:val="en-US"/>
         </w:rPr>
         <w:t>موقعیت جغرافیایی</w:t>
       </w:r>
@@ -1022,7 +973,6 @@
         <w:rPr>
           <w:rFonts w:cs="B Nazanin"/>
           <w:rtl/>
-          <w:lang w:val="en-US"/>
         </w:rPr>
         <w:t>در این بخش،</w:t>
       </w:r>
@@ -1045,7 +995,6 @@
         <w:rPr>
           <w:rFonts w:cs="B Nazanin"/>
           <w:rtl/>
-          <w:lang w:val="en-US"/>
         </w:rPr>
         <w:t>تعریف شده که مختصات جغرافیایی (عرض و طول جغرافیایی) شهر و استان</w:t>
       </w:r>
@@ -1053,7 +1002,6 @@
         <w:rPr>
           <w:rFonts w:cs="B Nazanin"/>
           <w:rtl/>
-          <w:lang w:val="en-US"/>
         </w:rPr>
         <w:softHyphen/>
       </w:r>
@@ -1061,7 +1009,6 @@
         <w:rPr>
           <w:rFonts w:cs="B Nazanin" w:hint="cs"/>
           <w:rtl/>
-          <w:lang w:val="en-US"/>
         </w:rPr>
         <w:t>های مربوطه</w:t>
       </w:r>
@@ -1069,7 +1016,6 @@
         <w:rPr>
           <w:rFonts w:cs="B Nazanin"/>
           <w:rtl/>
-          <w:lang w:val="en-US"/>
         </w:rPr>
         <w:t xml:space="preserve"> را ذخیره می‌کند</w:t>
       </w:r>
@@ -1077,7 +1023,6 @@
         <w:rPr>
           <w:rFonts w:cs="B Nazanin" w:hint="cs"/>
           <w:rtl/>
-          <w:lang w:val="en-US"/>
         </w:rPr>
         <w:t xml:space="preserve"> که </w:t>
       </w:r>
@@ -1085,7 +1030,6 @@
         <w:rPr>
           <w:rFonts w:cs="B Nazanin"/>
           <w:rtl/>
-          <w:lang w:val="en-US"/>
         </w:rPr>
         <w:t>برای استخراج مکان‌های مرتبط با دستورهای غذایی استفاده می‌شود</w:t>
       </w:r>
@@ -1136,7 +1080,6 @@
       <w:r>
         <w:rPr>
           <w:rFonts w:cs="B Nazanin"/>
-          <w:lang w:val="en-US"/>
         </w:rPr>
         <w:t xml:space="preserve"> </w:t>
       </w:r>
@@ -1180,14 +1123,13 @@
         <w:bidi/>
         <w:rPr>
           <w:rFonts w:cs="B Nazanin"/>
-          <w:lang w:val="en-US" w:bidi="fa-IR"/>
-        </w:rPr>
-      </w:pPr>
-      <w:r>
-        <w:rPr>
-          <w:rFonts w:cs="B Nazanin"/>
-          <w:rtl/>
-          <w:lang w:val="en-US"/>
+          <w:lang w:bidi="fa-IR"/>
+        </w:rPr>
+      </w:pPr>
+      <w:r>
+        <w:rPr>
+          <w:rFonts w:cs="B Nazanin"/>
+          <w:rtl/>
         </w:rPr>
         <w:t>تشخیص نوع غذا</w:t>
       </w:r>
@@ -1207,7 +1149,6 @@
         <w:rPr>
           <w:rFonts w:cs="B Nazanin"/>
           <w:rtl/>
-          <w:lang w:val="en-US"/>
         </w:rPr>
         <w:t xml:space="preserve">تابع </w:t>
       </w:r>
@@ -1230,7 +1171,6 @@
         <w:rPr>
           <w:rFonts w:cs="B Nazanin"/>
           <w:rtl/>
-          <w:lang w:val="en-US"/>
         </w:rPr>
         <w:t>وظیفه دارد تا نوع غذا (مثلاً غذای اصلی گوشتی، دسر، پیش‌غذا، و غیره) را بر اساس عنوان و مواد اولیه دستور غذا شناسایی کند</w:t>
       </w:r>
@@ -1345,7 +1285,6 @@
       <w:r>
         <w:rPr>
           <w:rFonts w:cs="B Nazanin"/>
-          <w:lang w:val="en-US"/>
         </w:rPr>
         <w:t xml:space="preserve"> </w:t>
       </w:r>
@@ -1451,14 +1390,13 @@
         <w:bidi/>
         <w:rPr>
           <w:rFonts w:cs="B Nazanin"/>
-          <w:lang w:val="en-US" w:bidi="fa-IR"/>
-        </w:rPr>
-      </w:pPr>
-      <w:r>
-        <w:rPr>
-          <w:rFonts w:cs="B Nazanin"/>
-          <w:rtl/>
-          <w:lang w:val="en-US"/>
+          <w:lang w:bidi="fa-IR"/>
+        </w:rPr>
+      </w:pPr>
+      <w:r>
+        <w:rPr>
+          <w:rFonts w:cs="B Nazanin"/>
+          <w:rtl/>
         </w:rPr>
         <w:t>مواد اولیه و دستور تهیه</w:t>
       </w:r>
@@ -1477,7 +1415,6 @@
         <w:rPr>
           <w:rFonts w:cs="B Nazanin"/>
           <w:rtl/>
-          <w:lang w:val="en-US"/>
         </w:rPr>
         <w:t xml:space="preserve">تابع </w:t>
       </w:r>
@@ -1500,7 +1437,6 @@
         <w:rPr>
           <w:rFonts w:cs="B Nazanin"/>
           <w:rtl/>
-          <w:lang w:val="en-US"/>
         </w:rPr>
         <w:t>برای تجزیه و تحلیل خطوط مواد اولیه طراحی شده است. این تابع به‌طور خاص برای شناسایی مواد اولیه و مقادیر آنها در دستورات پخت استفاده می‌شود. تابع با استفاده از عبارات منظم</w:t>
       </w:r>
@@ -1523,7 +1459,6 @@
         <w:rPr>
           <w:rFonts w:cs="B Nazanin"/>
           <w:rtl/>
-          <w:lang w:val="en-US"/>
         </w:rPr>
         <w:t xml:space="preserve">می‌تواند انواع مختلف واحدهای اندازه‌گیری (مثل قاشق چایخوری، گرم، لیتر، و غیره) را شناسایی کرده و مقادیر آن‌ها را استخراج کند. </w:t>
       </w:r>
@@ -1531,7 +1466,6 @@
         <w:rPr>
           <w:rFonts w:cs="B Nazanin" w:hint="cs"/>
           <w:rtl/>
-          <w:lang w:val="en-US"/>
         </w:rPr>
         <w:t>باید توجه کرد که در زبان فارسی افراد مختلف فرم نوشتار متفاوتی دارند از این رو باید فرم</w:t>
       </w:r>
@@ -1539,7 +1473,6 @@
         <w:rPr>
           <w:rFonts w:cs="B Nazanin"/>
           <w:rtl/>
-          <w:lang w:val="en-US"/>
         </w:rPr>
         <w:softHyphen/>
       </w:r>
@@ -1547,7 +1480,6 @@
         <w:rPr>
           <w:rFonts w:cs="B Nazanin" w:hint="cs"/>
           <w:rtl/>
-          <w:lang w:val="en-US"/>
         </w:rPr>
         <w:t>های نوشتاری مختلف را لحاظ کنیم. برای مثال: قاشق غذاخوری به صورت</w:t>
       </w:r>
@@ -1555,7 +1487,6 @@
         <w:rPr>
           <w:rFonts w:cs="B Nazanin"/>
           <w:rtl/>
-          <w:lang w:val="en-US"/>
         </w:rPr>
         <w:softHyphen/>
       </w:r>
@@ -1563,7 +1494,6 @@
         <w:rPr>
           <w:rFonts w:cs="B Nazanin" w:hint="cs"/>
           <w:rtl/>
-          <w:lang w:val="en-US"/>
         </w:rPr>
         <w:t>های "قاشق غذاخوری"، "قاشق غذا خوری"، "ق غذاخوری"، "ق غذا خوری" و "ق غ" نوشته می</w:t>
       </w:r>
@@ -1571,7 +1501,6 @@
         <w:rPr>
           <w:rFonts w:cs="B Nazanin"/>
           <w:rtl/>
-          <w:lang w:val="en-US"/>
         </w:rPr>
         <w:softHyphen/>
       </w:r>
@@ -1579,7 +1508,6 @@
         <w:rPr>
           <w:rFonts w:cs="B Nazanin" w:hint="cs"/>
           <w:rtl/>
-          <w:lang w:val="en-US"/>
         </w:rPr>
         <w:t xml:space="preserve">شوند. </w:t>
       </w:r>
@@ -1587,7 +1515,6 @@
         <w:rPr>
           <w:rFonts w:cs="B Nazanin" w:hint="cs"/>
           <w:rtl/>
-          <w:lang w:val="en-US"/>
         </w:rPr>
         <w:t>علاوه بر این ها عدم رعایت فاصله</w:t>
       </w:r>
@@ -1595,7 +1522,6 @@
         <w:rPr>
           <w:rFonts w:cs="B Nazanin"/>
           <w:rtl/>
-          <w:lang w:val="en-US"/>
         </w:rPr>
         <w:softHyphen/>
       </w:r>
@@ -1603,7 +1529,6 @@
         <w:rPr>
           <w:rFonts w:cs="B Nazanin" w:hint="cs"/>
           <w:rtl/>
-          <w:lang w:val="en-US"/>
         </w:rPr>
         <w:t>ها هنگام نوشتار میزان نیز یکی از مشکلات بود که در این تابع به آن پرداخته شده است. در نتیجه</w:t>
       </w:r>
@@ -1611,7 +1536,6 @@
         <w:rPr>
           <w:rFonts w:cs="B Nazanin"/>
           <w:rtl/>
-          <w:lang w:val="en-US"/>
         </w:rPr>
         <w:t xml:space="preserve"> این تابع قادر است مواد اولیه را از جمله در قالب‌های مختلف شناسایی کند، حتی زمانی که ممکن است نام مواد اولیه با اعداد یا سایر علائم خاص همراه باشد. به‌عنوان مثال</w:t>
       </w:r>
@@ -1634,7 +1558,6 @@
         <w:rPr>
           <w:rFonts w:cs="B Nazanin"/>
           <w:rtl/>
-          <w:lang w:val="en-US"/>
         </w:rPr>
         <w:t>شناسایی مقادیر کسری مانند "</w:t>
       </w:r>
@@ -1642,7 +1565,6 @@
         <w:rPr>
           <w:rFonts w:cs="B Nazanin" w:hint="cs"/>
           <w:rtl/>
-          <w:lang w:val="en-US"/>
         </w:rPr>
         <w:t>2/1</w:t>
       </w:r>
@@ -1650,7 +1572,6 @@
         <w:rPr>
           <w:rFonts w:cs="B Nazanin"/>
           <w:rtl/>
-          <w:lang w:val="en-US"/>
         </w:rPr>
         <w:t xml:space="preserve"> قاشق چایخوری</w:t>
       </w:r>
@@ -1673,7 +1594,6 @@
         <w:rPr>
           <w:rFonts w:cs="B Nazanin"/>
           <w:rtl/>
-          <w:lang w:val="en-US"/>
         </w:rPr>
         <w:t>شناسایی واحدهای اندازه‌گیری مختلف مانند "گرم"، "قاشق غذاخوری"، "لیتر" و غیره</w:t>
       </w:r>
@@ -1681,7 +1601,6 @@
         <w:rPr>
           <w:rFonts w:cs="B Nazanin" w:hint="cs"/>
           <w:rtl/>
-          <w:lang w:val="en-US"/>
         </w:rPr>
         <w:t xml:space="preserve"> و </w:t>
       </w:r>
@@ -1689,7 +1608,6 @@
         <w:rPr>
           <w:rFonts w:cs="B Nazanin"/>
           <w:rtl/>
-          <w:lang w:val="en-US"/>
         </w:rPr>
         <w:t>استخراج مواد اولیه حتی زمانی که متن شامل توضیحات اضافی باشد</w:t>
       </w:r>
@@ -1697,7 +1615,6 @@
         <w:rPr>
           <w:rFonts w:cs="B Nazanin" w:hint="cs"/>
           <w:rtl/>
-          <w:lang w:val="en-US"/>
         </w:rPr>
         <w:t>.</w:t>
       </w:r>
@@ -1998,7 +1915,7 @@
           <w:sz w:val="32"/>
           <w:szCs w:val="32"/>
           <w:rtl/>
-          <w:lang w:val="en-US" w:bidi="fa-IR"/>
+          <w:lang w:bidi="fa-IR"/>
         </w:rPr>
         <w:t>برچسب گذاری و کنترل کیفیت داده</w:t>
       </w:r>
@@ -2008,7 +1925,7 @@
           <w:sz w:val="32"/>
           <w:szCs w:val="32"/>
           <w:rtl/>
-          <w:lang w:val="en-US" w:bidi="fa-IR"/>
+          <w:lang w:bidi="fa-IR"/>
         </w:rPr>
         <w:softHyphen/>
         <w:t>ها</w:t>
@@ -2021,21 +1938,19 @@
         <w:rPr>
           <w:rFonts w:cs="B Nazanin"/>
           <w:rtl/>
-          <w:lang w:val="en-US" w:bidi="fa-IR"/>
-        </w:rPr>
-      </w:pPr>
-      <w:r>
-        <w:rPr>
-          <w:rFonts w:cs="B Nazanin" w:hint="cs"/>
-          <w:rtl/>
-          <w:lang w:val="en-US"/>
+          <w:lang w:bidi="fa-IR"/>
+        </w:rPr>
+      </w:pPr>
+      <w:r>
+        <w:rPr>
+          <w:rFonts w:cs="B Nazanin" w:hint="cs"/>
+          <w:rtl/>
         </w:rPr>
         <w:t xml:space="preserve">در نهایت خروجی های </w:t>
       </w:r>
       <w:r>
         <w:rPr>
           <w:rFonts w:cs="B Nazanin"/>
-          <w:lang w:val="en-US"/>
         </w:rPr>
         <w:t xml:space="preserve">JSON </w:t>
       </w:r>
@@ -2043,7 +1958,7 @@
         <w:rPr>
           <w:rFonts w:cs="B Nazanin" w:hint="cs"/>
           <w:rtl/>
-          <w:lang w:val="en-US" w:bidi="fa-IR"/>
+          <w:lang w:bidi="fa-IR"/>
         </w:rPr>
         <w:t xml:space="preserve"> در لیبل استودیو توسط کد زیر در دو مرحله لیبل گذاری شد:</w:t>
       </w:r>
@@ -2054,21 +1969,21 @@
         <w:bidi/>
         <w:rPr>
           <w:rFonts w:cs="B Nazanin"/>
-          <w:lang w:val="en-US" w:bidi="fa-IR"/>
-        </w:rPr>
-      </w:pPr>
-      <w:r>
-        <w:rPr>
-          <w:rFonts w:cs="B Nazanin"/>
-          <w:rtl/>
-          <w:lang w:val="en-US" w:bidi="fa-IR"/>
+          <w:lang w:bidi="fa-IR"/>
+        </w:rPr>
+      </w:pPr>
+      <w:r>
+        <w:rPr>
+          <w:rFonts w:cs="B Nazanin"/>
+          <w:rtl/>
+          <w:lang w:bidi="fa-IR"/>
         </w:rPr>
         <w:t>&lt;</w:t>
       </w:r>
       <w:r>
         <w:rPr>
           <w:rFonts w:cs="B Nazanin"/>
-          <w:lang w:val="en-US" w:bidi="fa-IR"/>
+          <w:lang w:bidi="fa-IR"/>
         </w:rPr>
         <w:t>View</w:t>
       </w:r>
@@ -2076,7 +1991,7 @@
         <w:rPr>
           <w:rFonts w:cs="B Nazanin"/>
           <w:rtl/>
-          <w:lang w:val="en-US" w:bidi="fa-IR"/>
+          <w:lang w:bidi="fa-IR"/>
         </w:rPr>
         <w:t>&gt;</w:t>
       </w:r>
@@ -2087,21 +2002,21 @@
         <w:bidi/>
         <w:rPr>
           <w:rFonts w:cs="B Nazanin"/>
-          <w:lang w:val="en-US" w:bidi="fa-IR"/>
-        </w:rPr>
-      </w:pPr>
-      <w:r>
-        <w:rPr>
-          <w:rFonts w:cs="B Nazanin"/>
-          <w:rtl/>
-          <w:lang w:val="en-US" w:bidi="fa-IR"/>
+          <w:lang w:bidi="fa-IR"/>
+        </w:rPr>
+      </w:pPr>
+      <w:r>
+        <w:rPr>
+          <w:rFonts w:cs="B Nazanin"/>
+          <w:rtl/>
+          <w:lang w:bidi="fa-IR"/>
         </w:rPr>
         <w:t xml:space="preserve"> &lt;</w:t>
       </w:r>
       <w:r>
         <w:rPr>
           <w:rFonts w:cs="B Nazanin"/>
-          <w:lang w:val="en-US" w:bidi="fa-IR"/>
+          <w:lang w:bidi="fa-IR"/>
         </w:rPr>
         <w:t>Text name="source" value="$name</w:t>
       </w:r>
@@ -2109,7 +2024,7 @@
         <w:rPr>
           <w:rFonts w:cs="B Nazanin"/>
           <w:rtl/>
-          <w:lang w:val="en-US" w:bidi="fa-IR"/>
+          <w:lang w:bidi="fa-IR"/>
         </w:rPr>
         <w:t>" /&gt;</w:t>
       </w:r>
@@ -2120,21 +2035,21 @@
         <w:bidi/>
         <w:rPr>
           <w:rFonts w:cs="B Nazanin"/>
-          <w:lang w:val="en-US" w:bidi="fa-IR"/>
-        </w:rPr>
-      </w:pPr>
-      <w:r>
-        <w:rPr>
-          <w:rFonts w:cs="B Nazanin"/>
-          <w:rtl/>
-          <w:lang w:val="en-US" w:bidi="fa-IR"/>
+          <w:lang w:bidi="fa-IR"/>
+        </w:rPr>
+      </w:pPr>
+      <w:r>
+        <w:rPr>
+          <w:rFonts w:cs="B Nazanin"/>
+          <w:rtl/>
+          <w:lang w:bidi="fa-IR"/>
         </w:rPr>
         <w:t xml:space="preserve"> &lt;</w:t>
       </w:r>
       <w:r>
         <w:rPr>
           <w:rFonts w:cs="B Nazanin"/>
-          <w:lang w:val="en-US" w:bidi="fa-IR"/>
+          <w:lang w:bidi="fa-IR"/>
         </w:rPr>
         <w:t xml:space="preserve">Choices name="answer" </w:t>
       </w:r>
@@ -2142,7 +2057,7 @@
       <w:r>
         <w:rPr>
           <w:rFonts w:cs="B Nazanin"/>
-          <w:lang w:val="en-US" w:bidi="fa-IR"/>
+          <w:lang w:bidi="fa-IR"/>
         </w:rPr>
         <w:t>toName</w:t>
       </w:r>
@@ -2150,7 +2065,7 @@
       <w:r>
         <w:rPr>
           <w:rFonts w:cs="B Nazanin"/>
-          <w:lang w:val="en-US" w:bidi="fa-IR"/>
+          <w:lang w:bidi="fa-IR"/>
         </w:rPr>
         <w:t>="source" choice="single" required="true</w:t>
       </w:r>
@@ -2158,7 +2073,7 @@
         <w:rPr>
           <w:rFonts w:cs="B Nazanin"/>
           <w:rtl/>
-          <w:lang w:val="en-US" w:bidi="fa-IR"/>
+          <w:lang w:bidi="fa-IR"/>
         </w:rPr>
         <w:t>"&gt;</w:t>
       </w:r>
@@ -2169,21 +2084,21 @@
         <w:bidi/>
         <w:rPr>
           <w:rFonts w:cs="B Nazanin"/>
-          <w:lang w:val="en-US" w:bidi="fa-IR"/>
-        </w:rPr>
-      </w:pPr>
-      <w:r>
-        <w:rPr>
-          <w:rFonts w:cs="B Nazanin"/>
-          <w:rtl/>
-          <w:lang w:val="en-US" w:bidi="fa-IR"/>
+          <w:lang w:bidi="fa-IR"/>
+        </w:rPr>
+      </w:pPr>
+      <w:r>
+        <w:rPr>
+          <w:rFonts w:cs="B Nazanin"/>
+          <w:rtl/>
+          <w:lang w:bidi="fa-IR"/>
         </w:rPr>
         <w:t xml:space="preserve">    &lt;</w:t>
       </w:r>
       <w:r>
         <w:rPr>
           <w:rFonts w:cs="B Nazanin"/>
-          <w:lang w:val="en-US" w:bidi="fa-IR"/>
+          <w:lang w:bidi="fa-IR"/>
         </w:rPr>
         <w:t>Choice value="0"&gt;Bad&lt;/Choice</w:t>
       </w:r>
@@ -2191,7 +2106,7 @@
         <w:rPr>
           <w:rFonts w:cs="B Nazanin"/>
           <w:rtl/>
-          <w:lang w:val="en-US" w:bidi="fa-IR"/>
+          <w:lang w:bidi="fa-IR"/>
         </w:rPr>
         <w:t>&gt;</w:t>
       </w:r>
@@ -2202,21 +2117,21 @@
         <w:bidi/>
         <w:rPr>
           <w:rFonts w:cs="B Nazanin"/>
-          <w:lang w:val="en-US" w:bidi="fa-IR"/>
-        </w:rPr>
-      </w:pPr>
-      <w:r>
-        <w:rPr>
-          <w:rFonts w:cs="B Nazanin"/>
-          <w:rtl/>
-          <w:lang w:val="en-US" w:bidi="fa-IR"/>
+          <w:lang w:bidi="fa-IR"/>
+        </w:rPr>
+      </w:pPr>
+      <w:r>
+        <w:rPr>
+          <w:rFonts w:cs="B Nazanin"/>
+          <w:rtl/>
+          <w:lang w:bidi="fa-IR"/>
         </w:rPr>
         <w:t xml:space="preserve">    &lt;</w:t>
       </w:r>
       <w:r>
         <w:rPr>
           <w:rFonts w:cs="B Nazanin"/>
-          <w:lang w:val="en-US" w:bidi="fa-IR"/>
+          <w:lang w:bidi="fa-IR"/>
         </w:rPr>
         <w:t>Choice value="1"&gt;Good&lt;/Choice</w:t>
       </w:r>
@@ -2224,7 +2139,7 @@
         <w:rPr>
           <w:rFonts w:cs="B Nazanin"/>
           <w:rtl/>
-          <w:lang w:val="en-US" w:bidi="fa-IR"/>
+          <w:lang w:bidi="fa-IR"/>
         </w:rPr>
         <w:t>&gt;</w:t>
       </w:r>
@@ -2235,21 +2150,21 @@
         <w:bidi/>
         <w:rPr>
           <w:rFonts w:cs="B Nazanin"/>
-          <w:lang w:val="en-US" w:bidi="fa-IR"/>
-        </w:rPr>
-      </w:pPr>
-      <w:r>
-        <w:rPr>
-          <w:rFonts w:cs="B Nazanin"/>
-          <w:rtl/>
-          <w:lang w:val="en-US" w:bidi="fa-IR"/>
+          <w:lang w:bidi="fa-IR"/>
+        </w:rPr>
+      </w:pPr>
+      <w:r>
+        <w:rPr>
+          <w:rFonts w:cs="B Nazanin"/>
+          <w:rtl/>
+          <w:lang w:bidi="fa-IR"/>
         </w:rPr>
         <w:t xml:space="preserve">  &lt;/</w:t>
       </w:r>
       <w:r>
         <w:rPr>
           <w:rFonts w:cs="B Nazanin"/>
-          <w:lang w:val="en-US" w:bidi="fa-IR"/>
+          <w:lang w:bidi="fa-IR"/>
         </w:rPr>
         <w:t>Choices</w:t>
       </w:r>
@@ -2257,7 +2172,7 @@
         <w:rPr>
           <w:rFonts w:cs="B Nazanin"/>
           <w:rtl/>
-          <w:lang w:val="en-US" w:bidi="fa-IR"/>
+          <w:lang w:bidi="fa-IR"/>
         </w:rPr>
         <w:t>&gt;</w:t>
       </w:r>
@@ -2269,21 +2184,21 @@
         <w:rPr>
           <w:rFonts w:cs="B Nazanin"/>
           <w:rtl/>
-          <w:lang w:val="en-US" w:bidi="fa-IR"/>
-        </w:rPr>
-      </w:pPr>
-      <w:r>
-        <w:rPr>
-          <w:rFonts w:cs="B Nazanin"/>
-          <w:rtl/>
-          <w:lang w:val="en-US" w:bidi="fa-IR"/>
+          <w:lang w:bidi="fa-IR"/>
+        </w:rPr>
+      </w:pPr>
+      <w:r>
+        <w:rPr>
+          <w:rFonts w:cs="B Nazanin"/>
+          <w:rtl/>
+          <w:lang w:bidi="fa-IR"/>
         </w:rPr>
         <w:t>&lt;/</w:t>
       </w:r>
       <w:r>
         <w:rPr>
           <w:rFonts w:cs="B Nazanin"/>
-          <w:lang w:val="en-US" w:bidi="fa-IR"/>
+          <w:lang w:bidi="fa-IR"/>
         </w:rPr>
         <w:t>View</w:t>
       </w:r>
@@ -2291,7 +2206,7 @@
         <w:rPr>
           <w:rFonts w:cs="B Nazanin"/>
           <w:rtl/>
-          <w:lang w:val="en-US" w:bidi="fa-IR"/>
+          <w:lang w:bidi="fa-IR"/>
         </w:rPr>
         <w:t>&gt;</w:t>
       </w:r>
@@ -2303,14 +2218,13 @@
         <w:rPr>
           <w:rFonts w:cs="B Nazanin"/>
           <w:rtl/>
-          <w:lang w:val="en-US" w:bidi="fa-IR"/>
-        </w:rPr>
-      </w:pPr>
-      <w:r>
-        <w:rPr>
-          <w:rFonts w:cs="B Nazanin"/>
-          <w:rtl/>
-          <w:lang w:val="en-US"/>
+          <w:lang w:bidi="fa-IR"/>
+        </w:rPr>
+      </w:pPr>
+      <w:r>
+        <w:rPr>
+          <w:rFonts w:cs="B Nazanin"/>
+          <w:rtl/>
         </w:rPr>
         <w:t>در این پروژه، خروجی‌های برچسب‌گذاری در قالب</w:t>
       </w:r>
@@ -2325,7 +2239,6 @@
         <w:rPr>
           <w:rFonts w:cs="B Nazanin"/>
           <w:rtl/>
-          <w:lang w:val="en-US"/>
         </w:rPr>
         <w:t>ذخیره شده‌اند تا به راحتی در مراحل بعدی پردازش داده‌ها استفاده شوند</w:t>
       </w:r>
@@ -2347,7 +2260,7 @@
       <w:r>
         <w:rPr>
           <w:rFonts w:cs="B Nazanin"/>
-          <w:lang w:val="en-US" w:bidi="fa-IR"/>
+          <w:lang w:bidi="fa-IR"/>
         </w:rPr>
         <w:t>good</w:t>
       </w:r>
@@ -2355,14 +2268,14 @@
         <w:rPr>
           <w:rFonts w:cs="B Nazanin" w:hint="cs"/>
           <w:rtl/>
-          <w:lang w:val="en-US" w:bidi="fa-IR"/>
+          <w:lang w:bidi="fa-IR"/>
         </w:rPr>
         <w:t xml:space="preserve"> و </w:t>
       </w:r>
       <w:r>
         <w:rPr>
           <w:rFonts w:cs="B Nazanin"/>
-          <w:lang w:val="en-US" w:bidi="fa-IR"/>
+          <w:lang w:bidi="fa-IR"/>
         </w:rPr>
         <w:t>bad</w:t>
       </w:r>
@@ -2370,7 +2283,7 @@
         <w:rPr>
           <w:rFonts w:cs="B Nazanin" w:hint="cs"/>
           <w:rtl/>
-          <w:lang w:val="en-US" w:bidi="fa-IR"/>
+          <w:lang w:bidi="fa-IR"/>
         </w:rPr>
         <w:t xml:space="preserve"> می</w:t>
       </w:r>
@@ -2378,7 +2291,7 @@
         <w:rPr>
           <w:rFonts w:cs="B Nazanin"/>
           <w:rtl/>
-          <w:lang w:val="en-US" w:bidi="fa-IR"/>
+          <w:lang w:bidi="fa-IR"/>
         </w:rPr>
         <w:softHyphen/>
       </w:r>
@@ -2386,14 +2299,14 @@
         <w:rPr>
           <w:rFonts w:cs="B Nazanin" w:hint="cs"/>
           <w:rtl/>
-          <w:lang w:val="en-US" w:bidi="fa-IR"/>
+          <w:lang w:bidi="fa-IR"/>
         </w:rPr>
         <w:t xml:space="preserve">شوند. در صورت </w:t>
       </w:r>
       <w:r>
         <w:rPr>
           <w:rFonts w:cs="B Nazanin"/>
-          <w:lang w:val="en-US" w:bidi="fa-IR"/>
+          <w:lang w:bidi="fa-IR"/>
         </w:rPr>
         <w:t>null</w:t>
       </w:r>
@@ -2401,14 +2314,14 @@
         <w:rPr>
           <w:rFonts w:cs="B Nazanin" w:hint="cs"/>
           <w:rtl/>
-          <w:lang w:val="en-US" w:bidi="fa-IR"/>
+          <w:lang w:bidi="fa-IR"/>
         </w:rPr>
         <w:t xml:space="preserve"> بودن و یا وجود ایرادات در اطلاعات ذخیره شده، تگ </w:t>
       </w:r>
       <w:r>
         <w:rPr>
           <w:rFonts w:cs="B Nazanin"/>
-          <w:lang w:val="en-US" w:bidi="fa-IR"/>
+          <w:lang w:bidi="fa-IR"/>
         </w:rPr>
         <w:t>bad</w:t>
       </w:r>
@@ -2416,14 +2329,14 @@
         <w:rPr>
           <w:rFonts w:cs="B Nazanin" w:hint="cs"/>
           <w:rtl/>
-          <w:lang w:val="en-US" w:bidi="fa-IR"/>
+          <w:lang w:bidi="fa-IR"/>
         </w:rPr>
         <w:t xml:space="preserve"> و در غیر این صورت از تگ </w:t>
       </w:r>
       <w:r>
         <w:rPr>
           <w:rFonts w:cs="B Nazanin"/>
-          <w:lang w:val="en-US" w:bidi="fa-IR"/>
+          <w:lang w:bidi="fa-IR"/>
         </w:rPr>
         <w:t>good</w:t>
       </w:r>
@@ -2431,14 +2344,14 @@
         <w:rPr>
           <w:rFonts w:cs="B Nazanin" w:hint="cs"/>
           <w:rtl/>
-          <w:lang w:val="en-US" w:bidi="fa-IR"/>
+          <w:lang w:bidi="fa-IR"/>
         </w:rPr>
         <w:t xml:space="preserve"> استفاده کردیم. این کار توسط دو نفر انجام شد. در ادامه کار داده هایی که تگ </w:t>
       </w:r>
       <w:r>
         <w:rPr>
           <w:rFonts w:cs="B Nazanin"/>
-          <w:lang w:val="en-US" w:bidi="fa-IR"/>
+          <w:lang w:bidi="fa-IR"/>
         </w:rPr>
         <w:t>bad</w:t>
       </w:r>
@@ -2446,7 +2359,7 @@
         <w:rPr>
           <w:rFonts w:cs="B Nazanin" w:hint="cs"/>
           <w:rtl/>
-          <w:lang w:val="en-US" w:bidi="fa-IR"/>
+          <w:lang w:bidi="fa-IR"/>
         </w:rPr>
         <w:t xml:space="preserve"> گرفته بودند اصلاح شدند</w:t>
       </w:r>
@@ -2454,14 +2367,14 @@
         <w:rPr>
           <w:rFonts w:cs="B Nazanin" w:hint="cs"/>
           <w:rtl/>
-          <w:lang w:val="en-US" w:bidi="fa-IR"/>
+          <w:lang w:bidi="fa-IR"/>
         </w:rPr>
         <w:t xml:space="preserve"> و سپس تگ آنها به </w:t>
       </w:r>
       <w:r>
         <w:rPr>
           <w:rFonts w:cs="B Nazanin"/>
-          <w:lang w:val="en-US" w:bidi="fa-IR"/>
+          <w:lang w:bidi="fa-IR"/>
         </w:rPr>
         <w:t>good</w:t>
       </w:r>
@@ -2469,7 +2382,7 @@
         <w:rPr>
           <w:rFonts w:cs="B Nazanin" w:hint="cs"/>
           <w:rtl/>
-          <w:lang w:val="en-US" w:bidi="fa-IR"/>
+          <w:lang w:bidi="fa-IR"/>
         </w:rPr>
         <w:t xml:space="preserve"> تغییر وضعیت داده شد.</w:t>
       </w:r>
@@ -2492,7 +2405,7 @@
           <w:sz w:val="32"/>
           <w:szCs w:val="32"/>
           <w:rtl/>
-          <w:lang w:val="en-US" w:bidi="fa-IR"/>
+          <w:lang w:bidi="fa-IR"/>
         </w:rPr>
         <w:t>چالش</w:t>
       </w:r>
@@ -2502,7 +2415,7 @@
           <w:sz w:val="32"/>
           <w:szCs w:val="32"/>
           <w:rtl/>
-          <w:lang w:val="en-US" w:bidi="fa-IR"/>
+          <w:lang w:bidi="fa-IR"/>
         </w:rPr>
         <w:softHyphen/>
         <w:t>ها و مشکلات</w:t>
@@ -5028,7 +4941,7 @@
           <w:sz w:val="32"/>
           <w:szCs w:val="32"/>
           <w:rtl/>
-          <w:lang w:val="en-US" w:bidi="fa-IR"/>
+          <w:lang w:bidi="fa-IR"/>
         </w:rPr>
         <w:t>نتایج نهایی</w:t>
       </w:r>
@@ -5209,7 +5122,6 @@
       <w:r>
         <w:rPr>
           <w:rFonts w:cs="B Nazanin"/>
-          <w:lang w:val="en-US"/>
         </w:rPr>
         <w:t>good</w:t>
       </w:r>
@@ -5217,7 +5129,7 @@
         <w:rPr>
           <w:rFonts w:cs="B Nazanin" w:hint="cs"/>
           <w:rtl/>
-          <w:lang w:val="en-US" w:bidi="fa-IR"/>
+          <w:lang w:bidi="fa-IR"/>
         </w:rPr>
         <w:t>:</w:t>
       </w:r>
@@ -5289,14 +5201,14 @@
         <w:rPr>
           <w:rFonts w:cs="B Nazanin" w:hint="cs"/>
           <w:rtl/>
-          <w:lang w:val="en-US" w:bidi="fa-IR"/>
+          <w:lang w:bidi="fa-IR"/>
         </w:rPr>
         <w:t xml:space="preserve">نمونه با تگ </w:t>
       </w:r>
       <w:r>
         <w:rPr>
           <w:rFonts w:cs="B Nazanin"/>
-          <w:lang w:val="en-US" w:bidi="fa-IR"/>
+          <w:lang w:bidi="fa-IR"/>
         </w:rPr>
         <w:t>bad</w:t>
       </w:r>
@@ -5304,7 +5216,7 @@
         <w:rPr>
           <w:rFonts w:cs="B Nazanin" w:hint="cs"/>
           <w:rtl/>
-          <w:lang w:val="en-US" w:bidi="fa-IR"/>
+          <w:lang w:bidi="fa-IR"/>
         </w:rPr>
         <w:t>:</w:t>
       </w:r>
@@ -5377,7 +5289,7 @@
         <w:rPr>
           <w:rFonts w:cs="B Nazanin"/>
           <w:rtl/>
-          <w:lang w:val="en-US" w:bidi="fa-IR"/>
+          <w:lang w:bidi="fa-IR"/>
         </w:rPr>
       </w:pPr>
       <w:r>
@@ -5404,7 +5316,6 @@
       <w:r>
         <w:rPr>
           <w:rFonts w:cs="B Nazanin"/>
-          <w:lang w:val="en-US"/>
         </w:rPr>
         <w:t>bad</w:t>
       </w:r>
@@ -5412,7 +5323,7 @@
         <w:rPr>
           <w:rFonts w:cs="B Nazanin" w:hint="cs"/>
           <w:rtl/>
-          <w:lang w:val="en-US" w:bidi="fa-IR"/>
+          <w:lang w:bidi="fa-IR"/>
         </w:rPr>
         <w:t>:</w:t>
       </w:r>
@@ -5427,14 +5338,14 @@
         <w:bidi/>
         <w:rPr>
           <w:rFonts w:cs="B Nazanin"/>
-          <w:lang w:val="en-US" w:bidi="fa-IR"/>
-        </w:rPr>
-      </w:pPr>
-      <w:r>
-        <w:rPr>
-          <w:rFonts w:cs="B Nazanin" w:hint="cs"/>
-          <w:rtl/>
-          <w:lang w:val="en-US" w:bidi="fa-IR"/>
+          <w:lang w:bidi="fa-IR"/>
+        </w:rPr>
+      </w:pPr>
+      <w:r>
+        <w:rPr>
+          <w:rFonts w:cs="B Nazanin" w:hint="cs"/>
+          <w:rtl/>
+          <w:lang w:bidi="fa-IR"/>
         </w:rPr>
         <w:t>قبل اصلاح:</w:t>
       </w:r>
@@ -5444,7 +5355,7 @@
         <w:bidi/>
         <w:rPr>
           <w:rFonts w:cs="B Nazanin"/>
-          <w:lang w:val="en-US" w:bidi="fa-IR"/>
+          <w:lang w:bidi="fa-IR"/>
         </w:rPr>
       </w:pPr>
       <w:r>
@@ -5452,7 +5363,7 @@
           <w:rFonts w:cs="B Nazanin"/>
           <w:noProof/>
           <w:rtl/>
-          <w:lang w:val="en-US" w:bidi="fa-IR"/>
+          <w:lang w:bidi="fa-IR"/>
         </w:rPr>
         <w:drawing>
           <wp:inline distT="0" distB="0" distL="0" distR="0" wp14:anchorId="075E4FC7" wp14:editId="1ECA4F7E">
@@ -5501,14 +5412,14 @@
         <w:bidi/>
         <w:rPr>
           <w:rFonts w:cs="B Nazanin"/>
-          <w:lang w:val="en-US" w:bidi="fa-IR"/>
-        </w:rPr>
-      </w:pPr>
-      <w:r>
-        <w:rPr>
-          <w:rFonts w:cs="B Nazanin" w:hint="cs"/>
-          <w:rtl/>
-          <w:lang w:val="en-US" w:bidi="fa-IR"/>
+          <w:lang w:bidi="fa-IR"/>
+        </w:rPr>
+      </w:pPr>
+      <w:r>
+        <w:rPr>
+          <w:rFonts w:cs="B Nazanin" w:hint="cs"/>
+          <w:rtl/>
+          <w:lang w:bidi="fa-IR"/>
         </w:rPr>
         <w:t>بعد اصلاح:</w:t>
       </w:r>
@@ -5519,7 +5430,7 @@
         <w:rPr>
           <w:rFonts w:cs="B Nazanin"/>
           <w:rtl/>
-          <w:lang w:val="en-US" w:bidi="fa-IR"/>
+          <w:lang w:bidi="fa-IR"/>
         </w:rPr>
       </w:pPr>
       <w:r>
@@ -5527,7 +5438,7 @@
           <w:rFonts w:cs="B Nazanin"/>
           <w:noProof/>
           <w:rtl/>
-          <w:lang w:val="en-US" w:bidi="fa-IR"/>
+          <w:lang w:bidi="fa-IR"/>
         </w:rPr>
         <w:drawing>
           <wp:inline distT="0" distB="0" distL="0" distR="0" wp14:anchorId="1EB9F7CF" wp14:editId="25FED196">
@@ -5573,14 +5484,14 @@
         <w:rPr>
           <w:rFonts w:cs="B Nazanin"/>
           <w:rtl/>
-          <w:lang w:val="en-US" w:bidi="fa-IR"/>
-        </w:rPr>
-      </w:pPr>
-      <w:r>
-        <w:rPr>
-          <w:rFonts w:cs="B Nazanin" w:hint="cs"/>
-          <w:rtl/>
-          <w:lang w:val="en-US" w:bidi="fa-IR"/>
+          <w:lang w:bidi="fa-IR"/>
+        </w:rPr>
+      </w:pPr>
+      <w:r>
+        <w:rPr>
+          <w:rFonts w:cs="B Nazanin" w:hint="cs"/>
+          <w:rtl/>
+          <w:lang w:bidi="fa-IR"/>
         </w:rPr>
         <w:t xml:space="preserve">بخش چهارم </w:t>
       </w:r>
@@ -5588,7 +5499,7 @@
         <w:rPr>
           <w:rFonts w:ascii="Arial" w:hAnsi="Arial" w:hint="cs"/>
           <w:rtl/>
-          <w:lang w:val="en-US" w:bidi="fa-IR"/>
+          <w:lang w:bidi="fa-IR"/>
         </w:rPr>
         <w:t>–</w:t>
       </w:r>
@@ -5596,7 +5507,7 @@
         <w:rPr>
           <w:rFonts w:cs="B Nazanin" w:hint="cs"/>
           <w:rtl/>
-          <w:lang w:val="en-US" w:bidi="fa-IR"/>
+          <w:lang w:bidi="fa-IR"/>
         </w:rPr>
         <w:t xml:space="preserve"> گزارش آماری:</w:t>
       </w:r>
@@ -5614,7 +5525,6 @@
         <w:rPr>
           <w:rFonts w:cs="B Nazanin"/>
           <w:rtl/>
-          <w:lang w:val="en-US"/>
         </w:rPr>
         <w:t>در ادامه فاز اول پروژه</w:t>
       </w:r>
@@ -5622,7 +5532,6 @@
         <w:rPr>
           <w:rFonts w:cs="B Nazanin" w:hint="cs"/>
           <w:rtl/>
-          <w:lang w:val="en-US"/>
         </w:rPr>
         <w:t xml:space="preserve">، </w:t>
       </w:r>
@@ -5630,7 +5539,6 @@
         <w:rPr>
           <w:rFonts w:cs="B Nazanin"/>
           <w:rtl/>
-          <w:lang w:val="en-US"/>
         </w:rPr>
         <w:t>با استفاده از ابزارهای آماری و پردازش زبان طبیعی فارسی، به تحلیل محتوای متنی دستورات غذایی پرداختیم. هدف این مرحله شناسایی ویژگی‌های آماری، الگوهای زبانی رایج و ساخت مصورسازی‌هایی بود که به فهم بهتر داده‌های متنی کمک کنند</w:t>
       </w:r>
@@ -5655,14 +5563,12 @@
         <w:rPr>
           <w:rFonts w:cs="B Nazanin"/>
           <w:rtl/>
-          <w:lang w:val="en-US"/>
-        </w:rPr>
-      </w:pPr>
-      <w:r>
-        <w:rPr>
-          <w:rFonts w:cs="B Nazanin"/>
-          <w:rtl/>
-          <w:lang w:val="en-US"/>
+        </w:rPr>
+      </w:pPr>
+      <w:r>
+        <w:rPr>
+          <w:rFonts w:cs="B Nazanin"/>
+          <w:rtl/>
         </w:rPr>
         <w:t>مراحل انجام کار</w:t>
       </w:r>
@@ -5670,7 +5576,6 @@
         <w:rPr>
           <w:rFonts w:cs="B Nazanin" w:hint="cs"/>
           <w:rtl/>
-          <w:lang w:val="en-US"/>
         </w:rPr>
         <w:t>:</w:t>
       </w:r>
@@ -5691,7 +5596,7 @@
         <w:rPr>
           <w:rFonts w:cs="B Nazanin" w:hint="cs"/>
           <w:rtl/>
-          <w:lang w:val="en-US" w:bidi="fa-IR"/>
+          <w:lang w:bidi="fa-IR"/>
         </w:rPr>
         <w:t>ن</w:t>
       </w:r>
@@ -5699,7 +5604,6 @@
         <w:rPr>
           <w:rFonts w:cs="B Nazanin"/>
           <w:rtl/>
-          <w:lang w:val="en-US"/>
         </w:rPr>
         <w:t>صب ابزارهای موردنیاز</w:t>
       </w:r>
@@ -5710,21 +5614,18 @@
         <w:ind w:left="720"/>
         <w:rPr>
           <w:rFonts w:cs="B Nazanin"/>
-          <w:lang w:val="en-US"/>
-        </w:rPr>
-      </w:pPr>
-      <w:r>
-        <w:rPr>
-          <w:rFonts w:cs="B Nazanin"/>
-          <w:rtl/>
-          <w:lang w:val="en-US"/>
+        </w:rPr>
+      </w:pPr>
+      <w:r>
+        <w:rPr>
+          <w:rFonts w:cs="B Nazanin"/>
+          <w:rtl/>
         </w:rPr>
         <w:t xml:space="preserve">برای شروع فرآیند تحلیل متون، ابتدا ابزارهای تخصصی برای پردازش زبان طبیعی فارسی نصب شدند. در این پروژه از کتابخانه‌های معروف و قدرتمند </w:t>
       </w:r>
       <w:r>
         <w:rPr>
           <w:rFonts w:cs="B Nazanin"/>
-          <w:lang w:val="en-US"/>
         </w:rPr>
         <w:t xml:space="preserve"> </w:t>
       </w:r>
@@ -5740,14 +5641,12 @@
         <w:rPr>
           <w:rFonts w:cs="B Nazanin"/>
           <w:rtl/>
-          <w:lang w:val="en-US"/>
         </w:rPr>
         <w:t xml:space="preserve">و </w:t>
       </w:r>
       <w:r>
         <w:rPr>
           <w:rFonts w:cs="B Nazanin"/>
-          <w:lang w:val="en-US"/>
         </w:rPr>
         <w:t xml:space="preserve"> </w:t>
       </w:r>
@@ -5769,7 +5668,6 @@
         <w:rPr>
           <w:rFonts w:cs="B Nazanin"/>
           <w:rtl/>
-          <w:lang w:val="en-US"/>
         </w:rPr>
         <w:t>استفاده شد</w:t>
       </w:r>
@@ -5777,7 +5675,6 @@
         <w:rPr>
           <w:rFonts w:cs="B Nazanin" w:hint="cs"/>
           <w:rtl/>
-          <w:lang w:val="en-US"/>
         </w:rPr>
         <w:t>.</w:t>
       </w:r>
@@ -5804,7 +5701,6 @@
         <w:rPr>
           <w:rFonts w:cs="B Nazanin"/>
           <w:rtl/>
-          <w:lang w:val="en-US"/>
         </w:rPr>
         <w:t>برای کارهای پایه‌ی پردازش زبان فارسی و</w:t>
       </w:r>
@@ -5818,7 +5714,6 @@
         <w:rPr>
           <w:rFonts w:cs="B Nazanin"/>
           <w:rtl/>
-          <w:lang w:val="en-US"/>
         </w:rPr>
         <w:t>برای تحلیل‌های پیشرفته‌تر، مانند</w:t>
       </w:r>
@@ -5832,7 +5727,6 @@
         <w:rPr>
           <w:rFonts w:cs="B Nazanin"/>
           <w:rtl/>
-          <w:lang w:val="en-US"/>
         </w:rPr>
         <w:t>یا</w:t>
       </w:r>
@@ -5859,7 +5753,6 @@
         <w:rPr>
           <w:rFonts w:cs="B Nazanin"/>
           <w:rtl/>
-          <w:lang w:val="en-US"/>
         </w:rPr>
         <w:t xml:space="preserve">، کاربرد دارد. نصب این ابزارها با استفاده از دستور </w:t>
       </w:r>
@@ -5880,7 +5773,6 @@
         <w:rPr>
           <w:rFonts w:cs="B Nazanin"/>
           <w:rtl/>
-          <w:lang w:val="en-US"/>
         </w:rPr>
         <w:t>در محیط</w:t>
       </w:r>
@@ -5894,7 +5786,6 @@
         <w:rPr>
           <w:rFonts w:cs="B Nazanin"/>
           <w:rtl/>
-          <w:lang w:val="en-US"/>
         </w:rPr>
         <w:t>انجام شد</w:t>
       </w:r>
@@ -5913,14 +5804,13 @@
         <w:rPr>
           <w:rFonts w:cs="B Nazanin"/>
           <w:rtl/>
-          <w:lang w:val="en-US"/>
-        </w:rPr>
-      </w:pPr>
-      <w:r>
-        <w:rPr>
-          <w:rFonts w:cs="B Nazanin"/>
-          <w:rtl/>
-          <w:lang w:val="en-US"/>
+        </w:rPr>
+      </w:pPr>
+      <w:r>
+        <w:rPr>
+          <w:rFonts w:cs="B Nazanin"/>
+          <w:noProof/>
+          <w:rtl/>
         </w:rPr>
         <w:drawing>
           <wp:inline distT="0" distB="0" distL="0" distR="0" wp14:anchorId="3827FA18" wp14:editId="70B24215">
@@ -6016,7 +5906,6 @@
       <w:r>
         <w:rPr>
           <w:rFonts w:cs="B Nazanin"/>
-          <w:lang w:val="en-US"/>
         </w:rPr>
         <w:t>tokenize</w:t>
       </w:r>
@@ -6024,7 +5913,7 @@
         <w:rPr>
           <w:rFonts w:cs="B Nazanin" w:hint="cs"/>
           <w:rtl/>
-          <w:lang w:val="en-US" w:bidi="fa-IR"/>
+          <w:lang w:bidi="fa-IR"/>
         </w:rPr>
         <w:t xml:space="preserve"> کردن</w:t>
       </w:r>
@@ -6083,7 +5972,7 @@
           <w:sz w:val="20"/>
           <w:szCs w:val="20"/>
           <w:rtl/>
-          <w:lang w:val="en-US" w:bidi="fa-IR"/>
+          <w:lang w:bidi="fa-IR"/>
         </w:rPr>
       </w:pPr>
       <w:r>
@@ -6093,69 +5982,59 @@
           <w:szCs w:val="20"/>
           <w:rtl/>
         </w:rPr>
-        <w:t xml:space="preserve">نمونه قبل از اعمال </w:t>
-      </w:r>
-      <w:r>
-        <w:rPr>
-          <w:rFonts w:cs="B Nazanin" w:hint="cs"/>
+        <w:t>نمونه قبل از اعمال نرمال‌سازی</w:t>
+      </w:r>
+      <w:r>
+        <w:rPr>
+          <w:rFonts w:cs="B Nazanin"/>
           <w:sz w:val="20"/>
           <w:szCs w:val="20"/>
           <w:rtl/>
         </w:rPr>
-        <w:t>نرمال‌سازی</w:t>
-      </w:r>
-      <w:r>
-        <w:rPr>
-          <w:rFonts w:cs="B Nazanin"/>
+        <w:t xml:space="preserve"> </w:t>
+      </w:r>
+      <w:r>
+        <w:rPr>
+          <w:rFonts w:cs="B Nazanin" w:hint="cs"/>
           <w:sz w:val="20"/>
           <w:szCs w:val="20"/>
           <w:rtl/>
         </w:rPr>
-        <w:t xml:space="preserve"> </w:t>
-      </w:r>
-      <w:r>
-        <w:rPr>
-          <w:rFonts w:cs="B Nazanin" w:hint="cs"/>
+        <w:t>،</w:t>
+      </w:r>
+      <w:r>
+        <w:rPr>
+          <w:rFonts w:cs="B Nazanin"/>
           <w:sz w:val="20"/>
           <w:szCs w:val="20"/>
           <w:rtl/>
         </w:rPr>
-        <w:t>،</w:t>
-      </w:r>
-      <w:r>
-        <w:rPr>
-          <w:rFonts w:cs="B Nazanin"/>
+        <w:t xml:space="preserve"> </w:t>
+      </w:r>
+      <w:r>
+        <w:rPr>
+          <w:rFonts w:cs="B Nazanin" w:hint="cs"/>
           <w:sz w:val="20"/>
           <w:szCs w:val="20"/>
           <w:rtl/>
         </w:rPr>
-        <w:t xml:space="preserve"> </w:t>
-      </w:r>
-      <w:r>
-        <w:rPr>
-          <w:rFonts w:cs="B Nazanin" w:hint="cs"/>
+        <w:t xml:space="preserve">پیش‌پردازش و </w:t>
+      </w:r>
+      <w:r>
+        <w:rPr>
+          <w:rFonts w:cs="B Nazanin"/>
           <w:sz w:val="20"/>
           <w:szCs w:val="20"/>
-          <w:rtl/>
-        </w:rPr>
-        <w:t xml:space="preserve">پیش‌پردازش و </w:t>
-      </w:r>
-      <w:r>
-        <w:rPr>
-          <w:rFonts w:cs="B Nazanin"/>
+        </w:rPr>
+        <w:t>tokenize</w:t>
+      </w:r>
+      <w:r>
+        <w:rPr>
+          <w:rFonts w:cs="B Nazanin" w:hint="cs"/>
           <w:sz w:val="20"/>
           <w:szCs w:val="20"/>
-          <w:lang w:val="en-US"/>
-        </w:rPr>
-        <w:t>tokenize</w:t>
-      </w:r>
-      <w:r>
-        <w:rPr>
-          <w:rFonts w:cs="B Nazanin" w:hint="cs"/>
-          <w:sz w:val="20"/>
-          <w:szCs w:val="20"/>
-          <w:rtl/>
-          <w:lang w:val="en-US" w:bidi="fa-IR"/>
+          <w:rtl/>
+          <w:lang w:bidi="fa-IR"/>
         </w:rPr>
         <w:t xml:space="preserve"> کردن</w:t>
       </w:r>
@@ -6172,6 +6051,7 @@
       <w:r>
         <w:rPr>
           <w:rFonts w:cs="B Nazanin"/>
+          <w:noProof/>
           <w:rtl/>
         </w:rPr>
         <w:drawing>
@@ -6236,7 +6116,7 @@
           <w:sz w:val="20"/>
           <w:szCs w:val="20"/>
           <w:rtl/>
-          <w:lang w:val="en-US" w:bidi="fa-IR"/>
+          <w:lang w:bidi="fa-IR"/>
         </w:rPr>
       </w:pPr>
       <w:r>
@@ -6246,16 +6126,16 @@
           <w:szCs w:val="20"/>
           <w:rtl/>
         </w:rPr>
-        <w:t xml:space="preserve">نمونه </w:t>
-      </w:r>
-      <w:r>
-        <w:rPr>
-          <w:rFonts w:cs="B Nazanin" w:hint="cs"/>
+        <w:t>نمونه بعد از اعمال نرمال‌سازی</w:t>
+      </w:r>
+      <w:r>
+        <w:rPr>
+          <w:rFonts w:cs="B Nazanin"/>
           <w:sz w:val="20"/>
           <w:szCs w:val="20"/>
           <w:rtl/>
         </w:rPr>
-        <w:t>بعد</w:t>
+        <w:t xml:space="preserve"> </w:t>
       </w:r>
       <w:r>
         <w:rPr>
@@ -6264,7 +6144,7 @@
           <w:szCs w:val="20"/>
           <w:rtl/>
         </w:rPr>
-        <w:t xml:space="preserve"> از اعمال نرمال‌سازی</w:t>
+        <w:t>،</w:t>
       </w:r>
       <w:r>
         <w:rPr>
@@ -6282,16 +6162,15 @@
           <w:szCs w:val="20"/>
           <w:rtl/>
         </w:rPr>
-        <w:t>،</w:t>
+        <w:t xml:space="preserve">پیش‌پردازش و </w:t>
       </w:r>
       <w:r>
         <w:rPr>
           <w:rFonts w:cs="B Nazanin"/>
           <w:sz w:val="20"/>
           <w:szCs w:val="20"/>
-          <w:rtl/>
-        </w:rPr>
-        <w:t xml:space="preserve"> </w:t>
+        </w:rPr>
+        <w:t>tokenize</w:t>
       </w:r>
       <w:r>
         <w:rPr>
@@ -6299,49 +6178,32 @@
           <w:sz w:val="20"/>
           <w:szCs w:val="20"/>
           <w:rtl/>
-        </w:rPr>
-        <w:t xml:space="preserve">پیش‌پردازش و </w:t>
-      </w:r>
-      <w:r>
+          <w:lang w:bidi="fa-IR"/>
+        </w:rPr>
+        <w:t xml:space="preserve"> کردن</w:t>
+      </w:r>
+    </w:p>
+    <w:p>
+      <w:pPr>
+        <w:pStyle w:val="ListParagraph"/>
+        <w:bidi/>
+        <w:ind w:left="1080"/>
+        <w:jc w:val="center"/>
         <w:rPr>
           <w:rFonts w:cs="B Nazanin"/>
           <w:sz w:val="20"/>
           <w:szCs w:val="20"/>
-          <w:lang w:val="en-US"/>
-        </w:rPr>
-        <w:t>tokenize</w:t>
-      </w:r>
-      <w:r>
-        <w:rPr>
-          <w:rFonts w:cs="B Nazanin" w:hint="cs"/>
+          <w:lang w:bidi="fa-IR"/>
+        </w:rPr>
+      </w:pPr>
+      <w:r>
+        <w:rPr>
+          <w:rFonts w:cs="B Nazanin"/>
+          <w:noProof/>
           <w:sz w:val="20"/>
           <w:szCs w:val="20"/>
           <w:rtl/>
-          <w:lang w:val="en-US" w:bidi="fa-IR"/>
-        </w:rPr>
-        <w:t xml:space="preserve"> کردن</w:t>
-      </w:r>
-    </w:p>
-    <w:p>
-      <w:pPr>
-        <w:pStyle w:val="ListParagraph"/>
-        <w:bidi/>
-        <w:ind w:left="1080"/>
-        <w:jc w:val="center"/>
-        <w:rPr>
-          <w:rFonts w:cs="B Nazanin"/>
-          <w:sz w:val="20"/>
-          <w:szCs w:val="20"/>
-          <w:lang w:val="en-US" w:bidi="fa-IR"/>
-        </w:rPr>
-      </w:pPr>
-      <w:r>
-        <w:rPr>
-          <w:rFonts w:cs="B Nazanin"/>
-          <w:sz w:val="20"/>
-          <w:szCs w:val="20"/>
-          <w:rtl/>
-          <w:lang w:val="en-US" w:bidi="fa-IR"/>
+          <w:lang w:bidi="fa-IR"/>
         </w:rPr>
         <w:drawing>
           <wp:inline distT="0" distB="0" distL="0" distR="0" wp14:anchorId="1D42DC6C" wp14:editId="30805296">
@@ -6387,11 +6249,11 @@
         <w:ind w:left="1080"/>
         <w:jc w:val="center"/>
         <w:rPr>
-          <w:rFonts w:cs="B Nazanin" w:hint="cs"/>
+          <w:rFonts w:cs="B Nazanin"/>
           <w:sz w:val="20"/>
           <w:szCs w:val="20"/>
           <w:rtl/>
-          <w:lang w:val="en-US" w:bidi="fa-IR"/>
+          <w:lang w:bidi="fa-IR"/>
         </w:rPr>
       </w:pPr>
     </w:p>
@@ -6425,7 +6287,63 @@
           <w:rFonts w:cs="B Nazanin"/>
           <w:rtl/>
         </w:rPr>
-        <w:t>برای تحلیل بهتر متون دستور پخت، ابتدا آمار اولیه‌ای از مجموعه داده‌ها استخراج شد که شامل تعداد رکوردها (تعداد دستورهای پخت)، تعداد کل کلمات در مجموعه، و میانگین طول رشته‌های متنی بود. این آمار به درک بهتر حجم داده و آماده‌سازی آن برای پردازش‌های بعدی کمک می‌کند</w:t>
+        <w:t>برای تحلیل بهتر متون دستور پخت، ابتدا آمار اولیه‌ای از مجموعه داده‌ها استخراج شد که شامل تعداد رکوردها (تعداد دستورهای پخت)</w:t>
+      </w:r>
+      <w:r>
+        <w:rPr>
+          <w:rFonts w:cs="B Nazanin" w:hint="cs"/>
+          <w:rtl/>
+        </w:rPr>
+        <w:t xml:space="preserve"> و جزئیات رکوردهای مربوط به هر استان (</w:t>
+      </w:r>
+      <w:r>
+        <w:rPr>
+          <w:rFonts w:cs="B Nazanin" w:hint="cs"/>
+          <w:rtl/>
+        </w:rPr>
+        <w:t>اعم</w:t>
+      </w:r>
+      <w:r>
+        <w:rPr>
+          <w:rFonts w:cs="B Nazanin"/>
+          <w:rtl/>
+        </w:rPr>
+        <w:t xml:space="preserve"> </w:t>
+      </w:r>
+      <w:r>
+        <w:rPr>
+          <w:rFonts w:cs="B Nazanin" w:hint="cs"/>
+          <w:rtl/>
+        </w:rPr>
+        <w:t>از</w:t>
+      </w:r>
+      <w:r>
+        <w:rPr>
+          <w:rFonts w:cs="B Nazanin"/>
+          <w:rtl/>
+        </w:rPr>
+        <w:t xml:space="preserve"> </w:t>
+      </w:r>
+      <w:r>
+        <w:rPr>
+          <w:rFonts w:cs="B Nazanin" w:hint="cs"/>
+          <w:rtl/>
+        </w:rPr>
+        <w:t>تعداد انواع وعده‌های غذایی مربوط به هر استان و موقعیت</w:t>
+      </w:r>
+      <w:r>
+        <w:rPr>
+          <w:rFonts w:cs="B Nazanin" w:hint="cs"/>
+          <w:rtl/>
+        </w:rPr>
+        <w:t xml:space="preserve"> مربوط به هر غذا)</w:t>
+      </w:r>
+      <w:r>
+        <w:rPr>
+          <w:rFonts w:cs="B Nazanin"/>
+          <w:rtl/>
+        </w:rPr>
+        <w:t>، تعداد کل کلمات در مجموعه، و میانگین طول رشته‌های متنی بود. این آمار به درک بهتر حجم داده و آماده‌سازی آن برای پردازش‌های بعدی کمک می‌کند</w:t>
       </w:r>
       <w:r>
         <w:rPr>
@@ -6441,35 +6359,222 @@
         <w:ind w:left="1080"/>
         <w:rPr>
           <w:rFonts w:cs="B Nazanin"/>
-        </w:rPr>
-      </w:pPr>
-      <w:r>
-        <w:rPr>
+          <w:rtl/>
+        </w:rPr>
+      </w:pPr>
+      <w:r>
+        <w:rPr>
+          <w:rFonts w:cs="B Nazanin"/>
+          <w:rtl/>
+        </w:rPr>
+        <w:t>خلاصه‌ی نتایج آماری و نموداری</w:t>
+      </w:r>
+      <w:r>
+        <w:rPr>
+          <w:rFonts w:cs="B Nazanin"/>
+        </w:rPr>
+        <w:t>:</w:t>
+      </w:r>
+    </w:p>
+    <w:p>
+      <w:pPr>
+        <w:pStyle w:val="ListParagraph"/>
+        <w:bidi/>
+        <w:ind w:left="1080"/>
+        <w:rPr>
+          <w:rFonts w:cs="B Nazanin"/>
+          <w:rtl/>
+        </w:rPr>
+      </w:pPr>
+    </w:p>
+    <w:p>
+      <w:pPr>
+        <w:pStyle w:val="ListParagraph"/>
+        <w:numPr>
+          <w:ilvl w:val="0"/>
+          <w:numId w:val="11"/>
+        </w:numPr>
+        <w:bidi/>
+        <w:rPr>
+          <w:rFonts w:cs="B Nazanin"/>
+        </w:rPr>
+      </w:pPr>
+      <w:r>
+        <w:rPr>
+          <w:rFonts w:cs="B Nazanin" w:hint="cs"/>
+          <w:rtl/>
+        </w:rPr>
+        <w:t>جزئیات</w:t>
+      </w:r>
+      <w:r>
+        <w:rPr>
+          <w:rFonts w:cs="B Nazanin"/>
+          <w:rtl/>
+        </w:rPr>
+        <w:t xml:space="preserve"> </w:t>
+      </w:r>
+      <w:r>
+        <w:rPr>
+          <w:rFonts w:cs="B Nazanin" w:hint="cs"/>
+          <w:rtl/>
+        </w:rPr>
+        <w:t>رکوردهای</w:t>
+      </w:r>
+      <w:r>
+        <w:rPr>
+          <w:rFonts w:cs="B Nazanin"/>
+          <w:rtl/>
+        </w:rPr>
+        <w:t xml:space="preserve"> </w:t>
+      </w:r>
+      <w:r>
+        <w:rPr>
+          <w:rFonts w:cs="B Nazanin" w:hint="cs"/>
+          <w:rtl/>
+        </w:rPr>
+        <w:t>مربوط</w:t>
+      </w:r>
+      <w:r>
+        <w:rPr>
+          <w:rFonts w:cs="B Nazanin"/>
+          <w:rtl/>
+        </w:rPr>
+        <w:t xml:space="preserve"> </w:t>
+      </w:r>
+      <w:r>
+        <w:rPr>
+          <w:rFonts w:cs="B Nazanin" w:hint="cs"/>
+          <w:rtl/>
+        </w:rPr>
+        <w:t>به</w:t>
+      </w:r>
+      <w:r>
+        <w:rPr>
+          <w:rFonts w:cs="B Nazanin"/>
+          <w:rtl/>
+        </w:rPr>
+        <w:t xml:space="preserve"> </w:t>
+      </w:r>
+      <w:r>
+        <w:rPr>
+          <w:rFonts w:cs="B Nazanin" w:hint="cs"/>
+          <w:rtl/>
+        </w:rPr>
+        <w:t>هر</w:t>
+      </w:r>
+      <w:r>
+        <w:rPr>
+          <w:rFonts w:cs="B Nazanin"/>
+          <w:rtl/>
+        </w:rPr>
+        <w:t xml:space="preserve"> </w:t>
+      </w:r>
+      <w:r>
+        <w:rPr>
+          <w:rFonts w:cs="B Nazanin" w:hint="cs"/>
+          <w:rtl/>
+        </w:rPr>
+        <w:t>استان</w:t>
+      </w:r>
+      <w:r>
+        <w:rPr>
+          <w:rFonts w:cs="B Nazanin"/>
+          <w:rtl/>
+        </w:rPr>
+        <w:t xml:space="preserve"> (</w:t>
+      </w:r>
+      <w:r>
+        <w:rPr>
+          <w:rFonts w:cs="B Nazanin" w:hint="cs"/>
+          <w:rtl/>
+        </w:rPr>
+        <w:t>اعم</w:t>
+      </w:r>
+      <w:r>
+        <w:rPr>
+          <w:rFonts w:cs="B Nazanin"/>
+          <w:rtl/>
+        </w:rPr>
+        <w:t xml:space="preserve"> </w:t>
+      </w:r>
+      <w:r>
+        <w:rPr>
+          <w:rFonts w:cs="B Nazanin" w:hint="cs"/>
+          <w:rtl/>
+        </w:rPr>
+        <w:t>از</w:t>
+      </w:r>
+      <w:r>
+        <w:rPr>
+          <w:rFonts w:cs="B Nazanin"/>
+          <w:rtl/>
+        </w:rPr>
+        <w:t xml:space="preserve"> </w:t>
+      </w:r>
+      <w:r>
+        <w:rPr>
+          <w:rFonts w:cs="B Nazanin" w:hint="cs"/>
+          <w:rtl/>
+        </w:rPr>
+        <w:t>تعداد انواع وعده‌های غذایی مربوط به هر استان و موقعیت مربوط به هر غذا</w:t>
+      </w:r>
+      <w:r>
+        <w:rPr>
+          <w:rFonts w:cs="B Nazanin"/>
+          <w:rtl/>
+        </w:rPr>
+        <w:t>)</w:t>
+      </w:r>
+    </w:p>
+    <w:p>
+      <w:pPr>
+        <w:pStyle w:val="ListParagraph"/>
+        <w:bidi/>
+        <w:ind w:left="1800"/>
+        <w:rPr>
+          <w:rFonts w:cs="B Nazanin"/>
+        </w:rPr>
+      </w:pPr>
+    </w:p>
+    <w:p>
+      <w:pPr>
+        <w:pStyle w:val="ListParagraph"/>
+        <w:bidi/>
+        <w:ind w:left="1800"/>
+        <w:rPr>
+          <w:rFonts w:cs="B Nazanin"/>
+          <w:rtl/>
+        </w:rPr>
+      </w:pPr>
+      <w:r>
+        <w:rPr>
+          <w:rFonts w:cs="B Nazanin" w:hint="cs"/>
+          <w:rtl/>
+        </w:rPr>
+        <w:t>استان همدان:</w:t>
+      </w:r>
+    </w:p>
+    <w:p>
+      <w:pPr>
+        <w:pStyle w:val="ListParagraph"/>
+        <w:bidi/>
+        <w:ind w:left="1080"/>
+        <w:jc w:val="center"/>
+        <w:rPr>
+          <w:rFonts w:cs="B Nazanin"/>
+        </w:rPr>
+      </w:pPr>
+      <w:r>
+        <w:rPr>
+          <w:rFonts w:cs="B Nazanin"/>
           <w:noProof/>
           <w:rtl/>
-          <w:lang w:val="en-US" w:bidi="fa-IR"/>
         </w:rPr>
         <w:drawing>
-          <wp:anchor distT="0" distB="0" distL="114300" distR="114300" simplePos="0" relativeHeight="251658240" behindDoc="1" locked="0" layoutInCell="1" allowOverlap="1" wp14:anchorId="4775E3D3" wp14:editId="53DC9ACB">
-            <wp:simplePos x="0" y="0"/>
-            <wp:positionH relativeFrom="column">
-              <wp:posOffset>-218758</wp:posOffset>
-            </wp:positionH>
-            <wp:positionV relativeFrom="paragraph">
-              <wp:posOffset>217805</wp:posOffset>
-            </wp:positionV>
-            <wp:extent cx="1714500" cy="2972355"/>
-            <wp:effectExtent l="0" t="0" r="0" b="0"/>
-            <wp:wrapTight wrapText="bothSides">
-              <wp:wrapPolygon edited="0">
-                <wp:start x="0" y="0"/>
-                <wp:lineTo x="0" y="21462"/>
-                <wp:lineTo x="21360" y="21462"/>
-                <wp:lineTo x="21360" y="0"/>
-                <wp:lineTo x="0" y="0"/>
-              </wp:wrapPolygon>
-            </wp:wrapTight>
-            <wp:docPr id="2110970302" name="Picture 1"/>
+          <wp:inline distT="0" distB="0" distL="0" distR="0" wp14:anchorId="36749AED" wp14:editId="1A65EF3E">
+            <wp:extent cx="1663135" cy="4320540"/>
+            <wp:effectExtent l="0" t="0" r="0" b="3810"/>
+            <wp:docPr id="1023146309" name="Picture 1"/>
             <wp:cNvGraphicFramePr>
               <a:graphicFrameLocks xmlns:a="http://schemas.openxmlformats.org/drawingml/2006/main" noChangeAspect="1"/>
             </wp:cNvGraphicFramePr>
@@ -6477,8 +6582,10 @@
               <a:graphicData uri="http://schemas.openxmlformats.org/drawingml/2006/picture">
                 <pic:pic xmlns:pic="http://schemas.openxmlformats.org/drawingml/2006/picture">
                   <pic:nvPicPr>
-                    <pic:cNvPr id="2110970302" name=""/>
-                    <pic:cNvPicPr/>
+                    <pic:cNvPr id="0" name="Picture 1"/>
+                    <pic:cNvPicPr>
+                      <a:picLocks noChangeAspect="1" noChangeArrowheads="1"/>
+                    </pic:cNvPicPr>
                   </pic:nvPicPr>
                   <pic:blipFill>
                     <a:blip r:embed="rId24">
@@ -6488,6 +6595,1186 @@
                         </a:ext>
                       </a:extLst>
                     </a:blip>
+                    <a:srcRect/>
+                    <a:stretch>
+                      <a:fillRect/>
+                    </a:stretch>
+                  </pic:blipFill>
+                  <pic:spPr bwMode="auto">
+                    <a:xfrm>
+                      <a:off x="0" y="0"/>
+                      <a:ext cx="1666411" cy="4329051"/>
+                    </a:xfrm>
+                    <a:prstGeom prst="rect">
+                      <a:avLst/>
+                    </a:prstGeom>
+                    <a:noFill/>
+                    <a:ln>
+                      <a:noFill/>
+                    </a:ln>
+                  </pic:spPr>
+                </pic:pic>
+              </a:graphicData>
+            </a:graphic>
+          </wp:inline>
+        </w:drawing>
+      </w:r>
+    </w:p>
+    <w:p>
+      <w:pPr>
+        <w:bidi/>
+        <w:rPr>
+          <w:rFonts w:cs="B Nazanin"/>
+          <w:rtl/>
+          <w:lang w:bidi="fa-IR"/>
+        </w:rPr>
+      </w:pPr>
+    </w:p>
+    <w:p>
+      <w:pPr>
+        <w:bidi/>
+        <w:ind w:left="360" w:firstLine="720"/>
+        <w:rPr>
+          <w:rFonts w:cs="B Nazanin"/>
+          <w:rtl/>
+          <w:lang w:bidi="fa-IR"/>
+        </w:rPr>
+      </w:pPr>
+      <w:r>
+        <w:rPr>
+          <w:rFonts w:cs="B Nazanin" w:hint="cs"/>
+          <w:rtl/>
+          <w:lang w:bidi="fa-IR"/>
+        </w:rPr>
+        <w:t xml:space="preserve">             </w:t>
+      </w:r>
+    </w:p>
+    <w:p>
+      <w:pPr>
+        <w:bidi/>
+        <w:ind w:left="360" w:firstLine="720"/>
+        <w:rPr>
+          <w:rFonts w:cs="B Nazanin"/>
+          <w:rtl/>
+          <w:lang w:bidi="fa-IR"/>
+        </w:rPr>
+      </w:pPr>
+    </w:p>
+    <w:p>
+      <w:pPr>
+        <w:bidi/>
+        <w:ind w:left="360" w:firstLine="720"/>
+        <w:rPr>
+          <w:rFonts w:cs="B Nazanin"/>
+          <w:rtl/>
+          <w:lang w:bidi="fa-IR"/>
+        </w:rPr>
+      </w:pPr>
+    </w:p>
+    <w:p>
+      <w:pPr>
+        <w:bidi/>
+        <w:ind w:left="360" w:firstLine="720"/>
+        <w:rPr>
+          <w:rFonts w:cs="B Nazanin"/>
+          <w:rtl/>
+          <w:lang w:bidi="fa-IR"/>
+        </w:rPr>
+      </w:pPr>
+    </w:p>
+    <w:p>
+      <w:pPr>
+        <w:bidi/>
+        <w:rPr>
+          <w:rFonts w:cs="B Nazanin"/>
+          <w:rtl/>
+          <w:lang w:bidi="fa-IR"/>
+        </w:rPr>
+      </w:pPr>
+    </w:p>
+    <w:p>
+      <w:pPr>
+        <w:bidi/>
+        <w:ind w:left="360" w:firstLine="720"/>
+        <w:rPr>
+          <w:rFonts w:cs="B Nazanin"/>
+          <w:rtl/>
+          <w:lang w:bidi="fa-IR"/>
+        </w:rPr>
+      </w:pPr>
+      <w:r>
+        <w:rPr>
+          <w:rFonts w:cs="B Nazanin" w:hint="cs"/>
+          <w:rtl/>
+          <w:lang w:bidi="fa-IR"/>
+        </w:rPr>
+        <w:t xml:space="preserve">                استان </w:t>
+      </w:r>
+      <w:r>
+        <w:rPr>
+          <w:rFonts w:cs="B Nazanin" w:hint="cs"/>
+          <w:rtl/>
+          <w:lang w:bidi="fa-IR"/>
+        </w:rPr>
+        <w:t>ایلام:</w:t>
+      </w:r>
+    </w:p>
+    <w:p>
+      <w:pPr>
+        <w:bidi/>
+        <w:jc w:val="center"/>
+        <w:rPr>
+          <w:rFonts w:cs="B Nazanin"/>
+          <w:rtl/>
+          <w:lang w:bidi="fa-IR"/>
+        </w:rPr>
+      </w:pPr>
+      <w:r>
+        <w:rPr>
+          <w:rFonts w:cs="B Nazanin"/>
+          <w:noProof/>
+          <w:rtl/>
+          <w:lang w:bidi="fa-IR"/>
+        </w:rPr>
+        <w:drawing>
+          <wp:inline distT="0" distB="0" distL="0" distR="0" wp14:anchorId="00302825" wp14:editId="631E4642">
+            <wp:extent cx="1530168" cy="3930618"/>
+            <wp:effectExtent l="0" t="0" r="0" b="0"/>
+            <wp:docPr id="1710451714" name="Picture 2"/>
+            <wp:cNvGraphicFramePr>
+              <a:graphicFrameLocks xmlns:a="http://schemas.openxmlformats.org/drawingml/2006/main" noChangeAspect="1"/>
+            </wp:cNvGraphicFramePr>
+            <a:graphic xmlns:a="http://schemas.openxmlformats.org/drawingml/2006/main">
+              <a:graphicData uri="http://schemas.openxmlformats.org/drawingml/2006/picture">
+                <pic:pic xmlns:pic="http://schemas.openxmlformats.org/drawingml/2006/picture">
+                  <pic:nvPicPr>
+                    <pic:cNvPr id="0" name="Picture 2"/>
+                    <pic:cNvPicPr>
+                      <a:picLocks noChangeAspect="1" noChangeArrowheads="1"/>
+                    </pic:cNvPicPr>
+                  </pic:nvPicPr>
+                  <pic:blipFill>
+                    <a:blip r:embed="rId25" cstate="print">
+                      <a:extLst>
+                        <a:ext uri="{28A0092B-C50C-407E-A947-70E740481C1C}">
+                          <a14:useLocalDpi xmlns:a14="http://schemas.microsoft.com/office/drawing/2010/main" val="0"/>
+                        </a:ext>
+                      </a:extLst>
+                    </a:blip>
+                    <a:srcRect/>
+                    <a:stretch>
+                      <a:fillRect/>
+                    </a:stretch>
+                  </pic:blipFill>
+                  <pic:spPr bwMode="auto">
+                    <a:xfrm>
+                      <a:off x="0" y="0"/>
+                      <a:ext cx="1543759" cy="3965530"/>
+                    </a:xfrm>
+                    <a:prstGeom prst="rect">
+                      <a:avLst/>
+                    </a:prstGeom>
+                    <a:noFill/>
+                    <a:ln>
+                      <a:noFill/>
+                    </a:ln>
+                  </pic:spPr>
+                </pic:pic>
+              </a:graphicData>
+            </a:graphic>
+          </wp:inline>
+        </w:drawing>
+      </w:r>
+    </w:p>
+    <w:p>
+      <w:pPr>
+        <w:bidi/>
+        <w:rPr>
+          <w:rFonts w:cs="B Nazanin"/>
+          <w:rtl/>
+          <w:lang w:bidi="fa-IR"/>
+        </w:rPr>
+      </w:pPr>
+    </w:p>
+    <w:p>
+      <w:pPr>
+        <w:bidi/>
+        <w:rPr>
+          <w:rFonts w:cs="B Nazanin"/>
+          <w:rtl/>
+          <w:lang w:bidi="fa-IR"/>
+        </w:rPr>
+      </w:pPr>
+      <w:r>
+        <w:rPr>
+          <w:rFonts w:cs="B Nazanin" w:hint="cs"/>
+          <w:rtl/>
+          <w:lang w:bidi="fa-IR"/>
+        </w:rPr>
+        <w:t xml:space="preserve">                                   استان </w:t>
+      </w:r>
+      <w:r>
+        <w:rPr>
+          <w:rFonts w:cs="B Nazanin" w:hint="cs"/>
+          <w:rtl/>
+          <w:lang w:bidi="fa-IR"/>
+        </w:rPr>
+        <w:t>کرمانشاه:</w:t>
+      </w:r>
+    </w:p>
+    <w:p>
+      <w:pPr>
+        <w:bidi/>
+        <w:jc w:val="center"/>
+        <w:rPr>
+          <w:rFonts w:cs="B Nazanin"/>
+          <w:rtl/>
+          <w:lang w:bidi="fa-IR"/>
+        </w:rPr>
+      </w:pPr>
+      <w:r>
+        <w:rPr>
+          <w:rFonts w:cs="B Nazanin"/>
+          <w:noProof/>
+          <w:rtl/>
+          <w:lang w:bidi="fa-IR"/>
+        </w:rPr>
+        <w:drawing>
+          <wp:inline distT="0" distB="0" distL="0" distR="0" wp14:anchorId="1698A51C" wp14:editId="035EB3A4">
+            <wp:extent cx="1519555" cy="3831218"/>
+            <wp:effectExtent l="0" t="0" r="4445" b="0"/>
+            <wp:docPr id="1800691490" name="Picture 3"/>
+            <wp:cNvGraphicFramePr>
+              <a:graphicFrameLocks xmlns:a="http://schemas.openxmlformats.org/drawingml/2006/main" noChangeAspect="1"/>
+            </wp:cNvGraphicFramePr>
+            <a:graphic xmlns:a="http://schemas.openxmlformats.org/drawingml/2006/main">
+              <a:graphicData uri="http://schemas.openxmlformats.org/drawingml/2006/picture">
+                <pic:pic xmlns:pic="http://schemas.openxmlformats.org/drawingml/2006/picture">
+                  <pic:nvPicPr>
+                    <pic:cNvPr id="0" name="Picture 3"/>
+                    <pic:cNvPicPr>
+                      <a:picLocks noChangeAspect="1" noChangeArrowheads="1"/>
+                    </pic:cNvPicPr>
+                  </pic:nvPicPr>
+                  <pic:blipFill>
+                    <a:blip r:embed="rId26" cstate="print">
+                      <a:extLst>
+                        <a:ext uri="{28A0092B-C50C-407E-A947-70E740481C1C}">
+                          <a14:useLocalDpi xmlns:a14="http://schemas.microsoft.com/office/drawing/2010/main" val="0"/>
+                        </a:ext>
+                      </a:extLst>
+                    </a:blip>
+                    <a:srcRect/>
+                    <a:stretch>
+                      <a:fillRect/>
+                    </a:stretch>
+                  </pic:blipFill>
+                  <pic:spPr bwMode="auto">
+                    <a:xfrm>
+                      <a:off x="0" y="0"/>
+                      <a:ext cx="1523820" cy="3841972"/>
+                    </a:xfrm>
+                    <a:prstGeom prst="rect">
+                      <a:avLst/>
+                    </a:prstGeom>
+                    <a:noFill/>
+                    <a:ln>
+                      <a:noFill/>
+                    </a:ln>
+                  </pic:spPr>
+                </pic:pic>
+              </a:graphicData>
+            </a:graphic>
+          </wp:inline>
+        </w:drawing>
+      </w:r>
+    </w:p>
+    <w:p>
+      <w:pPr>
+        <w:tabs>
+          <w:tab w:val="right" w:pos="1826"/>
+        </w:tabs>
+        <w:bidi/>
+        <w:rPr>
+          <w:rFonts w:cs="B Nazanin"/>
+          <w:rtl/>
+          <w:lang w:bidi="fa-IR"/>
+        </w:rPr>
+      </w:pPr>
+      <w:r>
+        <w:rPr>
+          <w:rFonts w:cs="B Nazanin" w:hint="cs"/>
+          <w:rtl/>
+          <w:lang w:bidi="fa-IR"/>
+        </w:rPr>
+        <w:t xml:space="preserve">                                  استان </w:t>
+      </w:r>
+      <w:r>
+        <w:rPr>
+          <w:rFonts w:cs="B Nazanin" w:hint="cs"/>
+          <w:rtl/>
+          <w:lang w:bidi="fa-IR"/>
+        </w:rPr>
+        <w:t>خوزستان:</w:t>
+      </w:r>
+    </w:p>
+    <w:p>
+      <w:pPr>
+        <w:bidi/>
+        <w:jc w:val="center"/>
+        <w:rPr>
+          <w:rFonts w:cs="B Nazanin"/>
+          <w:rtl/>
+          <w:lang w:bidi="fa-IR"/>
+        </w:rPr>
+      </w:pPr>
+      <w:r>
+        <w:rPr>
+          <w:rFonts w:cs="B Nazanin"/>
+          <w:noProof/>
+          <w:rtl/>
+          <w:lang w:bidi="fa-IR"/>
+        </w:rPr>
+        <w:drawing>
+          <wp:inline distT="0" distB="0" distL="0" distR="0" wp14:anchorId="25F9A53A" wp14:editId="3F7840E7">
+            <wp:extent cx="1268730" cy="4111328"/>
+            <wp:effectExtent l="0" t="0" r="7620" b="3810"/>
+            <wp:docPr id="1722659096" name="Picture 4"/>
+            <wp:cNvGraphicFramePr>
+              <a:graphicFrameLocks xmlns:a="http://schemas.openxmlformats.org/drawingml/2006/main" noChangeAspect="1"/>
+            </wp:cNvGraphicFramePr>
+            <a:graphic xmlns:a="http://schemas.openxmlformats.org/drawingml/2006/main">
+              <a:graphicData uri="http://schemas.openxmlformats.org/drawingml/2006/picture">
+                <pic:pic xmlns:pic="http://schemas.openxmlformats.org/drawingml/2006/picture">
+                  <pic:nvPicPr>
+                    <pic:cNvPr id="0" name="Picture 4"/>
+                    <pic:cNvPicPr>
+                      <a:picLocks noChangeAspect="1" noChangeArrowheads="1"/>
+                    </pic:cNvPicPr>
+                  </pic:nvPicPr>
+                  <pic:blipFill>
+                    <a:blip r:embed="rId27" cstate="print">
+                      <a:extLst>
+                        <a:ext uri="{28A0092B-C50C-407E-A947-70E740481C1C}">
+                          <a14:useLocalDpi xmlns:a14="http://schemas.microsoft.com/office/drawing/2010/main" val="0"/>
+                        </a:ext>
+                      </a:extLst>
+                    </a:blip>
+                    <a:srcRect/>
+                    <a:stretch>
+                      <a:fillRect/>
+                    </a:stretch>
+                  </pic:blipFill>
+                  <pic:spPr bwMode="auto">
+                    <a:xfrm>
+                      <a:off x="0" y="0"/>
+                      <a:ext cx="1269102" cy="4112532"/>
+                    </a:xfrm>
+                    <a:prstGeom prst="rect">
+                      <a:avLst/>
+                    </a:prstGeom>
+                    <a:noFill/>
+                    <a:ln>
+                      <a:noFill/>
+                    </a:ln>
+                  </pic:spPr>
+                </pic:pic>
+              </a:graphicData>
+            </a:graphic>
+          </wp:inline>
+        </w:drawing>
+      </w:r>
+    </w:p>
+    <w:p>
+      <w:pPr>
+        <w:tabs>
+          <w:tab w:val="right" w:pos="1916"/>
+        </w:tabs>
+        <w:bidi/>
+        <w:rPr>
+          <w:rFonts w:cs="B Nazanin"/>
+          <w:rtl/>
+          <w:lang w:bidi="fa-IR"/>
+        </w:rPr>
+      </w:pPr>
+      <w:r>
+        <w:rPr>
+          <w:rFonts w:cs="B Nazanin" w:hint="cs"/>
+          <w:rtl/>
+          <w:lang w:bidi="fa-IR"/>
+        </w:rPr>
+        <w:t xml:space="preserve">                                  استان </w:t>
+      </w:r>
+      <w:r>
+        <w:rPr>
+          <w:rFonts w:cs="B Nazanin" w:hint="cs"/>
+          <w:rtl/>
+          <w:lang w:bidi="fa-IR"/>
+        </w:rPr>
+        <w:t>لرستان:</w:t>
+      </w:r>
+    </w:p>
+    <w:p>
+      <w:pPr>
+        <w:bidi/>
+        <w:jc w:val="center"/>
+        <w:rPr>
+          <w:rFonts w:cs="B Nazanin"/>
+          <w:rtl/>
+          <w:lang w:bidi="fa-IR"/>
+        </w:rPr>
+      </w:pPr>
+      <w:r>
+        <w:rPr>
+          <w:rFonts w:cs="B Nazanin"/>
+          <w:noProof/>
+          <w:rtl/>
+          <w:lang w:bidi="fa-IR"/>
+        </w:rPr>
+        <w:drawing>
+          <wp:inline distT="0" distB="0" distL="0" distR="0" wp14:anchorId="7D24C5E8" wp14:editId="42AB44B9">
+            <wp:extent cx="1243739" cy="3535680"/>
+            <wp:effectExtent l="0" t="0" r="0" b="7620"/>
+            <wp:docPr id="2102933237" name="Picture 5"/>
+            <wp:cNvGraphicFramePr>
+              <a:graphicFrameLocks xmlns:a="http://schemas.openxmlformats.org/drawingml/2006/main" noChangeAspect="1"/>
+            </wp:cNvGraphicFramePr>
+            <a:graphic xmlns:a="http://schemas.openxmlformats.org/drawingml/2006/main">
+              <a:graphicData uri="http://schemas.openxmlformats.org/drawingml/2006/picture">
+                <pic:pic xmlns:pic="http://schemas.openxmlformats.org/drawingml/2006/picture">
+                  <pic:nvPicPr>
+                    <pic:cNvPr id="0" name="Picture 5"/>
+                    <pic:cNvPicPr>
+                      <a:picLocks noChangeAspect="1" noChangeArrowheads="1"/>
+                    </pic:cNvPicPr>
+                  </pic:nvPicPr>
+                  <pic:blipFill>
+                    <a:blip r:embed="rId28" cstate="print">
+                      <a:extLst>
+                        <a:ext uri="{28A0092B-C50C-407E-A947-70E740481C1C}">
+                          <a14:useLocalDpi xmlns:a14="http://schemas.microsoft.com/office/drawing/2010/main" val="0"/>
+                        </a:ext>
+                      </a:extLst>
+                    </a:blip>
+                    <a:srcRect/>
+                    <a:stretch>
+                      <a:fillRect/>
+                    </a:stretch>
+                  </pic:blipFill>
+                  <pic:spPr bwMode="auto">
+                    <a:xfrm>
+                      <a:off x="0" y="0"/>
+                      <a:ext cx="1244239" cy="3537102"/>
+                    </a:xfrm>
+                    <a:prstGeom prst="rect">
+                      <a:avLst/>
+                    </a:prstGeom>
+                    <a:noFill/>
+                    <a:ln>
+                      <a:noFill/>
+                    </a:ln>
+                  </pic:spPr>
+                </pic:pic>
+              </a:graphicData>
+            </a:graphic>
+          </wp:inline>
+        </w:drawing>
+      </w:r>
+    </w:p>
+    <w:p>
+      <w:pPr>
+        <w:bidi/>
+        <w:rPr>
+          <w:rFonts w:cs="B Nazanin"/>
+          <w:rtl/>
+          <w:lang w:bidi="fa-IR"/>
+        </w:rPr>
+      </w:pPr>
+    </w:p>
+    <w:p>
+      <w:pPr>
+        <w:bidi/>
+        <w:rPr>
+          <w:rFonts w:cs="B Nazanin"/>
+          <w:rtl/>
+        </w:rPr>
+      </w:pPr>
+      <w:r>
+        <w:rPr>
+          <w:rFonts w:cs="B Nazanin" w:hint="cs"/>
+          <w:rtl/>
+          <w:lang w:bidi="fa-IR"/>
+        </w:rPr>
+        <w:t xml:space="preserve">                                   استان </w:t>
+      </w:r>
+      <w:r>
+        <w:rPr>
+          <w:rFonts w:cs="B Nazanin" w:hint="cs"/>
+          <w:rtl/>
+        </w:rPr>
+        <w:t xml:space="preserve">مرکزی: </w:t>
+      </w:r>
+    </w:p>
+    <w:p>
+      <w:pPr>
+        <w:bidi/>
+        <w:jc w:val="center"/>
+        <w:rPr>
+          <w:rFonts w:cs="B Nazanin"/>
+          <w:rtl/>
+        </w:rPr>
+      </w:pPr>
+      <w:r>
+        <w:rPr>
+          <w:rFonts w:cs="B Nazanin"/>
+          <w:noProof/>
+          <w:rtl/>
+        </w:rPr>
+        <w:drawing>
+          <wp:inline distT="0" distB="0" distL="0" distR="0" wp14:anchorId="42167663" wp14:editId="5BC942CF">
+            <wp:extent cx="1649730" cy="5276850"/>
+            <wp:effectExtent l="0" t="0" r="7620" b="0"/>
+            <wp:docPr id="2083918215" name="Picture 6"/>
+            <wp:cNvGraphicFramePr>
+              <a:graphicFrameLocks xmlns:a="http://schemas.openxmlformats.org/drawingml/2006/main" noChangeAspect="1"/>
+            </wp:cNvGraphicFramePr>
+            <a:graphic xmlns:a="http://schemas.openxmlformats.org/drawingml/2006/main">
+              <a:graphicData uri="http://schemas.openxmlformats.org/drawingml/2006/picture">
+                <pic:pic xmlns:pic="http://schemas.openxmlformats.org/drawingml/2006/picture">
+                  <pic:nvPicPr>
+                    <pic:cNvPr id="0" name="Picture 6"/>
+                    <pic:cNvPicPr>
+                      <a:picLocks noChangeAspect="1" noChangeArrowheads="1"/>
+                    </pic:cNvPicPr>
+                  </pic:nvPicPr>
+                  <pic:blipFill>
+                    <a:blip r:embed="rId29">
+                      <a:extLst>
+                        <a:ext uri="{28A0092B-C50C-407E-A947-70E740481C1C}">
+                          <a14:useLocalDpi xmlns:a14="http://schemas.microsoft.com/office/drawing/2010/main" val="0"/>
+                        </a:ext>
+                      </a:extLst>
+                    </a:blip>
+                    <a:srcRect/>
+                    <a:stretch>
+                      <a:fillRect/>
+                    </a:stretch>
+                  </pic:blipFill>
+                  <pic:spPr bwMode="auto">
+                    <a:xfrm>
+                      <a:off x="0" y="0"/>
+                      <a:ext cx="1649730" cy="5276850"/>
+                    </a:xfrm>
+                    <a:prstGeom prst="rect">
+                      <a:avLst/>
+                    </a:prstGeom>
+                    <a:noFill/>
+                    <a:ln>
+                      <a:noFill/>
+                    </a:ln>
+                  </pic:spPr>
+                </pic:pic>
+              </a:graphicData>
+            </a:graphic>
+          </wp:inline>
+        </w:drawing>
+      </w:r>
+      <w:r>
+        <w:rPr>
+          <w:rFonts w:cs="B Nazanin"/>
+          <w:rtl/>
+        </w:rPr>
+        <w:br/>
+      </w:r>
+    </w:p>
+    <w:p>
+      <w:pPr>
+        <w:bidi/>
+        <w:rPr>
+          <w:rFonts w:cs="B Nazanin"/>
+          <w:rtl/>
+        </w:rPr>
+      </w:pPr>
+    </w:p>
+    <w:p>
+      <w:pPr>
+        <w:pStyle w:val="ListParagraph"/>
+        <w:numPr>
+          <w:ilvl w:val="0"/>
+          <w:numId w:val="11"/>
+        </w:numPr>
+        <w:bidi/>
+        <w:rPr>
+          <w:rFonts w:cs="B Nazanin"/>
+        </w:rPr>
+      </w:pPr>
+      <w:r>
+        <w:rPr>
+          <w:rFonts w:cs="B Nazanin" w:hint="cs"/>
+          <w:rtl/>
+        </w:rPr>
+        <w:t>تعدا</w:t>
+      </w:r>
+      <w:r>
+        <w:rPr>
+          <w:rFonts w:cs="B Nazanin"/>
+          <w:rtl/>
+        </w:rPr>
+        <w:t xml:space="preserve"> </w:t>
+      </w:r>
+      <w:r>
+        <w:rPr>
+          <w:rFonts w:cs="B Nazanin" w:hint="cs"/>
+          <w:rtl/>
+        </w:rPr>
+        <w:t>کل</w:t>
+      </w:r>
+      <w:r>
+        <w:rPr>
+          <w:rFonts w:cs="B Nazanin"/>
+          <w:rtl/>
+        </w:rPr>
+        <w:t xml:space="preserve"> </w:t>
+      </w:r>
+      <w:r>
+        <w:rPr>
+          <w:rFonts w:cs="B Nazanin" w:hint="cs"/>
+          <w:rtl/>
+        </w:rPr>
+        <w:t>کلمات</w:t>
+      </w:r>
+      <w:r>
+        <w:rPr>
+          <w:rFonts w:cs="B Nazanin"/>
+          <w:rtl/>
+        </w:rPr>
+        <w:t xml:space="preserve"> </w:t>
+      </w:r>
+      <w:r>
+        <w:rPr>
+          <w:rFonts w:cs="B Nazanin" w:hint="cs"/>
+          <w:rtl/>
+        </w:rPr>
+        <w:t>داخل</w:t>
+      </w:r>
+      <w:r>
+        <w:rPr>
+          <w:rFonts w:cs="B Nazanin"/>
+          <w:rtl/>
+        </w:rPr>
+        <w:t xml:space="preserve"> </w:t>
+      </w:r>
+      <w:r>
+        <w:rPr>
+          <w:rFonts w:cs="B Nazanin" w:hint="cs"/>
+          <w:rtl/>
+        </w:rPr>
+        <w:t>دیتاست</w:t>
+      </w:r>
+      <w:r>
+        <w:rPr>
+          <w:rFonts w:cs="B Nazanin"/>
+          <w:rtl/>
+        </w:rPr>
+        <w:t xml:space="preserve"> (</w:t>
+      </w:r>
+      <w:r>
+        <w:rPr>
+          <w:rFonts w:cs="B Nazanin" w:hint="cs"/>
+          <w:rtl/>
+        </w:rPr>
+        <w:t>شامل</w:t>
+      </w:r>
+      <w:r>
+        <w:rPr>
+          <w:rFonts w:cs="B Nazanin"/>
+          <w:rtl/>
+        </w:rPr>
+        <w:t xml:space="preserve"> </w:t>
+      </w:r>
+      <w:r>
+        <w:rPr>
+          <w:rFonts w:cs="B Nazanin" w:hint="cs"/>
+          <w:rtl/>
+        </w:rPr>
+        <w:t>کلمات</w:t>
+      </w:r>
+      <w:r>
+        <w:rPr>
+          <w:rFonts w:cs="B Nazanin"/>
+          <w:rtl/>
+        </w:rPr>
+        <w:t xml:space="preserve"> </w:t>
+      </w:r>
+      <w:r>
+        <w:rPr>
+          <w:rFonts w:cs="B Nazanin" w:hint="cs"/>
+          <w:rtl/>
+        </w:rPr>
+        <w:t>داخل</w:t>
+      </w:r>
+      <w:r>
+        <w:rPr>
+          <w:rFonts w:cs="B Nazanin"/>
+          <w:rtl/>
+        </w:rPr>
+        <w:t xml:space="preserve"> </w:t>
+      </w:r>
+      <w:r>
+        <w:rPr>
+          <w:rFonts w:cs="B Nazanin"/>
+        </w:rPr>
+        <w:t>URL</w:t>
+      </w:r>
+      <w:r>
+        <w:rPr>
+          <w:rFonts w:cs="B Nazanin" w:hint="cs"/>
+          <w:rtl/>
+        </w:rPr>
+        <w:t>ها</w:t>
+      </w:r>
+      <w:r>
+        <w:rPr>
+          <w:rFonts w:cs="B Nazanin"/>
+          <w:rtl/>
+        </w:rPr>
+        <w:t xml:space="preserve"> </w:t>
+      </w:r>
+      <w:r>
+        <w:rPr>
+          <w:rFonts w:cs="B Nazanin" w:hint="cs"/>
+          <w:rtl/>
+        </w:rPr>
+        <w:t>و</w:t>
+      </w:r>
+      <w:r>
+        <w:rPr>
+          <w:rFonts w:cs="B Nazanin"/>
+          <w:rtl/>
+        </w:rPr>
+        <w:t xml:space="preserve"> </w:t>
+      </w:r>
+      <w:r>
+        <w:rPr>
+          <w:rFonts w:cs="B Nazanin" w:hint="cs"/>
+          <w:rtl/>
+        </w:rPr>
+        <w:t>حتی</w:t>
+      </w:r>
+      <w:r>
+        <w:rPr>
+          <w:rFonts w:cs="B Nazanin"/>
+          <w:rtl/>
+        </w:rPr>
+        <w:t xml:space="preserve"> </w:t>
+      </w:r>
+      <w:r>
+        <w:rPr>
+          <w:rFonts w:cs="B Nazanin" w:hint="cs"/>
+          <w:rtl/>
+        </w:rPr>
+        <w:t>کلمات</w:t>
+      </w:r>
+      <w:r>
+        <w:rPr>
+          <w:rFonts w:cs="B Nazanin"/>
+          <w:rtl/>
+        </w:rPr>
+        <w:t xml:space="preserve"> </w:t>
+      </w:r>
+      <w:r>
+        <w:rPr>
+          <w:rFonts w:cs="B Nazanin" w:hint="cs"/>
+          <w:rtl/>
+        </w:rPr>
+        <w:t>کلیدها</w:t>
+      </w:r>
+      <w:r>
+        <w:rPr>
+          <w:rFonts w:cs="B Nazanin"/>
+          <w:rtl/>
+        </w:rPr>
+        <w:t xml:space="preserve"> </w:t>
+      </w:r>
+      <w:r>
+        <w:rPr>
+          <w:rFonts w:cs="B Nazanin" w:hint="cs"/>
+          <w:rtl/>
+        </w:rPr>
+        <w:t>و</w:t>
+      </w:r>
+      <w:r>
+        <w:rPr>
+          <w:rFonts w:cs="B Nazanin"/>
+          <w:rtl/>
+        </w:rPr>
+        <w:t xml:space="preserve"> </w:t>
+      </w:r>
+      <w:r>
+        <w:rPr>
+          <w:rFonts w:cs="B Nazanin"/>
+        </w:rPr>
+        <w:t>Null</w:t>
+      </w:r>
+      <w:r>
+        <w:rPr>
+          <w:rFonts w:cs="B Nazanin" w:hint="cs"/>
+          <w:rtl/>
+        </w:rPr>
+        <w:t>ها</w:t>
+      </w:r>
+      <w:r>
+        <w:rPr>
+          <w:rFonts w:cs="B Nazanin"/>
+          <w:rtl/>
+        </w:rPr>
+        <w:t xml:space="preserve"> </w:t>
+      </w:r>
+      <w:r>
+        <w:rPr>
+          <w:rFonts w:cs="B Nazanin" w:hint="cs"/>
+          <w:rtl/>
+        </w:rPr>
+        <w:t>و</w:t>
+      </w:r>
+      <w:r>
+        <w:rPr>
+          <w:rFonts w:cs="B Nazanin"/>
+          <w:rtl/>
+        </w:rPr>
+        <w:t xml:space="preserve"> </w:t>
+      </w:r>
+      <w:r>
+        <w:rPr>
+          <w:rFonts w:cs="B Nazanin"/>
+        </w:rPr>
+        <w:t>None</w:t>
+      </w:r>
+      <w:r>
+        <w:rPr>
+          <w:rFonts w:cs="B Nazanin" w:hint="cs"/>
+          <w:rtl/>
+        </w:rPr>
+        <w:t>ها،</w:t>
+      </w:r>
+      <w:r>
+        <w:rPr>
+          <w:rFonts w:cs="B Nazanin"/>
+          <w:rtl/>
+        </w:rPr>
+        <w:t xml:space="preserve"> </w:t>
+      </w:r>
+      <w:r>
+        <w:rPr>
+          <w:rFonts w:cs="B Nazanin" w:hint="cs"/>
+          <w:rtl/>
+        </w:rPr>
+        <w:t>منهای</w:t>
+      </w:r>
+      <w:r>
+        <w:rPr>
+          <w:rFonts w:cs="B Nazanin"/>
+          <w:rtl/>
+        </w:rPr>
+        <w:t xml:space="preserve"> </w:t>
+      </w:r>
+      <w:r>
+        <w:rPr>
+          <w:rFonts w:cs="B Nazanin" w:hint="cs"/>
+          <w:rtl/>
+        </w:rPr>
+        <w:t>اعداد</w:t>
+      </w:r>
+      <w:r>
+        <w:rPr>
+          <w:rFonts w:cs="B Nazanin"/>
+          <w:rtl/>
+        </w:rPr>
+        <w:t>)</w:t>
+      </w:r>
+      <w:r>
+        <w:rPr>
+          <w:rFonts w:cs="B Nazanin" w:hint="cs"/>
+          <w:rtl/>
+        </w:rPr>
+        <w:t>:</w:t>
+      </w:r>
+    </w:p>
+    <w:p>
+      <w:pPr>
+        <w:pStyle w:val="ListParagraph"/>
+        <w:bidi/>
+        <w:ind w:left="1800" w:hanging="784"/>
+        <w:jc w:val="center"/>
+        <w:rPr>
+          <w:rFonts w:cs="B Nazanin"/>
+          <w:rtl/>
+        </w:rPr>
+      </w:pPr>
+      <w:r>
+        <w:rPr>
+          <w:rFonts w:cs="B Nazanin"/>
+          <w:noProof/>
+          <w:rtl/>
+        </w:rPr>
+        <w:drawing>
+          <wp:inline distT="0" distB="0" distL="0" distR="0" wp14:anchorId="1B27E925" wp14:editId="4579C211">
+            <wp:extent cx="5157470" cy="249702"/>
+            <wp:effectExtent l="0" t="0" r="5080" b="0"/>
+            <wp:docPr id="1160362221" name="Picture 7"/>
+            <wp:cNvGraphicFramePr>
+              <a:graphicFrameLocks xmlns:a="http://schemas.openxmlformats.org/drawingml/2006/main" noChangeAspect="1"/>
+            </wp:cNvGraphicFramePr>
+            <a:graphic xmlns:a="http://schemas.openxmlformats.org/drawingml/2006/main">
+              <a:graphicData uri="http://schemas.openxmlformats.org/drawingml/2006/picture">
+                <pic:pic xmlns:pic="http://schemas.openxmlformats.org/drawingml/2006/picture">
+                  <pic:nvPicPr>
+                    <pic:cNvPr id="0" name="Picture 7"/>
+                    <pic:cNvPicPr>
+                      <a:picLocks noChangeAspect="1" noChangeArrowheads="1"/>
+                    </pic:cNvPicPr>
+                  </pic:nvPicPr>
+                  <pic:blipFill>
+                    <a:blip r:embed="rId30">
+                      <a:extLst>
+                        <a:ext uri="{28A0092B-C50C-407E-A947-70E740481C1C}">
+                          <a14:useLocalDpi xmlns:a14="http://schemas.microsoft.com/office/drawing/2010/main" val="0"/>
+                        </a:ext>
+                      </a:extLst>
+                    </a:blip>
+                    <a:srcRect/>
+                    <a:stretch>
+                      <a:fillRect/>
+                    </a:stretch>
+                  </pic:blipFill>
+                  <pic:spPr bwMode="auto">
+                    <a:xfrm>
+                      <a:off x="0" y="0"/>
+                      <a:ext cx="5242906" cy="253838"/>
+                    </a:xfrm>
+                    <a:prstGeom prst="rect">
+                      <a:avLst/>
+                    </a:prstGeom>
+                    <a:noFill/>
+                    <a:ln>
+                      <a:noFill/>
+                    </a:ln>
+                  </pic:spPr>
+                </pic:pic>
+              </a:graphicData>
+            </a:graphic>
+          </wp:inline>
+        </w:drawing>
+      </w:r>
+    </w:p>
+    <w:p>
+      <w:pPr>
+        <w:bidi/>
+        <w:rPr>
+          <w:rFonts w:cs="B Nazanin"/>
+          <w:rtl/>
+        </w:rPr>
+      </w:pPr>
+    </w:p>
+    <w:p>
+      <w:pPr>
+        <w:pStyle w:val="ListParagraph"/>
+        <w:numPr>
+          <w:ilvl w:val="0"/>
+          <w:numId w:val="11"/>
+        </w:numPr>
+        <w:bidi/>
+        <w:rPr>
+          <w:rFonts w:cs="B Nazanin"/>
+        </w:rPr>
+      </w:pPr>
+      <w:r>
+        <w:rPr>
+          <w:rFonts w:cs="B Nazanin" w:hint="cs"/>
+          <w:rtl/>
+        </w:rPr>
+        <w:t>میانگین</w:t>
+      </w:r>
+      <w:r>
+        <w:rPr>
+          <w:rFonts w:cs="B Nazanin"/>
+          <w:rtl/>
+        </w:rPr>
+        <w:t xml:space="preserve"> </w:t>
+      </w:r>
+      <w:r>
+        <w:rPr>
+          <w:rFonts w:cs="B Nazanin" w:hint="cs"/>
+          <w:rtl/>
+        </w:rPr>
+        <w:t>طول</w:t>
+      </w:r>
+      <w:r>
+        <w:rPr>
+          <w:rFonts w:cs="B Nazanin"/>
+          <w:rtl/>
+        </w:rPr>
+        <w:t xml:space="preserve"> </w:t>
+      </w:r>
+      <w:r>
+        <w:rPr>
+          <w:rFonts w:cs="B Nazanin" w:hint="cs"/>
+          <w:rtl/>
+        </w:rPr>
+        <w:t>جملات</w:t>
+      </w:r>
+      <w:r>
+        <w:rPr>
+          <w:rFonts w:cs="B Nazanin"/>
+          <w:rtl/>
+        </w:rPr>
+        <w:t xml:space="preserve"> </w:t>
+      </w:r>
+      <w:r>
+        <w:rPr>
+          <w:rFonts w:cs="B Nazanin" w:hint="cs"/>
+          <w:rtl/>
+        </w:rPr>
+        <w:t>داخل</w:t>
+      </w:r>
+      <w:r>
+        <w:rPr>
+          <w:rFonts w:cs="B Nazanin"/>
+          <w:rtl/>
+        </w:rPr>
+        <w:t xml:space="preserve"> </w:t>
+      </w:r>
+      <w:r>
+        <w:rPr>
+          <w:rFonts w:cs="B Nazanin" w:hint="cs"/>
+          <w:rtl/>
+        </w:rPr>
+        <w:t>دستورات</w:t>
+      </w:r>
+      <w:r>
+        <w:rPr>
+          <w:rFonts w:cs="B Nazanin"/>
+          <w:rtl/>
+        </w:rPr>
+        <w:t xml:space="preserve"> </w:t>
+      </w:r>
+      <w:r>
+        <w:rPr>
+          <w:rFonts w:cs="B Nazanin" w:hint="cs"/>
+          <w:rtl/>
+        </w:rPr>
+        <w:t>غذایی</w:t>
+      </w:r>
+      <w:r>
+        <w:rPr>
+          <w:rFonts w:cs="B Nazanin"/>
+          <w:rtl/>
+        </w:rPr>
+        <w:t xml:space="preserve"> </w:t>
+      </w:r>
+      <w:r>
+        <w:rPr>
+          <w:rFonts w:cs="B Nazanin" w:hint="cs"/>
+          <w:rtl/>
+        </w:rPr>
+        <w:t>در</w:t>
+      </w:r>
+      <w:r>
+        <w:rPr>
+          <w:rFonts w:cs="B Nazanin"/>
+          <w:rtl/>
+        </w:rPr>
+        <w:t xml:space="preserve"> </w:t>
+      </w:r>
+      <w:r>
+        <w:rPr>
+          <w:rFonts w:cs="B Nazanin" w:hint="cs"/>
+          <w:rtl/>
+        </w:rPr>
+        <w:t>همه</w:t>
+      </w:r>
+      <w:r>
+        <w:rPr>
+          <w:rFonts w:cs="B Nazanin"/>
+          <w:rtl/>
+        </w:rPr>
+        <w:t xml:space="preserve"> </w:t>
+      </w:r>
+      <w:r>
+        <w:rPr>
+          <w:rFonts w:cs="B Nazanin" w:hint="cs"/>
+          <w:rtl/>
+        </w:rPr>
+        <w:t>ی</w:t>
+      </w:r>
+      <w:r>
+        <w:rPr>
+          <w:rFonts w:cs="B Nazanin"/>
+          <w:rtl/>
+        </w:rPr>
+        <w:t xml:space="preserve"> </w:t>
+      </w:r>
+      <w:r>
+        <w:rPr>
+          <w:rFonts w:cs="B Nazanin" w:hint="cs"/>
+          <w:rtl/>
+        </w:rPr>
+        <w:t>استان</w:t>
+      </w:r>
+      <w:r>
+        <w:rPr>
+          <w:rFonts w:cs="B Nazanin"/>
+          <w:rtl/>
+        </w:rPr>
+        <w:t xml:space="preserve"> </w:t>
+      </w:r>
+      <w:r>
+        <w:rPr>
+          <w:rFonts w:cs="B Nazanin" w:hint="cs"/>
+          <w:rtl/>
+        </w:rPr>
+        <w:t>ها</w:t>
+      </w:r>
+      <w:r>
+        <w:rPr>
+          <w:rFonts w:cs="B Nazanin" w:hint="cs"/>
+          <w:rtl/>
+        </w:rPr>
+        <w:t>:</w:t>
+      </w:r>
+    </w:p>
+    <w:p>
+      <w:pPr>
+        <w:pStyle w:val="ListParagraph"/>
+        <w:bidi/>
+        <w:ind w:left="1800" w:hanging="334"/>
+        <w:jc w:val="center"/>
+        <w:rPr>
+          <w:rFonts w:cs="B Nazanin"/>
+          <w:rtl/>
+        </w:rPr>
+      </w:pPr>
+      <w:r>
+        <w:rPr>
+          <w:noProof/>
+        </w:rPr>
+        <w:drawing>
+          <wp:inline distT="0" distB="0" distL="0" distR="0" wp14:anchorId="12A44F45" wp14:editId="58E4664B">
+            <wp:extent cx="4800600" cy="400050"/>
+            <wp:effectExtent l="0" t="0" r="0" b="0"/>
+            <wp:docPr id="937779910" name="Picture 1"/>
+            <wp:cNvGraphicFramePr>
+              <a:graphicFrameLocks xmlns:a="http://schemas.openxmlformats.org/drawingml/2006/main" noChangeAspect="1"/>
+            </wp:cNvGraphicFramePr>
+            <a:graphic xmlns:a="http://schemas.openxmlformats.org/drawingml/2006/main">
+              <a:graphicData uri="http://schemas.openxmlformats.org/drawingml/2006/picture">
+                <pic:pic xmlns:pic="http://schemas.openxmlformats.org/drawingml/2006/picture">
+                  <pic:nvPicPr>
+                    <pic:cNvPr id="937779910" name=""/>
+                    <pic:cNvPicPr/>
+                  </pic:nvPicPr>
+                  <pic:blipFill>
+                    <a:blip r:embed="rId31"/>
                     <a:stretch>
                       <a:fillRect/>
                     </a:stretch>
@@ -6495,7 +7782,7 @@
                   <pic:spPr>
                     <a:xfrm>
                       <a:off x="0" y="0"/>
-                      <a:ext cx="1714500" cy="2972355"/>
+                      <a:ext cx="4800674" cy="400056"/>
                     </a:xfrm>
                     <a:prstGeom prst="rect">
                       <a:avLst/>
@@ -6504,132 +7791,26 @@
                 </pic:pic>
               </a:graphicData>
             </a:graphic>
-          </wp:anchor>
+          </wp:inline>
         </w:drawing>
       </w:r>
-      <w:r>
-        <w:rPr>
-          <w:rFonts w:cs="B Nazanin"/>
-          <w:rtl/>
-        </w:rPr>
-        <w:t>خلاصه‌ی نتایج آماری و نموداری</w:t>
-      </w:r>
-      <w:r>
-        <w:rPr>
-          <w:rFonts w:cs="B Nazanin"/>
-        </w:rPr>
-        <w:t>:</w:t>
-      </w:r>
-    </w:p>
-    <w:p>
-      <w:pPr>
-        <w:bidi/>
-        <w:rPr>
-          <w:rFonts w:cs="B Nazanin"/>
-          <w:rtl/>
-          <w:lang w:val="en-US" w:bidi="fa-IR"/>
-        </w:rPr>
-      </w:pPr>
-    </w:p>
-    <w:p>
-      <w:pPr>
-        <w:bidi/>
-        <w:rPr>
-          <w:rFonts w:cs="B Nazanin"/>
-          <w:rtl/>
-          <w:lang w:val="en-US" w:bidi="fa-IR"/>
-        </w:rPr>
-      </w:pPr>
-    </w:p>
-    <w:p>
-      <w:pPr>
-        <w:bidi/>
-        <w:rPr>
-          <w:rFonts w:cs="B Nazanin"/>
-          <w:rtl/>
-          <w:lang w:val="en-US" w:bidi="fa-IR"/>
-        </w:rPr>
-      </w:pPr>
-    </w:p>
-    <w:p>
-      <w:pPr>
-        <w:bidi/>
-        <w:rPr>
-          <w:rFonts w:cs="B Nazanin"/>
-          <w:rtl/>
-          <w:lang w:val="en-US" w:bidi="fa-IR"/>
-        </w:rPr>
-      </w:pPr>
-    </w:p>
-    <w:p>
-      <w:pPr>
-        <w:bidi/>
-        <w:rPr>
-          <w:rFonts w:cs="B Nazanin"/>
-          <w:rtl/>
-          <w:lang w:val="en-US" w:bidi="fa-IR"/>
-        </w:rPr>
-      </w:pPr>
-    </w:p>
-    <w:p>
-      <w:pPr>
-        <w:bidi/>
-        <w:rPr>
-          <w:rFonts w:cs="B Nazanin"/>
-          <w:rtl/>
-          <w:lang w:val="en-US" w:bidi="fa-IR"/>
-        </w:rPr>
-      </w:pPr>
-    </w:p>
-    <w:p>
-      <w:pPr>
-        <w:bidi/>
-        <w:rPr>
-          <w:rFonts w:cs="B Nazanin"/>
-          <w:rtl/>
-        </w:rPr>
-      </w:pPr>
-      <w:r>
-        <w:rPr>
-          <w:rFonts w:cs="B Nazanin"/>
-          <w:rtl/>
-          <w:lang w:val="en-US" w:bidi="fa-IR"/>
-        </w:rPr>
-        <w:br/>
-      </w:r>
-      <w:r>
-        <w:rPr>
-          <w:rFonts w:cs="B Nazanin"/>
-          <w:rtl/>
-        </w:rPr>
-        <w:br/>
-      </w:r>
-    </w:p>
-    <w:p>
-      <w:pPr>
-        <w:bidi/>
-        <w:rPr>
-          <w:rFonts w:cs="B Nazanin"/>
-          <w:rtl/>
-        </w:rPr>
-      </w:pPr>
-    </w:p>
-    <w:p>
-      <w:pPr>
-        <w:bidi/>
-        <w:rPr>
-          <w:rFonts w:cs="B Nazanin"/>
-          <w:rtl/>
-        </w:rPr>
-      </w:pPr>
-    </w:p>
-    <w:p>
-      <w:pPr>
-        <w:bidi/>
-        <w:rPr>
-          <w:rFonts w:cs="B Nazanin"/>
-          <w:rtl/>
-          <w:lang w:val="en-US" w:bidi="fa-IR"/>
+    </w:p>
+    <w:p>
+      <w:pPr>
+        <w:bidi/>
+        <w:rPr>
+          <w:rFonts w:cs="B Nazanin"/>
+          <w:rtl/>
+        </w:rPr>
+      </w:pPr>
+    </w:p>
+    <w:p>
+      <w:pPr>
+        <w:bidi/>
+        <w:rPr>
+          <w:rFonts w:cs="B Nazanin"/>
+          <w:rtl/>
+          <w:lang w:bidi="fa-IR"/>
         </w:rPr>
       </w:pPr>
       <w:r>
@@ -6642,15 +7823,8 @@
       <w:r>
         <w:rPr>
           <w:rFonts w:cs="B Nazanin"/>
-          <w:lang w:val="en-US"/>
-        </w:rPr>
-        <w:t xml:space="preserve"> </w:t>
-      </w:r>
-      <w:r>
-        <w:rPr>
-          <w:rFonts w:cs="B Nazanin"/>
-        </w:rPr>
-        <w:t>NLP_Project_Statistical_Analysis</w:t>
+        </w:rPr>
+        <w:t xml:space="preserve"> NLP_Project_Statistical_Analysis</w:t>
       </w:r>
       <w:r>
         <w:rPr>
@@ -6670,22 +7844,22 @@
       <w:r>
         <w:rPr>
           <w:rFonts w:cs="B Nazanin"/>
-          <w:lang w:val="en-US" w:bidi="fa-IR"/>
-        </w:rPr>
-        <w:t xml:space="preserve"> </w:t>
-      </w:r>
-      <w:r>
-        <w:rPr>
-          <w:rFonts w:cs="B Nazanin" w:hint="cs"/>
-          <w:rtl/>
-          <w:lang w:val="en-US" w:bidi="fa-IR"/>
-        </w:rPr>
-        <w:t xml:space="preserve"> </w:t>
-      </w:r>
-      <w:r>
-        <w:rPr>
-          <w:rFonts w:cs="B Nazanin"/>
-          <w:lang w:val="en-US" w:bidi="fa-IR"/>
+          <w:lang w:bidi="fa-IR"/>
+        </w:rPr>
+        <w:t xml:space="preserve"> </w:t>
+      </w:r>
+      <w:r>
+        <w:rPr>
+          <w:rFonts w:cs="B Nazanin" w:hint="cs"/>
+          <w:rtl/>
+          <w:lang w:bidi="fa-IR"/>
+        </w:rPr>
+        <w:t xml:space="preserve"> </w:t>
+      </w:r>
+      <w:r>
+        <w:rPr>
+          <w:rFonts w:cs="B Nazanin"/>
+          <w:lang w:bidi="fa-IR"/>
         </w:rPr>
         <w:t>meal type</w:t>
       </w:r>
@@ -6693,7 +7867,7 @@
         <w:rPr>
           <w:rFonts w:cs="B Nazanin" w:hint="cs"/>
           <w:rtl/>
-          <w:lang w:val="en-US" w:bidi="fa-IR"/>
+          <w:lang w:bidi="fa-IR"/>
         </w:rPr>
         <w:t xml:space="preserve"> و </w:t>
       </w:r>
@@ -6701,7 +7875,7 @@
       <w:r>
         <w:rPr>
           <w:rFonts w:cs="B Nazanin"/>
-          <w:lang w:val="en-US" w:bidi="fa-IR"/>
+          <w:lang w:bidi="fa-IR"/>
         </w:rPr>
         <w:t>occation</w:t>
       </w:r>
@@ -6710,7 +7884,7 @@
         <w:rPr>
           <w:rFonts w:cs="B Nazanin" w:hint="cs"/>
           <w:rtl/>
-          <w:lang w:val="en-US" w:bidi="fa-IR"/>
+          <w:lang w:bidi="fa-IR"/>
         </w:rPr>
         <w:t xml:space="preserve"> ای محاسبه شده است. برای مثال استان همدان را در تصویر مشاهده می</w:t>
       </w:r>
@@ -6718,7 +7892,7 @@
         <w:rPr>
           <w:rFonts w:cs="B Nazanin"/>
           <w:rtl/>
-          <w:lang w:val="en-US" w:bidi="fa-IR"/>
+          <w:lang w:bidi="fa-IR"/>
         </w:rPr>
         <w:softHyphen/>
       </w:r>
@@ -6726,7 +7900,7 @@
         <w:rPr>
           <w:rFonts w:cs="B Nazanin" w:hint="cs"/>
           <w:rtl/>
-          <w:lang w:val="en-US" w:bidi="fa-IR"/>
+          <w:lang w:bidi="fa-IR"/>
         </w:rPr>
         <w:t>کنید.</w:t>
       </w:r>
@@ -6737,14 +7911,14 @@
         <w:rPr>
           <w:rFonts w:cs="B Nazanin"/>
           <w:rtl/>
-          <w:lang w:val="en-US" w:bidi="fa-IR"/>
-        </w:rPr>
-      </w:pPr>
-      <w:r>
-        <w:rPr>
-          <w:rFonts w:cs="B Nazanin" w:hint="cs"/>
-          <w:rtl/>
-          <w:lang w:val="en-US" w:bidi="fa-IR"/>
+          <w:lang w:bidi="fa-IR"/>
+        </w:rPr>
+      </w:pPr>
+      <w:r>
+        <w:rPr>
+          <w:rFonts w:cs="B Nazanin" w:hint="cs"/>
+          <w:rtl/>
+          <w:lang w:bidi="fa-IR"/>
         </w:rPr>
         <w:t>برای مشاهده بقیه استان</w:t>
       </w:r>
@@ -6752,7 +7926,7 @@
         <w:rPr>
           <w:rFonts w:cs="B Nazanin"/>
           <w:rtl/>
-          <w:lang w:val="en-US" w:bidi="fa-IR"/>
+          <w:lang w:bidi="fa-IR"/>
         </w:rPr>
         <w:softHyphen/>
       </w:r>
@@ -6760,7 +7934,7 @@
         <w:rPr>
           <w:rFonts w:cs="B Nazanin" w:hint="cs"/>
           <w:rtl/>
-          <w:lang w:val="en-US" w:bidi="fa-IR"/>
+          <w:lang w:bidi="fa-IR"/>
         </w:rPr>
         <w:t>ها لطفا به نوت بوک مراجعه کنید.</w:t>
       </w:r>
@@ -6794,7 +7968,7 @@
           <w:sz w:val="36"/>
           <w:szCs w:val="36"/>
           <w:u w:val="single"/>
-          <w:lang w:val="en-US" w:bidi="fa-IR"/>
+          <w:lang w:bidi="fa-IR"/>
         </w:rPr>
       </w:pPr>
       <w:r>
@@ -6804,11 +7978,10 @@
           <w:szCs w:val="36"/>
           <w:u w:val="single"/>
           <w:rtl/>
-          <w:lang w:val="en-US"/>
         </w:rPr>
         <w:t xml:space="preserve">کدها و فایل‌های اجرایی مرتبط با این پروژه از طریق مخزن </w:t>
       </w:r>
-      <w:hyperlink r:id="rId25" w:history="1">
+      <w:hyperlink r:id="rId32" w:history="1">
         <w:r>
           <w:rPr>
             <w:rStyle w:val="Hyperlink"/>
@@ -6816,31 +7989,8 @@
             <w:sz w:val="36"/>
             <w:szCs w:val="36"/>
             <w:rtl/>
-            <w:lang w:val="en-US"/>
           </w:rPr>
-          <w:t>گیت</w:t>
-        </w:r>
-        <w:r>
-          <w:rPr>
-            <w:rStyle w:val="Hyperlink"/>
-            <w:rFonts w:cs="B Nazanin"/>
-            <w:sz w:val="36"/>
-            <w:szCs w:val="36"/>
-            <w:rtl/>
-            <w:lang w:val="en-US"/>
-          </w:rPr>
-          <w:t>‌</w:t>
-        </w:r>
-        <w:r>
-          <w:rPr>
-            <w:rStyle w:val="Hyperlink"/>
-            <w:rFonts w:cs="B Nazanin"/>
-            <w:sz w:val="36"/>
-            <w:szCs w:val="36"/>
-            <w:rtl/>
-            <w:lang w:val="en-US"/>
-          </w:rPr>
-          <w:t>هاب</w:t>
+          <w:t>گیت‌هاب</w:t>
         </w:r>
       </w:hyperlink>
       <w:r>
@@ -6850,7 +8000,6 @@
           <w:szCs w:val="36"/>
           <w:u w:val="single"/>
           <w:rtl/>
-          <w:lang w:val="en-US"/>
         </w:rPr>
         <w:t xml:space="preserve"> در دسترس هستند</w:t>
       </w:r>
@@ -6861,14 +8010,13 @@
           <w:szCs w:val="36"/>
           <w:u w:val="single"/>
           <w:rtl/>
-          <w:lang w:val="en-US"/>
         </w:rPr>
         <w:t>.</w:t>
       </w:r>
     </w:p>
     <w:sectPr>
-      <w:headerReference w:type="default" r:id="rId26"/>
-      <w:footerReference w:type="default" r:id="rId27"/>
+      <w:headerReference w:type="default" r:id="rId33"/>
+      <w:footerReference w:type="default" r:id="rId34"/>
       <w:pgSz w:w="11906" w:h="16838"/>
       <w:pgMar w:top="1440" w:right="1440" w:bottom="1440" w:left="1440" w:header="708" w:footer="708" w:gutter="0"/>
       <w:pgBorders w:offsetFrom="page">
@@ -7000,7 +8148,7 @@
       <w:rPr>
         <w:rFonts w:cs="Koodak"/>
         <w:rtl/>
-        <w:lang w:val="en-US" w:bidi="fa-IR"/>
+        <w:lang w:bidi="fa-IR"/>
       </w:rPr>
       <w:t>پردازش زبان</w:t>
     </w:r>
@@ -7008,7 +8156,7 @@
       <w:rPr>
         <w:rFonts w:cs="Koodak"/>
         <w:rtl/>
-        <w:lang w:val="en-US" w:bidi="fa-IR"/>
+        <w:lang w:bidi="fa-IR"/>
       </w:rPr>
       <w:softHyphen/>
       <w:t>های طبیعی (</w:t>
@@ -7016,7 +8164,7 @@
     <w:r>
       <w:rPr>
         <w:rFonts w:cs="Koodak"/>
-        <w:lang w:val="en-US" w:bidi="fa-IR"/>
+        <w:lang w:bidi="fa-IR"/>
       </w:rPr>
       <w:t>NLP</w:t>
     </w:r>
@@ -7024,7 +8172,7 @@
       <w:rPr>
         <w:rFonts w:cs="Koodak"/>
         <w:rtl/>
-        <w:lang w:val="en-US" w:bidi="fa-IR"/>
+        <w:lang w:bidi="fa-IR"/>
       </w:rPr>
       <w:t>)</w:t>
     </w:r>
@@ -7035,6 +8183,119 @@
 <file path=word/numbering.xml><?xml version="1.0" encoding="utf-8"?>
 <w:numbering xmlns:wpc="http://schemas.microsoft.com/office/word/2010/wordprocessingCanvas" xmlns:cx="http://schemas.microsoft.com/office/drawing/2014/chartex" xmlns:cx1="http://schemas.microsoft.com/office/drawing/2015/9/8/chartex" xmlns:cx2="http://schemas.microsoft.com/office/drawing/2015/10/21/chartex" xmlns:cx3="http://schemas.microsoft.com/office/drawing/2016/5/9/chartex" xmlns:cx4="http://schemas.microsoft.com/office/drawing/2016/5/10/chartex" xmlns:cx5="http://schemas.microsoft.com/office/drawing/2016/5/11/chartex" xmlns:cx6="http://schemas.microsoft.com/office/drawing/2016/5/12/chartex" xmlns:cx7="http://schemas.microsoft.com/office/drawing/2016/5/13/chartex" xmlns:cx8="http://schemas.microsoft.com/office/drawing/2016/5/14/chartex" xmlns:mc="http://schemas.openxmlformats.org/markup-compatibility/2006" xmlns:aink="http://schemas.microsoft.com/office/drawing/2016/ink" xmlns:am3d="http://schemas.microsoft.com/office/drawing/2017/model3d" xmlns:o="urn:schemas-microsoft-com:office:office" xmlns:oel="http://schemas.microsoft.com/office/2019/extlst" xmlns:r="http://schemas.openxmlformats.org/officeDocument/2006/relationships" xmlns:m="http://schemas.openxmlformats.org/officeDocument/2006/math" xmlns:v="urn:schemas-microsoft-com:vml" xmlns:wp14="http://schemas.microsoft.com/office/word/2010/wordprocessingDrawing" xmlns:wp="http://schemas.openxmlformats.org/drawingml/2006/wordprocessingDrawing" xmlns:w10="urn:schemas-microsoft-com:office:word" xmlns:w="http://schemas.openxmlformats.org/wordprocessingml/2006/main" xmlns:w14="http://schemas.microsoft.com/office/word/2010/wordml" xmlns:w15="http://schemas.microsoft.com/office/word/2012/wordml" xmlns:w16cex="http://schemas.microsoft.com/office/word/2018/wordml/cex" xmlns:w16cid="http://schemas.microsoft.com/office/word/2016/wordml/cid" xmlns:w16="http://schemas.microsoft.com/office/word/2018/wordml" xmlns:w16du="http://schemas.microsoft.com/office/word/2023/wordml/word16du" xmlns:w16sdtdh="http://schemas.microsoft.com/office/word/2020/wordml/sdtdatahash" xmlns:w16sdtfl="http://schemas.microsoft.com/office/word/2024/wordml/sdtformatlock" xmlns:w16se="http://schemas.microsoft.com/office/word/2015/wordml/symex" xmlns:wpg="http://schemas.microsoft.com/office/word/2010/wordprocessingGroup" xmlns:wpi="http://schemas.microsoft.com/office/word/2010/wordprocessingInk" xmlns:wne="http://schemas.microsoft.com/office/word/2006/wordml" xmlns:wps="http://schemas.microsoft.com/office/word/2010/wordprocessingShape" mc:Ignorable="w14 w15 w16se w16cid w16 w16cex w16sdtdh w16sdtfl w16du wp14">
   <w:abstractNum w:abstractNumId="0" w15:restartNumberingAfterBreak="0">
+    <w:nsid w:val="000B665D"/>
+    <w:multiLevelType w:val="hybridMultilevel"/>
+    <w:tmpl w:val="FED0F6F4"/>
+    <w:lvl w:ilvl="0" w:tplc="04090001">
+      <w:start w:val="1"/>
+      <w:numFmt w:val="bullet"/>
+      <w:lvlText w:val=""/>
+      <w:lvlJc w:val="left"/>
+      <w:pPr>
+        <w:ind w:left="1800" w:hanging="360"/>
+      </w:pPr>
+      <w:rPr>
+        <w:rFonts w:ascii="Symbol" w:hAnsi="Symbol" w:hint="default"/>
+      </w:rPr>
+    </w:lvl>
+    <w:lvl w:ilvl="1" w:tplc="04090003" w:tentative="1">
+      <w:start w:val="1"/>
+      <w:numFmt w:val="bullet"/>
+      <w:lvlText w:val="o"/>
+      <w:lvlJc w:val="left"/>
+      <w:pPr>
+        <w:ind w:left="2520" w:hanging="360"/>
+      </w:pPr>
+      <w:rPr>
+        <w:rFonts w:ascii="Courier New" w:hAnsi="Courier New" w:cs="Courier New" w:hint="default"/>
+      </w:rPr>
+    </w:lvl>
+    <w:lvl w:ilvl="2" w:tplc="04090005" w:tentative="1">
+      <w:start w:val="1"/>
+      <w:numFmt w:val="bullet"/>
+      <w:lvlText w:val=""/>
+      <w:lvlJc w:val="left"/>
+      <w:pPr>
+        <w:ind w:left="3240" w:hanging="360"/>
+      </w:pPr>
+      <w:rPr>
+        <w:rFonts w:ascii="Wingdings" w:hAnsi="Wingdings" w:hint="default"/>
+      </w:rPr>
+    </w:lvl>
+    <w:lvl w:ilvl="3" w:tplc="04090001" w:tentative="1">
+      <w:start w:val="1"/>
+      <w:numFmt w:val="bullet"/>
+      <w:lvlText w:val=""/>
+      <w:lvlJc w:val="left"/>
+      <w:pPr>
+        <w:ind w:left="3960" w:hanging="360"/>
+      </w:pPr>
+      <w:rPr>
+        <w:rFonts w:ascii="Symbol" w:hAnsi="Symbol" w:hint="default"/>
+      </w:rPr>
+    </w:lvl>
+    <w:lvl w:ilvl="4" w:tplc="04090003" w:tentative="1">
+      <w:start w:val="1"/>
+      <w:numFmt w:val="bullet"/>
+      <w:lvlText w:val="o"/>
+      <w:lvlJc w:val="left"/>
+      <w:pPr>
+        <w:ind w:left="4680" w:hanging="360"/>
+      </w:pPr>
+      <w:rPr>
+        <w:rFonts w:ascii="Courier New" w:hAnsi="Courier New" w:cs="Courier New" w:hint="default"/>
+      </w:rPr>
+    </w:lvl>
+    <w:lvl w:ilvl="5" w:tplc="04090005" w:tentative="1">
+      <w:start w:val="1"/>
+      <w:numFmt w:val="bullet"/>
+      <w:lvlText w:val=""/>
+      <w:lvlJc w:val="left"/>
+      <w:pPr>
+        <w:ind w:left="5400" w:hanging="360"/>
+      </w:pPr>
+      <w:rPr>
+        <w:rFonts w:ascii="Wingdings" w:hAnsi="Wingdings" w:hint="default"/>
+      </w:rPr>
+    </w:lvl>
+    <w:lvl w:ilvl="6" w:tplc="04090001" w:tentative="1">
+      <w:start w:val="1"/>
+      <w:numFmt w:val="bullet"/>
+      <w:lvlText w:val=""/>
+      <w:lvlJc w:val="left"/>
+      <w:pPr>
+        <w:ind w:left="6120" w:hanging="360"/>
+      </w:pPr>
+      <w:rPr>
+        <w:rFonts w:ascii="Symbol" w:hAnsi="Symbol" w:hint="default"/>
+      </w:rPr>
+    </w:lvl>
+    <w:lvl w:ilvl="7" w:tplc="04090003" w:tentative="1">
+      <w:start w:val="1"/>
+      <w:numFmt w:val="bullet"/>
+      <w:lvlText w:val="o"/>
+      <w:lvlJc w:val="left"/>
+      <w:pPr>
+        <w:ind w:left="6840" w:hanging="360"/>
+      </w:pPr>
+      <w:rPr>
+        <w:rFonts w:ascii="Courier New" w:hAnsi="Courier New" w:cs="Courier New" w:hint="default"/>
+      </w:rPr>
+    </w:lvl>
+    <w:lvl w:ilvl="8" w:tplc="04090005" w:tentative="1">
+      <w:start w:val="1"/>
+      <w:numFmt w:val="bullet"/>
+      <w:lvlText w:val=""/>
+      <w:lvlJc w:val="left"/>
+      <w:pPr>
+        <w:ind w:left="7560" w:hanging="360"/>
+      </w:pPr>
+      <w:rPr>
+        <w:rFonts w:ascii="Wingdings" w:hAnsi="Wingdings" w:hint="default"/>
+      </w:rPr>
+    </w:lvl>
+  </w:abstractNum>
+  <w:abstractNum w:abstractNumId="1" w15:restartNumberingAfterBreak="0">
     <w:nsid w:val="08915AEA"/>
     <w:multiLevelType w:val="multilevel"/>
     <w:tmpl w:val="24A64720"/>
@@ -7183,7 +8444,7 @@
       </w:rPr>
     </w:lvl>
   </w:abstractNum>
-  <w:abstractNum w:abstractNumId="1" w15:restartNumberingAfterBreak="0">
+  <w:abstractNum w:abstractNumId="2" w15:restartNumberingAfterBreak="0">
     <w:nsid w:val="153D018A"/>
     <w:multiLevelType w:val="multilevel"/>
     <w:tmpl w:val="60563A4A"/>
@@ -7332,7 +8593,7 @@
       </w:rPr>
     </w:lvl>
   </w:abstractNum>
-  <w:abstractNum w:abstractNumId="2" w15:restartNumberingAfterBreak="0">
+  <w:abstractNum w:abstractNumId="3" w15:restartNumberingAfterBreak="0">
     <w:nsid w:val="284507C9"/>
     <w:multiLevelType w:val="multilevel"/>
     <w:tmpl w:val="2D383FAE"/>
@@ -7481,7 +8742,7 @@
       </w:rPr>
     </w:lvl>
   </w:abstractNum>
-  <w:abstractNum w:abstractNumId="3" w15:restartNumberingAfterBreak="0">
+  <w:abstractNum w:abstractNumId="4" w15:restartNumberingAfterBreak="0">
     <w:nsid w:val="34333BAA"/>
     <w:multiLevelType w:val="multilevel"/>
     <w:tmpl w:val="56FED800"/>
@@ -7630,7 +8891,7 @@
       </w:rPr>
     </w:lvl>
   </w:abstractNum>
-  <w:abstractNum w:abstractNumId="4" w15:restartNumberingAfterBreak="0">
+  <w:abstractNum w:abstractNumId="5" w15:restartNumberingAfterBreak="0">
     <w:nsid w:val="3C542F78"/>
     <w:multiLevelType w:val="multilevel"/>
     <w:tmpl w:val="8EC6D2E6"/>
@@ -7716,7 +8977,7 @@
       </w:pPr>
     </w:lvl>
   </w:abstractNum>
-  <w:abstractNum w:abstractNumId="5" w15:restartNumberingAfterBreak="0">
+  <w:abstractNum w:abstractNumId="6" w15:restartNumberingAfterBreak="0">
     <w:nsid w:val="4CEF3CED"/>
     <w:multiLevelType w:val="hybridMultilevel"/>
     <w:tmpl w:val="0672BF80"/>
@@ -7829,7 +9090,7 @@
       </w:rPr>
     </w:lvl>
   </w:abstractNum>
-  <w:abstractNum w:abstractNumId="6" w15:restartNumberingAfterBreak="0">
+  <w:abstractNum w:abstractNumId="7" w15:restartNumberingAfterBreak="0">
     <w:nsid w:val="4E666DAE"/>
     <w:multiLevelType w:val="multilevel"/>
     <w:tmpl w:val="03EE29DA"/>
@@ -7915,7 +9176,7 @@
       </w:pPr>
     </w:lvl>
   </w:abstractNum>
-  <w:abstractNum w:abstractNumId="7" w15:restartNumberingAfterBreak="0">
+  <w:abstractNum w:abstractNumId="8" w15:restartNumberingAfterBreak="0">
     <w:nsid w:val="54614413"/>
     <w:multiLevelType w:val="multilevel"/>
     <w:tmpl w:val="A53C6D5A"/>
@@ -8059,7 +9320,7 @@
       </w:rPr>
     </w:lvl>
   </w:abstractNum>
-  <w:abstractNum w:abstractNumId="8" w15:restartNumberingAfterBreak="0">
+  <w:abstractNum w:abstractNumId="9" w15:restartNumberingAfterBreak="0">
     <w:nsid w:val="67D24038"/>
     <w:multiLevelType w:val="hybridMultilevel"/>
     <w:tmpl w:val="3F341830"/>
@@ -8148,7 +9409,7 @@
       </w:pPr>
     </w:lvl>
   </w:abstractNum>
-  <w:abstractNum w:abstractNumId="9" w15:restartNumberingAfterBreak="0">
+  <w:abstractNum w:abstractNumId="10" w15:restartNumberingAfterBreak="0">
     <w:nsid w:val="7BB5184C"/>
     <w:multiLevelType w:val="hybridMultilevel"/>
     <w:tmpl w:val="4384ACB8"/>
@@ -8262,34 +9523,37 @@
     </w:lvl>
   </w:abstractNum>
   <w:num w:numId="1" w16cid:durableId="62680642">
+    <w:abstractNumId w:val="7"/>
+  </w:num>
+  <w:num w:numId="2" w16cid:durableId="551237771">
+    <w:abstractNumId w:val="5"/>
+  </w:num>
+  <w:num w:numId="3" w16cid:durableId="2100249254">
+    <w:abstractNumId w:val="4"/>
+  </w:num>
+  <w:num w:numId="4" w16cid:durableId="2054843636">
+    <w:abstractNumId w:val="1"/>
+  </w:num>
+  <w:num w:numId="5" w16cid:durableId="1123577204">
+    <w:abstractNumId w:val="2"/>
+  </w:num>
+  <w:num w:numId="6" w16cid:durableId="1316450008">
+    <w:abstractNumId w:val="3"/>
+  </w:num>
+  <w:num w:numId="7" w16cid:durableId="1596399963">
+    <w:abstractNumId w:val="8"/>
+  </w:num>
+  <w:num w:numId="8" w16cid:durableId="2032802298">
     <w:abstractNumId w:val="6"/>
   </w:num>
-  <w:num w:numId="2" w16cid:durableId="551237771">
-    <w:abstractNumId w:val="4"/>
-  </w:num>
-  <w:num w:numId="3" w16cid:durableId="2100249254">
-    <w:abstractNumId w:val="3"/>
-  </w:num>
-  <w:num w:numId="4" w16cid:durableId="2054843636">
-    <w:abstractNumId w:val="0"/>
-  </w:num>
-  <w:num w:numId="5" w16cid:durableId="1123577204">
-    <w:abstractNumId w:val="1"/>
-  </w:num>
-  <w:num w:numId="6" w16cid:durableId="1316450008">
-    <w:abstractNumId w:val="2"/>
-  </w:num>
-  <w:num w:numId="7" w16cid:durableId="1596399963">
-    <w:abstractNumId w:val="7"/>
-  </w:num>
-  <w:num w:numId="8" w16cid:durableId="2032802298">
-    <w:abstractNumId w:val="5"/>
-  </w:num>
   <w:num w:numId="9" w16cid:durableId="508063530">
-    <w:abstractNumId w:val="8"/>
+    <w:abstractNumId w:val="9"/>
   </w:num>
   <w:num w:numId="10" w16cid:durableId="315036307">
-    <w:abstractNumId w:val="9"/>
+    <w:abstractNumId w:val="10"/>
+  </w:num>
+  <w:num w:numId="11" w16cid:durableId="639968127">
+    <w:abstractNumId w:val="0"/>
   </w:num>
 </w:numbering>
 </file>
@@ -8303,7 +9567,7 @@
         <w:kern w:val="3"/>
         <w:sz w:val="22"/>
         <w:szCs w:val="22"/>
-        <w:lang w:eastAsia="en-US" w:bidi="ar-SA"/>
+        <w:lang w:val="en-US" w:eastAsia="en-US" w:bidi="ar-SA"/>
       </w:rPr>
     </w:rPrDefault>
     <w:pPrDefault>
@@ -8870,6 +10134,7 @@
   <w:style w:type="character" w:default="1" w:styleId="DefaultParagraphFont">
     <w:name w:val="Default Paragraph Font"/>
     <w:uiPriority w:val="1"/>
+    <w:semiHidden/>
     <w:unhideWhenUsed/>
   </w:style>
   <w:style w:type="table" w:default="1" w:styleId="TableNormal">
